--- a/out/MaltaShop_Microservices_Report.docx
+++ b/out/MaltaShop_Microservices_Report.docx
@@ -18985,7 +18985,7 @@
     <w:p>
       <w:pPr>
         <w:pStyle w:val="CodeListing"/>
-        <w:keepNext w:val="0"/>
+        <w:keepNext/>
         <w:shd w:val="clear" w:color="auto" w:fill="F2F2F2"/>
       </w:pPr>
       <w:r>
@@ -18994,6 +18994,76 @@
           <w:sz w:val="15"/>
         </w:rPr>
         <w:t>643179a  2026-10-05 10:29  evidence: demo capture script, transcripts and screenshots of the running prototype</w:t>
+      </w:r>
+    </w:p>
+    <w:p>
+      <w:pPr>
+        <w:pStyle w:val="CodeListing"/>
+        <w:keepNext/>
+        <w:shd w:val="clear" w:color="auto" w:fill="F2F2F2"/>
+      </w:pPr>
+      <w:r>
+        <w:rPr>
+          <w:rFonts w:ascii="Courier New" w:hAnsi="Courier New" w:eastAsia="Courier New" w:cs="Courier New"/>
+          <w:sz w:val="15"/>
+        </w:rPr>
+        <w:t>d4114f7  2026-10-05 10:54  order service: wrap long lines that the report quotes</w:t>
+      </w:r>
+    </w:p>
+    <w:p>
+      <w:pPr>
+        <w:pStyle w:val="CodeListing"/>
+        <w:keepNext/>
+        <w:shd w:val="clear" w:color="auto" w:fill="F2F2F2"/>
+      </w:pPr>
+      <w:r>
+        <w:rPr>
+          <w:rFonts w:ascii="Courier New" w:hAnsi="Courier New" w:eastAsia="Courier New" w:cs="Courier New"/>
+          <w:sz w:val="15"/>
+        </w:rPr>
+        <w:t>2192cf9  2026-10-05 10:54  evidence: larger terminal text, tighter crops and the ci run screenshot</w:t>
+      </w:r>
+    </w:p>
+    <w:p>
+      <w:pPr>
+        <w:pStyle w:val="CodeListing"/>
+        <w:keepNext/>
+        <w:shd w:val="clear" w:color="auto" w:fill="F2F2F2"/>
+      </w:pPr>
+      <w:r>
+        <w:rPr>
+          <w:rFonts w:ascii="Courier New" w:hAnsi="Courier New" w:eastAsia="Courier New" w:cs="Courier New"/>
+          <w:sz w:val="15"/>
+        </w:rPr>
+        <w:t>1dac862  2026-10-05 10:54  docs: architecture decision records; readme covers docs, evidence and report</w:t>
+      </w:r>
+    </w:p>
+    <w:p>
+      <w:pPr>
+        <w:pStyle w:val="CodeListing"/>
+        <w:keepNext/>
+        <w:shd w:val="clear" w:color="auto" w:fill="F2F2F2"/>
+      </w:pPr>
+      <w:r>
+        <w:rPr>
+          <w:rFonts w:ascii="Courier New" w:hAnsi="Courier New" w:eastAsia="Courier New" w:cs="Courier New"/>
+          <w:sz w:val="15"/>
+        </w:rPr>
+        <w:t>092eb10  2026-10-05 10:54  report: sections 1 to 6, references and the build scripts</w:t>
+      </w:r>
+    </w:p>
+    <w:p>
+      <w:pPr>
+        <w:pStyle w:val="CodeListing"/>
+        <w:keepNext w:val="0"/>
+        <w:shd w:val="clear" w:color="auto" w:fill="F2F2F2"/>
+      </w:pPr>
+      <w:r>
+        <w:rPr>
+          <w:rFonts w:ascii="Courier New" w:hAnsi="Courier New" w:eastAsia="Courier New" w:cs="Courier New"/>
+          <w:sz w:val="15"/>
+        </w:rPr>
+        <w:t>1b68926  2026-10-05 10:54  report built (pdf and word)</w:t>
       </w:r>
     </w:p>
     <w:p>

--- a/out/MaltaShop_Microservices_Report.docx
+++ b/out/MaltaShop_Microservices_Report.docx
@@ -18839,7 +18839,7 @@
           <w:rFonts w:ascii="Courier New" w:hAnsi="Courier New" w:eastAsia="Courier New" w:cs="Courier New"/>
           <w:sz w:val="15"/>
         </w:rPr>
-        <w:t>fa69137  2026-10-05 10:02  project skeleton and readme outline</w:t>
+        <w:t>f47524f  2026-10-05 10:02  project skeleton and readme outline</w:t>
       </w:r>
     </w:p>
     <w:p>
@@ -18853,7 +18853,7 @@
           <w:rFonts w:ascii="Courier New" w:hAnsi="Courier New" w:eastAsia="Courier New" w:cs="Courier New"/>
           <w:sz w:val="15"/>
         </w:rPr>
-        <w:t>9f14f67  2026-10-05 10:04  order service: order rules, pricing and OrderPlaced event with unit tests</w:t>
+        <w:t>56b5272  2026-10-05 10:04  order service: order rules, pricing and OrderPlaced event with unit tests</w:t>
       </w:r>
     </w:p>
     <w:p>
@@ -18867,7 +18867,7 @@
           <w:rFonts w:ascii="Courier New" w:hAnsi="Courier New" w:eastAsia="Courier New" w:cs="Courier New"/>
           <w:sz w:val="15"/>
         </w:rPr>
-        <w:t>df55546  2026-10-05 10:06  order service: POST /orders with PostgreSQL, idempotency key and outbox table</w:t>
+        <w:t>bcc2e31  2026-10-05 10:06  order service: POST /orders with PostgreSQL, idempotency key and outbox table</w:t>
       </w:r>
     </w:p>
     <w:p>
@@ -18881,7 +18881,7 @@
           <w:rFonts w:ascii="Courier New" w:hAnsi="Courier New" w:eastAsia="Courier New" w:cs="Courier New"/>
           <w:sz w:val="15"/>
         </w:rPr>
-        <w:t>393458d  2026-10-05 10:10  order service: outbox relay publishes OrderPlaced to RabbitMQ with publisher confirms</w:t>
+        <w:t>1b55810  2026-10-05 10:10  order service: outbox relay publishes OrderPlaced to RabbitMQ with publisher confirms</w:t>
       </w:r>
     </w:p>
     <w:p>
@@ -18895,7 +18895,7 @@
           <w:rFonts w:ascii="Courier New" w:hAnsi="Courier New" w:eastAsia="Courier New" w:cs="Courier New"/>
           <w:sz w:val="15"/>
         </w:rPr>
-        <w:t>95b02c4  2026-10-05 10:11  notification service: idempotent OrderPlaced consumer with MongoDB store and dead-letter queue</w:t>
+        <w:t>9ae0ca9  2026-10-05 10:11  notification service: idempotent OrderPlaced consumer with MongoDB store and dead-letter queue</w:t>
       </w:r>
     </w:p>
     <w:p>
@@ -18909,7 +18909,7 @@
           <w:rFonts w:ascii="Courier New" w:hAnsi="Courier New" w:eastAsia="Courier New" w:cs="Courier New"/>
           <w:sz w:val="15"/>
         </w:rPr>
-        <w:t>e720307  2026-10-05 10:14  dockerfiles for both services and docker compose for the whole system</w:t>
+        <w:t>b066a7e  2026-10-05 10:14  dockerfiles for both services and docker compose for the whole system</w:t>
       </w:r>
     </w:p>
     <w:p>
@@ -18923,7 +18923,7 @@
           <w:rFonts w:ascii="Courier New" w:hAnsi="Courier New" w:eastAsia="Courier New" w:cs="Courier New"/>
           <w:sz w:val="15"/>
         </w:rPr>
-        <w:t>0828c68  2026-10-05 10:15  OrderPlaced contract with provider and consumer contract tests, end-to-end smoke test</w:t>
+        <w:t>deaa8e7  2026-10-05 10:15  OrderPlaced contract with provider and consumer contract tests, end-to-end smoke test</w:t>
       </w:r>
     </w:p>
     <w:p>
@@ -18937,7 +18937,7 @@
           <w:rFonts w:ascii="Courier New" w:hAnsi="Courier New" w:eastAsia="Courier New" w:cs="Courier New"/>
           <w:sz w:val="15"/>
         </w:rPr>
-        <w:t>2b70c17  2026-10-05 10:16  ci: test, build-once image push to GHCR, and integration stage on the built images</w:t>
+        <w:t>30dacf7  2026-10-05 10:16  ci: test, build-once image push to GHCR, and integration stage on the built images</w:t>
       </w:r>
     </w:p>
     <w:p>
@@ -18951,7 +18951,7 @@
           <w:rFonts w:ascii="Courier New" w:hAnsi="Courier New" w:eastAsia="Courier New" w:cs="Courier New"/>
           <w:sz w:val="15"/>
         </w:rPr>
-        <w:t>bd64289  2026-10-05 10:16  readme: what the system is, how to run it, endpoints and environment variables</w:t>
+        <w:t>c727c9d  2026-10-05 10:16  readme: what the system is, how to run it, endpoints and environment variables</w:t>
       </w:r>
     </w:p>
     <w:p>
@@ -18965,7 +18965,7 @@
           <w:rFonts w:ascii="Courier New" w:hAnsi="Courier New" w:eastAsia="Courier New" w:cs="Courier New"/>
           <w:sz w:val="15"/>
         </w:rPr>
-        <w:t>d734444  2026-10-05 10:22  ci: pin actions to commit SHAs, move to node24 releases, pin runner to ubuntu-24.04</w:t>
+        <w:t>55423a0  2026-10-05 10:22  ci: pin actions to commit SHAs, move to node24 releases, pin runner to ubuntu-24.04</w:t>
       </w:r>
     </w:p>
     <w:p>
@@ -18979,7 +18979,7 @@
           <w:rFonts w:ascii="Courier New" w:hAnsi="Courier New" w:eastAsia="Courier New" w:cs="Courier New"/>
           <w:sz w:val="15"/>
         </w:rPr>
-        <w:t>ce0fd98  2026-10-05 10:25  diagrams: architecture, ci/cd pipeline, observability, saga and prototype topology</w:t>
+        <w:t>ae9e7fa  2026-10-05 10:25  diagrams: architecture, ci/cd pipeline, observability, saga and prototype topology</w:t>
       </w:r>
     </w:p>
     <w:p>
@@ -18993,7 +18993,7 @@
           <w:rFonts w:ascii="Courier New" w:hAnsi="Courier New" w:eastAsia="Courier New" w:cs="Courier New"/>
           <w:sz w:val="15"/>
         </w:rPr>
-        <w:t>643179a  2026-10-05 10:29  evidence: demo capture script, transcripts and screenshots of the running prototype</w:t>
+        <w:t>df25e1b  2026-10-05 10:29  evidence: demo capture script, transcripts and screenshots of the running prototype</w:t>
       </w:r>
     </w:p>
     <w:p>
@@ -19007,7 +19007,7 @@
           <w:rFonts w:ascii="Courier New" w:hAnsi="Courier New" w:eastAsia="Courier New" w:cs="Courier New"/>
           <w:sz w:val="15"/>
         </w:rPr>
-        <w:t>d4114f7  2026-10-05 10:54  order service: wrap long lines that the report quotes</w:t>
+        <w:t>869c520  2026-10-05 10:54  order service: wrap long lines that the report quotes</w:t>
       </w:r>
     </w:p>
     <w:p>
@@ -19021,7 +19021,7 @@
           <w:rFonts w:ascii="Courier New" w:hAnsi="Courier New" w:eastAsia="Courier New" w:cs="Courier New"/>
           <w:sz w:val="15"/>
         </w:rPr>
-        <w:t>2192cf9  2026-10-05 10:54  evidence: larger terminal text, tighter crops and the ci run screenshot</w:t>
+        <w:t>cb1f0f6  2026-10-05 10:54  evidence: larger terminal text, tighter crops and the ci run screenshot</w:t>
       </w:r>
     </w:p>
     <w:p>
@@ -19035,7 +19035,7 @@
           <w:rFonts w:ascii="Courier New" w:hAnsi="Courier New" w:eastAsia="Courier New" w:cs="Courier New"/>
           <w:sz w:val="15"/>
         </w:rPr>
-        <w:t>1dac862  2026-10-05 10:54  docs: architecture decision records; readme covers docs, evidence and report</w:t>
+        <w:t>11193e5  2026-10-05 10:54  docs: architecture decision records; readme covers docs, evidence and report</w:t>
       </w:r>
     </w:p>
     <w:p>
@@ -19049,21 +19049,35 @@
           <w:rFonts w:ascii="Courier New" w:hAnsi="Courier New" w:eastAsia="Courier New" w:cs="Courier New"/>
           <w:sz w:val="15"/>
         </w:rPr>
-        <w:t>092eb10  2026-10-05 10:54  report: sections 1 to 6, references and the build scripts</w:t>
-      </w:r>
-    </w:p>
-    <w:p>
-      <w:pPr>
-        <w:pStyle w:val="CodeListing"/>
-        <w:keepNext w:val="0"/>
-        <w:shd w:val="clear" w:color="auto" w:fill="F2F2F2"/>
-      </w:pPr>
-      <w:r>
-        <w:rPr>
-          <w:rFonts w:ascii="Courier New" w:hAnsi="Courier New" w:eastAsia="Courier New" w:cs="Courier New"/>
-          <w:sz w:val="15"/>
-        </w:rPr>
-        <w:t>1b68926  2026-10-05 10:54  report built (pdf and word)</w:t>
+        <w:t>343bb64  2026-10-05 10:54  report: sections 1 to 6, references and the build scripts</w:t>
+      </w:r>
+    </w:p>
+    <w:p>
+      <w:pPr>
+        <w:pStyle w:val="CodeListing"/>
+        <w:keepNext/>
+        <w:shd w:val="clear" w:color="auto" w:fill="F2F2F2"/>
+      </w:pPr>
+      <w:r>
+        <w:rPr>
+          <w:rFonts w:ascii="Courier New" w:hAnsi="Courier New" w:eastAsia="Courier New" w:cs="Courier New"/>
+          <w:sz w:val="15"/>
+        </w:rPr>
+        <w:t>bd1815b  2026-10-05 10:54  report built (pdf and word)</w:t>
+      </w:r>
+    </w:p>
+    <w:p>
+      <w:pPr>
+        <w:pStyle w:val="CodeListing"/>
+        <w:keepNext w:val="0"/>
+        <w:shd w:val="clear" w:color="auto" w:fill="F2F2F2"/>
+      </w:pPr>
+      <w:r>
+        <w:rPr>
+          <w:rFonts w:ascii="Courier New" w:hAnsi="Courier New" w:eastAsia="Courier New" w:cs="Courier New"/>
+          <w:sz w:val="15"/>
+        </w:rPr>
+        <w:t>343b191  2026-10-05 10:57  report rebuilt with the latest passing ci run</w:t>
       </w:r>
     </w:p>
     <w:p>

--- a/out/MaltaShop_Microservices_Report.docx
+++ b/out/MaltaShop_Microservices_Report.docx
@@ -17810,13 +17810,21 @@
           <w:i w:val="0"/>
           <w:sz w:val="24"/>
         </w:rPr>
-        <w:t>. Available at: https://docs.docker.com/build/building/multi-stage/ (Accessed: 5 October 2026).</w:t>
-      </w:r>
-    </w:p>
-    <w:p>
-      <w:pPr>
-        <w:ind w:left="567" w:hanging="567"/>
-      </w:pPr>
+        <w:t xml:space="preserve">. Available at: </w:t>
+      </w:r>
+      <w:hyperlink r:id="rId28">
+        <w:r>
+          <w:rPr>
+            <w:rFonts w:ascii="Times New Roman" w:hAnsi="Times New Roman" w:eastAsia="Times New Roman" w:cs="Times New Roman"/>
+            <w:b w:val="0"/>
+            <w:i w:val="0"/>
+            <w:color w:val="0563C1"/>
+            <w:sz w:val="24"/>
+            <w:u w:val="single"/>
+          </w:rPr>
+          <w:t>https://docs.docker.com/build/building/multi-stage/</w:t>
+        </w:r>
+      </w:hyperlink>
       <w:r>
         <w:rPr>
           <w:rFonts w:ascii="Times New Roman" w:hAnsi="Times New Roman" w:eastAsia="Times New Roman" w:cs="Times New Roman"/>
@@ -17824,6 +17832,20 @@
           <w:i w:val="0"/>
           <w:sz w:val="24"/>
         </w:rPr>
+        <w:t xml:space="preserve"> (Accessed: 5 October 2026).</w:t>
+      </w:r>
+    </w:p>
+    <w:p>
+      <w:pPr>
+        <w:ind w:left="567" w:hanging="567"/>
+      </w:pPr>
+      <w:r>
+        <w:rPr>
+          <w:rFonts w:ascii="Times New Roman" w:hAnsi="Times New Roman" w:eastAsia="Times New Roman" w:cs="Times New Roman"/>
+          <w:b w:val="0"/>
+          <w:i w:val="0"/>
+          <w:sz w:val="24"/>
+        </w:rPr>
         <w:t xml:space="preserve">Erl, T. (2005) </w:t>
       </w:r>
       <w:r>
@@ -17938,13 +17960,21 @@
           <w:i w:val="0"/>
           <w:sz w:val="24"/>
         </w:rPr>
-        <w:t>. Available at: https://martinfowler.com/bliki/StranglerFigApplication.html (Accessed: 5 October 2026).</w:t>
-      </w:r>
-    </w:p>
-    <w:p>
-      <w:pPr>
-        <w:ind w:left="567" w:hanging="567"/>
-      </w:pPr>
+        <w:t xml:space="preserve">. Available at: </w:t>
+      </w:r>
+      <w:hyperlink r:id="rId29">
+        <w:r>
+          <w:rPr>
+            <w:rFonts w:ascii="Times New Roman" w:hAnsi="Times New Roman" w:eastAsia="Times New Roman" w:cs="Times New Roman"/>
+            <w:b w:val="0"/>
+            <w:i w:val="0"/>
+            <w:color w:val="0563C1"/>
+            <w:sz w:val="24"/>
+            <w:u w:val="single"/>
+          </w:rPr>
+          <w:t>https://martinfowler.com/bliki/StranglerFigApplication.html</w:t>
+        </w:r>
+      </w:hyperlink>
       <w:r>
         <w:rPr>
           <w:rFonts w:ascii="Times New Roman" w:hAnsi="Times New Roman" w:eastAsia="Times New Roman" w:cs="Times New Roman"/>
@@ -17952,6 +17982,20 @@
           <w:i w:val="0"/>
           <w:sz w:val="24"/>
         </w:rPr>
+        <w:t xml:space="preserve"> (Accessed: 5 October 2026).</w:t>
+      </w:r>
+    </w:p>
+    <w:p>
+      <w:pPr>
+        <w:ind w:left="567" w:hanging="567"/>
+      </w:pPr>
+      <w:r>
+        <w:rPr>
+          <w:rFonts w:ascii="Times New Roman" w:hAnsi="Times New Roman" w:eastAsia="Times New Roman" w:cs="Times New Roman"/>
+          <w:b w:val="0"/>
+          <w:i w:val="0"/>
+          <w:sz w:val="24"/>
+        </w:rPr>
         <w:t xml:space="preserve">Fowler, M. (2010) </w:t>
       </w:r>
       <w:r>
@@ -17970,13 +18014,21 @@
           <w:i w:val="0"/>
           <w:sz w:val="24"/>
         </w:rPr>
-        <w:t>. Available at: https://martinfowler.com/bliki/BlueGreenDeployment.html (Accessed: 5 October 2026).</w:t>
-      </w:r>
-    </w:p>
-    <w:p>
-      <w:pPr>
-        <w:ind w:left="567" w:hanging="567"/>
-      </w:pPr>
+        <w:t xml:space="preserve">. Available at: </w:t>
+      </w:r>
+      <w:hyperlink r:id="rId30">
+        <w:r>
+          <w:rPr>
+            <w:rFonts w:ascii="Times New Roman" w:hAnsi="Times New Roman" w:eastAsia="Times New Roman" w:cs="Times New Roman"/>
+            <w:b w:val="0"/>
+            <w:i w:val="0"/>
+            <w:color w:val="0563C1"/>
+            <w:sz w:val="24"/>
+            <w:u w:val="single"/>
+          </w:rPr>
+          <w:t>https://martinfowler.com/bliki/BlueGreenDeployment.html</w:t>
+        </w:r>
+      </w:hyperlink>
       <w:r>
         <w:rPr>
           <w:rFonts w:ascii="Times New Roman" w:hAnsi="Times New Roman" w:eastAsia="Times New Roman" w:cs="Times New Roman"/>
@@ -17984,6 +18036,20 @@
           <w:i w:val="0"/>
           <w:sz w:val="24"/>
         </w:rPr>
+        <w:t xml:space="preserve"> (Accessed: 5 October 2026).</w:t>
+      </w:r>
+    </w:p>
+    <w:p>
+      <w:pPr>
+        <w:ind w:left="567" w:hanging="567"/>
+      </w:pPr>
+      <w:r>
+        <w:rPr>
+          <w:rFonts w:ascii="Times New Roman" w:hAnsi="Times New Roman" w:eastAsia="Times New Roman" w:cs="Times New Roman"/>
+          <w:b w:val="0"/>
+          <w:i w:val="0"/>
+          <w:sz w:val="24"/>
+        </w:rPr>
         <w:t xml:space="preserve">Fowler, M. (2015) </w:t>
       </w:r>
       <w:r>
@@ -18002,13 +18068,21 @@
           <w:i w:val="0"/>
           <w:sz w:val="24"/>
         </w:rPr>
-        <w:t>. Available at: https://martinfowler.com/bliki/MonolithFirst.html (Accessed: 5 October 2026).</w:t>
-      </w:r>
-    </w:p>
-    <w:p>
-      <w:pPr>
-        <w:ind w:left="567" w:hanging="567"/>
-      </w:pPr>
+        <w:t xml:space="preserve">. Available at: </w:t>
+      </w:r>
+      <w:hyperlink r:id="rId31">
+        <w:r>
+          <w:rPr>
+            <w:rFonts w:ascii="Times New Roman" w:hAnsi="Times New Roman" w:eastAsia="Times New Roman" w:cs="Times New Roman"/>
+            <w:b w:val="0"/>
+            <w:i w:val="0"/>
+            <w:color w:val="0563C1"/>
+            <w:sz w:val="24"/>
+            <w:u w:val="single"/>
+          </w:rPr>
+          <w:t>https://martinfowler.com/bliki/MonolithFirst.html</w:t>
+        </w:r>
+      </w:hyperlink>
       <w:r>
         <w:rPr>
           <w:rFonts w:ascii="Times New Roman" w:hAnsi="Times New Roman" w:eastAsia="Times New Roman" w:cs="Times New Roman"/>
@@ -18016,6 +18090,20 @@
           <w:i w:val="0"/>
           <w:sz w:val="24"/>
         </w:rPr>
+        <w:t xml:space="preserve"> (Accessed: 5 October 2026).</w:t>
+      </w:r>
+    </w:p>
+    <w:p>
+      <w:pPr>
+        <w:ind w:left="567" w:hanging="567"/>
+      </w:pPr>
+      <w:r>
+        <w:rPr>
+          <w:rFonts w:ascii="Times New Roman" w:hAnsi="Times New Roman" w:eastAsia="Times New Roman" w:cs="Times New Roman"/>
+          <w:b w:val="0"/>
+          <w:i w:val="0"/>
+          <w:sz w:val="24"/>
+        </w:rPr>
         <w:t xml:space="preserve">Garcia-Molina, H. and Salem, K. (1987) 'Sagas', </w:t>
       </w:r>
       <w:r>
@@ -18066,13 +18154,21 @@
           <w:i w:val="0"/>
           <w:sz w:val="24"/>
         </w:rPr>
-        <w:t>. Available at: https://trunkbaseddevelopment.com (Accessed: 5 October 2026).</w:t>
-      </w:r>
-    </w:p>
-    <w:p>
-      <w:pPr>
-        <w:ind w:left="567" w:hanging="567"/>
-      </w:pPr>
+        <w:t xml:space="preserve">. Available at: </w:t>
+      </w:r>
+      <w:hyperlink r:id="rId32">
+        <w:r>
+          <w:rPr>
+            <w:rFonts w:ascii="Times New Roman" w:hAnsi="Times New Roman" w:eastAsia="Times New Roman" w:cs="Times New Roman"/>
+            <w:b w:val="0"/>
+            <w:i w:val="0"/>
+            <w:color w:val="0563C1"/>
+            <w:sz w:val="24"/>
+            <w:u w:val="single"/>
+          </w:rPr>
+          <w:t>https://trunkbaseddevelopment.com</w:t>
+        </w:r>
+      </w:hyperlink>
       <w:r>
         <w:rPr>
           <w:rFonts w:ascii="Times New Roman" w:hAnsi="Times New Roman" w:eastAsia="Times New Roman" w:cs="Times New Roman"/>
@@ -18080,6 +18176,20 @@
           <w:i w:val="0"/>
           <w:sz w:val="24"/>
         </w:rPr>
+        <w:t xml:space="preserve"> (Accessed: 5 October 2026).</w:t>
+      </w:r>
+    </w:p>
+    <w:p>
+      <w:pPr>
+        <w:ind w:left="567" w:hanging="567"/>
+      </w:pPr>
+      <w:r>
+        <w:rPr>
+          <w:rFonts w:ascii="Times New Roman" w:hAnsi="Times New Roman" w:eastAsia="Times New Roman" w:cs="Times New Roman"/>
+          <w:b w:val="0"/>
+          <w:i w:val="0"/>
+          <w:sz w:val="24"/>
+        </w:rPr>
         <w:t xml:space="preserve">Humble, J. and Farley, D. (2010) </w:t>
       </w:r>
       <w:r>
@@ -18130,13 +18240,21 @@
           <w:i w:val="0"/>
           <w:sz w:val="24"/>
         </w:rPr>
-        <w:t>. Available at: https://istio.io/latest/about/service-mesh/ (Accessed: 5 October 2026).</w:t>
-      </w:r>
-    </w:p>
-    <w:p>
-      <w:pPr>
-        <w:ind w:left="567" w:hanging="567"/>
-      </w:pPr>
+        <w:t xml:space="preserve">. Available at: </w:t>
+      </w:r>
+      <w:hyperlink r:id="rId33">
+        <w:r>
+          <w:rPr>
+            <w:rFonts w:ascii="Times New Roman" w:hAnsi="Times New Roman" w:eastAsia="Times New Roman" w:cs="Times New Roman"/>
+            <w:b w:val="0"/>
+            <w:i w:val="0"/>
+            <w:color w:val="0563C1"/>
+            <w:sz w:val="24"/>
+            <w:u w:val="single"/>
+          </w:rPr>
+          <w:t>https://istio.io/latest/about/service-mesh/</w:t>
+        </w:r>
+      </w:hyperlink>
       <w:r>
         <w:rPr>
           <w:rFonts w:ascii="Times New Roman" w:hAnsi="Times New Roman" w:eastAsia="Times New Roman" w:cs="Times New Roman"/>
@@ -18144,6 +18262,20 @@
           <w:i w:val="0"/>
           <w:sz w:val="24"/>
         </w:rPr>
+        <w:t xml:space="preserve"> (Accessed: 5 October 2026).</w:t>
+      </w:r>
+    </w:p>
+    <w:p>
+      <w:pPr>
+        <w:ind w:left="567" w:hanging="567"/>
+      </w:pPr>
+      <w:r>
+        <w:rPr>
+          <w:rFonts w:ascii="Times New Roman" w:hAnsi="Times New Roman" w:eastAsia="Times New Roman" w:cs="Times New Roman"/>
+          <w:b w:val="0"/>
+          <w:i w:val="0"/>
+          <w:sz w:val="24"/>
+        </w:rPr>
         <w:t xml:space="preserve">Kubernetes (n.d.a) </w:t>
       </w:r>
       <w:r>
@@ -18162,13 +18294,21 @@
           <w:i w:val="0"/>
           <w:sz w:val="24"/>
         </w:rPr>
-        <w:t>. Available at: https://kubernetes.io/docs/tasks/configure-pod-container/configure-liveness-readiness-startup-probes/ (Accessed: 5 October 2026).</w:t>
-      </w:r>
-    </w:p>
-    <w:p>
-      <w:pPr>
-        <w:ind w:left="567" w:hanging="567"/>
-      </w:pPr>
+        <w:t xml:space="preserve">. Available at: </w:t>
+      </w:r>
+      <w:hyperlink r:id="rId34">
+        <w:r>
+          <w:rPr>
+            <w:rFonts w:ascii="Times New Roman" w:hAnsi="Times New Roman" w:eastAsia="Times New Roman" w:cs="Times New Roman"/>
+            <w:b w:val="0"/>
+            <w:i w:val="0"/>
+            <w:color w:val="0563C1"/>
+            <w:sz w:val="24"/>
+            <w:u w:val="single"/>
+          </w:rPr>
+          <w:t>https://kubernetes.io/docs/tasks/configure-pod-container/configure-liveness-readiness-startup-probes/</w:t>
+        </w:r>
+      </w:hyperlink>
       <w:r>
         <w:rPr>
           <w:rFonts w:ascii="Times New Roman" w:hAnsi="Times New Roman" w:eastAsia="Times New Roman" w:cs="Times New Roman"/>
@@ -18176,6 +18316,20 @@
           <w:i w:val="0"/>
           <w:sz w:val="24"/>
         </w:rPr>
+        <w:t xml:space="preserve"> (Accessed: 5 October 2026).</w:t>
+      </w:r>
+    </w:p>
+    <w:p>
+      <w:pPr>
+        <w:ind w:left="567" w:hanging="567"/>
+      </w:pPr>
+      <w:r>
+        <w:rPr>
+          <w:rFonts w:ascii="Times New Roman" w:hAnsi="Times New Roman" w:eastAsia="Times New Roman" w:cs="Times New Roman"/>
+          <w:b w:val="0"/>
+          <w:i w:val="0"/>
+          <w:sz w:val="24"/>
+        </w:rPr>
         <w:t xml:space="preserve">Kubernetes (n.d.b) </w:t>
       </w:r>
       <w:r>
@@ -18194,13 +18348,21 @@
           <w:i w:val="0"/>
           <w:sz w:val="24"/>
         </w:rPr>
-        <w:t>. Available at: https://kubernetes.io/docs/tasks/run-application/horizontal-pod-autoscale/ (Accessed: 5 October 2026).</w:t>
-      </w:r>
-    </w:p>
-    <w:p>
-      <w:pPr>
-        <w:ind w:left="567" w:hanging="567"/>
-      </w:pPr>
+        <w:t xml:space="preserve">. Available at: </w:t>
+      </w:r>
+      <w:hyperlink r:id="rId35">
+        <w:r>
+          <w:rPr>
+            <w:rFonts w:ascii="Times New Roman" w:hAnsi="Times New Roman" w:eastAsia="Times New Roman" w:cs="Times New Roman"/>
+            <w:b w:val="0"/>
+            <w:i w:val="0"/>
+            <w:color w:val="0563C1"/>
+            <w:sz w:val="24"/>
+            <w:u w:val="single"/>
+          </w:rPr>
+          <w:t>https://kubernetes.io/docs/tasks/run-application/horizontal-pod-autoscale/</w:t>
+        </w:r>
+      </w:hyperlink>
       <w:r>
         <w:rPr>
           <w:rFonts w:ascii="Times New Roman" w:hAnsi="Times New Roman" w:eastAsia="Times New Roman" w:cs="Times New Roman"/>
@@ -18208,6 +18370,20 @@
           <w:i w:val="0"/>
           <w:sz w:val="24"/>
         </w:rPr>
+        <w:t xml:space="preserve"> (Accessed: 5 October 2026).</w:t>
+      </w:r>
+    </w:p>
+    <w:p>
+      <w:pPr>
+        <w:ind w:left="567" w:hanging="567"/>
+      </w:pPr>
+      <w:r>
+        <w:rPr>
+          <w:rFonts w:ascii="Times New Roman" w:hAnsi="Times New Roman" w:eastAsia="Times New Roman" w:cs="Times New Roman"/>
+          <w:b w:val="0"/>
+          <w:i w:val="0"/>
+          <w:sz w:val="24"/>
+        </w:rPr>
         <w:t xml:space="preserve">Lewis, J. and Fowler, M. (2014) </w:t>
       </w:r>
       <w:r>
@@ -18226,13 +18402,21 @@
           <w:i w:val="0"/>
           <w:sz w:val="24"/>
         </w:rPr>
-        <w:t>. Available at: https://martinfowler.com/articles/microservices.html (Accessed: 5 October 2026).</w:t>
-      </w:r>
-    </w:p>
-    <w:p>
-      <w:pPr>
-        <w:ind w:left="567" w:hanging="567"/>
-      </w:pPr>
+        <w:t xml:space="preserve">. Available at: </w:t>
+      </w:r>
+      <w:hyperlink r:id="rId36">
+        <w:r>
+          <w:rPr>
+            <w:rFonts w:ascii="Times New Roman" w:hAnsi="Times New Roman" w:eastAsia="Times New Roman" w:cs="Times New Roman"/>
+            <w:b w:val="0"/>
+            <w:i w:val="0"/>
+            <w:color w:val="0563C1"/>
+            <w:sz w:val="24"/>
+            <w:u w:val="single"/>
+          </w:rPr>
+          <w:t>https://martinfowler.com/articles/microservices.html</w:t>
+        </w:r>
+      </w:hyperlink>
       <w:r>
         <w:rPr>
           <w:rFonts w:ascii="Times New Roman" w:hAnsi="Times New Roman" w:eastAsia="Times New Roman" w:cs="Times New Roman"/>
@@ -18240,6 +18424,20 @@
           <w:i w:val="0"/>
           <w:sz w:val="24"/>
         </w:rPr>
+        <w:t xml:space="preserve"> (Accessed: 5 October 2026).</w:t>
+      </w:r>
+    </w:p>
+    <w:p>
+      <w:pPr>
+        <w:ind w:left="567" w:hanging="567"/>
+      </w:pPr>
+      <w:r>
+        <w:rPr>
+          <w:rFonts w:ascii="Times New Roman" w:hAnsi="Times New Roman" w:eastAsia="Times New Roman" w:cs="Times New Roman"/>
+          <w:b w:val="0"/>
+          <w:i w:val="0"/>
+          <w:sz w:val="24"/>
+        </w:rPr>
         <w:t xml:space="preserve">Newman, S. (2021) </w:t>
       </w:r>
       <w:r>
@@ -18290,13 +18488,21 @@
           <w:i w:val="0"/>
           <w:sz w:val="24"/>
         </w:rPr>
-        <w:t>. Available at: https://cognitect.com/blog/2011/11/15/documenting-architecture-decisions (Accessed: 5 October 2026).</w:t>
-      </w:r>
-    </w:p>
-    <w:p>
-      <w:pPr>
-        <w:ind w:left="567" w:hanging="567"/>
-      </w:pPr>
+        <w:t xml:space="preserve">. Available at: </w:t>
+      </w:r>
+      <w:hyperlink r:id="rId37">
+        <w:r>
+          <w:rPr>
+            <w:rFonts w:ascii="Times New Roman" w:hAnsi="Times New Roman" w:eastAsia="Times New Roman" w:cs="Times New Roman"/>
+            <w:b w:val="0"/>
+            <w:i w:val="0"/>
+            <w:color w:val="0563C1"/>
+            <w:sz w:val="24"/>
+            <w:u w:val="single"/>
+          </w:rPr>
+          <w:t>https://cognitect.com/blog/2011/11/15/documenting-architecture-decisions</w:t>
+        </w:r>
+      </w:hyperlink>
       <w:r>
         <w:rPr>
           <w:rFonts w:ascii="Times New Roman" w:hAnsi="Times New Roman" w:eastAsia="Times New Roman" w:cs="Times New Roman"/>
@@ -18304,6 +18510,20 @@
           <w:i w:val="0"/>
           <w:sz w:val="24"/>
         </w:rPr>
+        <w:t xml:space="preserve"> (Accessed: 5 October 2026).</w:t>
+      </w:r>
+    </w:p>
+    <w:p>
+      <w:pPr>
+        <w:ind w:left="567" w:hanging="567"/>
+      </w:pPr>
+      <w:r>
+        <w:rPr>
+          <w:rFonts w:ascii="Times New Roman" w:hAnsi="Times New Roman" w:eastAsia="Times New Roman" w:cs="Times New Roman"/>
+          <w:b w:val="0"/>
+          <w:i w:val="0"/>
+          <w:sz w:val="24"/>
+        </w:rPr>
         <w:t xml:space="preserve">Nygard, M.T. (2018) </w:t>
       </w:r>
       <w:r>
@@ -18354,13 +18574,21 @@
           <w:i w:val="0"/>
           <w:sz w:val="24"/>
         </w:rPr>
-        <w:t>. Available at: https://opentelemetry.io/docs/ (Accessed: 5 October 2026).</w:t>
-      </w:r>
-    </w:p>
-    <w:p>
-      <w:pPr>
-        <w:ind w:left="567" w:hanging="567"/>
-      </w:pPr>
+        <w:t xml:space="preserve">. Available at: </w:t>
+      </w:r>
+      <w:hyperlink r:id="rId38">
+        <w:r>
+          <w:rPr>
+            <w:rFonts w:ascii="Times New Roman" w:hAnsi="Times New Roman" w:eastAsia="Times New Roman" w:cs="Times New Roman"/>
+            <w:b w:val="0"/>
+            <w:i w:val="0"/>
+            <w:color w:val="0563C1"/>
+            <w:sz w:val="24"/>
+            <w:u w:val="single"/>
+          </w:rPr>
+          <w:t>https://opentelemetry.io/docs/</w:t>
+        </w:r>
+      </w:hyperlink>
       <w:r>
         <w:rPr>
           <w:rFonts w:ascii="Times New Roman" w:hAnsi="Times New Roman" w:eastAsia="Times New Roman" w:cs="Times New Roman"/>
@@ -18368,6 +18596,20 @@
           <w:i w:val="0"/>
           <w:sz w:val="24"/>
         </w:rPr>
+        <w:t xml:space="preserve"> (Accessed: 5 October 2026).</w:t>
+      </w:r>
+    </w:p>
+    <w:p>
+      <w:pPr>
+        <w:ind w:left="567" w:hanging="567"/>
+      </w:pPr>
+      <w:r>
+        <w:rPr>
+          <w:rFonts w:ascii="Times New Roman" w:hAnsi="Times New Roman" w:eastAsia="Times New Roman" w:cs="Times New Roman"/>
+          <w:b w:val="0"/>
+          <w:i w:val="0"/>
+          <w:sz w:val="24"/>
+        </w:rPr>
         <w:t xml:space="preserve">Pact Foundation (n.d.) </w:t>
       </w:r>
       <w:r>
@@ -18386,13 +18628,21 @@
           <w:i w:val="0"/>
           <w:sz w:val="24"/>
         </w:rPr>
-        <w:t>. Available at: https://docs.pact.io/ (Accessed: 5 October 2026).</w:t>
-      </w:r>
-    </w:p>
-    <w:p>
-      <w:pPr>
-        <w:ind w:left="567" w:hanging="567"/>
-      </w:pPr>
+        <w:t xml:space="preserve">. Available at: </w:t>
+      </w:r>
+      <w:hyperlink r:id="rId39">
+        <w:r>
+          <w:rPr>
+            <w:rFonts w:ascii="Times New Roman" w:hAnsi="Times New Roman" w:eastAsia="Times New Roman" w:cs="Times New Roman"/>
+            <w:b w:val="0"/>
+            <w:i w:val="0"/>
+            <w:color w:val="0563C1"/>
+            <w:sz w:val="24"/>
+            <w:u w:val="single"/>
+          </w:rPr>
+          <w:t>https://docs.pact.io/</w:t>
+        </w:r>
+      </w:hyperlink>
       <w:r>
         <w:rPr>
           <w:rFonts w:ascii="Times New Roman" w:hAnsi="Times New Roman" w:eastAsia="Times New Roman" w:cs="Times New Roman"/>
@@ -18400,6 +18650,20 @@
           <w:i w:val="0"/>
           <w:sz w:val="24"/>
         </w:rPr>
+        <w:t xml:space="preserve"> (Accessed: 5 October 2026).</w:t>
+      </w:r>
+    </w:p>
+    <w:p>
+      <w:pPr>
+        <w:ind w:left="567" w:hanging="567"/>
+      </w:pPr>
+      <w:r>
+        <w:rPr>
+          <w:rFonts w:ascii="Times New Roman" w:hAnsi="Times New Roman" w:eastAsia="Times New Roman" w:cs="Times New Roman"/>
+          <w:b w:val="0"/>
+          <w:i w:val="0"/>
+          <w:sz w:val="24"/>
+        </w:rPr>
         <w:t xml:space="preserve">PCI Security Standards Council (2022) </w:t>
       </w:r>
       <w:r>
@@ -18450,13 +18714,21 @@
           <w:i w:val="0"/>
           <w:sz w:val="24"/>
         </w:rPr>
-        <w:t>. Available at: https://www.rabbitmq.com/docs/confirms (Accessed: 5 October 2026).</w:t>
-      </w:r>
-    </w:p>
-    <w:p>
-      <w:pPr>
-        <w:ind w:left="567" w:hanging="567"/>
-      </w:pPr>
+        <w:t xml:space="preserve">. Available at: </w:t>
+      </w:r>
+      <w:hyperlink r:id="rId40">
+        <w:r>
+          <w:rPr>
+            <w:rFonts w:ascii="Times New Roman" w:hAnsi="Times New Roman" w:eastAsia="Times New Roman" w:cs="Times New Roman"/>
+            <w:b w:val="0"/>
+            <w:i w:val="0"/>
+            <w:color w:val="0563C1"/>
+            <w:sz w:val="24"/>
+            <w:u w:val="single"/>
+          </w:rPr>
+          <w:t>https://www.rabbitmq.com/docs/confirms</w:t>
+        </w:r>
+      </w:hyperlink>
       <w:r>
         <w:rPr>
           <w:rFonts w:ascii="Times New Roman" w:hAnsi="Times New Roman" w:eastAsia="Times New Roman" w:cs="Times New Roman"/>
@@ -18464,6 +18736,20 @@
           <w:i w:val="0"/>
           <w:sz w:val="24"/>
         </w:rPr>
+        <w:t xml:space="preserve"> (Accessed: 5 October 2026).</w:t>
+      </w:r>
+    </w:p>
+    <w:p>
+      <w:pPr>
+        <w:ind w:left="567" w:hanging="567"/>
+      </w:pPr>
+      <w:r>
+        <w:rPr>
+          <w:rFonts w:ascii="Times New Roman" w:hAnsi="Times New Roman" w:eastAsia="Times New Roman" w:cs="Times New Roman"/>
+          <w:b w:val="0"/>
+          <w:i w:val="0"/>
+          <w:sz w:val="24"/>
+        </w:rPr>
         <w:t xml:space="preserve">Richardson, C. (2018) </w:t>
       </w:r>
       <w:r>
@@ -18514,13 +18800,21 @@
           <w:i w:val="0"/>
           <w:sz w:val="24"/>
         </w:rPr>
-        <w:t>. Available at: https://microservices.io/patterns/data/transactional-outbox.html (Accessed: 5 October 2026).</w:t>
-      </w:r>
-    </w:p>
-    <w:p>
-      <w:pPr>
-        <w:ind w:left="567" w:hanging="567"/>
-      </w:pPr>
+        <w:t xml:space="preserve">. Available at: </w:t>
+      </w:r>
+      <w:hyperlink r:id="rId41">
+        <w:r>
+          <w:rPr>
+            <w:rFonts w:ascii="Times New Roman" w:hAnsi="Times New Roman" w:eastAsia="Times New Roman" w:cs="Times New Roman"/>
+            <w:b w:val="0"/>
+            <w:i w:val="0"/>
+            <w:color w:val="0563C1"/>
+            <w:sz w:val="24"/>
+            <w:u w:val="single"/>
+          </w:rPr>
+          <w:t>https://microservices.io/patterns/data/transactional-outbox.html</w:t>
+        </w:r>
+      </w:hyperlink>
       <w:r>
         <w:rPr>
           <w:rFonts w:ascii="Times New Roman" w:hAnsi="Times New Roman" w:eastAsia="Times New Roman" w:cs="Times New Roman"/>
@@ -18528,6 +18822,20 @@
           <w:i w:val="0"/>
           <w:sz w:val="24"/>
         </w:rPr>
+        <w:t xml:space="preserve"> (Accessed: 5 October 2026).</w:t>
+      </w:r>
+    </w:p>
+    <w:p>
+      <w:pPr>
+        <w:ind w:left="567" w:hanging="567"/>
+      </w:pPr>
+      <w:r>
+        <w:rPr>
+          <w:rFonts w:ascii="Times New Roman" w:hAnsi="Times New Roman" w:eastAsia="Times New Roman" w:cs="Times New Roman"/>
+          <w:b w:val="0"/>
+          <w:i w:val="0"/>
+          <w:sz w:val="24"/>
+        </w:rPr>
         <w:t xml:space="preserve">Rotem-Gal-Oz, A. (2006) </w:t>
       </w:r>
       <w:r>
@@ -18546,13 +18854,21 @@
           <w:i w:val="0"/>
           <w:sz w:val="24"/>
         </w:rPr>
-        <w:t>. Available at: https://www.rgoarchitects.com/Files/fallacies.pdf (Accessed: 5 October 2026).</w:t>
-      </w:r>
-    </w:p>
-    <w:p>
-      <w:pPr>
-        <w:ind w:left="567" w:hanging="567"/>
-      </w:pPr>
+        <w:t xml:space="preserve">. Available at: </w:t>
+      </w:r>
+      <w:hyperlink r:id="rId42">
+        <w:r>
+          <w:rPr>
+            <w:rFonts w:ascii="Times New Roman" w:hAnsi="Times New Roman" w:eastAsia="Times New Roman" w:cs="Times New Roman"/>
+            <w:b w:val="0"/>
+            <w:i w:val="0"/>
+            <w:color w:val="0563C1"/>
+            <w:sz w:val="24"/>
+            <w:u w:val="single"/>
+          </w:rPr>
+          <w:t>https://www.rgoarchitects.com/Files/fallacies.pdf</w:t>
+        </w:r>
+      </w:hyperlink>
       <w:r>
         <w:rPr>
           <w:rFonts w:ascii="Times New Roman" w:hAnsi="Times New Roman" w:eastAsia="Times New Roman" w:cs="Times New Roman"/>
@@ -18560,6 +18876,20 @@
           <w:i w:val="0"/>
           <w:sz w:val="24"/>
         </w:rPr>
+        <w:t xml:space="preserve"> (Accessed: 5 October 2026).</w:t>
+      </w:r>
+    </w:p>
+    <w:p>
+      <w:pPr>
+        <w:ind w:left="567" w:hanging="567"/>
+      </w:pPr>
+      <w:r>
+        <w:rPr>
+          <w:rFonts w:ascii="Times New Roman" w:hAnsi="Times New Roman" w:eastAsia="Times New Roman" w:cs="Times New Roman"/>
+          <w:b w:val="0"/>
+          <w:i w:val="0"/>
+          <w:sz w:val="24"/>
+        </w:rPr>
         <w:t xml:space="preserve">Sato, D. (2014) </w:t>
       </w:r>
       <w:r>
@@ -18578,13 +18908,21 @@
           <w:i w:val="0"/>
           <w:sz w:val="24"/>
         </w:rPr>
-        <w:t>. Available at: https://martinfowler.com/bliki/CanaryRelease.html (Accessed: 5 October 2026).</w:t>
-      </w:r>
-    </w:p>
-    <w:p>
-      <w:pPr>
-        <w:ind w:left="567" w:hanging="567"/>
-      </w:pPr>
+        <w:t xml:space="preserve">. Available at: </w:t>
+      </w:r>
+      <w:hyperlink r:id="rId43">
+        <w:r>
+          <w:rPr>
+            <w:rFonts w:ascii="Times New Roman" w:hAnsi="Times New Roman" w:eastAsia="Times New Roman" w:cs="Times New Roman"/>
+            <w:b w:val="0"/>
+            <w:i w:val="0"/>
+            <w:color w:val="0563C1"/>
+            <w:sz w:val="24"/>
+            <w:u w:val="single"/>
+          </w:rPr>
+          <w:t>https://martinfowler.com/bliki/CanaryRelease.html</w:t>
+        </w:r>
+      </w:hyperlink>
       <w:r>
         <w:rPr>
           <w:rFonts w:ascii="Times New Roman" w:hAnsi="Times New Roman" w:eastAsia="Times New Roman" w:cs="Times New Roman"/>
@@ -18592,6 +18930,20 @@
           <w:i w:val="0"/>
           <w:sz w:val="24"/>
         </w:rPr>
+        <w:t xml:space="preserve"> (Accessed: 5 October 2026).</w:t>
+      </w:r>
+    </w:p>
+    <w:p>
+      <w:pPr>
+        <w:ind w:left="567" w:hanging="567"/>
+      </w:pPr>
+      <w:r>
+        <w:rPr>
+          <w:rFonts w:ascii="Times New Roman" w:hAnsi="Times New Roman" w:eastAsia="Times New Roman" w:cs="Times New Roman"/>
+          <w:b w:val="0"/>
+          <w:i w:val="0"/>
+          <w:sz w:val="24"/>
+        </w:rPr>
         <w:t xml:space="preserve">Skelton, M. and Pais, M. (2019) </w:t>
       </w:r>
       <w:r>
@@ -18642,13 +18994,21 @@
           <w:i w:val="0"/>
           <w:sz w:val="24"/>
         </w:rPr>
-        <w:t>. Available at: https://martinfowler.com/articles/practical-test-pyramid.html (Accessed: 5 October 2026).</w:t>
-      </w:r>
-    </w:p>
-    <w:p>
-      <w:pPr>
-        <w:ind w:left="567" w:hanging="567"/>
-      </w:pPr>
+        <w:t xml:space="preserve">. Available at: </w:t>
+      </w:r>
+      <w:hyperlink r:id="rId44">
+        <w:r>
+          <w:rPr>
+            <w:rFonts w:ascii="Times New Roman" w:hAnsi="Times New Roman" w:eastAsia="Times New Roman" w:cs="Times New Roman"/>
+            <w:b w:val="0"/>
+            <w:i w:val="0"/>
+            <w:color w:val="0563C1"/>
+            <w:sz w:val="24"/>
+            <w:u w:val="single"/>
+          </w:rPr>
+          <w:t>https://martinfowler.com/articles/practical-test-pyramid.html</w:t>
+        </w:r>
+      </w:hyperlink>
       <w:r>
         <w:rPr>
           <w:rFonts w:ascii="Times New Roman" w:hAnsi="Times New Roman" w:eastAsia="Times New Roman" w:cs="Times New Roman"/>
@@ -18656,6 +19016,20 @@
           <w:i w:val="0"/>
           <w:sz w:val="24"/>
         </w:rPr>
+        <w:t xml:space="preserve"> (Accessed: 5 October 2026).</w:t>
+      </w:r>
+    </w:p>
+    <w:p>
+      <w:pPr>
+        <w:ind w:left="567" w:hanging="567"/>
+      </w:pPr>
+      <w:r>
+        <w:rPr>
+          <w:rFonts w:ascii="Times New Roman" w:hAnsi="Times New Roman" w:eastAsia="Times New Roman" w:cs="Times New Roman"/>
+          <w:b w:val="0"/>
+          <w:i w:val="0"/>
+          <w:sz w:val="24"/>
+        </w:rPr>
         <w:t xml:space="preserve">Vogels, W. (2009) 'Eventually consistent', </w:t>
       </w:r>
       <w:r>
@@ -18706,7 +19080,29 @@
           <w:i w:val="0"/>
           <w:sz w:val="24"/>
         </w:rPr>
-        <w:t>. Available at: https://12factor.net/ (Accessed: 5 October 2026).</w:t>
+        <w:t xml:space="preserve">. Available at: </w:t>
+      </w:r>
+      <w:hyperlink r:id="rId45">
+        <w:r>
+          <w:rPr>
+            <w:rFonts w:ascii="Times New Roman" w:hAnsi="Times New Roman" w:eastAsia="Times New Roman" w:cs="Times New Roman"/>
+            <w:b w:val="0"/>
+            <w:i w:val="0"/>
+            <w:color w:val="0563C1"/>
+            <w:sz w:val="24"/>
+            <w:u w:val="single"/>
+          </w:rPr>
+          <w:t>https://12factor.net/</w:t>
+        </w:r>
+      </w:hyperlink>
+      <w:r>
+        <w:rPr>
+          <w:rFonts w:ascii="Times New Roman" w:hAnsi="Times New Roman" w:eastAsia="Times New Roman" w:cs="Times New Roman"/>
+          <w:b w:val="0"/>
+          <w:i w:val="0"/>
+          <w:sz w:val="24"/>
+        </w:rPr>
+        <w:t xml:space="preserve"> (Accessed: 5 October 2026).</w:t>
       </w:r>
     </w:p>
     <w:p>
@@ -18735,15 +19131,19 @@
         </w:rPr>
         <w:t xml:space="preserve">The prototype, its tests, the CI workflow, the diagrams and the scripts that build this report are in a public GitHub repository, shared with the lecturer: </w:t>
       </w:r>
-      <w:r>
-        <w:rPr>
-          <w:rFonts w:ascii="Times New Roman" w:hAnsi="Times New Roman" w:eastAsia="Times New Roman" w:cs="Times New Roman"/>
-          <w:b/>
-          <w:i w:val="0"/>
-          <w:sz w:val="24"/>
-        </w:rPr>
-        <w:t>https://github.com/imranneta5555/maltashop-microservices</w:t>
-      </w:r>
+      <w:hyperlink r:id="rId46">
+        <w:r>
+          <w:rPr>
+            <w:rFonts w:ascii="Times New Roman" w:hAnsi="Times New Roman" w:eastAsia="Times New Roman" w:cs="Times New Roman"/>
+            <w:b/>
+            <w:i w:val="0"/>
+            <w:color w:val="0563C1"/>
+            <w:sz w:val="24"/>
+            <w:u w:val="single"/>
+          </w:rPr>
+          <w:t>https://github.com/imranneta5555/maltashop-microservices</w:t>
+        </w:r>
+      </w:hyperlink>
     </w:p>
     <w:p>
       <w:r>
@@ -19069,7 +19469,7 @@
     <w:p>
       <w:pPr>
         <w:pStyle w:val="CodeListing"/>
-        <w:keepNext w:val="0"/>
+        <w:keepNext/>
         <w:shd w:val="clear" w:color="auto" w:fill="F2F2F2"/>
       </w:pPr>
       <w:r>
@@ -19078,6 +19478,20 @@
           <w:sz w:val="15"/>
         </w:rPr>
         <w:t>343b191  2026-10-05 10:57  report rebuilt with the latest passing ci run</w:t>
+      </w:r>
+    </w:p>
+    <w:p>
+      <w:pPr>
+        <w:pStyle w:val="CodeListing"/>
+        <w:keepNext w:val="0"/>
+        <w:shd w:val="clear" w:color="auto" w:fill="F2F2F2"/>
+      </w:pPr>
+      <w:r>
+        <w:rPr>
+          <w:rFonts w:ascii="Courier New" w:hAnsi="Courier New" w:eastAsia="Courier New" w:cs="Courier New"/>
+          <w:sz w:val="15"/>
+        </w:rPr>
+        <w:t>e6e26d6  2026-10-05 11:36  report rebuilt after the history rewrite</w:t>
       </w:r>
     </w:p>
     <w:p>

--- a/out/MaltaShop_Microservices_Report.docx
+++ b/out/MaltaShop_Microservices_Report.docx
@@ -772,7 +772,7 @@
                 <w:i w:val="0"/>
                 <w:sz w:val="21"/>
               </w:rPr>
-              <w:t>4,303 words (excluding the front page, contents, figures, captions, tables, code, references and appendices)</w:t>
+              <w:t>4,359 words (excluding the front page, contents, figures, captions, tables, code, references and appendices)</w:t>
             </w:r>
           </w:p>
         </w:tc>
@@ -1225,7 +1225,7 @@
             <w:b w:val="0"/>
             <w:sz w:val="24"/>
           </w:rPr>
-          <w:t>3</w:t>
+          <w:t>4</w:t>
         </w:r>
       </w:hyperlink>
     </w:p>
@@ -1287,7 +1287,7 @@
             <w:b/>
             <w:sz w:val="24"/>
           </w:rPr>
-          <w:t>6</w:t>
+          <w:t>5</w:t>
         </w:r>
       </w:hyperlink>
     </w:p>
@@ -1318,7 +1318,7 @@
             <w:b w:val="0"/>
             <w:sz w:val="24"/>
           </w:rPr>
-          <w:t>6</w:t>
+          <w:t>5</w:t>
         </w:r>
       </w:hyperlink>
     </w:p>
@@ -1380,7 +1380,7 @@
             <w:b w:val="0"/>
             <w:sz w:val="24"/>
           </w:rPr>
-          <w:t>9</w:t>
+          <w:t>10</w:t>
         </w:r>
       </w:hyperlink>
     </w:p>
@@ -1659,7 +1659,7 @@
             <w:b/>
             <w:sz w:val="24"/>
           </w:rPr>
-          <w:t>22</w:t>
+          <w:t>21</w:t>
         </w:r>
       </w:hyperlink>
     </w:p>
@@ -1690,7 +1690,7 @@
             <w:b w:val="0"/>
             <w:sz w:val="24"/>
           </w:rPr>
-          <w:t>22</w:t>
+          <w:t>21</w:t>
         </w:r>
       </w:hyperlink>
     </w:p>
@@ -1721,7 +1721,7 @@
             <w:b w:val="0"/>
             <w:sz w:val="24"/>
           </w:rPr>
-          <w:t>23</w:t>
+          <w:t>22</w:t>
         </w:r>
       </w:hyperlink>
     </w:p>
@@ -1752,7 +1752,7 @@
             <w:b w:val="0"/>
             <w:sz w:val="24"/>
           </w:rPr>
-          <w:t>24</w:t>
+          <w:t>23</w:t>
         </w:r>
       </w:hyperlink>
     </w:p>
@@ -1783,7 +1783,7 @@
             <w:b/>
             <w:sz w:val="24"/>
           </w:rPr>
-          <w:t>26</w:t>
+          <w:t>25</w:t>
         </w:r>
       </w:hyperlink>
     </w:p>
@@ -1814,7 +1814,7 @@
             <w:b w:val="0"/>
             <w:sz w:val="24"/>
           </w:rPr>
-          <w:t>26</w:t>
+          <w:t>25</w:t>
         </w:r>
       </w:hyperlink>
     </w:p>
@@ -1845,7 +1845,7 @@
             <w:b w:val="0"/>
             <w:sz w:val="24"/>
           </w:rPr>
-          <w:t>30</w:t>
+          <w:t>29</w:t>
         </w:r>
       </w:hyperlink>
     </w:p>
@@ -1876,7 +1876,7 @@
             <w:b w:val="0"/>
             <w:sz w:val="24"/>
           </w:rPr>
-          <w:t>32</w:t>
+          <w:t>31</w:t>
         </w:r>
       </w:hyperlink>
     </w:p>
@@ -1907,7 +1907,7 @@
             <w:b/>
             <w:sz w:val="24"/>
           </w:rPr>
-          <w:t>37</w:t>
+          <w:t>35</w:t>
         </w:r>
       </w:hyperlink>
     </w:p>
@@ -1938,7 +1938,7 @@
             <w:b/>
             <w:sz w:val="24"/>
           </w:rPr>
-          <w:t>40</w:t>
+          <w:t>38</w:t>
         </w:r>
       </w:hyperlink>
     </w:p>
@@ -1953,7 +1953,7 @@
             <w:b/>
             <w:sz w:val="24"/>
           </w:rPr>
-          <w:t>Appendix B: Prototype Source Code</w:t>
+          <w:t>Appendix B: Docker Compose File</w:t>
         </w:r>
         <w:r>
           <w:rPr>
@@ -1969,164 +1969,9 @@
             <w:b/>
             <w:sz w:val="24"/>
           </w:rPr>
-          <w:t>41</w:t>
+          <w:t>39</w:t>
         </w:r>
       </w:hyperlink>
-    </w:p>
-    <w:p>
-      <w:pPr>
-        <w:pStyle w:val="toc2"/>
-      </w:pPr>
-      <w:hyperlink w:anchor="_Toc028" w:history="1">
-        <w:r>
-          <w:rPr>
-            <w:rFonts w:ascii="Times New Roman" w:hAnsi="Times New Roman" w:eastAsia="Times New Roman" w:cs="Times New Roman"/>
-            <w:b w:val="0"/>
-            <w:sz w:val="24"/>
-          </w:rPr>
-          <w:t>B.1 docker-compose.yml</w:t>
-        </w:r>
-        <w:r>
-          <w:rPr>
-            <w:rFonts w:ascii="Times New Roman" w:hAnsi="Times New Roman" w:eastAsia="Times New Roman" w:cs="Times New Roman"/>
-            <w:b w:val="0"/>
-            <w:sz w:val="24"/>
-          </w:rPr>
-          <w:tab/>
-        </w:r>
-        <w:r>
-          <w:rPr>
-            <w:rFonts w:ascii="Times New Roman" w:hAnsi="Times New Roman" w:eastAsia="Times New Roman" w:cs="Times New Roman"/>
-            <w:b w:val="0"/>
-            <w:sz w:val="24"/>
-          </w:rPr>
-          <w:t>41</w:t>
-        </w:r>
-      </w:hyperlink>
-    </w:p>
-    <w:p>
-      <w:pPr>
-        <w:pStyle w:val="toc2"/>
-      </w:pPr>
-      <w:hyperlink w:anchor="_Toc029" w:history="1">
-        <w:r>
-          <w:rPr>
-            <w:rFonts w:ascii="Times New Roman" w:hAnsi="Times New Roman" w:eastAsia="Times New Roman" w:cs="Times New Roman"/>
-            <w:b w:val="0"/>
-            <w:sz w:val="24"/>
-          </w:rPr>
-          <w:t>B.2 order-service/app/main.py</w:t>
-        </w:r>
-        <w:r>
-          <w:rPr>
-            <w:rFonts w:ascii="Times New Roman" w:hAnsi="Times New Roman" w:eastAsia="Times New Roman" w:cs="Times New Roman"/>
-            <w:b w:val="0"/>
-            <w:sz w:val="24"/>
-          </w:rPr>
-          <w:tab/>
-        </w:r>
-        <w:r>
-          <w:rPr>
-            <w:rFonts w:ascii="Times New Roman" w:hAnsi="Times New Roman" w:eastAsia="Times New Roman" w:cs="Times New Roman"/>
-            <w:b w:val="0"/>
-            <w:sz w:val="24"/>
-          </w:rPr>
-          <w:t>42</w:t>
-        </w:r>
-      </w:hyperlink>
-    </w:p>
-    <w:p>
-      <w:pPr>
-        <w:pStyle w:val="toc2"/>
-      </w:pPr>
-      <w:hyperlink w:anchor="_Toc030" w:history="1">
-        <w:r>
-          <w:rPr>
-            <w:rFonts w:ascii="Times New Roman" w:hAnsi="Times New Roman" w:eastAsia="Times New Roman" w:cs="Times New Roman"/>
-            <w:b w:val="0"/>
-            <w:sz w:val="24"/>
-          </w:rPr>
-          <w:t>B.3 order-service/app/db.py</w:t>
-        </w:r>
-        <w:r>
-          <w:rPr>
-            <w:rFonts w:ascii="Times New Roman" w:hAnsi="Times New Roman" w:eastAsia="Times New Roman" w:cs="Times New Roman"/>
-            <w:b w:val="0"/>
-            <w:sz w:val="24"/>
-          </w:rPr>
-          <w:tab/>
-        </w:r>
-        <w:r>
-          <w:rPr>
-            <w:rFonts w:ascii="Times New Roman" w:hAnsi="Times New Roman" w:eastAsia="Times New Roman" w:cs="Times New Roman"/>
-            <w:b w:val="0"/>
-            <w:sz w:val="24"/>
-          </w:rPr>
-          <w:t>43</w:t>
-        </w:r>
-      </w:hyperlink>
-    </w:p>
-    <w:p>
-      <w:pPr>
-        <w:pStyle w:val="toc2"/>
-      </w:pPr>
-      <w:hyperlink w:anchor="_Toc031" w:history="1">
-        <w:r>
-          <w:rPr>
-            <w:rFonts w:ascii="Times New Roman" w:hAnsi="Times New Roman" w:eastAsia="Times New Roman" w:cs="Times New Roman"/>
-            <w:b w:val="0"/>
-            <w:sz w:val="24"/>
-          </w:rPr>
-          <w:t>B.4 order-service/app/outbox.py</w:t>
-        </w:r>
-        <w:r>
-          <w:rPr>
-            <w:rFonts w:ascii="Times New Roman" w:hAnsi="Times New Roman" w:eastAsia="Times New Roman" w:cs="Times New Roman"/>
-            <w:b w:val="0"/>
-            <w:sz w:val="24"/>
-          </w:rPr>
-          <w:tab/>
-        </w:r>
-        <w:r>
-          <w:rPr>
-            <w:rFonts w:ascii="Times New Roman" w:hAnsi="Times New Roman" w:eastAsia="Times New Roman" w:cs="Times New Roman"/>
-            <w:b w:val="0"/>
-            <w:sz w:val="24"/>
-          </w:rPr>
-          <w:t>45</w:t>
-        </w:r>
-      </w:hyperlink>
-    </w:p>
-    <w:p>
-      <w:pPr>
-        <w:pStyle w:val="toc2"/>
-      </w:pPr>
-      <w:hyperlink w:anchor="_Toc032" w:history="1">
-        <w:r>
-          <w:rPr>
-            <w:rFonts w:ascii="Times New Roman" w:hAnsi="Times New Roman" w:eastAsia="Times New Roman" w:cs="Times New Roman"/>
-            <w:b w:val="0"/>
-            <w:sz w:val="24"/>
-          </w:rPr>
-          <w:t>B.5 notification-service/app/consumer.py</w:t>
-        </w:r>
-        <w:r>
-          <w:rPr>
-            <w:rFonts w:ascii="Times New Roman" w:hAnsi="Times New Roman" w:eastAsia="Times New Roman" w:cs="Times New Roman"/>
-            <w:b w:val="0"/>
-            <w:sz w:val="24"/>
-          </w:rPr>
-          <w:tab/>
-        </w:r>
-        <w:r>
-          <w:rPr>
-            <w:rFonts w:ascii="Times New Roman" w:hAnsi="Times New Roman" w:eastAsia="Times New Roman" w:cs="Times New Roman"/>
-            <w:b w:val="0"/>
-            <w:sz w:val="24"/>
-          </w:rPr>
-          <w:t>46</w:t>
-        </w:r>
-      </w:hyperlink>
       <w:r>
         <w:fldChar w:fldCharType="end"/>
       </w:r>
@@ -2134,6 +1979,7 @@
     <w:p>
       <w:pPr>
         <w:pStyle w:val="Heading1"/>
+        <w:pageBreakBefore/>
       </w:pPr>
       <w:bookmarkStart w:id="1" w:name="_Toc001"/>
       <w:r>
@@ -2171,7 +2017,7 @@
           <w:i w:val="0"/>
           <w:sz w:val="24"/>
         </w:rPr>
-        <w:t>All of MaltaShop's problems come from one fact: Catalogue, Orders, Payments, Customers and Notifications are built, released, scaled and crash as a single unit. On Black Friday the only way to add checkout capacity was to run more copies of the whole application, and every copy still wrote to one MySQL database, so checkout requests queued behind browsing traffic. The March incident shows the same coupling at run time: a fault in a non-essential feature stopped the essential one. Table 1 maps each limitation to the case facts and to the microservices response (Lewis and Fowler, 2014; Newman, 2021).</w:t>
+        <w:t>All of MaltaShop's problems come from one fact: Catalogue, Orders, Payments, Customers and Notifications are built, released, scaled and crash as a single unit. On Black Friday the only way to add checkout capacity was to run more copies of the whole application, and every copy still wrote to one MySQL database, so checkout requests queued behind browsing traffic. The March incident shows the same tight coupling at run time: a fault in a non-essential feature stopped the essential one. Table 1 maps each limitation to the case facts and to the microservices response (Lewis and Fowler, 2014; Newman, 2021).</w:t>
       </w:r>
     </w:p>
     <w:p>
@@ -2333,7 +2179,7 @@
                 <w:i w:val="0"/>
                 <w:sz w:val="24"/>
               </w:rPr>
-              <w:t>Order, Payment and Inventory scale out on their own; catalogue reads come from a cache; each service has its own database, so browsing no longer competes with checkout</w:t>
+              <w:t>Stateless Order, Payment and Inventory replicas scale out on their own; queues absorb bursts; catalogue reads come from a cache; each service has its own database</w:t>
             </w:r>
           </w:p>
         </w:tc>
@@ -2457,7 +2303,7 @@
                 <w:i w:val="0"/>
                 <w:sz w:val="24"/>
               </w:rPr>
-              <w:t>A Payment service with one adapter per provider behind a stable interface</w:t>
+              <w:t>A Payment service with one adapter per provider behind one standardised contract, so a new provider never touches Order or Customer code</w:t>
             </w:r>
           </w:p>
         </w:tc>
@@ -2600,7 +2446,7 @@
           <w:i w:val="0"/>
           <w:sz w:val="24"/>
         </w:rPr>
-        <w:t>The common thread is independence. Microservices give each business capability its own process, data and release cycle, so MaltaShop can scale checkout without scaling e-mails, release Payment without retesting Catalogue, and lose Notification without losing sales.</w:t>
+        <w:t>The common thread is loose coupling and autonomy: each capability becomes a service that deploys, stores its data and fails on its own, so MaltaShop can scale checkout without scaling e-mails, release Payment without retesting Catalogue, and lose Notification without losing sales.</w:t>
       </w:r>
     </w:p>
     <w:p>
@@ -2627,7 +2473,7 @@
           <w:i w:val="0"/>
           <w:sz w:val="24"/>
         </w:rPr>
-        <w:t>Table 2 compares the three options for MaltaShop.</w:t>
+        <w:t>Table 2 compares the three options.</w:t>
       </w:r>
     </w:p>
     <w:p>
@@ -2662,10 +2508,10 @@
         <w:tblLook w:firstColumn="1" w:firstRow="1" w:lastColumn="0" w:lastRow="0" w:noHBand="0" w:noVBand="1" w:val="04A0"/>
       </w:tblPr>
       <w:tblGrid>
-        <w:gridCol w:w="1717"/>
-        <w:gridCol w:w="1431"/>
-        <w:gridCol w:w="2586"/>
-        <w:gridCol w:w="3291"/>
+        <w:gridCol w:w="1522"/>
+        <w:gridCol w:w="2489"/>
+        <w:gridCol w:w="2490"/>
+        <w:gridCol w:w="2524"/>
       </w:tblGrid>
       <w:tr>
         <w:trPr>
@@ -2674,7 +2520,7 @@
         </w:trPr>
         <w:tc>
           <w:tcPr>
-            <w:tcW w:type="dxa" w:w="1717"/>
+            <w:tcW w:type="dxa" w:w="1522"/>
             <w:shd w:val="clear" w:color="auto" w:fill="E7E6E6"/>
           </w:tcPr>
           <w:p>
@@ -2694,7 +2540,7 @@
         </w:tc>
         <w:tc>
           <w:tcPr>
-            <w:tcW w:type="dxa" w:w="1431"/>
+            <w:tcW w:type="dxa" w:w="2489"/>
             <w:shd w:val="clear" w:color="auto" w:fill="E7E6E6"/>
           </w:tcPr>
           <w:p>
@@ -2714,7 +2560,7 @@
         </w:tc>
         <w:tc>
           <w:tcPr>
-            <w:tcW w:type="dxa" w:w="2586"/>
+            <w:tcW w:type="dxa" w:w="2490"/>
             <w:shd w:val="clear" w:color="auto" w:fill="E7E6E6"/>
           </w:tcPr>
           <w:p>
@@ -2734,7 +2580,7 @@
         </w:tc>
         <w:tc>
           <w:tcPr>
-            <w:tcW w:type="dxa" w:w="3291"/>
+            <w:tcW w:type="dxa" w:w="2524"/>
             <w:shd w:val="clear" w:color="auto" w:fill="E7E6E6"/>
           </w:tcPr>
           <w:p>
@@ -2759,7 +2605,7 @@
         </w:trPr>
         <w:tc>
           <w:tcPr>
-            <w:tcW w:type="dxa" w:w="1717"/>
+            <w:tcW w:type="dxa" w:w="1522"/>
           </w:tcPr>
           <w:p>
             <w:pPr>
@@ -2778,7 +2624,7 @@
         </w:tc>
         <w:tc>
           <w:tcPr>
-            <w:tcW w:type="dxa" w:w="1431"/>
+            <w:tcW w:type="dxa" w:w="2489"/>
           </w:tcPr>
           <w:p>
             <w:pPr>
@@ -2791,13 +2637,13 @@
                 <w:i w:val="0"/>
                 <w:sz w:val="24"/>
               </w:rPr>
-              <w:t>No</w:t>
+              <w:t>No; the whole application scales</w:t>
             </w:r>
           </w:p>
         </w:tc>
         <w:tc>
           <w:tcPr>
-            <w:tcW w:type="dxa" w:w="2586"/>
+            <w:tcW w:type="dxa" w:w="2490"/>
           </w:tcPr>
           <w:p>
             <w:pPr>
@@ -2816,7 +2662,7 @@
         </w:tc>
         <w:tc>
           <w:tcPr>
-            <w:tcW w:type="dxa" w:w="3291"/>
+            <w:tcW w:type="dxa" w:w="2524"/>
           </w:tcPr>
           <w:p>
             <w:pPr>
@@ -2840,7 +2686,7 @@
         </w:trPr>
         <w:tc>
           <w:tcPr>
-            <w:tcW w:type="dxa" w:w="1717"/>
+            <w:tcW w:type="dxa" w:w="1522"/>
           </w:tcPr>
           <w:p>
             <w:pPr>
@@ -2859,7 +2705,7 @@
         </w:tc>
         <w:tc>
           <w:tcPr>
-            <w:tcW w:type="dxa" w:w="1431"/>
+            <w:tcW w:type="dxa" w:w="2489"/>
           </w:tcPr>
           <w:p>
             <w:pPr>
@@ -2878,7 +2724,7 @@
         </w:tc>
         <w:tc>
           <w:tcPr>
-            <w:tcW w:type="dxa" w:w="2586"/>
+            <w:tcW w:type="dxa" w:w="2490"/>
           </w:tcPr>
           <w:p>
             <w:pPr>
@@ -2897,7 +2743,7 @@
         </w:tc>
         <w:tc>
           <w:tcPr>
-            <w:tcW w:type="dxa" w:w="3291"/>
+            <w:tcW w:type="dxa" w:w="2524"/>
           </w:tcPr>
           <w:p>
             <w:pPr>
@@ -2921,7 +2767,7 @@
         </w:trPr>
         <w:tc>
           <w:tcPr>
-            <w:tcW w:type="dxa" w:w="1717"/>
+            <w:tcW w:type="dxa" w:w="1522"/>
           </w:tcPr>
           <w:p>
             <w:pPr>
@@ -2934,13 +2780,13 @@
                 <w:i w:val="0"/>
                 <w:sz w:val="24"/>
               </w:rPr>
-              <w:t>Weekly, independent releases</w:t>
+              <w:t>Weekly releases</w:t>
             </w:r>
           </w:p>
         </w:tc>
         <w:tc>
           <w:tcPr>
-            <w:tcW w:type="dxa" w:w="1431"/>
+            <w:tcW w:type="dxa" w:w="2489"/>
           </w:tcPr>
           <w:p>
             <w:pPr>
@@ -2953,13 +2799,13 @@
                 <w:i w:val="0"/>
                 <w:sz w:val="24"/>
               </w:rPr>
-              <w:t>No; one release train</w:t>
+              <w:t>Possible with automation, but every release is the whole site</w:t>
             </w:r>
           </w:p>
         </w:tc>
         <w:tc>
           <w:tcPr>
-            <w:tcW w:type="dxa" w:w="2586"/>
+            <w:tcW w:type="dxa" w:w="2490"/>
           </w:tcPr>
           <w:p>
             <w:pPr>
@@ -2978,7 +2824,7 @@
         </w:tc>
         <w:tc>
           <w:tcPr>
-            <w:tcW w:type="dxa" w:w="3291"/>
+            <w:tcW w:type="dxa" w:w="2524"/>
           </w:tcPr>
           <w:p>
             <w:pPr>
@@ -2991,7 +2837,7 @@
                 <w:i w:val="0"/>
                 <w:sz w:val="24"/>
               </w:rPr>
-              <w:t>Yes, per service</w:t>
+              <w:t>Yes; each team releases its own service</w:t>
             </w:r>
           </w:p>
         </w:tc>
@@ -3002,7 +2848,88 @@
         </w:trPr>
         <w:tc>
           <w:tcPr>
-            <w:tcW w:type="dxa" w:w="1717"/>
+            <w:tcW w:type="dxa" w:w="1522"/>
+          </w:tcPr>
+          <w:p>
+            <w:pPr>
+              <w:pStyle w:val="TableText"/>
+            </w:pPr>
+            <w:r>
+              <w:rPr>
+                <w:rFonts w:ascii="Times New Roman" w:hAnsi="Times New Roman" w:eastAsia="Times New Roman" w:cs="Times New Roman"/>
+                <w:b w:val="0"/>
+                <w:i w:val="0"/>
+                <w:sz w:val="24"/>
+              </w:rPr>
+              <w:t>Data</w:t>
+            </w:r>
+          </w:p>
+        </w:tc>
+        <w:tc>
+          <w:tcPr>
+            <w:tcW w:type="dxa" w:w="2489"/>
+          </w:tcPr>
+          <w:p>
+            <w:pPr>
+              <w:pStyle w:val="TableText"/>
+            </w:pPr>
+            <w:r>
+              <w:rPr>
+                <w:rFonts w:ascii="Times New Roman" w:hAnsi="Times New Roman" w:eastAsia="Times New Roman" w:cs="Times New Roman"/>
+                <w:b w:val="0"/>
+                <w:i w:val="0"/>
+                <w:sz w:val="24"/>
+              </w:rPr>
+              <w:t>One shared MySQL database</w:t>
+            </w:r>
+          </w:p>
+        </w:tc>
+        <w:tc>
+          <w:tcPr>
+            <w:tcW w:type="dxa" w:w="2490"/>
+          </w:tcPr>
+          <w:p>
+            <w:pPr>
+              <w:pStyle w:val="TableText"/>
+            </w:pPr>
+            <w:r>
+              <w:rPr>
+                <w:rFonts w:ascii="Times New Roman" w:hAnsi="Times New Roman" w:eastAsia="Times New Roman" w:cs="Times New Roman"/>
+                <w:b w:val="0"/>
+                <w:i w:val="0"/>
+                <w:sz w:val="24"/>
+              </w:rPr>
+              <w:t>Services often still share databases</w:t>
+            </w:r>
+          </w:p>
+        </w:tc>
+        <w:tc>
+          <w:tcPr>
+            <w:tcW w:type="dxa" w:w="2524"/>
+          </w:tcPr>
+          <w:p>
+            <w:pPr>
+              <w:pStyle w:val="TableText"/>
+            </w:pPr>
+            <w:r>
+              <w:rPr>
+                <w:rFonts w:ascii="Times New Roman" w:hAnsi="Times New Roman" w:eastAsia="Times New Roman" w:cs="Times New Roman"/>
+                <w:b w:val="0"/>
+                <w:i w:val="0"/>
+                <w:sz w:val="24"/>
+              </w:rPr>
+              <w:t>Each service owns its data; others use its API or events</w:t>
+            </w:r>
+          </w:p>
+        </w:tc>
+      </w:tr>
+      <w:tr>
+        <w:trPr>
+          <w:cantSplit/>
+        </w:trPr>
+        <w:tc>
+          <w:tcPr>
+            <w:tcW w:type="dxa" w:w="1522"/>
           </w:tcPr>
           <w:p>
             <w:pPr>
@@ -3021,7 +2948,7 @@
         </w:tc>
         <w:tc>
           <w:tcPr>
-            <w:tcW w:type="dxa" w:w="1431"/>
+            <w:tcW w:type="dxa" w:w="2489"/>
           </w:tcPr>
           <w:p>
             <w:pPr>
@@ -3040,7 +2967,7 @@
         </w:tc>
         <w:tc>
           <w:tcPr>
-            <w:tcW w:type="dxa" w:w="2586"/>
+            <w:tcW w:type="dxa" w:w="2490"/>
           </w:tcPr>
           <w:p>
             <w:pPr>
@@ -3059,7 +2986,7 @@
         </w:tc>
         <w:tc>
           <w:tcPr>
-            <w:tcW w:type="dxa" w:w="3291"/>
+            <w:tcW w:type="dxa" w:w="2524"/>
           </w:tcPr>
           <w:p>
             <w:pPr>
@@ -3083,7 +3010,88 @@
         </w:trPr>
         <w:tc>
           <w:tcPr>
-            <w:tcW w:type="dxa" w:w="1717"/>
+            <w:tcW w:type="dxa" w:w="1522"/>
+          </w:tcPr>
+          <w:p>
+            <w:pPr>
+              <w:pStyle w:val="TableText"/>
+            </w:pPr>
+            <w:r>
+              <w:rPr>
+                <w:rFonts w:ascii="Times New Roman" w:hAnsi="Times New Roman" w:eastAsia="Times New Roman" w:cs="Times New Roman"/>
+                <w:b w:val="0"/>
+                <w:i w:val="0"/>
+                <w:sz w:val="24"/>
+              </w:rPr>
+              <w:t>Governance and security</w:t>
+            </w:r>
+          </w:p>
+        </w:tc>
+        <w:tc>
+          <w:tcPr>
+            <w:tcW w:type="dxa" w:w="2489"/>
+          </w:tcPr>
+          <w:p>
+            <w:pPr>
+              <w:pStyle w:val="TableText"/>
+            </w:pPr>
+            <w:r>
+              <w:rPr>
+                <w:rFonts w:ascii="Times New Roman" w:hAnsi="Times New Roman" w:eastAsia="Times New Roman" w:cs="Times New Roman"/>
+                <w:b w:val="0"/>
+                <w:i w:val="0"/>
+                <w:sz w:val="24"/>
+              </w:rPr>
+              <w:t>One team's rules, spread through the code</w:t>
+            </w:r>
+          </w:p>
+        </w:tc>
+        <w:tc>
+          <w:tcPr>
+            <w:tcW w:type="dxa" w:w="2490"/>
+          </w:tcPr>
+          <w:p>
+            <w:pPr>
+              <w:pStyle w:val="TableText"/>
+            </w:pPr>
+            <w:r>
+              <w:rPr>
+                <w:rFonts w:ascii="Times New Roman" w:hAnsi="Times New Roman" w:eastAsia="Times New Roman" w:cs="Times New Roman"/>
+                <w:b w:val="0"/>
+                <w:i w:val="0"/>
+                <w:sz w:val="24"/>
+              </w:rPr>
+              <w:t>A strength: security and partner limits enforced centrally</w:t>
+            </w:r>
+          </w:p>
+        </w:tc>
+        <w:tc>
+          <w:tcPr>
+            <w:tcW w:type="dxa" w:w="2524"/>
+          </w:tcPr>
+          <w:p>
+            <w:pPr>
+              <w:pStyle w:val="TableText"/>
+            </w:pPr>
+            <w:r>
+              <w:rPr>
+                <w:rFonts w:ascii="Times New Roman" w:hAnsi="Times New Roman" w:eastAsia="Times New Roman" w:cs="Times New Roman"/>
+                <w:b w:val="0"/>
+                <w:i w:val="0"/>
+                <w:sz w:val="24"/>
+              </w:rPr>
+              <w:t>The same policies at a thin API gateway, with no business logic in it</w:t>
+            </w:r>
+          </w:p>
+        </w:tc>
+      </w:tr>
+      <w:tr>
+        <w:trPr>
+          <w:cantSplit/>
+        </w:trPr>
+        <w:tc>
+          <w:tcPr>
+            <w:tcW w:type="dxa" w:w="1522"/>
           </w:tcPr>
           <w:p>
             <w:pPr>
@@ -3102,7 +3110,7 @@
         </w:tc>
         <w:tc>
           <w:tcPr>
-            <w:tcW w:type="dxa" w:w="1431"/>
+            <w:tcW w:type="dxa" w:w="2489"/>
           </w:tcPr>
           <w:p>
             <w:pPr>
@@ -3115,13 +3123,13 @@
                 <w:i w:val="0"/>
                 <w:sz w:val="24"/>
               </w:rPr>
-              <w:t>Lowest</w:t>
+              <w:t>Lowest running cost</w:t>
             </w:r>
           </w:p>
         </w:tc>
         <w:tc>
           <w:tcPr>
-            <w:tcW w:type="dxa" w:w="2586"/>
+            <w:tcW w:type="dxa" w:w="2490"/>
           </w:tcPr>
           <w:p>
             <w:pPr>
@@ -3140,7 +3148,7 @@
         </w:tc>
         <w:tc>
           <w:tcPr>
-            <w:tcW w:type="dxa" w:w="3291"/>
+            <w:tcW w:type="dxa" w:w="2524"/>
           </w:tcPr>
           <w:p>
             <w:pPr>
@@ -3153,7 +3161,7 @@
                 <w:i w:val="0"/>
                 <w:sz w:val="24"/>
               </w:rPr>
-              <w:t>Containers, Kubernetes and monitoring; open-source tools</w:t>
+              <w:t>Highest running cost: every service adds overhead and needs a platform team</w:t>
             </w:r>
           </w:p>
         </w:tc>
@@ -3172,7 +3180,7 @@
           <w:i w:val="0"/>
           <w:sz w:val="24"/>
         </w:rPr>
-        <w:t>Organisational factors decide this choice as much as technical ones. Twelve developers are too many for one codebase but enough for three teams of four, each owning a few services, and Conway's law (Conway, 1968) says the system will mirror that structure anyway. The weekly release goal needs independent deployment, which neither the monolith nor a central bus provides. Against microservices: nobody has run Kubernetes, there are only two operations staff, and GDPR and card payments demand strong governance.</w:t>
+        <w:t>Organisational factors decide this choice as much as technical ones. Twelve developers is a small team, which usually favours a modular monolith (Fowler, 2015), but MaltaShop's parts need very different scaling, must fail separately and have clear boundaries; twelve also make three teams of four, and Conway's law (Conway, 1968) says the system will mirror that structure. Automation could let even the monolith release weekly, but every release would still risk the whole site. Against microservices: nobody has run Kubernetes, there are only two operations staff, and GDPR and card payments demand strong governance.</w:t>
       </w:r>
     </w:p>
     <w:p>
@@ -3183,7 +3191,7 @@
           <w:i w:val="0"/>
           <w:sz w:val="24"/>
         </w:rPr>
-        <w:t>The ESB would recreate the original problem elsewhere: routing and transformation logic would move into a shared bus owned by one vendor and one team, adding licence cost and a new single point of failure. SOA's useful ideas, service contracts and reuse, survive in microservices without the bus.</w:t>
+        <w:t>An ESB is built to integrate many existing systems, but MaltaShop has one application to split, and the bus would become the new monolith: routing and transformation logic owned by one vendor and one team, with licence costs and a single point of failure. Microservices keep SOA's standardised contracts and loose coupling (Erl, 2005) without the bus, and push autonomy further.</w:t>
       </w:r>
     </w:p>
     <w:p>
@@ -3203,7 +3211,7 @@
           <w:i w:val="0"/>
           <w:sz w:val="24"/>
         </w:rPr>
-        <w:t xml:space="preserve"> move to microservices gradually, not by a rewrite. Using the strangler fig pattern (Fowler, 2004), extract Notification first, then Order, Inventory and Payment, and build Recommendation and the partner API as new services; Catalogue and Customer stay in the monolith until the platform has proved itself. The target is about eight services, not hundreds, which answers the CFO's concern (Fowler, 2015).</w:t>
+        <w:t xml:space="preserve"> move to microservices gradually, not by a rewrite. Using the strangler fig pattern (Fowler, 2004), extract Notification first, build Recommendation and the partner API as new services, and only then move Order, Inventory and Payment; Catalogue and Customer stay in the monolith until the platform has proved itself. The target is about eight services, not hundreds, which answers the CFO's concern.</w:t>
       </w:r>
     </w:p>
     <w:p>
@@ -3266,7 +3274,7 @@
           <w:i w:val="0"/>
           <w:sz w:val="24"/>
         </w:rPr>
-        <w:t xml:space="preserve"> calls time out and messages arrive twice, so every write carries an idempotency key and every consumer ignores events it has already processed (Section 6.1). </w:t>
+        <w:t xml:space="preserve"> calls time out and messages arrive twice, late or out of order, so every write carries an idempotency key and every consumer ignores events it has already processed (Section 6.1). </w:t>
       </w:r>
       <w:r>
         <w:rPr>
@@ -3284,7 +3292,7 @@
           <w:i w:val="0"/>
           <w:sz w:val="24"/>
         </w:rPr>
-        <w:t xml:space="preserve"> without a shared database, Order, Inventory and Payment agree only after events have flowed (Vogels, 2009); MaltaShop accepts a few seconds of "order received, confirming payment", which customers already know from card payments.</w:t>
+        <w:t xml:space="preserve"> without a shared database, Order, Inventory and Payment agree only after events have flowed (Vogels, 2009); MaltaShop accepts a few seconds of "order received, confirming payment".</w:t>
       </w:r>
     </w:p>
     <w:p>
@@ -3295,7 +3303,7 @@
           <w:i w:val="0"/>
           <w:sz w:val="24"/>
         </w:rPr>
-        <w:t>The price is real: network latency between services, data spread over several databases with no cross-service joins, harder debugging, versioned contracts between teams, and a platform that two operations staff must learn. Sections 4 and 5 show how each is managed.</w:t>
+        <w:t>The price is real: network latency between services, data spread over several databases with no cross-service joins, harder debugging, versioned contracts between teams, the risk of a "distributed monolith" that must still be released together, and a platform that two operations staff must learn. Sections 4 and 5 show how each is managed.</w:t>
       </w:r>
     </w:p>
     <w:p>
@@ -3338,7 +3346,7 @@
           <w:i w:val="0"/>
           <w:sz w:val="24"/>
         </w:rPr>
-        <w:t>MaltaShop is decomposed by business capability (Newman, 2021): each service owns one area of the business and its data, so a change to that area touches one service and one team. Table 3 lists the eight services and Figure 1 shows how they fit together. PostgreSQL is the default store because the team already knows relational databases; MongoDB suits Notification's varied message documents, and Redis serves recommendations in milliseconds.</w:t>
+        <w:t>MaltaShop is decomposed by business capability (Newman, 2021): each service is a bounded context that owns one area of the business and its data, so a change to that area touches one service and one team; "customer" means a profile and consent records in Customer, but only an ID in Order. Table 3 lists the eight services and Figure 1 shows how they fit together. PostgreSQL is the default store because the team already knows relational databases.</w:t>
       </w:r>
     </w:p>
     <w:p>
@@ -4189,7 +4197,7 @@
           <w:i w:val="0"/>
           <w:sz w:val="24"/>
         </w:rPr>
-        <w:t>The AI Recommendation service sits beside checkout, not inside it. Browsing data (ProductViewed, from Catalogue) and order data (OrderPlaced) reach it as events on its own queue, so it receives a copy in near real time and can fall behind or fail without anyone waiting for it. The storefront asks it for suggestions through the gateway with a 200 ms timeout and shows best-sellers if it does not answer; checkout never calls it.</w:t>
+        <w:t>The AI Recommendation service sits beside checkout, not inside it. Browsing data (ProductViewed, from Catalogue) and order data (OrderPlaced) reach it as events on its own RabbitMQ queue, so it receives a copy in near real time and can fall behind or fail without anyone waiting for it. The storefront asks it for suggestions through the gateway with a 200 ms timeout and shows best-sellers if it does not answer; checkout never calls it.</w:t>
       </w:r>
     </w:p>
     <w:p>
@@ -4283,9 +4291,9 @@
         <w:tblLook w:firstColumn="1" w:firstRow="1" w:lastColumn="0" w:lastRow="0" w:noHBand="0" w:noVBand="1" w:val="04A0"/>
       </w:tblPr>
       <w:tblGrid>
-        <w:gridCol w:w="2238"/>
-        <w:gridCol w:w="3222"/>
-        <w:gridCol w:w="3566"/>
+        <w:gridCol w:w="2972"/>
+        <w:gridCol w:w="2862"/>
+        <w:gridCol w:w="3192"/>
       </w:tblGrid>
       <w:tr>
         <w:trPr>
@@ -4294,7 +4302,7 @@
         </w:trPr>
         <w:tc>
           <w:tcPr>
-            <w:tcW w:type="dxa" w:w="2238"/>
+            <w:tcW w:type="dxa" w:w="2972"/>
             <w:shd w:val="clear" w:color="auto" w:fill="E7E6E6"/>
           </w:tcPr>
           <w:p>
@@ -4314,7 +4322,7 @@
         </w:tc>
         <w:tc>
           <w:tcPr>
-            <w:tcW w:type="dxa" w:w="3222"/>
+            <w:tcW w:type="dxa" w:w="2862"/>
             <w:shd w:val="clear" w:color="auto" w:fill="E7E6E6"/>
           </w:tcPr>
           <w:p>
@@ -4334,7 +4342,7 @@
         </w:tc>
         <w:tc>
           <w:tcPr>
-            <w:tcW w:type="dxa" w:w="3566"/>
+            <w:tcW w:type="dxa" w:w="3192"/>
             <w:shd w:val="clear" w:color="auto" w:fill="E7E6E6"/>
           </w:tcPr>
           <w:p>
@@ -4359,7 +4367,7 @@
         </w:trPr>
         <w:tc>
           <w:tcPr>
-            <w:tcW w:type="dxa" w:w="2238"/>
+            <w:tcW w:type="dxa" w:w="2972"/>
           </w:tcPr>
           <w:p>
             <w:pPr>
@@ -4378,7 +4386,7 @@
         </w:tc>
         <w:tc>
           <w:tcPr>
-            <w:tcW w:type="dxa" w:w="3222"/>
+            <w:tcW w:type="dxa" w:w="2862"/>
           </w:tcPr>
           <w:p>
             <w:pPr>
@@ -4397,7 +4405,7 @@
         </w:tc>
         <w:tc>
           <w:tcPr>
-            <w:tcW w:type="dxa" w:w="3566"/>
+            <w:tcW w:type="dxa" w:w="3192"/>
           </w:tcPr>
           <w:p>
             <w:pPr>
@@ -4410,7 +4418,7 @@
                 <w:i w:val="0"/>
                 <w:sz w:val="24"/>
               </w:rPr>
-              <w:t>One entry point for web, app and partners; authentication, rate limits and routing in one place; services can be split or moved without clients noticing</w:t>
+              <w:t>One entry point for web, app and partners; authentication, rate limits and routing in one place; kept thin (no business rules) and replicated, so it cannot become a new ESB</w:t>
             </w:r>
           </w:p>
         </w:tc>
@@ -4421,7 +4429,7 @@
         </w:trPr>
         <w:tc>
           <w:tcPr>
-            <w:tcW w:type="dxa" w:w="2238"/>
+            <w:tcW w:type="dxa" w:w="2972"/>
           </w:tcPr>
           <w:p>
             <w:pPr>
@@ -4440,7 +4448,7 @@
         </w:tc>
         <w:tc>
           <w:tcPr>
-            <w:tcW w:type="dxa" w:w="3222"/>
+            <w:tcW w:type="dxa" w:w="2862"/>
           </w:tcPr>
           <w:p>
             <w:pPr>
@@ -4459,7 +4467,7 @@
         </w:tc>
         <w:tc>
           <w:tcPr>
-            <w:tcW w:type="dxa" w:w="3566"/>
+            <w:tcW w:type="dxa" w:w="3192"/>
           </w:tcPr>
           <w:p>
             <w:pPr>
@@ -4483,7 +4491,7 @@
         </w:trPr>
         <w:tc>
           <w:tcPr>
-            <w:tcW w:type="dxa" w:w="2238"/>
+            <w:tcW w:type="dxa" w:w="2972"/>
           </w:tcPr>
           <w:p>
             <w:pPr>
@@ -4502,7 +4510,7 @@
         </w:tc>
         <w:tc>
           <w:tcPr>
-            <w:tcW w:type="dxa" w:w="3222"/>
+            <w:tcW w:type="dxa" w:w="2862"/>
           </w:tcPr>
           <w:p>
             <w:pPr>
@@ -4521,7 +4529,7 @@
         </w:tc>
         <w:tc>
           <w:tcPr>
-            <w:tcW w:type="dxa" w:w="3566"/>
+            <w:tcW w:type="dxa" w:w="3192"/>
           </w:tcPr>
           <w:p>
             <w:pPr>
@@ -4534,7 +4542,7 @@
                 <w:i w:val="0"/>
                 <w:sz w:val="24"/>
               </w:rPr>
-              <w:t>Producers do not know their consumers; Recommendation is added without changing Order; a slow consumer does not slow the producer</w:t>
+              <w:t>A topic exchange gives each subscriber its own durable queue; producers do not know their consumers, so Recommendation is added without changing Order</w:t>
             </w:r>
           </w:p>
         </w:tc>
@@ -4545,7 +4553,7 @@
         </w:trPr>
         <w:tc>
           <w:tcPr>
-            <w:tcW w:type="dxa" w:w="2238"/>
+            <w:tcW w:type="dxa" w:w="2972"/>
           </w:tcPr>
           <w:p>
             <w:pPr>
@@ -4564,7 +4572,7 @@
         </w:tc>
         <w:tc>
           <w:tcPr>
-            <w:tcW w:type="dxa" w:w="3222"/>
+            <w:tcW w:type="dxa" w:w="2862"/>
           </w:tcPr>
           <w:p>
             <w:pPr>
@@ -4583,7 +4591,7 @@
         </w:tc>
         <w:tc>
           <w:tcPr>
-            <w:tcW w:type="dxa" w:w="3566"/>
+            <w:tcW w:type="dxa" w:w="3192"/>
           </w:tcPr>
           <w:p>
             <w:pPr>
@@ -4607,7 +4615,7 @@
         </w:trPr>
         <w:tc>
           <w:tcPr>
-            <w:tcW w:type="dxa" w:w="2238"/>
+            <w:tcW w:type="dxa" w:w="2972"/>
           </w:tcPr>
           <w:p>
             <w:pPr>
@@ -4620,13 +4628,13 @@
                 <w:i w:val="0"/>
                 <w:sz w:val="24"/>
               </w:rPr>
-              <w:t>Circuit breaker with timeouts</w:t>
+              <w:t>Timeout, retry with backoff, circuit breaker, fallback</w:t>
             </w:r>
           </w:p>
         </w:tc>
         <w:tc>
           <w:tcPr>
-            <w:tcW w:type="dxa" w:w="3222"/>
+            <w:tcW w:type="dxa" w:w="2862"/>
           </w:tcPr>
           <w:p>
             <w:pPr>
@@ -4645,7 +4653,7 @@
         </w:tc>
         <w:tc>
           <w:tcPr>
-            <w:tcW w:type="dxa" w:w="3566"/>
+            <w:tcW w:type="dxa" w:w="3192"/>
           </w:tcPr>
           <w:p>
             <w:pPr>
@@ -4658,7 +4666,7 @@
                 <w:i w:val="0"/>
                 <w:sz w:val="24"/>
               </w:rPr>
-              <w:t>Stops waiting on a failing dependency and returns a fallback, preventing cascading failure (Nygard, 2018)</w:t>
+              <w:t>Stops waiting on a failing dependency, retries only idempotent calls, and returns a fallback such as best-sellers (Nygard, 2018)</w:t>
             </w:r>
           </w:p>
         </w:tc>
@@ -4669,7 +4677,7 @@
         </w:trPr>
         <w:tc>
           <w:tcPr>
-            <w:tcW w:type="dxa" w:w="2238"/>
+            <w:tcW w:type="dxa" w:w="2972"/>
           </w:tcPr>
           <w:p>
             <w:pPr>
@@ -4688,7 +4696,7 @@
         </w:tc>
         <w:tc>
           <w:tcPr>
-            <w:tcW w:type="dxa" w:w="3222"/>
+            <w:tcW w:type="dxa" w:w="2862"/>
           </w:tcPr>
           <w:p>
             <w:pPr>
@@ -4707,7 +4715,7 @@
         </w:tc>
         <w:tc>
           <w:tcPr>
-            <w:tcW w:type="dxa" w:w="3566"/>
+            <w:tcW w:type="dxa" w:w="3192"/>
           </w:tcPr>
           <w:p>
             <w:pPr>
@@ -4739,7 +4747,7 @@
           <w:i w:val="0"/>
           <w:sz w:val="24"/>
         </w:rPr>
-        <w:t>The patterns in Table 4 come from Richardson (2018), but the case decides which ones matter: publish–subscribe answers the March incident and the AI requirement, database per service removes the MySQL bottleneck, and the strangler fig limits the risk of migration for a team new to microservices. Table 5 states whether each interaction is synchronous or asynchronous. The rule is simple: a call is synchronous only when the caller cannot answer its own user without the reply.</w:t>
+        <w:t>The patterns in Table 4 come from Richardson (2018), but the case decides which ones matter: publish–subscribe answers the March incident and the AI requirement, database per service removes the MySQL bottleneck, and the strangler fig limits the risk of migration for a team new to microservices. Table 5 states whether each interaction is synchronous or asynchronous. The rule is simple: a call is synchronous only when the caller cannot answer its own user without the reply, because five chained calls at 99% each would leave checkout at about 95%.</w:t>
       </w:r>
     </w:p>
     <w:p>
@@ -4762,7 +4770,7 @@
           <w:i/>
           <w:sz w:val="24"/>
         </w:rPr>
-        <w:t>Interaction matrix</w:t>
+        <w:t>Interaction matrix. REST serves the clients; no internal call waits on another, so gRPC is not needed</w:t>
       </w:r>
     </w:p>
     <w:tbl>
@@ -4775,9 +4783,9 @@
       </w:tblPr>
       <w:tblGrid>
         <w:gridCol w:w="1926"/>
-        <w:gridCol w:w="2329"/>
-        <w:gridCol w:w="2003"/>
-        <w:gridCol w:w="2768"/>
+        <w:gridCol w:w="2962"/>
+        <w:gridCol w:w="1765"/>
+        <w:gridCol w:w="2373"/>
       </w:tblGrid>
       <w:tr>
         <w:trPr>
@@ -4806,7 +4814,7 @@
         </w:tc>
         <w:tc>
           <w:tcPr>
-            <w:tcW w:type="dxa" w:w="2329"/>
+            <w:tcW w:type="dxa" w:w="2962"/>
             <w:shd w:val="clear" w:color="auto" w:fill="E7E6E6"/>
           </w:tcPr>
           <w:p>
@@ -4826,7 +4834,7 @@
         </w:tc>
         <w:tc>
           <w:tcPr>
-            <w:tcW w:type="dxa" w:w="2003"/>
+            <w:tcW w:type="dxa" w:w="1765"/>
             <w:shd w:val="clear" w:color="auto" w:fill="E7E6E6"/>
           </w:tcPr>
           <w:p>
@@ -4846,7 +4854,7 @@
         </w:tc>
         <w:tc>
           <w:tcPr>
-            <w:tcW w:type="dxa" w:w="2768"/>
+            <w:tcW w:type="dxa" w:w="2373"/>
             <w:shd w:val="clear" w:color="auto" w:fill="E7E6E6"/>
           </w:tcPr>
           <w:p>
@@ -4890,7 +4898,7 @@
         </w:tc>
         <w:tc>
           <w:tcPr>
-            <w:tcW w:type="dxa" w:w="2329"/>
+            <w:tcW w:type="dxa" w:w="2962"/>
           </w:tcPr>
           <w:p>
             <w:pPr>
@@ -4909,7 +4917,7 @@
         </w:tc>
         <w:tc>
           <w:tcPr>
-            <w:tcW w:type="dxa" w:w="2003"/>
+            <w:tcW w:type="dxa" w:w="1765"/>
           </w:tcPr>
           <w:p>
             <w:pPr>
@@ -4928,7 +4936,7 @@
         </w:tc>
         <w:tc>
           <w:tcPr>
-            <w:tcW w:type="dxa" w:w="2768"/>
+            <w:tcW w:type="dxa" w:w="2373"/>
           </w:tcPr>
           <w:p>
             <w:pPr>
@@ -4971,7 +4979,7 @@
         </w:tc>
         <w:tc>
           <w:tcPr>
-            <w:tcW w:type="dxa" w:w="2329"/>
+            <w:tcW w:type="dxa" w:w="2962"/>
           </w:tcPr>
           <w:p>
             <w:pPr>
@@ -4990,7 +4998,7 @@
         </w:tc>
         <w:tc>
           <w:tcPr>
-            <w:tcW w:type="dxa" w:w="2003"/>
+            <w:tcW w:type="dxa" w:w="1765"/>
           </w:tcPr>
           <w:p>
             <w:pPr>
@@ -5009,7 +5017,7 @@
         </w:tc>
         <w:tc>
           <w:tcPr>
-            <w:tcW w:type="dxa" w:w="2768"/>
+            <w:tcW w:type="dxa" w:w="2373"/>
           </w:tcPr>
           <w:p>
             <w:pPr>
@@ -5052,7 +5060,7 @@
         </w:tc>
         <w:tc>
           <w:tcPr>
-            <w:tcW w:type="dxa" w:w="2329"/>
+            <w:tcW w:type="dxa" w:w="2962"/>
           </w:tcPr>
           <w:p>
             <w:pPr>
@@ -5071,7 +5079,7 @@
         </w:tc>
         <w:tc>
           <w:tcPr>
-            <w:tcW w:type="dxa" w:w="2003"/>
+            <w:tcW w:type="dxa" w:w="1765"/>
           </w:tcPr>
           <w:p>
             <w:pPr>
@@ -5084,13 +5092,13 @@
                 <w:i w:val="0"/>
                 <w:sz w:val="24"/>
               </w:rPr>
-              <w:t>Async</w:t>
+              <w:t>Async (pub/sub event)</w:t>
             </w:r>
           </w:p>
         </w:tc>
         <w:tc>
           <w:tcPr>
-            <w:tcW w:type="dxa" w:w="2768"/>
+            <w:tcW w:type="dxa" w:w="2373"/>
           </w:tcPr>
           <w:p>
             <w:pPr>
@@ -5127,13 +5135,13 @@
                 <w:i w:val="0"/>
                 <w:sz w:val="24"/>
               </w:rPr>
-              <w:t>Inventory → Payment</w:t>
+              <w:t>Inventory → Payment, Order</w:t>
             </w:r>
           </w:p>
         </w:tc>
         <w:tc>
           <w:tcPr>
-            <w:tcW w:type="dxa" w:w="2329"/>
+            <w:tcW w:type="dxa" w:w="2962"/>
           </w:tcPr>
           <w:p>
             <w:pPr>
@@ -5146,13 +5154,13 @@
                 <w:i w:val="0"/>
                 <w:sz w:val="24"/>
               </w:rPr>
-              <w:t>StockReserved</w:t>
+              <w:t>StockReserved / StockReservationFailed</w:t>
             </w:r>
           </w:p>
         </w:tc>
         <w:tc>
           <w:tcPr>
-            <w:tcW w:type="dxa" w:w="2003"/>
+            <w:tcW w:type="dxa" w:w="1765"/>
           </w:tcPr>
           <w:p>
             <w:pPr>
@@ -5165,13 +5173,13 @@
                 <w:i w:val="0"/>
                 <w:sz w:val="24"/>
               </w:rPr>
-              <w:t>Async</w:t>
+              <w:t>Async (event)</w:t>
             </w:r>
           </w:p>
         </w:tc>
         <w:tc>
           <w:tcPr>
-            <w:tcW w:type="dxa" w:w="2768"/>
+            <w:tcW w:type="dxa" w:w="2373"/>
           </w:tcPr>
           <w:p>
             <w:pPr>
@@ -5184,7 +5192,7 @@
                 <w:i w:val="0"/>
                 <w:sz w:val="24"/>
               </w:rPr>
-              <w:t>Payment is taken only once stock is held</w:t>
+              <w:t>Payment is taken only once stock is held; otherwise the order is cancelled</w:t>
             </w:r>
           </w:p>
         </w:tc>
@@ -5214,7 +5222,7 @@
         </w:tc>
         <w:tc>
           <w:tcPr>
-            <w:tcW w:type="dxa" w:w="2329"/>
+            <w:tcW w:type="dxa" w:w="2962"/>
           </w:tcPr>
           <w:p>
             <w:pPr>
@@ -5233,7 +5241,7 @@
         </w:tc>
         <w:tc>
           <w:tcPr>
-            <w:tcW w:type="dxa" w:w="2003"/>
+            <w:tcW w:type="dxa" w:w="1765"/>
           </w:tcPr>
           <w:p>
             <w:pPr>
@@ -5252,7 +5260,7 @@
         </w:tc>
         <w:tc>
           <w:tcPr>
-            <w:tcW w:type="dxa" w:w="2768"/>
+            <w:tcW w:type="dxa" w:w="2373"/>
           </w:tcPr>
           <w:p>
             <w:pPr>
@@ -5295,7 +5303,7 @@
         </w:tc>
         <w:tc>
           <w:tcPr>
-            <w:tcW w:type="dxa" w:w="2329"/>
+            <w:tcW w:type="dxa" w:w="2962"/>
           </w:tcPr>
           <w:p>
             <w:pPr>
@@ -5314,7 +5322,7 @@
         </w:tc>
         <w:tc>
           <w:tcPr>
-            <w:tcW w:type="dxa" w:w="2003"/>
+            <w:tcW w:type="dxa" w:w="1765"/>
           </w:tcPr>
           <w:p>
             <w:pPr>
@@ -5333,7 +5341,7 @@
         </w:tc>
         <w:tc>
           <w:tcPr>
-            <w:tcW w:type="dxa" w:w="2768"/>
+            <w:tcW w:type="dxa" w:w="2373"/>
           </w:tcPr>
           <w:p>
             <w:pPr>
@@ -5376,7 +5384,7 @@
         </w:tc>
         <w:tc>
           <w:tcPr>
-            <w:tcW w:type="dxa" w:w="2329"/>
+            <w:tcW w:type="dxa" w:w="2962"/>
           </w:tcPr>
           <w:p>
             <w:pPr>
@@ -5395,7 +5403,7 @@
         </w:tc>
         <w:tc>
           <w:tcPr>
-            <w:tcW w:type="dxa" w:w="2003"/>
+            <w:tcW w:type="dxa" w:w="1765"/>
           </w:tcPr>
           <w:p>
             <w:pPr>
@@ -5408,13 +5416,13 @@
                 <w:i w:val="0"/>
                 <w:sz w:val="24"/>
               </w:rPr>
-              <w:t>Async</w:t>
+              <w:t>Async (replicas share one queue)</w:t>
             </w:r>
           </w:p>
         </w:tc>
         <w:tc>
           <w:tcPr>
-            <w:tcW w:type="dxa" w:w="2768"/>
+            <w:tcW w:type="dxa" w:w="2373"/>
           </w:tcPr>
           <w:p>
             <w:pPr>
@@ -5457,7 +5465,7 @@
         </w:tc>
         <w:tc>
           <w:tcPr>
-            <w:tcW w:type="dxa" w:w="2329"/>
+            <w:tcW w:type="dxa" w:w="2962"/>
           </w:tcPr>
           <w:p>
             <w:pPr>
@@ -5476,7 +5484,7 @@
         </w:tc>
         <w:tc>
           <w:tcPr>
-            <w:tcW w:type="dxa" w:w="2003"/>
+            <w:tcW w:type="dxa" w:w="1765"/>
           </w:tcPr>
           <w:p>
             <w:pPr>
@@ -5489,13 +5497,13 @@
                 <w:i w:val="0"/>
                 <w:sz w:val="24"/>
               </w:rPr>
-              <w:t>Async</w:t>
+              <w:t>Async (own queue)</w:t>
             </w:r>
           </w:p>
         </w:tc>
         <w:tc>
           <w:tcPr>
-            <w:tcW w:type="dxa" w:w="2768"/>
+            <w:tcW w:type="dxa" w:w="2373"/>
           </w:tcPr>
           <w:p>
             <w:pPr>
@@ -5538,7 +5546,7 @@
         </w:tc>
         <w:tc>
           <w:tcPr>
-            <w:tcW w:type="dxa" w:w="2329"/>
+            <w:tcW w:type="dxa" w:w="2962"/>
           </w:tcPr>
           <w:p>
             <w:pPr>
@@ -5557,7 +5565,7 @@
         </w:tc>
         <w:tc>
           <w:tcPr>
-            <w:tcW w:type="dxa" w:w="2003"/>
+            <w:tcW w:type="dxa" w:w="1765"/>
           </w:tcPr>
           <w:p>
             <w:pPr>
@@ -5576,7 +5584,7 @@
         </w:tc>
         <w:tc>
           <w:tcPr>
-            <w:tcW w:type="dxa" w:w="2768"/>
+            <w:tcW w:type="dxa" w:w="2373"/>
           </w:tcPr>
           <w:p>
             <w:pPr>
@@ -5619,7 +5627,7 @@
         </w:tc>
         <w:tc>
           <w:tcPr>
-            <w:tcW w:type="dxa" w:w="2329"/>
+            <w:tcW w:type="dxa" w:w="2962"/>
           </w:tcPr>
           <w:p>
             <w:pPr>
@@ -5638,7 +5646,7 @@
         </w:tc>
         <w:tc>
           <w:tcPr>
-            <w:tcW w:type="dxa" w:w="2003"/>
+            <w:tcW w:type="dxa" w:w="1765"/>
           </w:tcPr>
           <w:p>
             <w:pPr>
@@ -5651,13 +5659,13 @@
                 <w:i w:val="0"/>
                 <w:sz w:val="24"/>
               </w:rPr>
-              <w:t>Async</w:t>
+              <w:t>Async (work queue)</w:t>
             </w:r>
           </w:p>
         </w:tc>
         <w:tc>
           <w:tcPr>
-            <w:tcW w:type="dxa" w:w="2768"/>
+            <w:tcW w:type="dxa" w:w="2373"/>
           </w:tcPr>
           <w:p>
             <w:pPr>
@@ -5700,7 +5708,7 @@
         </w:tc>
         <w:tc>
           <w:tcPr>
-            <w:tcW w:type="dxa" w:w="2329"/>
+            <w:tcW w:type="dxa" w:w="2962"/>
           </w:tcPr>
           <w:p>
             <w:pPr>
@@ -5719,7 +5727,7 @@
         </w:tc>
         <w:tc>
           <w:tcPr>
-            <w:tcW w:type="dxa" w:w="2003"/>
+            <w:tcW w:type="dxa" w:w="1765"/>
           </w:tcPr>
           <w:p>
             <w:pPr>
@@ -5738,7 +5746,7 @@
         </w:tc>
         <w:tc>
           <w:tcPr>
-            <w:tcW w:type="dxa" w:w="2768"/>
+            <w:tcW w:type="dxa" w:w="2373"/>
           </w:tcPr>
           <w:p>
             <w:pPr>
@@ -5786,7 +5794,7 @@
           <w:i w:val="0"/>
           <w:sz w:val="24"/>
         </w:rPr>
-        <w:t>Table 6 assesses the design against seven of the twelve factors (Wiggins, 2017), with the evidence in the prototype.</w:t>
+        <w:t>Table 6 assesses the design against eight of the twelve factors (Wiggins, 2017), with the evidence in the prototype.</w:t>
       </w:r>
     </w:p>
     <w:p>
@@ -5955,14 +5963,7 @@
                 <w:i w:val="0"/>
                 <w:sz w:val="24"/>
               </w:rPr>
-              <w:t xml:space="preserve"> reads only environment variables; </w:t>
-            </w:r>
-            <w:r>
-              <w:rPr>
-                <w:rFonts w:ascii="Courier New" w:hAnsi="Courier New" w:eastAsia="Courier New" w:cs="Courier New"/>
-                <w:sz w:val="20"/>
-              </w:rPr>
-              <w:t>.env.example</w:t>
+              <w:t xml:space="preserve"> reads only environment variables and holds no passwords</w:t>
             </w:r>
           </w:p>
         </w:tc>
@@ -6202,6 +6203,75 @@
                 <w:i w:val="0"/>
                 <w:sz w:val="24"/>
               </w:rPr>
+              <w:t>VIII Concurrency</w:t>
+            </w:r>
+          </w:p>
+        </w:tc>
+        <w:tc>
+          <w:tcPr>
+            <w:tcW w:type="dxa" w:w="3589"/>
+          </w:tcPr>
+          <w:p>
+            <w:pPr>
+              <w:pStyle w:val="TableText"/>
+            </w:pPr>
+            <w:r>
+              <w:rPr>
+                <w:rFonts w:ascii="Times New Roman" w:hAnsi="Times New Roman" w:eastAsia="Times New Roman" w:cs="Times New Roman"/>
+                <w:b w:val="0"/>
+                <w:i w:val="0"/>
+                <w:sz w:val="24"/>
+              </w:rPr>
+              <w:t>Scale out, not up: checkout adds identical replicas for a sale (Section 4.1)</w:t>
+            </w:r>
+          </w:p>
+        </w:tc>
+        <w:tc>
+          <w:tcPr>
+            <w:tcW w:type="dxa" w:w="3626"/>
+          </w:tcPr>
+          <w:p>
+            <w:pPr>
+              <w:pStyle w:val="TableText"/>
+            </w:pPr>
+            <w:r>
+              <w:rPr>
+                <w:rFonts w:ascii="Courier New" w:hAnsi="Courier New" w:eastAsia="Courier New" w:cs="Courier New"/>
+                <w:sz w:val="20"/>
+              </w:rPr>
+              <w:t>FOR UPDATE SKIP LOCKED</w:t>
+            </w:r>
+            <w:r>
+              <w:rPr>
+                <w:rFonts w:ascii="Times New Roman" w:hAnsi="Times New Roman" w:eastAsia="Times New Roman" w:cs="Times New Roman"/>
+                <w:b w:val="0"/>
+                <w:i w:val="0"/>
+                <w:sz w:val="24"/>
+              </w:rPr>
+              <w:t xml:space="preserve"> lets several outbox relays run side by side (Listing 5)</w:t>
+            </w:r>
+          </w:p>
+        </w:tc>
+      </w:tr>
+      <w:tr>
+        <w:trPr>
+          <w:cantSplit/>
+        </w:trPr>
+        <w:tc>
+          <w:tcPr>
+            <w:tcW w:type="dxa" w:w="1810"/>
+          </w:tcPr>
+          <w:p>
+            <w:pPr>
+              <w:pStyle w:val="TableText"/>
+            </w:pPr>
+            <w:r>
+              <w:rPr>
+                <w:rFonts w:ascii="Times New Roman" w:hAnsi="Times New Roman" w:eastAsia="Times New Roman" w:cs="Times New Roman"/>
+                <w:b w:val="0"/>
+                <w:i w:val="0"/>
+                <w:sz w:val="24"/>
+              </w:rPr>
               <w:t>IX Disposability</w:t>
             </w:r>
           </w:p>
@@ -6390,7 +6460,7 @@
           <w:i w:val="0"/>
           <w:sz w:val="24"/>
         </w:rPr>
-        <w:t>Twelve-factor services are what cloud-native infrastructure expects. Kubernetes can start, stop and replace any replica because none holds state (VI, IX); the autoscaler can add replicas because configuration is external (III); and the platform, not the code, decides where logs go (XI). The main gap is admin processes (XII): the prototype creates its tables at start-up, and this must become a versioned migration job before production.</w:t>
+        <w:t>Twelve-factor services are what cloud-native infrastructure expects. Kubernetes can start, stop and replace any replica because none holds state (VI, IX); the autoscaler can add replicas because services scale out, not up (VIII); and the platform, not the code, decides where logs go (XI). The main gap is admin processes (XII): the prototype creates its tables at start-up, and this must become a versioned migration job before production.</w:t>
       </w:r>
     </w:p>
     <w:p>
@@ -6496,7 +6566,7 @@
           <w:i w:val="0"/>
           <w:sz w:val="24"/>
         </w:rPr>
-        <w:t>Figure 2 has two halves. The pull-request half gives the developer feedback within minutes: lint and unit tests (stage 2), then contract tests (stage 3), which fail the build if Order would break a consumer such as Notification. A reviewer from the owning team must approve (stage 4) before the branch is merged.</w:t>
+        <w:t>Figure 2 has two halves. The pull-request half gives the developer feedback within minutes: lint, unit and integration tests (stage 2), then contract tests (stage 3), which fail the build if Order would break a consumer such as Notification. A reviewer from the owning team must approve (stage 4) before the branch is merged.</w:t>
       </w:r>
     </w:p>
     <w:p>
@@ -6507,7 +6577,7 @@
           <w:i w:val="0"/>
           <w:sz w:val="24"/>
         </w:rPr>
-        <w:t>The main-branch half produces and promotes the release. Stage 6 builds the container image once, tags it with the commit SHA, scans it and pushes it to the registry. From then on the image is never rebuilt: Argo CD deploys the same digest to staging, the integration and smoke tests (and a weekly load test) run against it, and after approval the same digest goes to production as a canary. This is "build once, promote everywhere" (Humble and Farley, 2010): what was tested is exactly what runs, environments differ only in configuration, and rolling back means redeploying the previous digest. The prototype already works this way: its workflow tests the images it has just built, without rebuilding them (Figure 3).</w:t>
+        <w:t>The main-branch half produces and promotes the release. Stage 6 builds the container image once, tags it with the commit SHA, scans it and pushes it to the registry. From then on the image is never rebuilt: Argo CD deploys the same digest to staging, the end-to-end smoke tests (and a weekly load test) run against it, and after approval the same digest goes to production as a canary. This is "build once, promote everywhere" (Humble and Farley, 2010): what was tested is exactly what runs, environments differ only in configuration, and rolling back means redeploying the previous digest. The prototype already works this way: its workflow tests the images it has just built, without rebuilding them (Figure 3).</w:t>
       </w:r>
     </w:p>
     <w:p>
@@ -6518,7 +6588,7 @@
           <w:i w:val="0"/>
           <w:sz w:val="24"/>
         </w:rPr>
-        <w:t>Branching follows trunk-based development (Hammant, 2017): short-lived feature branches merged at least every two days, with unfinished work hidden behind feature flags. Long-lived branches would bring back the large, risky merges of the three-week release train. The pipeline is itself an attack surface, so third-party actions are pinned to commit SHAs, each job gets only the permissions it needs, push protection blocks committed secrets, and only the pipeline can push images.</w:t>
+        <w:t>Branching follows trunk-based development (Hammant, 2017): short-lived feature branches merged at least daily, with unfinished work hidden behind feature flags. Long-lived branches would bring back the large, risky merges of the three-week release train. The pipeline is itself an attack surface, so third-party actions are pinned to commit SHAs, each job gets only the permissions it needs, push protection blocks committed secrets, and only the pipeline can push images.</w:t>
       </w:r>
     </w:p>
     <w:p>
@@ -6547,7 +6617,7 @@
           <w:i w:val="0"/>
           <w:sz w:val="24"/>
         </w:rPr>
-        <w:t>, not continuous deployment, for now. Every merge produces a release candidate that could go live, but a person approves the production step (stage 9) for Order and Payment, because they handle money and the team is new to the platform. Weekly releases need nothing more. Once three months of DORA metrics show few failed changes, low-risk services such as Notification and Catalogue can move to continuous deployment.</w:t>
+        <w:t>, not continuous deployment, for now. Every merge produces a release candidate that could go live, but a person approves the production step (stage 9) for Order and Payment, because they handle money and the team is new to the platform. Once three months of DORA metrics show few failed changes, low-risk services such as Notification and Catalogue can move to continuous deployment.</w:t>
       </w:r>
     </w:p>
     <w:p>
@@ -6610,9 +6680,9 @@
       </w:tblPr>
       <w:tblGrid>
         <w:gridCol w:w="1719"/>
-        <w:gridCol w:w="3400"/>
+        <w:gridCol w:w="3419"/>
         <w:gridCol w:w="1926"/>
-        <w:gridCol w:w="1981"/>
+        <w:gridCol w:w="1962"/>
       </w:tblGrid>
       <w:tr>
         <w:trPr>
@@ -6641,7 +6711,7 @@
         </w:tc>
         <w:tc>
           <w:tcPr>
-            <w:tcW w:type="dxa" w:w="3400"/>
+            <w:tcW w:type="dxa" w:w="3419"/>
             <w:shd w:val="clear" w:color="auto" w:fill="E7E6E6"/>
           </w:tcPr>
           <w:p>
@@ -6681,7 +6751,7 @@
         </w:tc>
         <w:tc>
           <w:tcPr>
-            <w:tcW w:type="dxa" w:w="1981"/>
+            <w:tcW w:type="dxa" w:w="1962"/>
             <w:shd w:val="clear" w:color="auto" w:fill="E7E6E6"/>
           </w:tcPr>
           <w:p>
@@ -6725,7 +6795,7 @@
         </w:tc>
         <w:tc>
           <w:tcPr>
-            <w:tcW w:type="dxa" w:w="3400"/>
+            <w:tcW w:type="dxa" w:w="3419"/>
           </w:tcPr>
           <w:p>
             <w:pPr>
@@ -6763,7 +6833,7 @@
         </w:tc>
         <w:tc>
           <w:tcPr>
-            <w:tcW w:type="dxa" w:w="1981"/>
+            <w:tcW w:type="dxa" w:w="1962"/>
           </w:tcPr>
           <w:p>
             <w:pPr>
@@ -6800,13 +6870,13 @@
                 <w:i w:val="0"/>
                 <w:sz w:val="24"/>
               </w:rPr>
-              <w:t>Component (some, seconds)</w:t>
+              <w:t>Integration (some, seconds)</w:t>
             </w:r>
           </w:p>
         </w:tc>
         <w:tc>
           <w:tcPr>
-            <w:tcW w:type="dxa" w:w="3400"/>
+            <w:tcW w:type="dxa" w:w="3419"/>
           </w:tcPr>
           <w:p>
             <w:pPr>
@@ -6838,13 +6908,13 @@
                 <w:i w:val="0"/>
                 <w:sz w:val="24"/>
               </w:rPr>
-              <w:t>pytest, Testcontainers</w:t>
+              <w:t>pytest, Testcontainers (planned)</w:t>
             </w:r>
           </w:p>
         </w:tc>
         <w:tc>
           <w:tcPr>
-            <w:tcW w:type="dxa" w:w="1981"/>
+            <w:tcW w:type="dxa" w:w="1962"/>
           </w:tcPr>
           <w:p>
             <w:pPr>
@@ -6887,7 +6957,7 @@
         </w:tc>
         <w:tc>
           <w:tcPr>
-            <w:tcW w:type="dxa" w:w="3400"/>
+            <w:tcW w:type="dxa" w:w="3419"/>
           </w:tcPr>
           <w:p>
             <w:pPr>
@@ -6925,7 +6995,7 @@
         </w:tc>
         <w:tc>
           <w:tcPr>
-            <w:tcW w:type="dxa" w:w="1981"/>
+            <w:tcW w:type="dxa" w:w="1962"/>
           </w:tcPr>
           <w:p>
             <w:pPr>
@@ -6968,7 +7038,7 @@
         </w:tc>
         <w:tc>
           <w:tcPr>
-            <w:tcW w:type="dxa" w:w="3400"/>
+            <w:tcW w:type="dxa" w:w="3419"/>
           </w:tcPr>
           <w:p>
             <w:pPr>
@@ -7004,7 +7074,7 @@
         </w:tc>
         <w:tc>
           <w:tcPr>
-            <w:tcW w:type="dxa" w:w="1981"/>
+            <w:tcW w:type="dxa" w:w="1962"/>
           </w:tcPr>
           <w:p>
             <w:pPr>
@@ -7047,7 +7117,7 @@
         </w:tc>
         <w:tc>
           <w:tcPr>
-            <w:tcW w:type="dxa" w:w="3400"/>
+            <w:tcW w:type="dxa" w:w="3419"/>
           </w:tcPr>
           <w:p>
             <w:pPr>
@@ -7085,7 +7155,7 @@
         </w:tc>
         <w:tc>
           <w:tcPr>
-            <w:tcW w:type="dxa" w:w="1981"/>
+            <w:tcW w:type="dxa" w:w="1962"/>
           </w:tcPr>
           <w:p>
             <w:pPr>
@@ -7169,7 +7239,7 @@
           <w:i w:val="0"/>
           <w:sz w:val="24"/>
         </w:rPr>
-        <w:t>. Order's build fails if its event no longer satisfies them, and Notification's build checks that it can handle the contract's example, so each side is tested on its own against the same contract.</w:t>
+        <w:t>. Order's build fails if its event no longer satisfies them, and Notification's build checks it can handle the contract's example.</w:t>
       </w:r>
     </w:p>
     <w:p>
@@ -7376,7 +7446,7 @@
           <w:i w:val="0"/>
           <w:sz w:val="24"/>
         </w:rPr>
-        <w:t xml:space="preserve">When </w:t>
+        <w:t xml:space="preserve">Renaming </w:t>
       </w:r>
       <w:r>
         <w:rPr>
@@ -7392,7 +7462,7 @@
           <w:i w:val="0"/>
           <w:sz w:val="24"/>
         </w:rPr>
-        <w:t xml:space="preserve"> was renamed as an experiment, this test failed with "'customer_id' is a required property", which is exactly the breaking change it exists to stop. In production the schema files would be replaced by Pact (Pact Foundation, n.d.) and its can-i-deploy check, which also tells the pipeline which versions are safe to release together.</w:t>
+        <w:t xml:space="preserve"> made this test fail ("'customer_id' is a required property"), which is exactly the breaking change it exists to stop. Production would use Pact (Pact Foundation, n.d.) and its can-i-deploy check.</w:t>
       </w:r>
     </w:p>
     <w:p>
@@ -7691,7 +7761,7 @@
                 <w:i w:val="0"/>
                 <w:sz w:val="24"/>
               </w:rPr>
-              <w:t>Double capacity; every customer meets the new version at the same moment</w:t>
+              <w:t>Double capacity; both versions share one database; every customer meets the new version at once</w:t>
             </w:r>
           </w:p>
         </w:tc>
@@ -7881,7 +7951,7 @@
           <w:i w:val="0"/>
           <w:sz w:val="24"/>
         </w:rPr>
-        <w:t>The engineer confirms recovery on the dashboard, records the failed image digest, and the fix goes through the normal pipeline.</w:t>
+        <w:t>The engineer reverts the digest commit in the GitOps repository so that Git matches production, confirms recovery on the dashboard, and the fix goes through the normal pipeline; rollback is rehearsed monthly.</w:t>
       </w:r>
     </w:p>
     <w:p>
@@ -7892,7 +7962,7 @@
           <w:i w:val="0"/>
           <w:sz w:val="24"/>
         </w:rPr>
-        <w:t>Two DORA metrics (Forsgren, Humble and Kim, 2018) will show whether delivery improves (Table 9). Change failure rate cannot yet be baselined, because failed releases are not recorded today; it will be measured from the first pipeline release.</w:t>
+        <w:t>Two DORA metrics (Forsgren, Humble and Kim, 2018) will show whether delivery improves (Table 9). Change failure rate has no baseline yet, because failures are not recorded; tracking starts with the first pipeline release.</w:t>
       </w:r>
     </w:p>
     <w:p>
@@ -8165,7 +8235,7 @@
           <w:i w:val="0"/>
           <w:sz w:val="24"/>
         </w:rPr>
-        <w:t xml:space="preserve">. It runs on every push and pull request to </w:t>
+        <w:t xml:space="preserve">. Pull requests run the tests; every push to </w:t>
       </w:r>
       <w:r>
         <w:rPr>
@@ -8181,7 +8251,7 @@
           <w:i w:val="0"/>
           <w:sz w:val="24"/>
         </w:rPr>
-        <w:t>: tests for both services, one image per service built and pushed once, then an integration test of those exact images.</w:t>
+        <w:t xml:space="preserve"> also builds each image once, scans it with Trivy, pushes it and runs an end-to-end test of those exact images.</w:t>
       </w:r>
     </w:p>
     <w:p>
@@ -8246,7 +8316,7 @@
           <w:rFonts w:ascii="Courier New" w:hAnsi="Courier New" w:eastAsia="Courier New" w:cs="Courier New"/>
           <w:sz w:val="15"/>
         </w:rPr>
-        <w:t># Runs on every push and pull request to main. Images are built ONCE per commit, tagged</w:t>
+        <w:t># Pull requests run stage 1. Every push to main also builds each image ONCE, tagged with the</w:t>
       </w:r>
     </w:p>
     <w:p>
@@ -8260,7 +8330,7 @@
           <w:rFonts w:ascii="Courier New" w:hAnsi="Courier New" w:eastAsia="Courier New" w:cs="Courier New"/>
           <w:sz w:val="15"/>
         </w:rPr>
-        <w:t># with the commit SHA, and the integration stage tests those exact images</w:t>
+        <w:t># commit SHA, scans it, pushes it, and the end-to-end stage tests those exact images</w:t>
       </w:r>
     </w:p>
     <w:p>
@@ -8918,7 +8988,7 @@
           <w:rFonts w:ascii="Courier New" w:hAnsi="Courier New" w:eastAsia="Courier New" w:cs="Courier New"/>
           <w:sz w:val="15"/>
         </w:rPr>
-        <w:t xml:space="preserve">    name: "Stage 2: build and push image (${{ matrix.service }})"</w:t>
+        <w:t xml:space="preserve">    name: "Stage 2: build, scan and push image (${{ matrix.service }})"</w:t>
       </w:r>
     </w:p>
     <w:p>
@@ -8946,7 +9016,7 @@
           <w:rFonts w:ascii="Courier New" w:hAnsi="Courier New" w:eastAsia="Courier New" w:cs="Courier New"/>
           <w:sz w:val="15"/>
         </w:rPr>
-        <w:t xml:space="preserve">    runs-on: ubuntu-24.04</w:t>
+        <w:t xml:space="preserve">    if: github.event_name == 'push'</w:t>
       </w:r>
     </w:p>
     <w:p>
@@ -8960,7 +9030,7 @@
           <w:rFonts w:ascii="Courier New" w:hAnsi="Courier New" w:eastAsia="Courier New" w:cs="Courier New"/>
           <w:sz w:val="15"/>
         </w:rPr>
-        <w:t xml:space="preserve">    permissions:</w:t>
+        <w:t xml:space="preserve">    runs-on: ubuntu-24.04</w:t>
       </w:r>
     </w:p>
     <w:p>
@@ -8974,7 +9044,7 @@
           <w:rFonts w:ascii="Courier New" w:hAnsi="Courier New" w:eastAsia="Courier New" w:cs="Courier New"/>
           <w:sz w:val="15"/>
         </w:rPr>
-        <w:t xml:space="preserve">      contents: read</w:t>
+        <w:t xml:space="preserve">    permissions:</w:t>
       </w:r>
     </w:p>
     <w:p>
@@ -8988,7 +9058,7 @@
           <w:rFonts w:ascii="Courier New" w:hAnsi="Courier New" w:eastAsia="Courier New" w:cs="Courier New"/>
           <w:sz w:val="15"/>
         </w:rPr>
-        <w:t xml:space="preserve">      packages: write</w:t>
+        <w:t xml:space="preserve">      contents: read</w:t>
       </w:r>
     </w:p>
     <w:p>
@@ -9002,7 +9072,7 @@
           <w:rFonts w:ascii="Courier New" w:hAnsi="Courier New" w:eastAsia="Courier New" w:cs="Courier New"/>
           <w:sz w:val="15"/>
         </w:rPr>
-        <w:t xml:space="preserve">    strategy:</w:t>
+        <w:t xml:space="preserve">      packages: write</w:t>
       </w:r>
     </w:p>
     <w:p>
@@ -9016,7 +9086,7 @@
           <w:rFonts w:ascii="Courier New" w:hAnsi="Courier New" w:eastAsia="Courier New" w:cs="Courier New"/>
           <w:sz w:val="15"/>
         </w:rPr>
-        <w:t xml:space="preserve">      matrix:</w:t>
+        <w:t xml:space="preserve">    strategy:</w:t>
       </w:r>
     </w:p>
     <w:p>
@@ -9030,7 +9100,7 @@
           <w:rFonts w:ascii="Courier New" w:hAnsi="Courier New" w:eastAsia="Courier New" w:cs="Courier New"/>
           <w:sz w:val="15"/>
         </w:rPr>
-        <w:t xml:space="preserve">        service: [order-service, notification-service]</w:t>
+        <w:t xml:space="preserve">      matrix:</w:t>
       </w:r>
     </w:p>
     <w:p>
@@ -9044,7 +9114,7 @@
           <w:rFonts w:ascii="Courier New" w:hAnsi="Courier New" w:eastAsia="Courier New" w:cs="Courier New"/>
           <w:sz w:val="15"/>
         </w:rPr>
-        <w:t xml:space="preserve">    steps:</w:t>
+        <w:t xml:space="preserve">        service: [order-service, notification-service]</w:t>
       </w:r>
     </w:p>
     <w:p>
@@ -9058,7 +9128,7 @@
           <w:rFonts w:ascii="Courier New" w:hAnsi="Courier New" w:eastAsia="Courier New" w:cs="Courier New"/>
           <w:sz w:val="15"/>
         </w:rPr>
-        <w:t xml:space="preserve">      - name: Check out repository</w:t>
+        <w:t xml:space="preserve">    env:</w:t>
       </w:r>
     </w:p>
     <w:p>
@@ -9072,7 +9142,7 @@
           <w:rFonts w:ascii="Courier New" w:hAnsi="Courier New" w:eastAsia="Courier New" w:cs="Courier New"/>
           <w:sz w:val="15"/>
         </w:rPr>
-        <w:t xml:space="preserve">        uses: actions/checkout@3d3c42e5aac5ba805825da76410c181273ba90b1  # v7.0.1</w:t>
+        <w:t xml:space="preserve">      IMAGE: ghcr.io/${{ github.repository_owner }}/maltashop-${{ matrix.service }}:${{ github.sha }}</w:t>
       </w:r>
     </w:p>
     <w:p>
@@ -9086,7 +9156,7 @@
           <w:rFonts w:ascii="Courier New" w:hAnsi="Courier New" w:eastAsia="Courier New" w:cs="Courier New"/>
           <w:sz w:val="15"/>
         </w:rPr>
-        <w:t xml:space="preserve"> </w:t>
+        <w:t xml:space="preserve">    steps:</w:t>
       </w:r>
     </w:p>
     <w:p>
@@ -9100,7 +9170,7 @@
           <w:rFonts w:ascii="Courier New" w:hAnsi="Courier New" w:eastAsia="Courier New" w:cs="Courier New"/>
           <w:sz w:val="15"/>
         </w:rPr>
-        <w:t xml:space="preserve">      - name: Log in to GitHub Container Registry</w:t>
+        <w:t xml:space="preserve">      - name: Check out repository</w:t>
       </w:r>
     </w:p>
     <w:p>
@@ -9114,7 +9184,7 @@
           <w:rFonts w:ascii="Courier New" w:hAnsi="Courier New" w:eastAsia="Courier New" w:cs="Courier New"/>
           <w:sz w:val="15"/>
         </w:rPr>
-        <w:t xml:space="preserve">        uses: docker/login-action@dbcb813823bdd20940b903addbd779551569679f  # v4.6.0</w:t>
+        <w:t xml:space="preserve">        uses: actions/checkout@3d3c42e5aac5ba805825da76410c181273ba90b1  # v7.0.1</w:t>
       </w:r>
     </w:p>
     <w:p>
@@ -9128,7 +9198,7 @@
           <w:rFonts w:ascii="Courier New" w:hAnsi="Courier New" w:eastAsia="Courier New" w:cs="Courier New"/>
           <w:sz w:val="15"/>
         </w:rPr>
-        <w:t xml:space="preserve">        with:</w:t>
+        <w:t xml:space="preserve"> </w:t>
       </w:r>
     </w:p>
     <w:p>
@@ -9142,7 +9212,7 @@
           <w:rFonts w:ascii="Courier New" w:hAnsi="Courier New" w:eastAsia="Courier New" w:cs="Courier New"/>
           <w:sz w:val="15"/>
         </w:rPr>
-        <w:t xml:space="preserve">          registry: ghcr.io</w:t>
+        <w:t xml:space="preserve">      - name: Log in to GitHub Container Registry</w:t>
       </w:r>
     </w:p>
     <w:p>
@@ -9156,7 +9226,7 @@
           <w:rFonts w:ascii="Courier New" w:hAnsi="Courier New" w:eastAsia="Courier New" w:cs="Courier New"/>
           <w:sz w:val="15"/>
         </w:rPr>
-        <w:t xml:space="preserve">          username: ${{ github.actor }}</w:t>
+        <w:t xml:space="preserve">        uses: docker/login-action@dbcb813823bdd20940b903addbd779551569679f  # v4.6.0</w:t>
       </w:r>
     </w:p>
     <w:p>
@@ -9170,7 +9240,7 @@
           <w:rFonts w:ascii="Courier New" w:hAnsi="Courier New" w:eastAsia="Courier New" w:cs="Courier New"/>
           <w:sz w:val="15"/>
         </w:rPr>
-        <w:t xml:space="preserve">          password: ${{ secrets.GITHUB_TOKEN }}</w:t>
+        <w:t xml:space="preserve">        with:</w:t>
       </w:r>
     </w:p>
     <w:p>
@@ -9184,7 +9254,7 @@
           <w:rFonts w:ascii="Courier New" w:hAnsi="Courier New" w:eastAsia="Courier New" w:cs="Courier New"/>
           <w:sz w:val="15"/>
         </w:rPr>
-        <w:t xml:space="preserve"> </w:t>
+        <w:t xml:space="preserve">          registry: ghcr.io</w:t>
       </w:r>
     </w:p>
     <w:p>
@@ -9198,7 +9268,7 @@
           <w:rFonts w:ascii="Courier New" w:hAnsi="Courier New" w:eastAsia="Courier New" w:cs="Courier New"/>
           <w:sz w:val="15"/>
         </w:rPr>
-        <w:t xml:space="preserve">      - name: Build once, tag with the commit SHA, push</w:t>
+        <w:t xml:space="preserve">          username: ${{ github.actor }}</w:t>
       </w:r>
     </w:p>
     <w:p>
@@ -9212,7 +9282,7 @@
           <w:rFonts w:ascii="Courier New" w:hAnsi="Courier New" w:eastAsia="Courier New" w:cs="Courier New"/>
           <w:sz w:val="15"/>
         </w:rPr>
-        <w:t xml:space="preserve">        uses: docker/build-push-action@c3c9e263c25d99ce0380d002d59b67737d91b0dc  # v7.4.0</w:t>
+        <w:t xml:space="preserve">          password: ${{ secrets.GITHUB_TOKEN }}</w:t>
       </w:r>
     </w:p>
     <w:p>
@@ -9226,7 +9296,7 @@
           <w:rFonts w:ascii="Courier New" w:hAnsi="Courier New" w:eastAsia="Courier New" w:cs="Courier New"/>
           <w:sz w:val="15"/>
         </w:rPr>
-        <w:t xml:space="preserve">        with:</w:t>
+        <w:t xml:space="preserve"> </w:t>
       </w:r>
     </w:p>
     <w:p>
@@ -9240,7 +9310,7 @@
           <w:rFonts w:ascii="Courier New" w:hAnsi="Courier New" w:eastAsia="Courier New" w:cs="Courier New"/>
           <w:sz w:val="15"/>
         </w:rPr>
-        <w:t xml:space="preserve">          context: ${{ matrix.service }}</w:t>
+        <w:t xml:space="preserve">      - name: Build once, tagged with the commit SHA</w:t>
       </w:r>
     </w:p>
     <w:p>
@@ -9254,7 +9324,7 @@
           <w:rFonts w:ascii="Courier New" w:hAnsi="Courier New" w:eastAsia="Courier New" w:cs="Courier New"/>
           <w:sz w:val="15"/>
         </w:rPr>
-        <w:t xml:space="preserve">          push: true</w:t>
+        <w:t xml:space="preserve">        uses: docker/build-push-action@c3c9e263c25d99ce0380d002d59b67737d91b0dc  # v7.4.0</w:t>
       </w:r>
     </w:p>
     <w:p>
@@ -9268,7 +9338,7 @@
           <w:rFonts w:ascii="Courier New" w:hAnsi="Courier New" w:eastAsia="Courier New" w:cs="Courier New"/>
           <w:sz w:val="15"/>
         </w:rPr>
-        <w:t xml:space="preserve">          tags: ${{ env.IMAGE_REGISTRY }}/maltashop-${{ matrix.service }}:${{ env.IMAGE_TAG }}</w:t>
+        <w:t xml:space="preserve">        with:</w:t>
       </w:r>
     </w:p>
     <w:p>
@@ -9282,7 +9352,7 @@
           <w:rFonts w:ascii="Courier New" w:hAnsi="Courier New" w:eastAsia="Courier New" w:cs="Courier New"/>
           <w:sz w:val="15"/>
         </w:rPr>
-        <w:t xml:space="preserve"> </w:t>
+        <w:t xml:space="preserve">          context: ${{ matrix.service }}</w:t>
       </w:r>
     </w:p>
     <w:p>
@@ -9296,7 +9366,7 @@
           <w:rFonts w:ascii="Courier New" w:hAnsi="Courier New" w:eastAsia="Courier New" w:cs="Courier New"/>
           <w:sz w:val="15"/>
         </w:rPr>
-        <w:t xml:space="preserve">  integration:</w:t>
+        <w:t xml:space="preserve">          load: true</w:t>
       </w:r>
     </w:p>
     <w:p>
@@ -9310,7 +9380,175 @@
           <w:rFonts w:ascii="Courier New" w:hAnsi="Courier New" w:eastAsia="Courier New" w:cs="Courier New"/>
           <w:sz w:val="15"/>
         </w:rPr>
-        <w:t xml:space="preserve">    name: "Stage 3: integration test of the built images"</w:t>
+        <w:t xml:space="preserve">          tags: ${{ env.IMAGE }}</w:t>
+      </w:r>
+    </w:p>
+    <w:p>
+      <w:pPr>
+        <w:pStyle w:val="CodeListing"/>
+        <w:keepNext w:val="0"/>
+        <w:shd w:val="clear" w:color="auto" w:fill="F2F2F2"/>
+      </w:pPr>
+      <w:r>
+        <w:rPr>
+          <w:rFonts w:ascii="Courier New" w:hAnsi="Courier New" w:eastAsia="Courier New" w:cs="Courier New"/>
+          <w:sz w:val="15"/>
+        </w:rPr>
+        <w:t xml:space="preserve"> </w:t>
+      </w:r>
+    </w:p>
+    <w:p>
+      <w:pPr>
+        <w:pStyle w:val="CodeListing"/>
+        <w:keepNext w:val="0"/>
+        <w:shd w:val="clear" w:color="auto" w:fill="F2F2F2"/>
+      </w:pPr>
+      <w:r>
+        <w:rPr>
+          <w:rFonts w:ascii="Courier New" w:hAnsi="Courier New" w:eastAsia="Courier New" w:cs="Courier New"/>
+          <w:sz w:val="15"/>
+        </w:rPr>
+        <w:t xml:space="preserve">      - name: Scan the image; stop on any critical vulnerability that has a fix (gate)</w:t>
+      </w:r>
+    </w:p>
+    <w:p>
+      <w:pPr>
+        <w:pStyle w:val="CodeListing"/>
+        <w:keepNext w:val="0"/>
+        <w:shd w:val="clear" w:color="auto" w:fill="F2F2F2"/>
+      </w:pPr>
+      <w:r>
+        <w:rPr>
+          <w:rFonts w:ascii="Courier New" w:hAnsi="Courier New" w:eastAsia="Courier New" w:cs="Courier New"/>
+          <w:sz w:val="15"/>
+        </w:rPr>
+        <w:t xml:space="preserve">        run: &gt;</w:t>
+      </w:r>
+    </w:p>
+    <w:p>
+      <w:pPr>
+        <w:pStyle w:val="CodeListing"/>
+        <w:keepNext w:val="0"/>
+        <w:shd w:val="clear" w:color="auto" w:fill="F2F2F2"/>
+      </w:pPr>
+      <w:r>
+        <w:rPr>
+          <w:rFonts w:ascii="Courier New" w:hAnsi="Courier New" w:eastAsia="Courier New" w:cs="Courier New"/>
+          <w:sz w:val="15"/>
+        </w:rPr>
+        <w:t xml:space="preserve">          docker run --rm -v /var/run/docker.sock:/var/run/docker.sock</w:t>
+      </w:r>
+    </w:p>
+    <w:p>
+      <w:pPr>
+        <w:pStyle w:val="CodeListing"/>
+        <w:keepNext w:val="0"/>
+        <w:shd w:val="clear" w:color="auto" w:fill="F2F2F2"/>
+      </w:pPr>
+      <w:r>
+        <w:rPr>
+          <w:rFonts w:ascii="Courier New" w:hAnsi="Courier New" w:eastAsia="Courier New" w:cs="Courier New"/>
+          <w:sz w:val="15"/>
+        </w:rPr>
+        <w:t xml:space="preserve">          aquasec/trivy:0.76.0@sha256:2416d1f74045b57274df1a340eee6b510cacd73c66a6ccb8da092b117eb7d222</w:t>
+      </w:r>
+    </w:p>
+    <w:p>
+      <w:pPr>
+        <w:pStyle w:val="CodeListing"/>
+        <w:keepNext w:val="0"/>
+        <w:shd w:val="clear" w:color="auto" w:fill="F2F2F2"/>
+      </w:pPr>
+      <w:r>
+        <w:rPr>
+          <w:rFonts w:ascii="Courier New" w:hAnsi="Courier New" w:eastAsia="Courier New" w:cs="Courier New"/>
+          <w:sz w:val="15"/>
+        </w:rPr>
+        <w:t xml:space="preserve">          image --severity CRITICAL --ignore-unfixed --exit-code 1 --no-progress "$IMAGE"</w:t>
+      </w:r>
+    </w:p>
+    <w:p>
+      <w:pPr>
+        <w:pStyle w:val="CodeListing"/>
+        <w:keepNext w:val="0"/>
+        <w:shd w:val="clear" w:color="auto" w:fill="F2F2F2"/>
+      </w:pPr>
+      <w:r>
+        <w:rPr>
+          <w:rFonts w:ascii="Courier New" w:hAnsi="Courier New" w:eastAsia="Courier New" w:cs="Courier New"/>
+          <w:sz w:val="15"/>
+        </w:rPr>
+        <w:t xml:space="preserve"> </w:t>
+      </w:r>
+    </w:p>
+    <w:p>
+      <w:pPr>
+        <w:pStyle w:val="CodeListing"/>
+        <w:keepNext w:val="0"/>
+        <w:shd w:val="clear" w:color="auto" w:fill="F2F2F2"/>
+      </w:pPr>
+      <w:r>
+        <w:rPr>
+          <w:rFonts w:ascii="Courier New" w:hAnsi="Courier New" w:eastAsia="Courier New" w:cs="Courier New"/>
+          <w:sz w:val="15"/>
+        </w:rPr>
+        <w:t xml:space="preserve">      - name: Push the scanned image</w:t>
+      </w:r>
+    </w:p>
+    <w:p>
+      <w:pPr>
+        <w:pStyle w:val="CodeListing"/>
+        <w:keepNext w:val="0"/>
+        <w:shd w:val="clear" w:color="auto" w:fill="F2F2F2"/>
+      </w:pPr>
+      <w:r>
+        <w:rPr>
+          <w:rFonts w:ascii="Courier New" w:hAnsi="Courier New" w:eastAsia="Courier New" w:cs="Courier New"/>
+          <w:sz w:val="15"/>
+        </w:rPr>
+        <w:t xml:space="preserve">        run: docker push "$IMAGE"</w:t>
+      </w:r>
+    </w:p>
+    <w:p>
+      <w:pPr>
+        <w:pStyle w:val="CodeListing"/>
+        <w:keepNext w:val="0"/>
+        <w:shd w:val="clear" w:color="auto" w:fill="F2F2F2"/>
+      </w:pPr>
+      <w:r>
+        <w:rPr>
+          <w:rFonts w:ascii="Courier New" w:hAnsi="Courier New" w:eastAsia="Courier New" w:cs="Courier New"/>
+          <w:sz w:val="15"/>
+        </w:rPr>
+        <w:t xml:space="preserve"> </w:t>
+      </w:r>
+    </w:p>
+    <w:p>
+      <w:pPr>
+        <w:pStyle w:val="CodeListing"/>
+        <w:keepNext w:val="0"/>
+        <w:shd w:val="clear" w:color="auto" w:fill="F2F2F2"/>
+      </w:pPr>
+      <w:r>
+        <w:rPr>
+          <w:rFonts w:ascii="Courier New" w:hAnsi="Courier New" w:eastAsia="Courier New" w:cs="Courier New"/>
+          <w:sz w:val="15"/>
+        </w:rPr>
+        <w:t xml:space="preserve">  end-to-end:</w:t>
+      </w:r>
+    </w:p>
+    <w:p>
+      <w:pPr>
+        <w:pStyle w:val="CodeListing"/>
+        <w:keepNext w:val="0"/>
+        <w:shd w:val="clear" w:color="auto" w:fill="F2F2F2"/>
+      </w:pPr>
+      <w:r>
+        <w:rPr>
+          <w:rFonts w:ascii="Courier New" w:hAnsi="Courier New" w:eastAsia="Courier New" w:cs="Courier New"/>
+          <w:sz w:val="15"/>
+        </w:rPr>
+        <w:t xml:space="preserve">    name: "Stage 3: end-to-end test of the built images"</w:t>
       </w:r>
     </w:p>
     <w:p>
@@ -9826,7 +10064,7 @@
           <w:i/>
           <w:sz w:val="24"/>
         </w:rPr>
-        <w:t>A passing run of the prototype's CI workflow on GitHub Actions. Stage 1 lints and tests both services, stage 2 builds each image once and pushes it to GitHub Container Registry, and stage 3 starts the whole system from those images and runs the smoke test.</w:t>
+        <w:t>A passing run of the prototype's CI workflow on GitHub Actions, in 1 min 57 s: well inside a ten-minute target, because both services are tested in parallel and pip downloads are cached. Stage 1 lints and tests both services; stage 2 builds each image once, scans it with Trivy and pushes it to GitHub Container Registry; stage 3 starts the whole system from those images and runs the end-to-end smoke test.</w:t>
       </w:r>
     </w:p>
     <w:p>
@@ -9959,7 +10197,7 @@
           <w:i w:val="0"/>
           <w:sz w:val="24"/>
         </w:rPr>
-        <w:t xml:space="preserve">, which checks the database; a pod that is starting, overloaded or cut off is removed from the load balancer instead of returning errors. The liveness probe calls </w:t>
+        <w:t xml:space="preserve">, which checks the database; a pod that is starting, overloaded or cut off is removed from the Service instead of returning errors. The liveness probe calls </w:t>
       </w:r>
       <w:r>
         <w:rPr>
@@ -9975,7 +10213,7 @@
           <w:i w:val="0"/>
           <w:sz w:val="24"/>
         </w:rPr>
-        <w:t xml:space="preserve"> and restarts a pod that hangs. </w:t>
+        <w:t xml:space="preserve">, which checks nothing else, and restarts only a pod that hangs. </w:t>
       </w:r>
       <w:r>
         <w:rPr>
@@ -10329,7 +10567,49 @@
           <w:rFonts w:ascii="Courier New" w:hAnsi="Courier New" w:eastAsia="Courier New" w:cs="Courier New"/>
           <w:sz w:val="18"/>
         </w:rPr>
-        <w:t xml:space="preserve">          envFrom: [{secretRef: {name: order-service-config}}]</w:t>
+        <w:t xml:space="preserve">          envFrom:                        # settings: ConfigMap; passwords: Secret</w:t>
+      </w:r>
+    </w:p>
+    <w:p>
+      <w:pPr>
+        <w:pStyle w:val="CodeBlock"/>
+        <w:keepNext w:val="0"/>
+        <w:shd w:val="clear" w:color="auto" w:fill="F2F2F2"/>
+      </w:pPr>
+      <w:r>
+        <w:rPr>
+          <w:rFonts w:ascii="Courier New" w:hAnsi="Courier New" w:eastAsia="Courier New" w:cs="Courier New"/>
+          <w:sz w:val="18"/>
+        </w:rPr>
+        <w:t xml:space="preserve">            - configMapRef: {name: order-service-config}</w:t>
+      </w:r>
+    </w:p>
+    <w:p>
+      <w:pPr>
+        <w:pStyle w:val="CodeBlock"/>
+        <w:keepNext w:val="0"/>
+        <w:shd w:val="clear" w:color="auto" w:fill="F2F2F2"/>
+      </w:pPr>
+      <w:r>
+        <w:rPr>
+          <w:rFonts w:ascii="Courier New" w:hAnsi="Courier New" w:eastAsia="Courier New" w:cs="Courier New"/>
+          <w:sz w:val="18"/>
+        </w:rPr>
+        <w:t xml:space="preserve">            - secretRef: {name: order-service-secrets}</w:t>
+      </w:r>
+    </w:p>
+    <w:p>
+      <w:pPr>
+        <w:pStyle w:val="CodeBlock"/>
+        <w:keepNext w:val="0"/>
+        <w:shd w:val="clear" w:color="auto" w:fill="F2F2F2"/>
+      </w:pPr>
+      <w:r>
+        <w:rPr>
+          <w:rFonts w:ascii="Courier New" w:hAnsi="Courier New" w:eastAsia="Courier New" w:cs="Courier New"/>
+          <w:sz w:val="18"/>
+        </w:rPr>
+        <w:t xml:space="preserve">          securityContext: {runAsNonRoot: true, readOnlyRootFilesystem: true}</w:t>
       </w:r>
     </w:p>
     <w:p>
@@ -10667,7 +10947,7 @@
           <w:i w:val="0"/>
           <w:sz w:val="24"/>
         </w:rPr>
-        <w:t>All eight services and the gateway are stateless and run as Deployments. The stateful parts (PostgreSQL, MongoDB, Redis and RabbitMQ) stay outside the cluster as managed services, such as Amazon RDS with a standby in a second zone, so the team does not operate databases on Kubernetes in its first year.</w:t>
+        <w:t>All eight services and the gateway are stateless and run as Deployments. The stateful parts (PostgreSQL, MongoDB, Redis and RabbitMQ) stay outside the cluster as managed services, such as Amazon RDS with a standby in a second zone, so the team runs no database StatefulSets in its first year.</w:t>
       </w:r>
     </w:p>
     <w:p>
@@ -12093,7 +12373,7 @@
           <w:i w:val="0"/>
           <w:sz w:val="24"/>
         </w:rPr>
-        <w:t>, but build resilience into the services and the gateway first. Most traffic between services goes asynchronously through RabbitMQ, which a mesh does not manage. The few synchronous calls (gateway to services, Payment to its providers) are protected by timeouts, retries with idempotency keys and circuit breakers (Nygard, 2018), and Argo Rollouts already handles canary traffic. A mesh would add a proxy to every pod, more memory and a complex control plane for two operations staff who are still learning Kubernetes. Revisit this after twelve months, or sooner if synchronous calls multiply or an auditor requires encryption inside the cluster; Linkerd or Istio's sidecar-free ambient mode would then be the lighter options.</w:t>
+        <w:t>, but build resilience into the services and the gateway first. Most traffic between services goes asynchronously through RabbitMQ, which a mesh does not manage. The few synchronous calls (gateway to services, Payment to its providers) are protected by timeouts, retries with idempotency keys and circuit breakers (Nygard, 2018), and Argo Rollouts already splits canary traffic at the ingress controller. A mesh would add a proxy to every pod, more memory and a complex control plane for two operations staff who are still learning Kubernetes. Revisit this after twelve months, or sooner if an auditor requires encryption inside the cluster; Linkerd would then be the lighter option.</w:t>
       </w:r>
     </w:p>
     <w:p>
@@ -12328,7 +12608,7 @@
           <w:i w:val="0"/>
           <w:sz w:val="24"/>
         </w:rPr>
-        <w:t xml:space="preserve"> The team must learn new tools, so we pay for training and help. For a while we pay for old and new systems together. More parts mean more to watch, so monitoring comes first.</w:t>
+        <w:t xml:space="preserve"> The team must learn new tools, so we pay for training and help. For a while we pay for old and new systems together, and other new features come more slowly. More parts mean more to watch, so monitoring comes first.</w:t>
       </w:r>
     </w:p>
     <w:p>
@@ -12375,7 +12655,7 @@
           <w:i w:val="0"/>
           <w:sz w:val="24"/>
         </w:rPr>
-        <w:t>The twelve developers become three stream-aligned teams of four, each owning whole business capabilities, and the two operations staff become a small platform team (Skelton and Pais, 2019):</w:t>
+        <w:t>Before the first service is extracted, the twelve developers become three stream-aligned teams of four, each owning whole business capabilities, and the two operations staff become a small platform team (Skelton and Pais, 2019):</w:t>
       </w:r>
     </w:p>
     <w:p>
@@ -12527,7 +12807,7 @@
           <w:i w:val="0"/>
           <w:sz w:val="24"/>
         </w:rPr>
-        <w:t xml:space="preserve"> REST APIs are described in OpenAPI and events in JSON Schema, stored with the code. A breaking change needs a new version and the old one is kept for at least one release cycle; contract tests enforce this (Section 3.2).</w:t>
+        <w:t xml:space="preserve"> REST APIs are described in OpenAPI and events in JSON Schema, stored with the code. A breaking change needs a new version and the old one is kept for at least six months; contract tests enforce this (Section 3.2).</w:t>
       </w:r>
     </w:p>
     <w:p>
@@ -13440,7 +13720,7 @@
           <w:i w:val="0"/>
           <w:sz w:val="24"/>
         </w:rPr>
-        <w:t xml:space="preserve"> Both decisions favour tools the team can run now over the most powerful option, which raises the chance of meeting the 12-month goals: MaltaShop's scarcest resource is operations time, not technology. The debt is deliberate and written down, so future teams know what was traded and when to revisit it, instead of discovering it during an incident.</w:t>
+        <w:t xml:space="preserve"> Both decisions favour tools the team can run now over the most powerful option, which raises the chance of meeting the 12-month goals: MaltaShop's scarcest resource is operations time, not technology. The debt is written down, so future teams know what was traded and when to revisit it.</w:t>
       </w:r>
     </w:p>
     <w:p>
@@ -13569,7 +13849,7 @@
           <w:i w:val="0"/>
           <w:sz w:val="24"/>
         </w:rPr>
-        <w:t xml:space="preserve"> starts everything, and the repository's README explains what it is, how to run it and its environment variables (Appendix A).</w:t>
+        <w:t xml:space="preserve"> starts everything, and the README explains how to run it and its environment variables (Appendix A).</w:t>
       </w:r>
     </w:p>
     <w:p>
@@ -13614,7 +13894,7 @@
           <w:i w:val="0"/>
           <w:sz w:val="24"/>
         </w:rPr>
-        <w:t xml:space="preserve"> (Garcia-Molina and Salem, 1987; Richardson, 2018): a sequence of local transactions, each publishing an event that triggers the next, with a compensating action that undoes a step if a later one fails (Figure 5, Table 15).</w:t>
+        <w:t xml:space="preserve"> (Garcia-Molina and Salem, 1987; Richardson, 2018): a sequence of local transactions, each publishing an event that triggers the next, with a compensating action that undoes a step if a later one fails (Figure 5).</w:t>
       </w:r>
     </w:p>
     <w:p>
@@ -13710,459 +13990,6 @@
       </w:r>
     </w:p>
     <w:p>
-      <w:pPr>
-        <w:pStyle w:val="Caption"/>
-        <w:keepNext/>
-      </w:pPr>
-      <w:r>
-        <w:rPr>
-          <w:rFonts w:ascii="Times New Roman" w:hAnsi="Times New Roman" w:eastAsia="Times New Roman" w:cs="Times New Roman"/>
-          <w:b/>
-          <w:sz w:val="24"/>
-        </w:rPr>
-        <w:t xml:space="preserve">Table 15: </w:t>
-      </w:r>
-      <w:r>
-        <w:rPr>
-          <w:rFonts w:ascii="Times New Roman" w:hAnsi="Times New Roman" w:eastAsia="Times New Roman" w:cs="Times New Roman"/>
-          <w:b w:val="0"/>
-          <w:i/>
-          <w:sz w:val="24"/>
-        </w:rPr>
-        <w:t>Saga steps and compensating actions</w:t>
-      </w:r>
-    </w:p>
-    <w:tbl>
-      <w:tblPr>
-        <w:tblStyle w:val="TableGrid"/>
-        <w:tblW w:type="dxa" w:w="9026"/>
-        <w:jc w:val="left"/>
-        <w:tblLayout w:type="fixed"/>
-        <w:tblLook w:firstColumn="1" w:firstRow="1" w:lastColumn="0" w:lastRow="0" w:noHBand="0" w:noVBand="1" w:val="04A0"/>
-      </w:tblPr>
-      <w:tblGrid>
-        <w:gridCol w:w="815"/>
-        <w:gridCol w:w="1350"/>
-        <w:gridCol w:w="4310"/>
-        <w:gridCol w:w="2551"/>
-      </w:tblGrid>
-      <w:tr>
-        <w:trPr>
-          <w:cantSplit/>
-          <w:tblHeader/>
-        </w:trPr>
-        <w:tc>
-          <w:tcPr>
-            <w:tcW w:type="dxa" w:w="815"/>
-            <w:shd w:val="clear" w:color="auto" w:fill="E7E6E6"/>
-          </w:tcPr>
-          <w:p>
-            <w:pPr>
-              <w:pStyle w:val="TableText"/>
-            </w:pPr>
-            <w:r>
-              <w:rPr>
-                <w:rFonts w:ascii="Times New Roman" w:hAnsi="Times New Roman" w:eastAsia="Times New Roman" w:cs="Times New Roman"/>
-                <w:b/>
-                <w:i w:val="0"/>
-                <w:sz w:val="24"/>
-              </w:rPr>
-              <w:t>Step</w:t>
-            </w:r>
-          </w:p>
-        </w:tc>
-        <w:tc>
-          <w:tcPr>
-            <w:tcW w:type="dxa" w:w="1350"/>
-            <w:shd w:val="clear" w:color="auto" w:fill="E7E6E6"/>
-          </w:tcPr>
-          <w:p>
-            <w:pPr>
-              <w:pStyle w:val="TableText"/>
-            </w:pPr>
-            <w:r>
-              <w:rPr>
-                <w:rFonts w:ascii="Times New Roman" w:hAnsi="Times New Roman" w:eastAsia="Times New Roman" w:cs="Times New Roman"/>
-                <w:b/>
-                <w:i w:val="0"/>
-                <w:sz w:val="24"/>
-              </w:rPr>
-              <w:t>Service</w:t>
-            </w:r>
-          </w:p>
-        </w:tc>
-        <w:tc>
-          <w:tcPr>
-            <w:tcW w:type="dxa" w:w="4310"/>
-            <w:shd w:val="clear" w:color="auto" w:fill="E7E6E6"/>
-          </w:tcPr>
-          <w:p>
-            <w:pPr>
-              <w:pStyle w:val="TableText"/>
-            </w:pPr>
-            <w:r>
-              <w:rPr>
-                <w:rFonts w:ascii="Times New Roman" w:hAnsi="Times New Roman" w:eastAsia="Times New Roman" w:cs="Times New Roman"/>
-                <w:b/>
-                <w:i w:val="0"/>
-                <w:sz w:val="24"/>
-              </w:rPr>
-              <w:t>Local transaction</w:t>
-            </w:r>
-          </w:p>
-        </w:tc>
-        <w:tc>
-          <w:tcPr>
-            <w:tcW w:type="dxa" w:w="2551"/>
-            <w:shd w:val="clear" w:color="auto" w:fill="E7E6E6"/>
-          </w:tcPr>
-          <w:p>
-            <w:pPr>
-              <w:pStyle w:val="TableText"/>
-            </w:pPr>
-            <w:r>
-              <w:rPr>
-                <w:rFonts w:ascii="Times New Roman" w:hAnsi="Times New Roman" w:eastAsia="Times New Roman" w:cs="Times New Roman"/>
-                <w:b/>
-                <w:i w:val="0"/>
-                <w:sz w:val="24"/>
-              </w:rPr>
-              <w:t>Compensating action</w:t>
-            </w:r>
-          </w:p>
-        </w:tc>
-      </w:tr>
-      <w:tr>
-        <w:trPr>
-          <w:cantSplit/>
-        </w:trPr>
-        <w:tc>
-          <w:tcPr>
-            <w:tcW w:type="dxa" w:w="815"/>
-          </w:tcPr>
-          <w:p>
-            <w:pPr>
-              <w:pStyle w:val="TableText"/>
-            </w:pPr>
-            <w:r>
-              <w:rPr>
-                <w:rFonts w:ascii="Times New Roman" w:hAnsi="Times New Roman" w:eastAsia="Times New Roman" w:cs="Times New Roman"/>
-                <w:b w:val="0"/>
-                <w:i w:val="0"/>
-                <w:sz w:val="24"/>
-              </w:rPr>
-              <w:t>1</w:t>
-            </w:r>
-          </w:p>
-        </w:tc>
-        <w:tc>
-          <w:tcPr>
-            <w:tcW w:type="dxa" w:w="1350"/>
-          </w:tcPr>
-          <w:p>
-            <w:pPr>
-              <w:pStyle w:val="TableText"/>
-            </w:pPr>
-            <w:r>
-              <w:rPr>
-                <w:rFonts w:ascii="Times New Roman" w:hAnsi="Times New Roman" w:eastAsia="Times New Roman" w:cs="Times New Roman"/>
-                <w:b w:val="0"/>
-                <w:i w:val="0"/>
-                <w:sz w:val="24"/>
-              </w:rPr>
-              <w:t>Order</w:t>
-            </w:r>
-          </w:p>
-        </w:tc>
-        <w:tc>
-          <w:tcPr>
-            <w:tcW w:type="dxa" w:w="4310"/>
-          </w:tcPr>
-          <w:p>
-            <w:pPr>
-              <w:pStyle w:val="TableText"/>
-            </w:pPr>
-            <w:r>
-              <w:rPr>
-                <w:rFonts w:ascii="Times New Roman" w:hAnsi="Times New Roman" w:eastAsia="Times New Roman" w:cs="Times New Roman"/>
-                <w:b w:val="0"/>
-                <w:i w:val="0"/>
-                <w:sz w:val="24"/>
-              </w:rPr>
-              <w:t>Create order as PENDING and save OrderPlaced in the outbox</w:t>
-            </w:r>
-          </w:p>
-        </w:tc>
-        <w:tc>
-          <w:tcPr>
-            <w:tcW w:type="dxa" w:w="2551"/>
-          </w:tcPr>
-          <w:p>
-            <w:pPr>
-              <w:pStyle w:val="TableText"/>
-            </w:pPr>
-            <w:r>
-              <w:rPr>
-                <w:rFonts w:ascii="Times New Roman" w:hAnsi="Times New Roman" w:eastAsia="Times New Roman" w:cs="Times New Roman"/>
-                <w:b w:val="0"/>
-                <w:i w:val="0"/>
-                <w:sz w:val="24"/>
-              </w:rPr>
-              <w:t>Mark the order CANCELLED</w:t>
-            </w:r>
-          </w:p>
-        </w:tc>
-      </w:tr>
-      <w:tr>
-        <w:trPr>
-          <w:cantSplit/>
-        </w:trPr>
-        <w:tc>
-          <w:tcPr>
-            <w:tcW w:type="dxa" w:w="815"/>
-          </w:tcPr>
-          <w:p>
-            <w:pPr>
-              <w:pStyle w:val="TableText"/>
-            </w:pPr>
-            <w:r>
-              <w:rPr>
-                <w:rFonts w:ascii="Times New Roman" w:hAnsi="Times New Roman" w:eastAsia="Times New Roman" w:cs="Times New Roman"/>
-                <w:b w:val="0"/>
-                <w:i w:val="0"/>
-                <w:sz w:val="24"/>
-              </w:rPr>
-              <w:t>2</w:t>
-            </w:r>
-          </w:p>
-        </w:tc>
-        <w:tc>
-          <w:tcPr>
-            <w:tcW w:type="dxa" w:w="1350"/>
-          </w:tcPr>
-          <w:p>
-            <w:pPr>
-              <w:pStyle w:val="TableText"/>
-            </w:pPr>
-            <w:r>
-              <w:rPr>
-                <w:rFonts w:ascii="Times New Roman" w:hAnsi="Times New Roman" w:eastAsia="Times New Roman" w:cs="Times New Roman"/>
-                <w:b w:val="0"/>
-                <w:i w:val="0"/>
-                <w:sz w:val="24"/>
-              </w:rPr>
-              <w:t>Inventory</w:t>
-            </w:r>
-          </w:p>
-        </w:tc>
-        <w:tc>
-          <w:tcPr>
-            <w:tcW w:type="dxa" w:w="4310"/>
-          </w:tcPr>
-          <w:p>
-            <w:pPr>
-              <w:pStyle w:val="TableText"/>
-            </w:pPr>
-            <w:r>
-              <w:rPr>
-                <w:rFonts w:ascii="Times New Roman" w:hAnsi="Times New Roman" w:eastAsia="Times New Roman" w:cs="Times New Roman"/>
-                <w:b w:val="0"/>
-                <w:i w:val="0"/>
-                <w:sz w:val="24"/>
-              </w:rPr>
-              <w:t>Reserve stock for the order ID</w:t>
-            </w:r>
-          </w:p>
-        </w:tc>
-        <w:tc>
-          <w:tcPr>
-            <w:tcW w:type="dxa" w:w="2551"/>
-          </w:tcPr>
-          <w:p>
-            <w:pPr>
-              <w:pStyle w:val="TableText"/>
-            </w:pPr>
-            <w:r>
-              <w:rPr>
-                <w:rFonts w:ascii="Times New Roman" w:hAnsi="Times New Roman" w:eastAsia="Times New Roman" w:cs="Times New Roman"/>
-                <w:b w:val="0"/>
-                <w:i w:val="0"/>
-                <w:sz w:val="24"/>
-              </w:rPr>
-              <w:t>Release the reservation</w:t>
-            </w:r>
-          </w:p>
-        </w:tc>
-      </w:tr>
-      <w:tr>
-        <w:trPr>
-          <w:cantSplit/>
-        </w:trPr>
-        <w:tc>
-          <w:tcPr>
-            <w:tcW w:type="dxa" w:w="815"/>
-          </w:tcPr>
-          <w:p>
-            <w:pPr>
-              <w:pStyle w:val="TableText"/>
-            </w:pPr>
-            <w:r>
-              <w:rPr>
-                <w:rFonts w:ascii="Times New Roman" w:hAnsi="Times New Roman" w:eastAsia="Times New Roman" w:cs="Times New Roman"/>
-                <w:b w:val="0"/>
-                <w:i w:val="0"/>
-                <w:sz w:val="24"/>
-              </w:rPr>
-              <w:t>3</w:t>
-            </w:r>
-          </w:p>
-        </w:tc>
-        <w:tc>
-          <w:tcPr>
-            <w:tcW w:type="dxa" w:w="1350"/>
-          </w:tcPr>
-          <w:p>
-            <w:pPr>
-              <w:pStyle w:val="TableText"/>
-            </w:pPr>
-            <w:r>
-              <w:rPr>
-                <w:rFonts w:ascii="Times New Roman" w:hAnsi="Times New Roman" w:eastAsia="Times New Roman" w:cs="Times New Roman"/>
-                <w:b w:val="0"/>
-                <w:i w:val="0"/>
-                <w:sz w:val="24"/>
-              </w:rPr>
-              <w:t>Payment</w:t>
-            </w:r>
-          </w:p>
-        </w:tc>
-        <w:tc>
-          <w:tcPr>
-            <w:tcW w:type="dxa" w:w="4310"/>
-          </w:tcPr>
-          <w:p>
-            <w:pPr>
-              <w:pStyle w:val="TableText"/>
-            </w:pPr>
-            <w:r>
-              <w:rPr>
-                <w:rFonts w:ascii="Times New Roman" w:hAnsi="Times New Roman" w:eastAsia="Times New Roman" w:cs="Times New Roman"/>
-                <w:b w:val="0"/>
-                <w:i w:val="0"/>
-                <w:sz w:val="24"/>
-              </w:rPr>
-              <w:t>Authorise the payment with the provider</w:t>
-            </w:r>
-          </w:p>
-        </w:tc>
-        <w:tc>
-          <w:tcPr>
-            <w:tcW w:type="dxa" w:w="2551"/>
-          </w:tcPr>
-          <w:p>
-            <w:pPr>
-              <w:pStyle w:val="TableText"/>
-            </w:pPr>
-            <w:r>
-              <w:rPr>
-                <w:rFonts w:ascii="Times New Roman" w:hAnsi="Times New Roman" w:eastAsia="Times New Roman" w:cs="Times New Roman"/>
-                <w:b w:val="0"/>
-                <w:i w:val="0"/>
-                <w:sz w:val="24"/>
-              </w:rPr>
-              <w:t>Void or refund the authorisation</w:t>
-            </w:r>
-          </w:p>
-        </w:tc>
-      </w:tr>
-      <w:tr>
-        <w:trPr>
-          <w:cantSplit/>
-        </w:trPr>
-        <w:tc>
-          <w:tcPr>
-            <w:tcW w:type="dxa" w:w="815"/>
-          </w:tcPr>
-          <w:p>
-            <w:pPr>
-              <w:pStyle w:val="TableText"/>
-            </w:pPr>
-            <w:r>
-              <w:rPr>
-                <w:rFonts w:ascii="Times New Roman" w:hAnsi="Times New Roman" w:eastAsia="Times New Roman" w:cs="Times New Roman"/>
-                <w:b w:val="0"/>
-                <w:i w:val="0"/>
-                <w:sz w:val="24"/>
-              </w:rPr>
-              <w:t>4</w:t>
-            </w:r>
-          </w:p>
-        </w:tc>
-        <w:tc>
-          <w:tcPr>
-            <w:tcW w:type="dxa" w:w="1350"/>
-          </w:tcPr>
-          <w:p>
-            <w:pPr>
-              <w:pStyle w:val="TableText"/>
-            </w:pPr>
-            <w:r>
-              <w:rPr>
-                <w:rFonts w:ascii="Times New Roman" w:hAnsi="Times New Roman" w:eastAsia="Times New Roman" w:cs="Times New Roman"/>
-                <w:b w:val="0"/>
-                <w:i w:val="0"/>
-                <w:sz w:val="24"/>
-              </w:rPr>
-              <w:t>Order</w:t>
-            </w:r>
-          </w:p>
-        </w:tc>
-        <w:tc>
-          <w:tcPr>
-            <w:tcW w:type="dxa" w:w="4310"/>
-          </w:tcPr>
-          <w:p>
-            <w:pPr>
-              <w:pStyle w:val="TableText"/>
-            </w:pPr>
-            <w:r>
-              <w:rPr>
-                <w:rFonts w:ascii="Times New Roman" w:hAnsi="Times New Roman" w:eastAsia="Times New Roman" w:cs="Times New Roman"/>
-                <w:b w:val="0"/>
-                <w:i w:val="0"/>
-                <w:sz w:val="24"/>
-              </w:rPr>
-              <w:t>Mark the order CONFIRMED</w:t>
-            </w:r>
-          </w:p>
-        </w:tc>
-        <w:tc>
-          <w:tcPr>
-            <w:tcW w:type="dxa" w:w="2551"/>
-          </w:tcPr>
-          <w:p>
-            <w:pPr>
-              <w:pStyle w:val="TableText"/>
-            </w:pPr>
-            <w:r>
-              <w:rPr>
-                <w:rFonts w:ascii="Times New Roman" w:hAnsi="Times New Roman" w:eastAsia="Times New Roman" w:cs="Times New Roman"/>
-                <w:b w:val="0"/>
-                <w:i w:val="0"/>
-                <w:sz w:val="24"/>
-              </w:rPr>
-              <w:t>None: the final step</w:t>
-            </w:r>
-          </w:p>
-        </w:tc>
-      </w:tr>
-    </w:tbl>
-    <w:p>
-      <w:pPr>
-        <w:spacing w:after="120" w:line="240" w:lineRule="auto"/>
-      </w:pPr>
-    </w:p>
-    <w:p>
       <w:r>
         <w:rPr>
           <w:rFonts w:ascii="Times New Roman" w:hAnsi="Times New Roman" w:eastAsia="Times New Roman" w:cs="Times New Roman"/>
@@ -15077,6 +14904,34 @@
           <w:rFonts w:ascii="Courier New" w:hAnsi="Courier New" w:eastAsia="Courier New" w:cs="Courier New"/>
           <w:sz w:val="18"/>
         </w:rPr>
+        <w:t xml:space="preserve">        #     (production adds an alternate exchange, so one such event</w:t>
+      </w:r>
+    </w:p>
+    <w:p>
+      <w:pPr>
+        <w:pStyle w:val="CodeBlock"/>
+        <w:keepNext/>
+        <w:shd w:val="clear" w:color="auto" w:fill="F2F2F2"/>
+      </w:pPr>
+      <w:r>
+        <w:rPr>
+          <w:rFonts w:ascii="Courier New" w:hAnsi="Courier New" w:eastAsia="Courier New" w:cs="Courier New"/>
+          <w:sz w:val="18"/>
+        </w:rPr>
+        <w:t xml:space="preserve">        #     cannot hold up the others)</w:t>
+      </w:r>
+    </w:p>
+    <w:p>
+      <w:pPr>
+        <w:pStyle w:val="CodeBlock"/>
+        <w:keepNext/>
+        <w:shd w:val="clear" w:color="auto" w:fill="F2F2F2"/>
+      </w:pPr>
+      <w:r>
+        <w:rPr>
+          <w:rFonts w:ascii="Courier New" w:hAnsi="Courier New" w:eastAsia="Courier New" w:cs="Courier New"/>
+          <w:sz w:val="18"/>
+        </w:rPr>
         <w:t xml:space="preserve">        mandatory=True,</w:t>
       </w:r>
     </w:p>
@@ -15541,7 +15396,7 @@
           <w:rFonts w:ascii="Courier New" w:hAnsi="Courier New" w:eastAsia="Courier New" w:cs="Courier New"/>
           <w:sz w:val="15"/>
         </w:rPr>
-        <w:t xml:space="preserve"> </w:t>
+        <w:t># Base image pinned by digest: a moved or re-pushed tag cannot change the build.</w:t>
       </w:r>
     </w:p>
     <w:p>
@@ -15555,7 +15410,7 @@
           <w:rFonts w:ascii="Courier New" w:hAnsi="Courier New" w:eastAsia="Courier New" w:cs="Courier New"/>
           <w:sz w:val="15"/>
         </w:rPr>
-        <w:t># ---- Stage 1: install the dependencies into a virtual environment ----</w:t>
+        <w:t>ARG PYTHON_IMAGE=python:3.12-slim@sha256:a6e34c598f2467ed0e9a8d349809fcd8b5c603269512df273a0bb1784edc11b1</w:t>
       </w:r>
     </w:p>
     <w:p>
@@ -15569,7 +15424,7 @@
           <w:rFonts w:ascii="Courier New" w:hAnsi="Courier New" w:eastAsia="Courier New" w:cs="Courier New"/>
           <w:sz w:val="15"/>
         </w:rPr>
-        <w:t>FROM python:3.12-slim AS build</w:t>
+        <w:t xml:space="preserve"> </w:t>
       </w:r>
     </w:p>
     <w:p>
@@ -15583,7 +15438,7 @@
           <w:rFonts w:ascii="Courier New" w:hAnsi="Courier New" w:eastAsia="Courier New" w:cs="Courier New"/>
           <w:sz w:val="15"/>
         </w:rPr>
-        <w:t>RUN python -m venv /opt/venv</w:t>
+        <w:t># ---- Stage 1: install the dependencies into a virtual environment ----</w:t>
       </w:r>
     </w:p>
     <w:p>
@@ -15597,7 +15452,7 @@
           <w:rFonts w:ascii="Courier New" w:hAnsi="Courier New" w:eastAsia="Courier New" w:cs="Courier New"/>
           <w:sz w:val="15"/>
         </w:rPr>
-        <w:t>ENV PATH="/opt/venv/bin:$PATH"</w:t>
+        <w:t>FROM ${PYTHON_IMAGE} AS build</w:t>
       </w:r>
     </w:p>
     <w:p>
@@ -15611,7 +15466,7 @@
           <w:rFonts w:ascii="Courier New" w:hAnsi="Courier New" w:eastAsia="Courier New" w:cs="Courier New"/>
           <w:sz w:val="15"/>
         </w:rPr>
-        <w:t>COPY requirements.txt .</w:t>
+        <w:t>RUN python -m venv /opt/venv</w:t>
       </w:r>
     </w:p>
     <w:p>
@@ -15625,7 +15480,7 @@
           <w:rFonts w:ascii="Courier New" w:hAnsi="Courier New" w:eastAsia="Courier New" w:cs="Courier New"/>
           <w:sz w:val="15"/>
         </w:rPr>
-        <w:t>RUN pip install --no-cache-dir -r requirements.txt</w:t>
+        <w:t>ENV PATH="/opt/venv/bin:$PATH"</w:t>
       </w:r>
     </w:p>
     <w:p>
@@ -15639,7 +15494,7 @@
           <w:rFonts w:ascii="Courier New" w:hAnsi="Courier New" w:eastAsia="Courier New" w:cs="Courier New"/>
           <w:sz w:val="15"/>
         </w:rPr>
-        <w:t xml:space="preserve"> </w:t>
+        <w:t>COPY requirements.txt .</w:t>
       </w:r>
     </w:p>
     <w:p>
@@ -15653,7 +15508,7 @@
           <w:rFonts w:ascii="Courier New" w:hAnsi="Courier New" w:eastAsia="Courier New" w:cs="Courier New"/>
           <w:sz w:val="15"/>
         </w:rPr>
-        <w:t># ---- Stage 2: the runtime image gets only the venv and the code (no pip cache, no build files) ----</w:t>
+        <w:t>RUN pip install --no-cache-dir -r requirements.txt</w:t>
       </w:r>
     </w:p>
     <w:p>
@@ -15667,7 +15522,35 @@
           <w:rFonts w:ascii="Courier New" w:hAnsi="Courier New" w:eastAsia="Courier New" w:cs="Courier New"/>
           <w:sz w:val="15"/>
         </w:rPr>
-        <w:t>FROM python:3.12-slim</w:t>
+        <w:t xml:space="preserve"> </w:t>
+      </w:r>
+    </w:p>
+    <w:p>
+      <w:pPr>
+        <w:pStyle w:val="CodeListing"/>
+        <w:keepNext/>
+        <w:shd w:val="clear" w:color="auto" w:fill="F2F2F2"/>
+      </w:pPr>
+      <w:r>
+        <w:rPr>
+          <w:rFonts w:ascii="Courier New" w:hAnsi="Courier New" w:eastAsia="Courier New" w:cs="Courier New"/>
+          <w:sz w:val="15"/>
+        </w:rPr>
+        <w:t># ---- Stage 2: the runtime image gets only the venv and the code (no pip cache, no build files) ----</w:t>
+      </w:r>
+    </w:p>
+    <w:p>
+      <w:pPr>
+        <w:pStyle w:val="CodeListing"/>
+        <w:keepNext/>
+        <w:shd w:val="clear" w:color="auto" w:fill="F2F2F2"/>
+      </w:pPr>
+      <w:r>
+        <w:rPr>
+          <w:rFonts w:ascii="Courier New" w:hAnsi="Courier New" w:eastAsia="Courier New" w:cs="Courier New"/>
+          <w:sz w:val="15"/>
+        </w:rPr>
+        <w:t>FROM ${PYTHON_IMAGE}</w:t>
       </w:r>
     </w:p>
     <w:p>
@@ -15918,7 +15801,7 @@
           <w:i w:val="0"/>
           <w:sz w:val="24"/>
         </w:rPr>
-        <w:t xml:space="preserve"> is an official, regularly patched Debian image: small, yet compatible with the ready-built wheels of psycopg and pymongo (Alpine's musl library often forces slow source builds). In production the tag would be pinned to a digest.</w:t>
+        <w:t xml:space="preserve"> is an official, regularly patched Debian image: small, yet compatible with the ready-built wheels of psycopg and pymongo (Alpine's musl library often forces slow source builds). Both stages pin it to a digest, so a moved tag cannot change the build.</w:t>
       </w:r>
     </w:p>
     <w:p>
@@ -15941,7 +15824,39 @@
           <w:i w:val="0"/>
           <w:sz w:val="24"/>
         </w:rPr>
-        <w:t xml:space="preserve"> The first stage installs the dependencies into a virtual environment; the final image copies only that environment and the application code (Docker, n.d.). No pip cache, build files or tests reach production, so the image is smaller and has less to attack.</w:t>
+        <w:t xml:space="preserve"> The first stage installs the dependencies into a virtual environment; the final image copies only that environment and the application code (Docker, n.d.). No pip cache, build files or tests reach production, so the image is smaller and has less to attack. Dependencies are installed before the code is copied, so a code change reuses the cached layer, and </w:t>
+      </w:r>
+      <w:r>
+        <w:rPr>
+          <w:rFonts w:ascii="Courier New" w:hAnsi="Courier New" w:eastAsia="Courier New" w:cs="Courier New"/>
+          <w:sz w:val="22"/>
+        </w:rPr>
+        <w:t>.dockerignore</w:t>
+      </w:r>
+      <w:r>
+        <w:rPr>
+          <w:rFonts w:ascii="Times New Roman" w:hAnsi="Times New Roman" w:eastAsia="Times New Roman" w:cs="Times New Roman"/>
+          <w:b w:val="0"/>
+          <w:i w:val="0"/>
+          <w:sz w:val="24"/>
+        </w:rPr>
+        <w:t xml:space="preserve"> keeps tests and </w:t>
+      </w:r>
+      <w:r>
+        <w:rPr>
+          <w:rFonts w:ascii="Courier New" w:hAnsi="Courier New" w:eastAsia="Courier New" w:cs="Courier New"/>
+          <w:sz w:val="22"/>
+        </w:rPr>
+        <w:t>.env</w:t>
+      </w:r>
+      <w:r>
+        <w:rPr>
+          <w:rFonts w:ascii="Times New Roman" w:hAnsi="Times New Roman" w:eastAsia="Times New Roman" w:cs="Times New Roman"/>
+          <w:b w:val="0"/>
+          <w:i w:val="0"/>
+          <w:sz w:val="24"/>
+        </w:rPr>
+        <w:t xml:space="preserve"> files out.</w:t>
       </w:r>
     </w:p>
     <w:p>
@@ -15964,7 +15879,23 @@
           <w:i w:val="0"/>
           <w:sz w:val="24"/>
         </w:rPr>
-        <w:t xml:space="preserve"> The process runs as user 10001, so an attacker who compromised the service would not be root in the container.</w:t>
+        <w:t xml:space="preserve"> The process runs as user 10001, so an attacker who escaped the container would not be root on the host; Kubernetes enforces this with </w:t>
+      </w:r>
+      <w:r>
+        <w:rPr>
+          <w:rFonts w:ascii="Courier New" w:hAnsi="Courier New" w:eastAsia="Courier New" w:cs="Courier New"/>
+          <w:sz w:val="22"/>
+        </w:rPr>
+        <w:t>runAsNonRoot</w:t>
+      </w:r>
+      <w:r>
+        <w:rPr>
+          <w:rFonts w:ascii="Times New Roman" w:hAnsi="Times New Roman" w:eastAsia="Times New Roman" w:cs="Times New Roman"/>
+          <w:b w:val="0"/>
+          <w:i w:val="0"/>
+          <w:sz w:val="24"/>
+        </w:rPr>
+        <w:t xml:space="preserve"> (Listing 3).</w:t>
       </w:r>
     </w:p>
     <w:p>
@@ -16035,7 +15966,39 @@
           <w:i w:val="0"/>
           <w:sz w:val="24"/>
         </w:rPr>
-        <w:t>), and Kubernetes will use the same endpoints for its probes.</w:t>
+        <w:t xml:space="preserve">), and Kubernetes uses </w:t>
+      </w:r>
+      <w:r>
+        <w:rPr>
+          <w:rFonts w:ascii="Courier New" w:hAnsi="Courier New" w:eastAsia="Courier New" w:cs="Courier New"/>
+          <w:sz w:val="22"/>
+        </w:rPr>
+        <w:t>/health/live</w:t>
+      </w:r>
+      <w:r>
+        <w:rPr>
+          <w:rFonts w:ascii="Times New Roman" w:hAnsi="Times New Roman" w:eastAsia="Times New Roman" w:cs="Times New Roman"/>
+          <w:b w:val="0"/>
+          <w:i w:val="0"/>
+          <w:sz w:val="24"/>
+        </w:rPr>
+        <w:t xml:space="preserve"> and </w:t>
+      </w:r>
+      <w:r>
+        <w:rPr>
+          <w:rFonts w:ascii="Courier New" w:hAnsi="Courier New" w:eastAsia="Courier New" w:cs="Courier New"/>
+          <w:sz w:val="22"/>
+        </w:rPr>
+        <w:t>/health/ready</w:t>
+      </w:r>
+      <w:r>
+        <w:rPr>
+          <w:rFonts w:ascii="Times New Roman" w:hAnsi="Times New Roman" w:eastAsia="Times New Roman" w:cs="Times New Roman"/>
+          <w:b w:val="0"/>
+          <w:i w:val="0"/>
+          <w:sz w:val="24"/>
+        </w:rPr>
+        <w:t xml:space="preserve"> as separate liveness and readiness probes (Section 4.1).</w:t>
       </w:r>
     </w:p>
     <w:p>
@@ -16058,7 +16021,7 @@
           <w:i w:val="0"/>
           <w:sz w:val="24"/>
         </w:rPr>
-        <w:t xml:space="preserve"> Every setting has a development default in Compose and nothing environment-specific is baked into the image, which is what makes "build once, promote everywhere" possible.</w:t>
+        <w:t xml:space="preserve"> Every setting comes from the environment, with development values only in Compose, so no password or environment-specific value is in the image or code, which is what makes "build once, promote everywhere" possible.</w:t>
       </w:r>
     </w:p>
     <w:p>
@@ -16081,7 +16044,7 @@
           <w:i/>
           <w:sz w:val="24"/>
         </w:rPr>
-        <w:t>docker-compose.yml (excerpt, passwords shortened; the full file is in Appendix B.1)</w:t>
+        <w:t>docker-compose.yml (excerpt, passwords shortened; the full file is in Appendix B)</w:t>
       </w:r>
     </w:p>
     <w:p>
@@ -16573,7 +16536,7 @@
           <w:i w:val="0"/>
           <w:sz w:val="24"/>
         </w:rPr>
-        <w:t>Table 16 lists the cloud-native tools needed to take the prototype from a laptop to production, and what each adds.</w:t>
+        <w:t>Table 15 lists the cloud-native tools needed to take the prototype from a laptop to production, and what each adds.</w:t>
       </w:r>
     </w:p>
     <w:p>
@@ -16587,7 +16550,7 @@
           <w:b/>
           <w:sz w:val="24"/>
         </w:rPr>
-        <w:t xml:space="preserve">Table 16: </w:t>
+        <w:t xml:space="preserve">Table 15: </w:t>
       </w:r>
       <w:r>
         <w:rPr>
@@ -16608,8 +16571,8 @@
         <w:tblLook w:firstColumn="1" w:firstRow="1" w:lastColumn="0" w:lastRow="0" w:noHBand="0" w:noVBand="1" w:val="04A0"/>
       </w:tblPr>
       <w:tblGrid>
-        <w:gridCol w:w="4513"/>
-        <w:gridCol w:w="4513"/>
+        <w:gridCol w:w="4352"/>
+        <w:gridCol w:w="4674"/>
       </w:tblGrid>
       <w:tr>
         <w:trPr>
@@ -16618,7 +16581,7 @@
         </w:trPr>
         <w:tc>
           <w:tcPr>
-            <w:tcW w:type="dxa" w:w="4513"/>
+            <w:tcW w:type="dxa" w:w="4352"/>
             <w:shd w:val="clear" w:color="auto" w:fill="E7E6E6"/>
           </w:tcPr>
           <w:p>
@@ -16638,7 +16601,7 @@
         </w:tc>
         <w:tc>
           <w:tcPr>
-            <w:tcW w:type="dxa" w:w="4513"/>
+            <w:tcW w:type="dxa" w:w="4674"/>
             <w:shd w:val="clear" w:color="auto" w:fill="E7E6E6"/>
           </w:tcPr>
           <w:p>
@@ -16663,7 +16626,7 @@
         </w:trPr>
         <w:tc>
           <w:tcPr>
-            <w:tcW w:type="dxa" w:w="4513"/>
+            <w:tcW w:type="dxa" w:w="4352"/>
           </w:tcPr>
           <w:p>
             <w:pPr>
@@ -16676,13 +16639,13 @@
                 <w:i w:val="0"/>
                 <w:sz w:val="24"/>
               </w:rPr>
-              <w:t>Container registry (GitHub Container Registry or Amazon ECR)</w:t>
+              <w:t>Container registry (Amazon ECR; GHCR in the prototype)</w:t>
             </w:r>
           </w:p>
         </w:tc>
         <w:tc>
           <w:tcPr>
-            <w:tcW w:type="dxa" w:w="4513"/>
+            <w:tcW w:type="dxa" w:w="4674"/>
           </w:tcPr>
           <w:p>
             <w:pPr>
@@ -16695,7 +16658,7 @@
                 <w:i w:val="0"/>
                 <w:sz w:val="24"/>
               </w:rPr>
-              <w:t>Stores tested images by digest; scans them for known vulnerabilities</w:t>
+              <w:t>Stores scanned images by commit tag and digest, pulled with the cluster's identity, not a password; signing (cosign) lets the cluster admit only trusted images</w:t>
             </w:r>
           </w:p>
         </w:tc>
@@ -16706,7 +16669,7 @@
         </w:trPr>
         <w:tc>
           <w:tcPr>
-            <w:tcW w:type="dxa" w:w="4513"/>
+            <w:tcW w:type="dxa" w:w="4352"/>
           </w:tcPr>
           <w:p>
             <w:pPr>
@@ -16725,7 +16688,7 @@
         </w:tc>
         <w:tc>
           <w:tcPr>
-            <w:tcW w:type="dxa" w:w="4513"/>
+            <w:tcW w:type="dxa" w:w="4674"/>
           </w:tcPr>
           <w:p>
             <w:pPr>
@@ -16738,7 +16701,7 @@
                 <w:i w:val="0"/>
                 <w:sz w:val="24"/>
               </w:rPr>
-              <w:t>Replicas across zones, self-healing and autoscaling (Section 4.1)</w:t>
+              <w:t>Compose runs on one machine; EKS adds replicas across zones, rolling updates, self-healing and autoscaling (Section 4.1)</w:t>
             </w:r>
           </w:p>
         </w:tc>
@@ -16749,7 +16712,7 @@
         </w:trPr>
         <w:tc>
           <w:tcPr>
-            <w:tcW w:type="dxa" w:w="4513"/>
+            <w:tcW w:type="dxa" w:w="4352"/>
           </w:tcPr>
           <w:p>
             <w:pPr>
@@ -16768,7 +16731,7 @@
         </w:tc>
         <w:tc>
           <w:tcPr>
-            <w:tcW w:type="dxa" w:w="4513"/>
+            <w:tcW w:type="dxa" w:w="4674"/>
           </w:tcPr>
           <w:p>
             <w:pPr>
@@ -16792,7 +16755,7 @@
         </w:trPr>
         <w:tc>
           <w:tcPr>
-            <w:tcW w:type="dxa" w:w="4513"/>
+            <w:tcW w:type="dxa" w:w="4352"/>
           </w:tcPr>
           <w:p>
             <w:pPr>
@@ -16811,7 +16774,7 @@
         </w:tc>
         <w:tc>
           <w:tcPr>
-            <w:tcW w:type="dxa" w:w="4513"/>
+            <w:tcW w:type="dxa" w:w="4674"/>
           </w:tcPr>
           <w:p>
             <w:pPr>
@@ -16835,7 +16798,7 @@
         </w:trPr>
         <w:tc>
           <w:tcPr>
-            <w:tcW w:type="dxa" w:w="4513"/>
+            <w:tcW w:type="dxa" w:w="4352"/>
           </w:tcPr>
           <w:p>
             <w:pPr>
@@ -16854,7 +16817,7 @@
         </w:tc>
         <w:tc>
           <w:tcPr>
-            <w:tcW w:type="dxa" w:w="4513"/>
+            <w:tcW w:type="dxa" w:w="4674"/>
           </w:tcPr>
           <w:p>
             <w:pPr>
@@ -16878,7 +16841,7 @@
         </w:trPr>
         <w:tc>
           <w:tcPr>
-            <w:tcW w:type="dxa" w:w="4513"/>
+            <w:tcW w:type="dxa" w:w="4352"/>
           </w:tcPr>
           <w:p>
             <w:pPr>
@@ -16897,7 +16860,7 @@
         </w:tc>
         <w:tc>
           <w:tcPr>
-            <w:tcW w:type="dxa" w:w="4513"/>
+            <w:tcW w:type="dxa" w:w="4674"/>
           </w:tcPr>
           <w:p>
             <w:pPr>
@@ -16921,7 +16884,7 @@
         </w:trPr>
         <w:tc>
           <w:tcPr>
-            <w:tcW w:type="dxa" w:w="4513"/>
+            <w:tcW w:type="dxa" w:w="4352"/>
           </w:tcPr>
           <w:p>
             <w:pPr>
@@ -16940,7 +16903,7 @@
         </w:tc>
         <w:tc>
           <w:tcPr>
-            <w:tcW w:type="dxa" w:w="4513"/>
+            <w:tcW w:type="dxa" w:w="4674"/>
           </w:tcPr>
           <w:p>
             <w:pPr>
@@ -16964,7 +16927,7 @@
         </w:trPr>
         <w:tc>
           <w:tcPr>
-            <w:tcW w:type="dxa" w:w="4513"/>
+            <w:tcW w:type="dxa" w:w="4352"/>
           </w:tcPr>
           <w:p>
             <w:pPr>
@@ -16983,7 +16946,7 @@
         </w:tc>
         <w:tc>
           <w:tcPr>
-            <w:tcW w:type="dxa" w:w="4513"/>
+            <w:tcW w:type="dxa" w:w="4674"/>
           </w:tcPr>
           <w:p>
             <w:pPr>
@@ -17007,7 +16970,7 @@
         </w:trPr>
         <w:tc>
           <w:tcPr>
-            <w:tcW w:type="dxa" w:w="4513"/>
+            <w:tcW w:type="dxa" w:w="4352"/>
           </w:tcPr>
           <w:p>
             <w:pPr>
@@ -17026,7 +16989,7 @@
         </w:tc>
         <w:tc>
           <w:tcPr>
-            <w:tcW w:type="dxa" w:w="4513"/>
+            <w:tcW w:type="dxa" w:w="4674"/>
           </w:tcPr>
           <w:p>
             <w:pPr>
@@ -17050,7 +17013,7 @@
         </w:trPr>
         <w:tc>
           <w:tcPr>
-            <w:tcW w:type="dxa" w:w="4513"/>
+            <w:tcW w:type="dxa" w:w="4352"/>
           </w:tcPr>
           <w:p>
             <w:pPr>
@@ -17069,7 +17032,7 @@
         </w:tc>
         <w:tc>
           <w:tcPr>
-            <w:tcW w:type="dxa" w:w="4513"/>
+            <w:tcW w:type="dxa" w:w="4674"/>
           </w:tcPr>
           <w:p>
             <w:pPr>
@@ -17117,7 +17080,7 @@
           <w:i w:val="0"/>
           <w:sz w:val="24"/>
         </w:rPr>
-        <w:t xml:space="preserve">Figures 8 to 14 come from one run of </w:t>
+        <w:t xml:space="preserve">Figures 8 to 13 come from one run of </w:t>
       </w:r>
       <w:r>
         <w:rPr>
@@ -17459,71 +17422,8 @@
       <w:r>
         <w:drawing>
           <wp:inline xmlns:a="http://schemas.openxmlformats.org/drawingml/2006/main" xmlns:pic="http://schemas.openxmlformats.org/drawingml/2006/picture">
-            <wp:extent cx="5724000" cy="2952526"/>
+            <wp:extent cx="5724000" cy="2295562"/>
             <wp:docPr id="17" name="Picture 17"/>
-            <wp:cNvGraphicFramePr>
-              <a:graphicFrameLocks noChangeAspect="1"/>
-            </wp:cNvGraphicFramePr>
-            <a:graphic>
-              <a:graphicData uri="http://schemas.openxmlformats.org/drawingml/2006/picture">
-                <pic:pic>
-                  <pic:nvPicPr>
-                    <pic:cNvPr id="0" name="05b_rabbitmq_message_waiting.png"/>
-                    <pic:cNvPicPr/>
-                  </pic:nvPicPr>
-                  <pic:blipFill>
-                    <a:blip r:embed="rId26"/>
-                    <a:stretch>
-                      <a:fillRect/>
-                    </a:stretch>
-                  </pic:blipFill>
-                  <pic:spPr>
-                    <a:xfrm>
-                      <a:off x="0" y="0"/>
-                      <a:ext cx="5724000" cy="2952526"/>
-                    </a:xfrm>
-                    <a:prstGeom prst="rect"/>
-                  </pic:spPr>
-                </pic:pic>
-              </a:graphicData>
-            </a:graphic>
-          </wp:inline>
-        </w:drawing>
-      </w:r>
-    </w:p>
-    <w:p>
-      <w:pPr>
-        <w:pStyle w:val="Caption"/>
-        <w:keepNext w:val="0"/>
-      </w:pPr>
-      <w:r>
-        <w:rPr>
-          <w:rFonts w:ascii="Times New Roman" w:hAnsi="Times New Roman" w:eastAsia="Times New Roman" w:cs="Times New Roman"/>
-          <w:b/>
-          <w:sz w:val="24"/>
-        </w:rPr>
-        <w:t xml:space="preserve">Figure 13: </w:t>
-      </w:r>
-      <w:r>
-        <w:rPr>
-          <w:rFonts w:ascii="Times New Roman" w:hAnsi="Times New Roman" w:eastAsia="Times New Roman" w:cs="Times New Roman"/>
-          <w:b w:val="0"/>
-          <w:i/>
-          <w:sz w:val="24"/>
-        </w:rPr>
-        <w:t>The RabbitMQ management page during the test: one message ready in notification-service.order-placed, and the dead-letter queue empty.</w:t>
-      </w:r>
-    </w:p>
-    <w:p>
-      <w:pPr>
-        <w:keepNext/>
-        <w:spacing w:before="120" w:line="240" w:lineRule="auto"/>
-      </w:pPr>
-      <w:r>
-        <w:drawing>
-          <wp:inline xmlns:a="http://schemas.openxmlformats.org/drawingml/2006/main" xmlns:pic="http://schemas.openxmlformats.org/drawingml/2006/picture">
-            <wp:extent cx="5724000" cy="2295562"/>
-            <wp:docPr id="18" name="Picture 18"/>
             <wp:cNvGraphicFramePr>
               <a:graphicFrameLocks noChangeAspect="1"/>
             </wp:cNvGraphicFramePr>
@@ -17535,7 +17435,7 @@
                     <pic:cNvPicPr/>
                   </pic:nvPicPr>
                   <pic:blipFill>
-                    <a:blip r:embed="rId27"/>
+                    <a:blip r:embed="rId26"/>
                     <a:stretch>
                       <a:fillRect/>
                     </a:stretch>
@@ -17565,7 +17465,7 @@
           <w:b/>
           <w:sz w:val="24"/>
         </w:rPr>
-        <w:t xml:space="preserve">Figure 14: </w:t>
+        <w:t xml:space="preserve">Figure 13: </w:t>
       </w:r>
       <w:r>
         <w:rPr>
@@ -17594,7 +17494,7 @@
           <w:i w:val="0"/>
           <w:sz w:val="24"/>
         </w:rPr>
-        <w:t xml:space="preserve"> Two services with separate databases and networks cooperate only through a REST call and an event, which is the core of the design. Figures 12 to 14 show that the March incident cannot recur in the same form: with Notification stopped, orders were still accepted, the event waited in RabbitMQ and was processed when Notification returned. Figure 11 shows that a retried checkout creates no duplicate order or e-mail, and Figure 10 shows one correlation ID following an order across both services, which is what makes the logging design in Section 4.2 work. The CI pipeline tests the exact images it built.</w:t>
+        <w:t xml:space="preserve"> Two services with separate databases and networks cooperate only through a REST call and an event, which is the core of the design. Figures 12 and 13 show that the March incident cannot recur in the same form: with Notification stopped, orders were still accepted, the event waited in RabbitMQ and was processed when Notification returned. Figure 11 shows that a retried checkout creates no duplicate, and Figure 10 shows one correlation ID following an order across both services, as Section 4.2 requires. The CI pipeline tests the exact images it built.</w:t>
       </w:r>
     </w:p>
     <w:p>
@@ -17614,7 +17514,7 @@
           <w:i w:val="0"/>
           <w:sz w:val="24"/>
         </w:rPr>
-        <w:t xml:space="preserve"> It has two services, not eight: without Inventory and Payment, the saga's compensations are designed (Figure 5) but never executed. There is no gateway, authentication or tracing, only correlation IDs. The outbox is polled every second, so an event can wait up to a second before it is published (compare the order.placed and event.published times in Figure 10). Every container is a single instance, and the passwords are development defaults.</w:t>
+        <w:t xml:space="preserve"> It has two services, not eight: without Inventory and Payment, the saga's compensations are designed (Figure 5) but never executed. There is no gateway, authentication or tracing, only correlation IDs. The outbox is polled every second, so an event can wait up to a second before it is published (Figure 10). Every container is a single instance, and the passwords are development defaults.</w:t>
       </w:r>
     </w:p>
     <w:p>
@@ -17640,6 +17540,7 @@
     <w:p>
       <w:pPr>
         <w:pStyle w:val="Heading1"/>
+        <w:pageBreakBefore/>
       </w:pPr>
       <w:bookmarkStart w:id="25" w:name="_Toc025"/>
       <w:r>
@@ -17812,7 +17713,7 @@
         </w:rPr>
         <w:t xml:space="preserve">. Available at: </w:t>
       </w:r>
-      <w:hyperlink r:id="rId28">
+      <w:hyperlink r:id="rId27">
         <w:r>
           <w:rPr>
             <w:rFonts w:ascii="Times New Roman" w:hAnsi="Times New Roman" w:eastAsia="Times New Roman" w:cs="Times New Roman"/>
@@ -17962,7 +17863,7 @@
         </w:rPr>
         <w:t xml:space="preserve">. Available at: </w:t>
       </w:r>
-      <w:hyperlink r:id="rId29">
+      <w:hyperlink r:id="rId28">
         <w:r>
           <w:rPr>
             <w:rFonts w:ascii="Times New Roman" w:hAnsi="Times New Roman" w:eastAsia="Times New Roman" w:cs="Times New Roman"/>
@@ -18016,7 +17917,7 @@
         </w:rPr>
         <w:t xml:space="preserve">. Available at: </w:t>
       </w:r>
-      <w:hyperlink r:id="rId30">
+      <w:hyperlink r:id="rId29">
         <w:r>
           <w:rPr>
             <w:rFonts w:ascii="Times New Roman" w:hAnsi="Times New Roman" w:eastAsia="Times New Roman" w:cs="Times New Roman"/>
@@ -18070,7 +17971,7 @@
         </w:rPr>
         <w:t xml:space="preserve">. Available at: </w:t>
       </w:r>
-      <w:hyperlink r:id="rId31">
+      <w:hyperlink r:id="rId30">
         <w:r>
           <w:rPr>
             <w:rFonts w:ascii="Times New Roman" w:hAnsi="Times New Roman" w:eastAsia="Times New Roman" w:cs="Times New Roman"/>
@@ -18156,7 +18057,7 @@
         </w:rPr>
         <w:t xml:space="preserve">. Available at: </w:t>
       </w:r>
-      <w:hyperlink r:id="rId32">
+      <w:hyperlink r:id="rId31">
         <w:r>
           <w:rPr>
             <w:rFonts w:ascii="Times New Roman" w:hAnsi="Times New Roman" w:eastAsia="Times New Roman" w:cs="Times New Roman"/>
@@ -18242,7 +18143,7 @@
         </w:rPr>
         <w:t xml:space="preserve">. Available at: </w:t>
       </w:r>
-      <w:hyperlink r:id="rId33">
+      <w:hyperlink r:id="rId32">
         <w:r>
           <w:rPr>
             <w:rFonts w:ascii="Times New Roman" w:hAnsi="Times New Roman" w:eastAsia="Times New Roman" w:cs="Times New Roman"/>
@@ -18296,7 +18197,7 @@
         </w:rPr>
         <w:t xml:space="preserve">. Available at: </w:t>
       </w:r>
-      <w:hyperlink r:id="rId34">
+      <w:hyperlink r:id="rId33">
         <w:r>
           <w:rPr>
             <w:rFonts w:ascii="Times New Roman" w:hAnsi="Times New Roman" w:eastAsia="Times New Roman" w:cs="Times New Roman"/>
@@ -18350,7 +18251,7 @@
         </w:rPr>
         <w:t xml:space="preserve">. Available at: </w:t>
       </w:r>
-      <w:hyperlink r:id="rId35">
+      <w:hyperlink r:id="rId34">
         <w:r>
           <w:rPr>
             <w:rFonts w:ascii="Times New Roman" w:hAnsi="Times New Roman" w:eastAsia="Times New Roman" w:cs="Times New Roman"/>
@@ -18404,7 +18305,7 @@
         </w:rPr>
         <w:t xml:space="preserve">. Available at: </w:t>
       </w:r>
-      <w:hyperlink r:id="rId36">
+      <w:hyperlink r:id="rId35">
         <w:r>
           <w:rPr>
             <w:rFonts w:ascii="Times New Roman" w:hAnsi="Times New Roman" w:eastAsia="Times New Roman" w:cs="Times New Roman"/>
@@ -18490,7 +18391,7 @@
         </w:rPr>
         <w:t xml:space="preserve">. Available at: </w:t>
       </w:r>
-      <w:hyperlink r:id="rId37">
+      <w:hyperlink r:id="rId36">
         <w:r>
           <w:rPr>
             <w:rFonts w:ascii="Times New Roman" w:hAnsi="Times New Roman" w:eastAsia="Times New Roman" w:cs="Times New Roman"/>
@@ -18576,7 +18477,7 @@
         </w:rPr>
         <w:t xml:space="preserve">. Available at: </w:t>
       </w:r>
-      <w:hyperlink r:id="rId38">
+      <w:hyperlink r:id="rId37">
         <w:r>
           <w:rPr>
             <w:rFonts w:ascii="Times New Roman" w:hAnsi="Times New Roman" w:eastAsia="Times New Roman" w:cs="Times New Roman"/>
@@ -18630,7 +18531,7 @@
         </w:rPr>
         <w:t xml:space="preserve">. Available at: </w:t>
       </w:r>
-      <w:hyperlink r:id="rId39">
+      <w:hyperlink r:id="rId38">
         <w:r>
           <w:rPr>
             <w:rFonts w:ascii="Times New Roman" w:hAnsi="Times New Roman" w:eastAsia="Times New Roman" w:cs="Times New Roman"/>
@@ -18716,7 +18617,7 @@
         </w:rPr>
         <w:t xml:space="preserve">. Available at: </w:t>
       </w:r>
-      <w:hyperlink r:id="rId40">
+      <w:hyperlink r:id="rId39">
         <w:r>
           <w:rPr>
             <w:rFonts w:ascii="Times New Roman" w:hAnsi="Times New Roman" w:eastAsia="Times New Roman" w:cs="Times New Roman"/>
@@ -18802,7 +18703,7 @@
         </w:rPr>
         <w:t xml:space="preserve">. Available at: </w:t>
       </w:r>
-      <w:hyperlink r:id="rId41">
+      <w:hyperlink r:id="rId40">
         <w:r>
           <w:rPr>
             <w:rFonts w:ascii="Times New Roman" w:hAnsi="Times New Roman" w:eastAsia="Times New Roman" w:cs="Times New Roman"/>
@@ -18856,7 +18757,7 @@
         </w:rPr>
         <w:t xml:space="preserve">. Available at: </w:t>
       </w:r>
-      <w:hyperlink r:id="rId42">
+      <w:hyperlink r:id="rId41">
         <w:r>
           <w:rPr>
             <w:rFonts w:ascii="Times New Roman" w:hAnsi="Times New Roman" w:eastAsia="Times New Roman" w:cs="Times New Roman"/>
@@ -18910,7 +18811,7 @@
         </w:rPr>
         <w:t xml:space="preserve">. Available at: </w:t>
       </w:r>
-      <w:hyperlink r:id="rId43">
+      <w:hyperlink r:id="rId42">
         <w:r>
           <w:rPr>
             <w:rFonts w:ascii="Times New Roman" w:hAnsi="Times New Roman" w:eastAsia="Times New Roman" w:cs="Times New Roman"/>
@@ -18996,7 +18897,7 @@
         </w:rPr>
         <w:t xml:space="preserve">. Available at: </w:t>
       </w:r>
-      <w:hyperlink r:id="rId44">
+      <w:hyperlink r:id="rId43">
         <w:r>
           <w:rPr>
             <w:rFonts w:ascii="Times New Roman" w:hAnsi="Times New Roman" w:eastAsia="Times New Roman" w:cs="Times New Roman"/>
@@ -19082,7 +18983,7 @@
         </w:rPr>
         <w:t xml:space="preserve">. Available at: </w:t>
       </w:r>
-      <w:hyperlink r:id="rId45">
+      <w:hyperlink r:id="rId44">
         <w:r>
           <w:rPr>
             <w:rFonts w:ascii="Times New Roman" w:hAnsi="Times New Roman" w:eastAsia="Times New Roman" w:cs="Times New Roman"/>
@@ -19108,6 +19009,7 @@
     <w:p>
       <w:pPr>
         <w:pStyle w:val="Heading1"/>
+        <w:pageBreakBefore/>
       </w:pPr>
       <w:bookmarkStart w:id="26" w:name="_Toc026"/>
       <w:r>
@@ -19131,7 +19033,7 @@
         </w:rPr>
         <w:t xml:space="preserve">The prototype, its tests, the CI workflow, the diagrams and the scripts that build this report are in a public GitHub repository, shared with the lecturer: </w:t>
       </w:r>
-      <w:hyperlink r:id="rId46">
+      <w:hyperlink r:id="rId45">
         <w:r>
           <w:rPr>
             <w:rFonts w:ascii="Times New Roman" w:hAnsi="Times New Roman" w:eastAsia="Times New Roman" w:cs="Times New Roman"/>
@@ -19483,6 +19385,132 @@
     <w:p>
       <w:pPr>
         <w:pStyle w:val="CodeListing"/>
+        <w:keepNext/>
+        <w:shd w:val="clear" w:color="auto" w:fill="F2F2F2"/>
+      </w:pPr>
+      <w:r>
+        <w:rPr>
+          <w:rFonts w:ascii="Courier New" w:hAnsi="Courier New" w:eastAsia="Courier New" w:cs="Courier New"/>
+          <w:sz w:val="15"/>
+        </w:rPr>
+        <w:t>e6e26d6  2026-10-05 11:36  report rebuilt after the history rewrite</w:t>
+      </w:r>
+    </w:p>
+    <w:p>
+      <w:pPr>
+        <w:pStyle w:val="CodeListing"/>
+        <w:keepNext/>
+        <w:shd w:val="clear" w:color="auto" w:fill="F2F2F2"/>
+      </w:pPr>
+      <w:r>
+        <w:rPr>
+          <w:rFonts w:ascii="Courier New" w:hAnsi="Courier New" w:eastAsia="Courier New" w:cs="Courier New"/>
+          <w:sz w:val="15"/>
+        </w:rPr>
+        <w:t>971ec6a  2026-10-05 11:48  report: web addresses are clickable links</w:t>
+      </w:r>
+    </w:p>
+    <w:p>
+      <w:pPr>
+        <w:pStyle w:val="CodeListing"/>
+        <w:keepNext/>
+        <w:shd w:val="clear" w:color="auto" w:fill="F2F2F2"/>
+      </w:pPr>
+      <w:r>
+        <w:rPr>
+          <w:rFonts w:ascii="Courier New" w:hAnsi="Courier New" w:eastAsia="Courier New" w:cs="Courier New"/>
+          <w:sz w:val="15"/>
+        </w:rPr>
+        <w:t>c932b8e  2026-10-05 11:48  report rebuilt with clickable links</w:t>
+      </w:r>
+    </w:p>
+    <w:p>
+      <w:pPr>
+        <w:pStyle w:val="CodeListing"/>
+        <w:keepNext/>
+        <w:shd w:val="clear" w:color="auto" w:fill="F2F2F2"/>
+      </w:pPr>
+      <w:r>
+        <w:rPr>
+          <w:rFonts w:ascii="Courier New" w:hAnsi="Courier New" w:eastAsia="Courier New" w:cs="Courier New"/>
+          <w:sz w:val="15"/>
+        </w:rPr>
+        <w:t>cff5406  2026-10-20 14:00  config: defaults hold no passwords (12-factor III)</w:t>
+      </w:r>
+    </w:p>
+    <w:p>
+      <w:pPr>
+        <w:pStyle w:val="CodeListing"/>
+        <w:keepNext/>
+        <w:shd w:val="clear" w:color="auto" w:fill="F2F2F2"/>
+      </w:pPr>
+      <w:r>
+        <w:rPr>
+          <w:rFonts w:ascii="Courier New" w:hAnsi="Courier New" w:eastAsia="Courier New" w:cs="Courier New"/>
+          <w:sz w:val="15"/>
+        </w:rPr>
+        <w:t>3a50180  2026-10-20 14:00  compose: named volume for RabbitMQ so queued events survive a re-created container</w:t>
+      </w:r>
+    </w:p>
+    <w:p>
+      <w:pPr>
+        <w:pStyle w:val="CodeListing"/>
+        <w:keepNext/>
+        <w:shd w:val="clear" w:color="auto" w:fill="F2F2F2"/>
+      </w:pPr>
+      <w:r>
+        <w:rPr>
+          <w:rFonts w:ascii="Courier New" w:hAnsi="Courier New" w:eastAsia="Courier New" w:cs="Courier New"/>
+          <w:sz w:val="15"/>
+        </w:rPr>
+        <w:t>56203cd  2026-10-20 14:00  docker: base image pinned by digest; .dockerignore keeps .env files and caches out</w:t>
+      </w:r>
+    </w:p>
+    <w:p>
+      <w:pPr>
+        <w:pStyle w:val="CodeListing"/>
+        <w:keepNext/>
+        <w:shd w:val="clear" w:color="auto" w:fill="F2F2F2"/>
+      </w:pPr>
+      <w:r>
+        <w:rPr>
+          <w:rFonts w:ascii="Courier New" w:hAnsi="Courier New" w:eastAsia="Courier New" w:cs="Courier New"/>
+          <w:sz w:val="15"/>
+        </w:rPr>
+        <w:t>4df861a  2026-10-20 14:00  ci: trivy scan gate before push; images built only for main</w:t>
+      </w:r>
+    </w:p>
+    <w:p>
+      <w:pPr>
+        <w:pStyle w:val="CodeListing"/>
+        <w:keepNext/>
+        <w:shd w:val="clear" w:color="auto" w:fill="F2F2F2"/>
+      </w:pPr>
+      <w:r>
+        <w:rPr>
+          <w:rFonts w:ascii="Courier New" w:hAnsi="Courier New" w:eastAsia="Courier New" w:cs="Courier New"/>
+          <w:sz w:val="15"/>
+        </w:rPr>
+        <w:t>5a80ca5  2026-10-20 14:00  diagrams: pipeline labels use the lecture's test levels and the gitops step</w:t>
+      </w:r>
+    </w:p>
+    <w:p>
+      <w:pPr>
+        <w:pStyle w:val="CodeListing"/>
+        <w:keepNext/>
+        <w:shd w:val="clear" w:color="auto" w:fill="F2F2F2"/>
+      </w:pPr>
+      <w:r>
+        <w:rPr>
+          <w:rFonts w:ascii="Courier New" w:hAnsi="Courier New" w:eastAsia="Courier New" w:cs="Courier New"/>
+          <w:sz w:val="15"/>
+        </w:rPr>
+        <w:t>6125c84  2026-10-20 14:00  evidence: re-captured after the prototype changes</w:t>
+      </w:r>
+    </w:p>
+    <w:p>
+      <w:pPr>
+        <w:pStyle w:val="CodeListing"/>
         <w:keepNext w:val="0"/>
         <w:shd w:val="clear" w:color="auto" w:fill="F2F2F2"/>
       </w:pPr>
@@ -19491,7 +19519,7 @@
           <w:rFonts w:ascii="Courier New" w:hAnsi="Courier New" w:eastAsia="Courier New" w:cs="Courier New"/>
           <w:sz w:val="15"/>
         </w:rPr>
-        <w:t>e6e26d6  2026-10-05 11:36  report rebuilt after the history rewrite</w:t>
+        <w:t>021220b  2026-10-20 14:00  report: aligned with the lecture slides; shorter appendix and no forced section breaks</w:t>
       </w:r>
     </w:p>
     <w:p>
@@ -19502,6 +19530,7 @@
     <w:p>
       <w:pPr>
         <w:pStyle w:val="Heading1"/>
+        <w:pageBreakBefore/>
       </w:pPr>
       <w:bookmarkStart w:id="27" w:name="_Toc027"/>
       <w:r>
@@ -19511,7 +19540,7 @@
           <w:i w:val="0"/>
           <w:sz w:val="32"/>
         </w:rPr>
-        <w:t>Appendix B: Prototype Source Code</w:t>
+        <w:t>Appendix B: Docker Compose File</w:t>
       </w:r>
       <w:bookmarkEnd w:id="27"/>
     </w:p>
@@ -19523,24 +19552,24 @@
           <w:i w:val="0"/>
           <w:sz w:val="24"/>
         </w:rPr>
-        <w:t>The Compose file and the source files quoted in Section 6.1, in full. The Dockerfile and the CI workflow are in Listings 7 and 2.</w:t>
-      </w:r>
-    </w:p>
-    <w:p>
-      <w:pPr>
-        <w:pStyle w:val="Heading2"/>
-      </w:pPr>
-      <w:bookmarkStart w:id="28" w:name="_Toc028"/>
+        <w:t xml:space="preserve">The full </w:t>
+      </w:r>
+      <w:r>
+        <w:rPr>
+          <w:rFonts w:ascii="Courier New" w:hAnsi="Courier New" w:eastAsia="Courier New" w:cs="Courier New"/>
+          <w:sz w:val="22"/>
+        </w:rPr>
+        <w:t>docker-compose.yml</w:t>
+      </w:r>
       <w:r>
         <w:rPr>
           <w:rFonts w:ascii="Times New Roman" w:hAnsi="Times New Roman" w:eastAsia="Times New Roman" w:cs="Times New Roman"/>
-          <w:b/>
+          <w:b w:val="0"/>
           <w:i w:val="0"/>
-          <w:sz w:val="28"/>
-        </w:rPr>
-        <w:t>B.1 docker-compose.yml</w:t>
-      </w:r>
-      <w:bookmarkEnd w:id="28"/>
+          <w:sz w:val="24"/>
+        </w:rPr>
+        <w:t xml:space="preserve"> quoted in Listing 8. The Dockerfile and the CI workflow are in Listings 7 and 2; all other source code is in the repository.</w:t>
+      </w:r>
     </w:p>
     <w:p>
       <w:pPr>
@@ -20673,7 +20702,7 @@
           <w:rFonts w:ascii="Courier New" w:hAnsi="Courier New" w:eastAsia="Courier New" w:cs="Courier New"/>
           <w:sz w:val="15"/>
         </w:rPr>
-        <w:t xml:space="preserve">    environment:</w:t>
+        <w:t xml:space="preserve">    hostname: rabbitmq   # a fixed node name, so the volume below is reused after re-creation</w:t>
       </w:r>
     </w:p>
     <w:p>
@@ -20687,7 +20716,7 @@
           <w:rFonts w:ascii="Courier New" w:hAnsi="Courier New" w:eastAsia="Courier New" w:cs="Courier New"/>
           <w:sz w:val="15"/>
         </w:rPr>
-        <w:t xml:space="preserve">      RABBITMQ_DEFAULT_USER: ${RABBITMQ_USER:-maltashop}</w:t>
+        <w:t xml:space="preserve">    environment:</w:t>
       </w:r>
     </w:p>
     <w:p>
@@ -20701,7 +20730,7 @@
           <w:rFonts w:ascii="Courier New" w:hAnsi="Courier New" w:eastAsia="Courier New" w:cs="Courier New"/>
           <w:sz w:val="15"/>
         </w:rPr>
-        <w:t xml:space="preserve">      RABBITMQ_DEFAULT_PASS: ${RABBITMQ_PASSWORD:-maltashop_dev_password}</w:t>
+        <w:t xml:space="preserve">      RABBITMQ_DEFAULT_USER: ${RABBITMQ_USER:-maltashop}</w:t>
       </w:r>
     </w:p>
     <w:p>
@@ -20715,7 +20744,7 @@
           <w:rFonts w:ascii="Courier New" w:hAnsi="Courier New" w:eastAsia="Courier New" w:cs="Courier New"/>
           <w:sz w:val="15"/>
         </w:rPr>
-        <w:t xml:space="preserve">    ports:</w:t>
+        <w:t xml:space="preserve">      RABBITMQ_DEFAULT_PASS: ${RABBITMQ_PASSWORD:-maltashop_dev_password}</w:t>
       </w:r>
     </w:p>
     <w:p>
@@ -20729,7 +20758,7 @@
           <w:rFonts w:ascii="Courier New" w:hAnsi="Courier New" w:eastAsia="Courier New" w:cs="Courier New"/>
           <w:sz w:val="15"/>
         </w:rPr>
-        <w:t xml:space="preserve">      - "15672:15672"   # management UI: http://localhost:15672</w:t>
+        <w:t xml:space="preserve">    volumes:</w:t>
       </w:r>
     </w:p>
     <w:p>
@@ -20743,7 +20772,7 @@
           <w:rFonts w:ascii="Courier New" w:hAnsi="Courier New" w:eastAsia="Courier New" w:cs="Courier New"/>
           <w:sz w:val="15"/>
         </w:rPr>
-        <w:t xml:space="preserve">    healthcheck:</w:t>
+        <w:t xml:space="preserve">      - rabbitmq-data:/var/lib/rabbitmq   # queued events survive a re-created container</w:t>
       </w:r>
     </w:p>
     <w:p>
@@ -20757,7 +20786,7 @@
           <w:rFonts w:ascii="Courier New" w:hAnsi="Courier New" w:eastAsia="Courier New" w:cs="Courier New"/>
           <w:sz w:val="15"/>
         </w:rPr>
-        <w:t xml:space="preserve">      test: ["CMD", "rabbitmq-diagnostics", "-q", "ping"]</w:t>
+        <w:t xml:space="preserve">    ports:</w:t>
       </w:r>
     </w:p>
     <w:p>
@@ -20771,7 +20800,7 @@
           <w:rFonts w:ascii="Courier New" w:hAnsi="Courier New" w:eastAsia="Courier New" w:cs="Courier New"/>
           <w:sz w:val="15"/>
         </w:rPr>
-        <w:t xml:space="preserve">      interval: 10s</w:t>
+        <w:t xml:space="preserve">      - "15672:15672"   # management UI: http://localhost:15672</w:t>
       </w:r>
     </w:p>
     <w:p>
@@ -20785,7 +20814,7 @@
           <w:rFonts w:ascii="Courier New" w:hAnsi="Courier New" w:eastAsia="Courier New" w:cs="Courier New"/>
           <w:sz w:val="15"/>
         </w:rPr>
-        <w:t xml:space="preserve">      timeout: 5s</w:t>
+        <w:t xml:space="preserve">    healthcheck:</w:t>
       </w:r>
     </w:p>
     <w:p>
@@ -20799,7 +20828,7 @@
           <w:rFonts w:ascii="Courier New" w:hAnsi="Courier New" w:eastAsia="Courier New" w:cs="Courier New"/>
           <w:sz w:val="15"/>
         </w:rPr>
-        <w:t xml:space="preserve">      retries: 12</w:t>
+        <w:t xml:space="preserve">      test: ["CMD", "rabbitmq-diagnostics", "-q", "ping"]</w:t>
       </w:r>
     </w:p>
     <w:p>
@@ -20813,7 +20842,7 @@
           <w:rFonts w:ascii="Courier New" w:hAnsi="Courier New" w:eastAsia="Courier New" w:cs="Courier New"/>
           <w:sz w:val="15"/>
         </w:rPr>
-        <w:t xml:space="preserve">    networks: [events-net]</w:t>
+        <w:t xml:space="preserve">      interval: 10s</w:t>
       </w:r>
     </w:p>
     <w:p>
@@ -20827,7 +20856,7 @@
           <w:rFonts w:ascii="Courier New" w:hAnsi="Courier New" w:eastAsia="Courier New" w:cs="Courier New"/>
           <w:sz w:val="15"/>
         </w:rPr>
-        <w:t xml:space="preserve"> </w:t>
+        <w:t xml:space="preserve">      timeout: 5s</w:t>
       </w:r>
     </w:p>
     <w:p>
@@ -20841,7 +20870,7 @@
           <w:rFonts w:ascii="Courier New" w:hAnsi="Courier New" w:eastAsia="Courier New" w:cs="Courier New"/>
           <w:sz w:val="15"/>
         </w:rPr>
-        <w:t># Separate networks: each service can reach its own database and the broker, but not the</w:t>
+        <w:t xml:space="preserve">      retries: 12</w:t>
       </w:r>
     </w:p>
     <w:p>
@@ -20855,7 +20884,7 @@
           <w:rFonts w:ascii="Courier New" w:hAnsi="Courier New" w:eastAsia="Courier New" w:cs="Courier New"/>
           <w:sz w:val="15"/>
         </w:rPr>
-        <w:t># other service's database. "Database per service" is enforced, not just agreed.</w:t>
+        <w:t xml:space="preserve">    networks: [events-net]</w:t>
       </w:r>
     </w:p>
     <w:p>
@@ -20869,7 +20898,7 @@
           <w:rFonts w:ascii="Courier New" w:hAnsi="Courier New" w:eastAsia="Courier New" w:cs="Courier New"/>
           <w:sz w:val="15"/>
         </w:rPr>
-        <w:t>networks:</w:t>
+        <w:t xml:space="preserve"> </w:t>
       </w:r>
     </w:p>
     <w:p>
@@ -20883,7 +20912,7 @@
           <w:rFonts w:ascii="Courier New" w:hAnsi="Courier New" w:eastAsia="Courier New" w:cs="Courier New"/>
           <w:sz w:val="15"/>
         </w:rPr>
-        <w:t xml:space="preserve">  order-net:</w:t>
+        <w:t># Separate networks: each service can reach its own database and the broker, but not the</w:t>
       </w:r>
     </w:p>
     <w:p>
@@ -20897,7 +20926,7 @@
           <w:rFonts w:ascii="Courier New" w:hAnsi="Courier New" w:eastAsia="Courier New" w:cs="Courier New"/>
           <w:sz w:val="15"/>
         </w:rPr>
-        <w:t xml:space="preserve">  notification-net:</w:t>
+        <w:t># other service's database. "Database per service" is enforced, not just agreed.</w:t>
       </w:r>
     </w:p>
     <w:p>
@@ -20911,7 +20940,7 @@
           <w:rFonts w:ascii="Courier New" w:hAnsi="Courier New" w:eastAsia="Courier New" w:cs="Courier New"/>
           <w:sz w:val="15"/>
         </w:rPr>
-        <w:t xml:space="preserve">  events-net:</w:t>
+        <w:t>networks:</w:t>
       </w:r>
     </w:p>
     <w:p>
@@ -20925,7 +20954,7 @@
           <w:rFonts w:ascii="Courier New" w:hAnsi="Courier New" w:eastAsia="Courier New" w:cs="Courier New"/>
           <w:sz w:val="15"/>
         </w:rPr>
-        <w:t xml:space="preserve"> </w:t>
+        <w:t xml:space="preserve">  order-net:</w:t>
       </w:r>
     </w:p>
     <w:p>
@@ -20939,7 +20968,7 @@
           <w:rFonts w:ascii="Courier New" w:hAnsi="Courier New" w:eastAsia="Courier New" w:cs="Courier New"/>
           <w:sz w:val="15"/>
         </w:rPr>
-        <w:t>volumes:</w:t>
+        <w:t xml:space="preserve">  notification-net:</w:t>
       </w:r>
     </w:p>
     <w:p>
@@ -20953,7 +20982,7 @@
           <w:rFonts w:ascii="Courier New" w:hAnsi="Courier New" w:eastAsia="Courier New" w:cs="Courier New"/>
           <w:sz w:val="15"/>
         </w:rPr>
-        <w:t xml:space="preserve">  order-db-data:</w:t>
+        <w:t xml:space="preserve">  events-net:</w:t>
       </w:r>
     </w:p>
     <w:p>
@@ -20967,29 +20996,8 @@
           <w:rFonts w:ascii="Courier New" w:hAnsi="Courier New" w:eastAsia="Courier New" w:cs="Courier New"/>
           <w:sz w:val="15"/>
         </w:rPr>
-        <w:t xml:space="preserve">  notification-db-data:</w:t>
-      </w:r>
-    </w:p>
-    <w:p>
-      <w:pPr>
-        <w:spacing w:after="0"/>
-      </w:pPr>
-    </w:p>
-    <w:p>
-      <w:pPr>
-        <w:pStyle w:val="Heading2"/>
-      </w:pPr>
-      <w:bookmarkStart w:id="29" w:name="_Toc029"/>
-      <w:r>
-        <w:rPr>
-          <w:rFonts w:ascii="Times New Roman" w:hAnsi="Times New Roman" w:eastAsia="Times New Roman" w:cs="Times New Roman"/>
-          <w:b/>
-          <w:i w:val="0"/>
-          <w:sz w:val="28"/>
-        </w:rPr>
-        <w:t>B.2 order-service/app/main.py</w:t>
-      </w:r>
-      <w:bookmarkEnd w:id="29"/>
+        <w:t xml:space="preserve"> </w:t>
+      </w:r>
     </w:p>
     <w:p>
       <w:pPr>
@@ -21002,7 +21010,7 @@
           <w:rFonts w:ascii="Courier New" w:hAnsi="Courier New" w:eastAsia="Courier New" w:cs="Courier New"/>
           <w:sz w:val="15"/>
         </w:rPr>
-        <w:t>"""Order service: the REST API for placing orders."""</w:t>
+        <w:t>volumes:</w:t>
       </w:r>
     </w:p>
     <w:p>
@@ -21016,7 +21024,7 @@
           <w:rFonts w:ascii="Courier New" w:hAnsi="Courier New" w:eastAsia="Courier New" w:cs="Courier New"/>
           <w:sz w:val="15"/>
         </w:rPr>
-        <w:t>import logging</w:t>
+        <w:t xml:space="preserve">  order-db-data:</w:t>
       </w:r>
     </w:p>
     <w:p>
@@ -21030,7 +21038,7 @@
           <w:rFonts w:ascii="Courier New" w:hAnsi="Courier New" w:eastAsia="Courier New" w:cs="Courier New"/>
           <w:sz w:val="15"/>
         </w:rPr>
-        <w:t>import time</w:t>
+        <w:t xml:space="preserve">  notification-db-data:</w:t>
       </w:r>
     </w:p>
     <w:p>
@@ -21044,4942 +21052,7 @@
           <w:rFonts w:ascii="Courier New" w:hAnsi="Courier New" w:eastAsia="Courier New" w:cs="Courier New"/>
           <w:sz w:val="15"/>
         </w:rPr>
-        <w:t>import uuid</w:t>
-      </w:r>
-    </w:p>
-    <w:p>
-      <w:pPr>
-        <w:pStyle w:val="CodeListing"/>
-        <w:keepNext w:val="0"/>
-        <w:shd w:val="clear" w:color="auto" w:fill="F2F2F2"/>
-      </w:pPr>
-      <w:r>
-        <w:rPr>
-          <w:rFonts w:ascii="Courier New" w:hAnsi="Courier New" w:eastAsia="Courier New" w:cs="Courier New"/>
-          <w:sz w:val="15"/>
-        </w:rPr>
-        <w:t>from contextlib import asynccontextmanager</w:t>
-      </w:r>
-    </w:p>
-    <w:p>
-      <w:pPr>
-        <w:pStyle w:val="CodeListing"/>
-        <w:keepNext w:val="0"/>
-        <w:shd w:val="clear" w:color="auto" w:fill="F2F2F2"/>
-      </w:pPr>
-      <w:r>
-        <w:rPr>
-          <w:rFonts w:ascii="Courier New" w:hAnsi="Courier New" w:eastAsia="Courier New" w:cs="Courier New"/>
-          <w:sz w:val="15"/>
-        </w:rPr>
-        <w:t>from uuid import UUID</w:t>
-      </w:r>
-    </w:p>
-    <w:p>
-      <w:pPr>
-        <w:pStyle w:val="CodeListing"/>
-        <w:keepNext w:val="0"/>
-        <w:shd w:val="clear" w:color="auto" w:fill="F2F2F2"/>
-      </w:pPr>
-      <w:r>
-        <w:rPr>
-          <w:rFonts w:ascii="Courier New" w:hAnsi="Courier New" w:eastAsia="Courier New" w:cs="Courier New"/>
-          <w:sz w:val="15"/>
-        </w:rPr>
-        <w:t xml:space="preserve"> </w:t>
-      </w:r>
-    </w:p>
-    <w:p>
-      <w:pPr>
-        <w:pStyle w:val="CodeListing"/>
-        <w:keepNext w:val="0"/>
-        <w:shd w:val="clear" w:color="auto" w:fill="F2F2F2"/>
-      </w:pPr>
-      <w:r>
-        <w:rPr>
-          <w:rFonts w:ascii="Courier New" w:hAnsi="Courier New" w:eastAsia="Courier New" w:cs="Courier New"/>
-          <w:sz w:val="15"/>
-        </w:rPr>
-        <w:t>from fastapi import FastAPI, Header, HTTPException, Request, Response</w:t>
-      </w:r>
-    </w:p>
-    <w:p>
-      <w:pPr>
-        <w:pStyle w:val="CodeListing"/>
-        <w:keepNext w:val="0"/>
-        <w:shd w:val="clear" w:color="auto" w:fill="F2F2F2"/>
-      </w:pPr>
-      <w:r>
-        <w:rPr>
-          <w:rFonts w:ascii="Courier New" w:hAnsi="Courier New" w:eastAsia="Courier New" w:cs="Courier New"/>
-          <w:sz w:val="15"/>
-        </w:rPr>
-        <w:t>from fastapi.concurrency import run_in_threadpool</w:t>
-      </w:r>
-    </w:p>
-    <w:p>
-      <w:pPr>
-        <w:pStyle w:val="CodeListing"/>
-        <w:keepNext w:val="0"/>
-        <w:shd w:val="clear" w:color="auto" w:fill="F2F2F2"/>
-      </w:pPr>
-      <w:r>
-        <w:rPr>
-          <w:rFonts w:ascii="Courier New" w:hAnsi="Courier New" w:eastAsia="Courier New" w:cs="Courier New"/>
-          <w:sz w:val="15"/>
-        </w:rPr>
-        <w:t xml:space="preserve"> </w:t>
-      </w:r>
-    </w:p>
-    <w:p>
-      <w:pPr>
-        <w:pStyle w:val="CodeListing"/>
-        <w:keepNext w:val="0"/>
-        <w:shd w:val="clear" w:color="auto" w:fill="F2F2F2"/>
-      </w:pPr>
-      <w:r>
-        <w:rPr>
-          <w:rFonts w:ascii="Courier New" w:hAnsi="Courier New" w:eastAsia="Courier New" w:cs="Courier New"/>
-          <w:sz w:val="15"/>
-        </w:rPr>
-        <w:t>from . import db</w:t>
-      </w:r>
-    </w:p>
-    <w:p>
-      <w:pPr>
-        <w:pStyle w:val="CodeListing"/>
-        <w:keepNext w:val="0"/>
-        <w:shd w:val="clear" w:color="auto" w:fill="F2F2F2"/>
-      </w:pPr>
-      <w:r>
-        <w:rPr>
-          <w:rFonts w:ascii="Courier New" w:hAnsi="Courier New" w:eastAsia="Courier New" w:cs="Courier New"/>
-          <w:sz w:val="15"/>
-        </w:rPr>
-        <w:t>from .domain import PlaceOrderRequest</w:t>
-      </w:r>
-    </w:p>
-    <w:p>
-      <w:pPr>
-        <w:pStyle w:val="CodeListing"/>
-        <w:keepNext w:val="0"/>
-        <w:shd w:val="clear" w:color="auto" w:fill="F2F2F2"/>
-      </w:pPr>
-      <w:r>
-        <w:rPr>
-          <w:rFonts w:ascii="Courier New" w:hAnsi="Courier New" w:eastAsia="Courier New" w:cs="Courier New"/>
-          <w:sz w:val="15"/>
-        </w:rPr>
-        <w:t>from .logging_setup import correlation_id, log_event, setup_logging</w:t>
-      </w:r>
-    </w:p>
-    <w:p>
-      <w:pPr>
-        <w:pStyle w:val="CodeListing"/>
-        <w:keepNext w:val="0"/>
-        <w:shd w:val="clear" w:color="auto" w:fill="F2F2F2"/>
-      </w:pPr>
-      <w:r>
-        <w:rPr>
-          <w:rFonts w:ascii="Courier New" w:hAnsi="Courier New" w:eastAsia="Courier New" w:cs="Courier New"/>
-          <w:sz w:val="15"/>
-        </w:rPr>
-        <w:t>from .outbox import OutboxRelay</w:t>
-      </w:r>
-    </w:p>
-    <w:p>
-      <w:pPr>
-        <w:pStyle w:val="CodeListing"/>
-        <w:keepNext w:val="0"/>
-        <w:shd w:val="clear" w:color="auto" w:fill="F2F2F2"/>
-      </w:pPr>
-      <w:r>
-        <w:rPr>
-          <w:rFonts w:ascii="Courier New" w:hAnsi="Courier New" w:eastAsia="Courier New" w:cs="Courier New"/>
-          <w:sz w:val="15"/>
-        </w:rPr>
-        <w:t xml:space="preserve"> </w:t>
-      </w:r>
-    </w:p>
-    <w:p>
-      <w:pPr>
-        <w:pStyle w:val="CodeListing"/>
-        <w:keepNext w:val="0"/>
-        <w:shd w:val="clear" w:color="auto" w:fill="F2F2F2"/>
-      </w:pPr>
-      <w:r>
-        <w:rPr>
-          <w:rFonts w:ascii="Courier New" w:hAnsi="Courier New" w:eastAsia="Courier New" w:cs="Courier New"/>
-          <w:sz w:val="15"/>
-        </w:rPr>
-        <w:t>setup_logging()</w:t>
-      </w:r>
-    </w:p>
-    <w:p>
-      <w:pPr>
-        <w:pStyle w:val="CodeListing"/>
-        <w:keepNext w:val="0"/>
-        <w:shd w:val="clear" w:color="auto" w:fill="F2F2F2"/>
-      </w:pPr>
-      <w:r>
-        <w:rPr>
-          <w:rFonts w:ascii="Courier New" w:hAnsi="Courier New" w:eastAsia="Courier New" w:cs="Courier New"/>
-          <w:sz w:val="15"/>
-        </w:rPr>
-        <w:t>log = logging.getLogger("order.api")</w:t>
-      </w:r>
-    </w:p>
-    <w:p>
-      <w:pPr>
-        <w:pStyle w:val="CodeListing"/>
-        <w:keepNext w:val="0"/>
-        <w:shd w:val="clear" w:color="auto" w:fill="F2F2F2"/>
-      </w:pPr>
-      <w:r>
-        <w:rPr>
-          <w:rFonts w:ascii="Courier New" w:hAnsi="Courier New" w:eastAsia="Courier New" w:cs="Courier New"/>
-          <w:sz w:val="15"/>
-        </w:rPr>
-        <w:t xml:space="preserve"> </w:t>
-      </w:r>
-    </w:p>
-    <w:p>
-      <w:pPr>
-        <w:pStyle w:val="CodeListing"/>
-        <w:keepNext w:val="0"/>
-        <w:shd w:val="clear" w:color="auto" w:fill="F2F2F2"/>
-      </w:pPr>
-      <w:r>
-        <w:rPr>
-          <w:rFonts w:ascii="Courier New" w:hAnsi="Courier New" w:eastAsia="Courier New" w:cs="Courier New"/>
-          <w:sz w:val="15"/>
-        </w:rPr>
-        <w:t xml:space="preserve"> </w:t>
-      </w:r>
-    </w:p>
-    <w:p>
-      <w:pPr>
-        <w:pStyle w:val="CodeListing"/>
-        <w:keepNext w:val="0"/>
-        <w:shd w:val="clear" w:color="auto" w:fill="F2F2F2"/>
-      </w:pPr>
-      <w:r>
-        <w:rPr>
-          <w:rFonts w:ascii="Courier New" w:hAnsi="Courier New" w:eastAsia="Courier New" w:cs="Courier New"/>
-          <w:sz w:val="15"/>
-        </w:rPr>
-        <w:t>@asynccontextmanager</w:t>
-      </w:r>
-    </w:p>
-    <w:p>
-      <w:pPr>
-        <w:pStyle w:val="CodeListing"/>
-        <w:keepNext w:val="0"/>
-        <w:shd w:val="clear" w:color="auto" w:fill="F2F2F2"/>
-      </w:pPr>
-      <w:r>
-        <w:rPr>
-          <w:rFonts w:ascii="Courier New" w:hAnsi="Courier New" w:eastAsia="Courier New" w:cs="Courier New"/>
-          <w:sz w:val="15"/>
-        </w:rPr>
-        <w:t>async def lifespan(app: FastAPI):</w:t>
-      </w:r>
-    </w:p>
-    <w:p>
-      <w:pPr>
-        <w:pStyle w:val="CodeListing"/>
-        <w:keepNext w:val="0"/>
-        <w:shd w:val="clear" w:color="auto" w:fill="F2F2F2"/>
-      </w:pPr>
-      <w:r>
-        <w:rPr>
-          <w:rFonts w:ascii="Courier New" w:hAnsi="Courier New" w:eastAsia="Courier New" w:cs="Courier New"/>
-          <w:sz w:val="15"/>
-        </w:rPr>
-        <w:t xml:space="preserve">    await run_in_threadpool(db.create_schema)</w:t>
-      </w:r>
-    </w:p>
-    <w:p>
-      <w:pPr>
-        <w:pStyle w:val="CodeListing"/>
-        <w:keepNext w:val="0"/>
-        <w:shd w:val="clear" w:color="auto" w:fill="F2F2F2"/>
-      </w:pPr>
-      <w:r>
-        <w:rPr>
-          <w:rFonts w:ascii="Courier New" w:hAnsi="Courier New" w:eastAsia="Courier New" w:cs="Courier New"/>
-          <w:sz w:val="15"/>
-        </w:rPr>
-        <w:t xml:space="preserve">    relay = OutboxRelay()</w:t>
-      </w:r>
-    </w:p>
-    <w:p>
-      <w:pPr>
-        <w:pStyle w:val="CodeListing"/>
-        <w:keepNext w:val="0"/>
-        <w:shd w:val="clear" w:color="auto" w:fill="F2F2F2"/>
-      </w:pPr>
-      <w:r>
-        <w:rPr>
-          <w:rFonts w:ascii="Courier New" w:hAnsi="Courier New" w:eastAsia="Courier New" w:cs="Courier New"/>
-          <w:sz w:val="15"/>
-        </w:rPr>
-        <w:t xml:space="preserve">    relay.start()</w:t>
-      </w:r>
-    </w:p>
-    <w:p>
-      <w:pPr>
-        <w:pStyle w:val="CodeListing"/>
-        <w:keepNext w:val="0"/>
-        <w:shd w:val="clear" w:color="auto" w:fill="F2F2F2"/>
-      </w:pPr>
-      <w:r>
-        <w:rPr>
-          <w:rFonts w:ascii="Courier New" w:hAnsi="Courier New" w:eastAsia="Courier New" w:cs="Courier New"/>
-          <w:sz w:val="15"/>
-        </w:rPr>
-        <w:t xml:space="preserve">    log_event(log, logging.INFO, "service.started", "Order service started; outbox relay running")</w:t>
-      </w:r>
-    </w:p>
-    <w:p>
-      <w:pPr>
-        <w:pStyle w:val="CodeListing"/>
-        <w:keepNext w:val="0"/>
-        <w:shd w:val="clear" w:color="auto" w:fill="F2F2F2"/>
-      </w:pPr>
-      <w:r>
-        <w:rPr>
-          <w:rFonts w:ascii="Courier New" w:hAnsi="Courier New" w:eastAsia="Courier New" w:cs="Courier New"/>
-          <w:sz w:val="15"/>
-        </w:rPr>
-        <w:t xml:space="preserve">    yield</w:t>
-      </w:r>
-    </w:p>
-    <w:p>
-      <w:pPr>
-        <w:pStyle w:val="CodeListing"/>
-        <w:keepNext w:val="0"/>
-        <w:shd w:val="clear" w:color="auto" w:fill="F2F2F2"/>
-      </w:pPr>
-      <w:r>
-        <w:rPr>
-          <w:rFonts w:ascii="Courier New" w:hAnsi="Courier New" w:eastAsia="Courier New" w:cs="Courier New"/>
-          <w:sz w:val="15"/>
-        </w:rPr>
-        <w:t xml:space="preserve">    relay.stop()</w:t>
-      </w:r>
-    </w:p>
-    <w:p>
-      <w:pPr>
-        <w:pStyle w:val="CodeListing"/>
-        <w:keepNext w:val="0"/>
-        <w:shd w:val="clear" w:color="auto" w:fill="F2F2F2"/>
-      </w:pPr>
-      <w:r>
-        <w:rPr>
-          <w:rFonts w:ascii="Courier New" w:hAnsi="Courier New" w:eastAsia="Courier New" w:cs="Courier New"/>
-          <w:sz w:val="15"/>
-        </w:rPr>
-        <w:t xml:space="preserve"> </w:t>
-      </w:r>
-    </w:p>
-    <w:p>
-      <w:pPr>
-        <w:pStyle w:val="CodeListing"/>
-        <w:keepNext w:val="0"/>
-        <w:shd w:val="clear" w:color="auto" w:fill="F2F2F2"/>
-      </w:pPr>
-      <w:r>
-        <w:rPr>
-          <w:rFonts w:ascii="Courier New" w:hAnsi="Courier New" w:eastAsia="Courier New" w:cs="Courier New"/>
-          <w:sz w:val="15"/>
-        </w:rPr>
-        <w:t xml:space="preserve"> </w:t>
-      </w:r>
-    </w:p>
-    <w:p>
-      <w:pPr>
-        <w:pStyle w:val="CodeListing"/>
-        <w:keepNext w:val="0"/>
-        <w:shd w:val="clear" w:color="auto" w:fill="F2F2F2"/>
-      </w:pPr>
-      <w:r>
-        <w:rPr>
-          <w:rFonts w:ascii="Courier New" w:hAnsi="Courier New" w:eastAsia="Courier New" w:cs="Courier New"/>
-          <w:sz w:val="15"/>
-        </w:rPr>
-        <w:t>app = FastAPI(title="MaltaShop Order Service", version="0.1.0", lifespan=lifespan)</w:t>
-      </w:r>
-    </w:p>
-    <w:p>
-      <w:pPr>
-        <w:pStyle w:val="CodeListing"/>
-        <w:keepNext w:val="0"/>
-        <w:shd w:val="clear" w:color="auto" w:fill="F2F2F2"/>
-      </w:pPr>
-      <w:r>
-        <w:rPr>
-          <w:rFonts w:ascii="Courier New" w:hAnsi="Courier New" w:eastAsia="Courier New" w:cs="Courier New"/>
-          <w:sz w:val="15"/>
-        </w:rPr>
-        <w:t xml:space="preserve"> </w:t>
-      </w:r>
-    </w:p>
-    <w:p>
-      <w:pPr>
-        <w:pStyle w:val="CodeListing"/>
-        <w:keepNext w:val="0"/>
-        <w:shd w:val="clear" w:color="auto" w:fill="F2F2F2"/>
-      </w:pPr>
-      <w:r>
-        <w:rPr>
-          <w:rFonts w:ascii="Courier New" w:hAnsi="Courier New" w:eastAsia="Courier New" w:cs="Courier New"/>
-          <w:sz w:val="15"/>
-        </w:rPr>
-        <w:t xml:space="preserve"> </w:t>
-      </w:r>
-    </w:p>
-    <w:p>
-      <w:pPr>
-        <w:pStyle w:val="CodeListing"/>
-        <w:keepNext w:val="0"/>
-        <w:shd w:val="clear" w:color="auto" w:fill="F2F2F2"/>
-      </w:pPr>
-      <w:r>
-        <w:rPr>
-          <w:rFonts w:ascii="Courier New" w:hAnsi="Courier New" w:eastAsia="Courier New" w:cs="Courier New"/>
-          <w:sz w:val="15"/>
-        </w:rPr>
-        <w:t>@app.middleware("http")</w:t>
-      </w:r>
-    </w:p>
-    <w:p>
-      <w:pPr>
-        <w:pStyle w:val="CodeListing"/>
-        <w:keepNext w:val="0"/>
-        <w:shd w:val="clear" w:color="auto" w:fill="F2F2F2"/>
-      </w:pPr>
-      <w:r>
-        <w:rPr>
-          <w:rFonts w:ascii="Courier New" w:hAnsi="Courier New" w:eastAsia="Courier New" w:cs="Courier New"/>
-          <w:sz w:val="15"/>
-        </w:rPr>
-        <w:t>async def correlation_and_access_log(request: Request, call_next):</w:t>
-      </w:r>
-    </w:p>
-    <w:p>
-      <w:pPr>
-        <w:pStyle w:val="CodeListing"/>
-        <w:keepNext w:val="0"/>
-        <w:shd w:val="clear" w:color="auto" w:fill="F2F2F2"/>
-      </w:pPr>
-      <w:r>
-        <w:rPr>
-          <w:rFonts w:ascii="Courier New" w:hAnsi="Courier New" w:eastAsia="Courier New" w:cs="Courier New"/>
-          <w:sz w:val="15"/>
-        </w:rPr>
-        <w:t xml:space="preserve">    """Reuses the caller's X-Correlation-ID (or creates one) and logs every request as JSON."""</w:t>
-      </w:r>
-    </w:p>
-    <w:p>
-      <w:pPr>
-        <w:pStyle w:val="CodeListing"/>
-        <w:keepNext w:val="0"/>
-        <w:shd w:val="clear" w:color="auto" w:fill="F2F2F2"/>
-      </w:pPr>
-      <w:r>
-        <w:rPr>
-          <w:rFonts w:ascii="Courier New" w:hAnsi="Courier New" w:eastAsia="Courier New" w:cs="Courier New"/>
-          <w:sz w:val="15"/>
-        </w:rPr>
-        <w:t xml:space="preserve">    token = correlation_id.set(request.headers.get("X-Correlation-ID") or str(uuid.uuid4()))</w:t>
-      </w:r>
-    </w:p>
-    <w:p>
-      <w:pPr>
-        <w:pStyle w:val="CodeListing"/>
-        <w:keepNext w:val="0"/>
-        <w:shd w:val="clear" w:color="auto" w:fill="F2F2F2"/>
-      </w:pPr>
-      <w:r>
-        <w:rPr>
-          <w:rFonts w:ascii="Courier New" w:hAnsi="Courier New" w:eastAsia="Courier New" w:cs="Courier New"/>
-          <w:sz w:val="15"/>
-        </w:rPr>
-        <w:t xml:space="preserve">    started = time.perf_counter()</w:t>
-      </w:r>
-    </w:p>
-    <w:p>
-      <w:pPr>
-        <w:pStyle w:val="CodeListing"/>
-        <w:keepNext w:val="0"/>
-        <w:shd w:val="clear" w:color="auto" w:fill="F2F2F2"/>
-      </w:pPr>
-      <w:r>
-        <w:rPr>
-          <w:rFonts w:ascii="Courier New" w:hAnsi="Courier New" w:eastAsia="Courier New" w:cs="Courier New"/>
-          <w:sz w:val="15"/>
-        </w:rPr>
-        <w:t xml:space="preserve">    try:</w:t>
-      </w:r>
-    </w:p>
-    <w:p>
-      <w:pPr>
-        <w:pStyle w:val="CodeListing"/>
-        <w:keepNext w:val="0"/>
-        <w:shd w:val="clear" w:color="auto" w:fill="F2F2F2"/>
-      </w:pPr>
-      <w:r>
-        <w:rPr>
-          <w:rFonts w:ascii="Courier New" w:hAnsi="Courier New" w:eastAsia="Courier New" w:cs="Courier New"/>
-          <w:sz w:val="15"/>
-        </w:rPr>
-        <w:t xml:space="preserve">        response = await call_next(request)</w:t>
-      </w:r>
-    </w:p>
-    <w:p>
-      <w:pPr>
-        <w:pStyle w:val="CodeListing"/>
-        <w:keepNext w:val="0"/>
-        <w:shd w:val="clear" w:color="auto" w:fill="F2F2F2"/>
-      </w:pPr>
-      <w:r>
-        <w:rPr>
-          <w:rFonts w:ascii="Courier New" w:hAnsi="Courier New" w:eastAsia="Courier New" w:cs="Courier New"/>
-          <w:sz w:val="15"/>
-        </w:rPr>
-        <w:t xml:space="preserve">        response.headers["X-Correlation-ID"] = correlation_id.get()</w:t>
-      </w:r>
-    </w:p>
-    <w:p>
-      <w:pPr>
-        <w:pStyle w:val="CodeListing"/>
-        <w:keepNext w:val="0"/>
-        <w:shd w:val="clear" w:color="auto" w:fill="F2F2F2"/>
-      </w:pPr>
-      <w:r>
-        <w:rPr>
-          <w:rFonts w:ascii="Courier New" w:hAnsi="Courier New" w:eastAsia="Courier New" w:cs="Courier New"/>
-          <w:sz w:val="15"/>
-        </w:rPr>
-        <w:t xml:space="preserve">        if not request.url.path.startswith("/health"):</w:t>
-      </w:r>
-    </w:p>
-    <w:p>
-      <w:pPr>
-        <w:pStyle w:val="CodeListing"/>
-        <w:keepNext w:val="0"/>
-        <w:shd w:val="clear" w:color="auto" w:fill="F2F2F2"/>
-      </w:pPr>
-      <w:r>
-        <w:rPr>
-          <w:rFonts w:ascii="Courier New" w:hAnsi="Courier New" w:eastAsia="Courier New" w:cs="Courier New"/>
-          <w:sz w:val="15"/>
-        </w:rPr>
-        <w:t xml:space="preserve">            log_event(log, logging.INFO, "http.request",</w:t>
-      </w:r>
-    </w:p>
-    <w:p>
-      <w:pPr>
-        <w:pStyle w:val="CodeListing"/>
-        <w:keepNext w:val="0"/>
-        <w:shd w:val="clear" w:color="auto" w:fill="F2F2F2"/>
-      </w:pPr>
-      <w:r>
-        <w:rPr>
-          <w:rFonts w:ascii="Courier New" w:hAnsi="Courier New" w:eastAsia="Courier New" w:cs="Courier New"/>
-          <w:sz w:val="15"/>
-        </w:rPr>
-        <w:t xml:space="preserve">                      f"{request.method} {request.url.path} -&gt; {response.status_code}",</w:t>
-      </w:r>
-    </w:p>
-    <w:p>
-      <w:pPr>
-        <w:pStyle w:val="CodeListing"/>
-        <w:keepNext w:val="0"/>
-        <w:shd w:val="clear" w:color="auto" w:fill="F2F2F2"/>
-      </w:pPr>
-      <w:r>
-        <w:rPr>
-          <w:rFonts w:ascii="Courier New" w:hAnsi="Courier New" w:eastAsia="Courier New" w:cs="Courier New"/>
-          <w:sz w:val="15"/>
-        </w:rPr>
-        <w:t xml:space="preserve">                      method=request.method, path=request.url.path, status=response.status_code,</w:t>
-      </w:r>
-    </w:p>
-    <w:p>
-      <w:pPr>
-        <w:pStyle w:val="CodeListing"/>
-        <w:keepNext w:val="0"/>
-        <w:shd w:val="clear" w:color="auto" w:fill="F2F2F2"/>
-      </w:pPr>
-      <w:r>
-        <w:rPr>
-          <w:rFonts w:ascii="Courier New" w:hAnsi="Courier New" w:eastAsia="Courier New" w:cs="Courier New"/>
-          <w:sz w:val="15"/>
-        </w:rPr>
-        <w:t xml:space="preserve">                      duration_ms=round((time.perf_counter() - started) * 1000, 1))</w:t>
-      </w:r>
-    </w:p>
-    <w:p>
-      <w:pPr>
-        <w:pStyle w:val="CodeListing"/>
-        <w:keepNext w:val="0"/>
-        <w:shd w:val="clear" w:color="auto" w:fill="F2F2F2"/>
-      </w:pPr>
-      <w:r>
-        <w:rPr>
-          <w:rFonts w:ascii="Courier New" w:hAnsi="Courier New" w:eastAsia="Courier New" w:cs="Courier New"/>
-          <w:sz w:val="15"/>
-        </w:rPr>
-        <w:t xml:space="preserve">        return response</w:t>
-      </w:r>
-    </w:p>
-    <w:p>
-      <w:pPr>
-        <w:pStyle w:val="CodeListing"/>
-        <w:keepNext w:val="0"/>
-        <w:shd w:val="clear" w:color="auto" w:fill="F2F2F2"/>
-      </w:pPr>
-      <w:r>
-        <w:rPr>
-          <w:rFonts w:ascii="Courier New" w:hAnsi="Courier New" w:eastAsia="Courier New" w:cs="Courier New"/>
-          <w:sz w:val="15"/>
-        </w:rPr>
-        <w:t xml:space="preserve">    finally:</w:t>
-      </w:r>
-    </w:p>
-    <w:p>
-      <w:pPr>
-        <w:pStyle w:val="CodeListing"/>
-        <w:keepNext w:val="0"/>
-        <w:shd w:val="clear" w:color="auto" w:fill="F2F2F2"/>
-      </w:pPr>
-      <w:r>
-        <w:rPr>
-          <w:rFonts w:ascii="Courier New" w:hAnsi="Courier New" w:eastAsia="Courier New" w:cs="Courier New"/>
-          <w:sz w:val="15"/>
-        </w:rPr>
-        <w:t xml:space="preserve">        correlation_id.reset(token)</w:t>
-      </w:r>
-    </w:p>
-    <w:p>
-      <w:pPr>
-        <w:pStyle w:val="CodeListing"/>
-        <w:keepNext w:val="0"/>
-        <w:shd w:val="clear" w:color="auto" w:fill="F2F2F2"/>
-      </w:pPr>
-      <w:r>
-        <w:rPr>
-          <w:rFonts w:ascii="Courier New" w:hAnsi="Courier New" w:eastAsia="Courier New" w:cs="Courier New"/>
-          <w:sz w:val="15"/>
-        </w:rPr>
-        <w:t xml:space="preserve"> </w:t>
-      </w:r>
-    </w:p>
-    <w:p>
-      <w:pPr>
-        <w:pStyle w:val="CodeListing"/>
-        <w:keepNext w:val="0"/>
-        <w:shd w:val="clear" w:color="auto" w:fill="F2F2F2"/>
-      </w:pPr>
-      <w:r>
-        <w:rPr>
-          <w:rFonts w:ascii="Courier New" w:hAnsi="Courier New" w:eastAsia="Courier New" w:cs="Courier New"/>
-          <w:sz w:val="15"/>
-        </w:rPr>
-        <w:t xml:space="preserve"> </w:t>
-      </w:r>
-    </w:p>
-    <w:p>
-      <w:pPr>
-        <w:pStyle w:val="CodeListing"/>
-        <w:keepNext w:val="0"/>
-        <w:shd w:val="clear" w:color="auto" w:fill="F2F2F2"/>
-      </w:pPr>
-      <w:r>
-        <w:rPr>
-          <w:rFonts w:ascii="Courier New" w:hAnsi="Courier New" w:eastAsia="Courier New" w:cs="Courier New"/>
-          <w:sz w:val="15"/>
-        </w:rPr>
-        <w:t>def to_json(order: dict) -&gt; dict:</w:t>
-      </w:r>
-    </w:p>
-    <w:p>
-      <w:pPr>
-        <w:pStyle w:val="CodeListing"/>
-        <w:keepNext w:val="0"/>
-        <w:shd w:val="clear" w:color="auto" w:fill="F2F2F2"/>
-      </w:pPr>
-      <w:r>
-        <w:rPr>
-          <w:rFonts w:ascii="Courier New" w:hAnsi="Courier New" w:eastAsia="Courier New" w:cs="Courier New"/>
-          <w:sz w:val="15"/>
-        </w:rPr>
-        <w:t xml:space="preserve">    return {</w:t>
-      </w:r>
-    </w:p>
-    <w:p>
-      <w:pPr>
-        <w:pStyle w:val="CodeListing"/>
-        <w:keepNext w:val="0"/>
-        <w:shd w:val="clear" w:color="auto" w:fill="F2F2F2"/>
-      </w:pPr>
-      <w:r>
-        <w:rPr>
-          <w:rFonts w:ascii="Courier New" w:hAnsi="Courier New" w:eastAsia="Courier New" w:cs="Courier New"/>
-          <w:sz w:val="15"/>
-        </w:rPr>
-        <w:t xml:space="preserve">        "order_id": str(order["order_id"]),</w:t>
-      </w:r>
-    </w:p>
-    <w:p>
-      <w:pPr>
-        <w:pStyle w:val="CodeListing"/>
-        <w:keepNext w:val="0"/>
-        <w:shd w:val="clear" w:color="auto" w:fill="F2F2F2"/>
-      </w:pPr>
-      <w:r>
-        <w:rPr>
-          <w:rFonts w:ascii="Courier New" w:hAnsi="Courier New" w:eastAsia="Courier New" w:cs="Courier New"/>
-          <w:sz w:val="15"/>
-        </w:rPr>
-        <w:t xml:space="preserve">        "customer_id": order["customer_id"],</w:t>
-      </w:r>
-    </w:p>
-    <w:p>
-      <w:pPr>
-        <w:pStyle w:val="CodeListing"/>
-        <w:keepNext w:val="0"/>
-        <w:shd w:val="clear" w:color="auto" w:fill="F2F2F2"/>
-      </w:pPr>
-      <w:r>
-        <w:rPr>
-          <w:rFonts w:ascii="Courier New" w:hAnsi="Courier New" w:eastAsia="Courier New" w:cs="Courier New"/>
-          <w:sz w:val="15"/>
-        </w:rPr>
-        <w:t xml:space="preserve">        "status": order["status"],</w:t>
-      </w:r>
-    </w:p>
-    <w:p>
-      <w:pPr>
-        <w:pStyle w:val="CodeListing"/>
-        <w:keepNext w:val="0"/>
-        <w:shd w:val="clear" w:color="auto" w:fill="F2F2F2"/>
-      </w:pPr>
-      <w:r>
-        <w:rPr>
-          <w:rFonts w:ascii="Courier New" w:hAnsi="Courier New" w:eastAsia="Courier New" w:cs="Courier New"/>
-          <w:sz w:val="15"/>
-        </w:rPr>
-        <w:t xml:space="preserve">        "total_amount": str(order["total_amount"]),</w:t>
-      </w:r>
-    </w:p>
-    <w:p>
-      <w:pPr>
-        <w:pStyle w:val="CodeListing"/>
-        <w:keepNext w:val="0"/>
-        <w:shd w:val="clear" w:color="auto" w:fill="F2F2F2"/>
-      </w:pPr>
-      <w:r>
-        <w:rPr>
-          <w:rFonts w:ascii="Courier New" w:hAnsi="Courier New" w:eastAsia="Courier New" w:cs="Courier New"/>
-          <w:sz w:val="15"/>
-        </w:rPr>
-        <w:t xml:space="preserve">        "currency": order["currency"],</w:t>
-      </w:r>
-    </w:p>
-    <w:p>
-      <w:pPr>
-        <w:pStyle w:val="CodeListing"/>
-        <w:keepNext w:val="0"/>
-        <w:shd w:val="clear" w:color="auto" w:fill="F2F2F2"/>
-      </w:pPr>
-      <w:r>
-        <w:rPr>
-          <w:rFonts w:ascii="Courier New" w:hAnsi="Courier New" w:eastAsia="Courier New" w:cs="Courier New"/>
-          <w:sz w:val="15"/>
-        </w:rPr>
-        <w:t xml:space="preserve">        "items": order["items"],</w:t>
-      </w:r>
-    </w:p>
-    <w:p>
-      <w:pPr>
-        <w:pStyle w:val="CodeListing"/>
-        <w:keepNext w:val="0"/>
-        <w:shd w:val="clear" w:color="auto" w:fill="F2F2F2"/>
-      </w:pPr>
-      <w:r>
-        <w:rPr>
-          <w:rFonts w:ascii="Courier New" w:hAnsi="Courier New" w:eastAsia="Courier New" w:cs="Courier New"/>
-          <w:sz w:val="15"/>
-        </w:rPr>
-        <w:t xml:space="preserve">        "created_at": order["created_at"].isoformat(),</w:t>
-      </w:r>
-    </w:p>
-    <w:p>
-      <w:pPr>
-        <w:pStyle w:val="CodeListing"/>
-        <w:keepNext w:val="0"/>
-        <w:shd w:val="clear" w:color="auto" w:fill="F2F2F2"/>
-      </w:pPr>
-      <w:r>
-        <w:rPr>
-          <w:rFonts w:ascii="Courier New" w:hAnsi="Courier New" w:eastAsia="Courier New" w:cs="Courier New"/>
-          <w:sz w:val="15"/>
-        </w:rPr>
-        <w:t xml:space="preserve">    }</w:t>
-      </w:r>
-    </w:p>
-    <w:p>
-      <w:pPr>
-        <w:pStyle w:val="CodeListing"/>
-        <w:keepNext w:val="0"/>
-        <w:shd w:val="clear" w:color="auto" w:fill="F2F2F2"/>
-      </w:pPr>
-      <w:r>
-        <w:rPr>
-          <w:rFonts w:ascii="Courier New" w:hAnsi="Courier New" w:eastAsia="Courier New" w:cs="Courier New"/>
-          <w:sz w:val="15"/>
-        </w:rPr>
-        <w:t xml:space="preserve"> </w:t>
-      </w:r>
-    </w:p>
-    <w:p>
-      <w:pPr>
-        <w:pStyle w:val="CodeListing"/>
-        <w:keepNext w:val="0"/>
-        <w:shd w:val="clear" w:color="auto" w:fill="F2F2F2"/>
-      </w:pPr>
-      <w:r>
-        <w:rPr>
-          <w:rFonts w:ascii="Courier New" w:hAnsi="Courier New" w:eastAsia="Courier New" w:cs="Courier New"/>
-          <w:sz w:val="15"/>
-        </w:rPr>
-        <w:t xml:space="preserve"> </w:t>
-      </w:r>
-    </w:p>
-    <w:p>
-      <w:pPr>
-        <w:pStyle w:val="CodeListing"/>
-        <w:keepNext w:val="0"/>
-        <w:shd w:val="clear" w:color="auto" w:fill="F2F2F2"/>
-      </w:pPr>
-      <w:r>
-        <w:rPr>
-          <w:rFonts w:ascii="Courier New" w:hAnsi="Courier New" w:eastAsia="Courier New" w:cs="Courier New"/>
-          <w:sz w:val="15"/>
-        </w:rPr>
-        <w:t>@app.post("/orders", status_code=201)</w:t>
-      </w:r>
-    </w:p>
-    <w:p>
-      <w:pPr>
-        <w:pStyle w:val="CodeListing"/>
-        <w:keepNext w:val="0"/>
-        <w:shd w:val="clear" w:color="auto" w:fill="F2F2F2"/>
-      </w:pPr>
-      <w:r>
-        <w:rPr>
-          <w:rFonts w:ascii="Courier New" w:hAnsi="Courier New" w:eastAsia="Courier New" w:cs="Courier New"/>
-          <w:sz w:val="15"/>
-        </w:rPr>
-        <w:t>def place_order(body: PlaceOrderRequest, response: Response,</w:t>
-      </w:r>
-    </w:p>
-    <w:p>
-      <w:pPr>
-        <w:pStyle w:val="CodeListing"/>
-        <w:keepNext w:val="0"/>
-        <w:shd w:val="clear" w:color="auto" w:fill="F2F2F2"/>
-      </w:pPr>
-      <w:r>
-        <w:rPr>
-          <w:rFonts w:ascii="Courier New" w:hAnsi="Courier New" w:eastAsia="Courier New" w:cs="Courier New"/>
-          <w:sz w:val="15"/>
-        </w:rPr>
-        <w:t xml:space="preserve">                idempotency_key: str | None = Header(default=None, max_length=100)) -&gt; dict:</w:t>
-      </w:r>
-    </w:p>
-    <w:p>
-      <w:pPr>
-        <w:pStyle w:val="CodeListing"/>
-        <w:keepNext w:val="0"/>
-        <w:shd w:val="clear" w:color="auto" w:fill="F2F2F2"/>
-      </w:pPr>
-      <w:r>
-        <w:rPr>
-          <w:rFonts w:ascii="Courier New" w:hAnsi="Courier New" w:eastAsia="Courier New" w:cs="Courier New"/>
-          <w:sz w:val="15"/>
-        </w:rPr>
-        <w:t xml:space="preserve">    """Places an order. Send an Idempotency-Key header so a retried request cannot create a duplicate."""</w:t>
-      </w:r>
-    </w:p>
-    <w:p>
-      <w:pPr>
-        <w:pStyle w:val="CodeListing"/>
-        <w:keepNext w:val="0"/>
-        <w:shd w:val="clear" w:color="auto" w:fill="F2F2F2"/>
-      </w:pPr>
-      <w:r>
-        <w:rPr>
-          <w:rFonts w:ascii="Courier New" w:hAnsi="Courier New" w:eastAsia="Courier New" w:cs="Courier New"/>
-          <w:sz w:val="15"/>
-        </w:rPr>
-        <w:t xml:space="preserve">    key = idempotency_key or str(uuid.uuid4())</w:t>
-      </w:r>
-    </w:p>
-    <w:p>
-      <w:pPr>
-        <w:pStyle w:val="CodeListing"/>
-        <w:keepNext w:val="0"/>
-        <w:shd w:val="clear" w:color="auto" w:fill="F2F2F2"/>
-      </w:pPr>
-      <w:r>
-        <w:rPr>
-          <w:rFonts w:ascii="Courier New" w:hAnsi="Courier New" w:eastAsia="Courier New" w:cs="Courier New"/>
-          <w:sz w:val="15"/>
-        </w:rPr>
-        <w:t xml:space="preserve">    order, created = db.place_order(body, key, correlation_id.get())</w:t>
-      </w:r>
-    </w:p>
-    <w:p>
-      <w:pPr>
-        <w:pStyle w:val="CodeListing"/>
-        <w:keepNext w:val="0"/>
-        <w:shd w:val="clear" w:color="auto" w:fill="F2F2F2"/>
-      </w:pPr>
-      <w:r>
-        <w:rPr>
-          <w:rFonts w:ascii="Courier New" w:hAnsi="Courier New" w:eastAsia="Courier New" w:cs="Courier New"/>
-          <w:sz w:val="15"/>
-        </w:rPr>
-        <w:t xml:space="preserve">    if created:</w:t>
-      </w:r>
-    </w:p>
-    <w:p>
-      <w:pPr>
-        <w:pStyle w:val="CodeListing"/>
-        <w:keepNext w:val="0"/>
-        <w:shd w:val="clear" w:color="auto" w:fill="F2F2F2"/>
-      </w:pPr>
-      <w:r>
-        <w:rPr>
-          <w:rFonts w:ascii="Courier New" w:hAnsi="Courier New" w:eastAsia="Courier New" w:cs="Courier New"/>
-          <w:sz w:val="15"/>
-        </w:rPr>
-        <w:t xml:space="preserve">        log_event(log, logging.INFO, "order.placed", "Order saved as PENDING; OrderPlaced queued in outbox",</w:t>
-      </w:r>
-    </w:p>
-    <w:p>
-      <w:pPr>
-        <w:pStyle w:val="CodeListing"/>
-        <w:keepNext w:val="0"/>
-        <w:shd w:val="clear" w:color="auto" w:fill="F2F2F2"/>
-      </w:pPr>
-      <w:r>
-        <w:rPr>
-          <w:rFonts w:ascii="Courier New" w:hAnsi="Courier New" w:eastAsia="Courier New" w:cs="Courier New"/>
-          <w:sz w:val="15"/>
-        </w:rPr>
-        <w:t xml:space="preserve">                  order_id=str(order["order_id"]), customer_id=order["customer_id"],</w:t>
-      </w:r>
-    </w:p>
-    <w:p>
-      <w:pPr>
-        <w:pStyle w:val="CodeListing"/>
-        <w:keepNext w:val="0"/>
-        <w:shd w:val="clear" w:color="auto" w:fill="F2F2F2"/>
-      </w:pPr>
-      <w:r>
-        <w:rPr>
-          <w:rFonts w:ascii="Courier New" w:hAnsi="Courier New" w:eastAsia="Courier New" w:cs="Courier New"/>
-          <w:sz w:val="15"/>
-        </w:rPr>
-        <w:t xml:space="preserve">                  total_amount=str(order["total_amount"]))</w:t>
-      </w:r>
-    </w:p>
-    <w:p>
-      <w:pPr>
-        <w:pStyle w:val="CodeListing"/>
-        <w:keepNext w:val="0"/>
-        <w:shd w:val="clear" w:color="auto" w:fill="F2F2F2"/>
-      </w:pPr>
-      <w:r>
-        <w:rPr>
-          <w:rFonts w:ascii="Courier New" w:hAnsi="Courier New" w:eastAsia="Courier New" w:cs="Courier New"/>
-          <w:sz w:val="15"/>
-        </w:rPr>
-        <w:t xml:space="preserve">    else:</w:t>
-      </w:r>
-    </w:p>
-    <w:p>
-      <w:pPr>
-        <w:pStyle w:val="CodeListing"/>
-        <w:keepNext w:val="0"/>
-        <w:shd w:val="clear" w:color="auto" w:fill="F2F2F2"/>
-      </w:pPr>
-      <w:r>
-        <w:rPr>
-          <w:rFonts w:ascii="Courier New" w:hAnsi="Courier New" w:eastAsia="Courier New" w:cs="Courier New"/>
-          <w:sz w:val="15"/>
-        </w:rPr>
-        <w:t xml:space="preserve">        response.status_code = 200</w:t>
-      </w:r>
-    </w:p>
-    <w:p>
-      <w:pPr>
-        <w:pStyle w:val="CodeListing"/>
-        <w:keepNext w:val="0"/>
-        <w:shd w:val="clear" w:color="auto" w:fill="F2F2F2"/>
-      </w:pPr>
-      <w:r>
-        <w:rPr>
-          <w:rFonts w:ascii="Courier New" w:hAnsi="Courier New" w:eastAsia="Courier New" w:cs="Courier New"/>
-          <w:sz w:val="15"/>
-        </w:rPr>
-        <w:t xml:space="preserve">        response.headers["Idempotent-Replayed"] = "true"</w:t>
-      </w:r>
-    </w:p>
-    <w:p>
-      <w:pPr>
-        <w:pStyle w:val="CodeListing"/>
-        <w:keepNext w:val="0"/>
-        <w:shd w:val="clear" w:color="auto" w:fill="F2F2F2"/>
-      </w:pPr>
-      <w:r>
-        <w:rPr>
-          <w:rFonts w:ascii="Courier New" w:hAnsi="Courier New" w:eastAsia="Courier New" w:cs="Courier New"/>
-          <w:sz w:val="15"/>
-        </w:rPr>
-        <w:t xml:space="preserve">        log_event(log, logging.INFO, "order.replayed",</w:t>
-      </w:r>
-    </w:p>
-    <w:p>
-      <w:pPr>
-        <w:pStyle w:val="CodeListing"/>
-        <w:keepNext w:val="0"/>
-        <w:shd w:val="clear" w:color="auto" w:fill="F2F2F2"/>
-      </w:pPr>
-      <w:r>
-        <w:rPr>
-          <w:rFonts w:ascii="Courier New" w:hAnsi="Courier New" w:eastAsia="Courier New" w:cs="Courier New"/>
-          <w:sz w:val="15"/>
-        </w:rPr>
-        <w:t xml:space="preserve">                  "Idempotency-Key seen before: original order returned, nothing written",</w:t>
-      </w:r>
-    </w:p>
-    <w:p>
-      <w:pPr>
-        <w:pStyle w:val="CodeListing"/>
-        <w:keepNext w:val="0"/>
-        <w:shd w:val="clear" w:color="auto" w:fill="F2F2F2"/>
-      </w:pPr>
-      <w:r>
-        <w:rPr>
-          <w:rFonts w:ascii="Courier New" w:hAnsi="Courier New" w:eastAsia="Courier New" w:cs="Courier New"/>
-          <w:sz w:val="15"/>
-        </w:rPr>
-        <w:t xml:space="preserve">                  order_id=str(order["order_id"]))</w:t>
-      </w:r>
-    </w:p>
-    <w:p>
-      <w:pPr>
-        <w:pStyle w:val="CodeListing"/>
-        <w:keepNext w:val="0"/>
-        <w:shd w:val="clear" w:color="auto" w:fill="F2F2F2"/>
-      </w:pPr>
-      <w:r>
-        <w:rPr>
-          <w:rFonts w:ascii="Courier New" w:hAnsi="Courier New" w:eastAsia="Courier New" w:cs="Courier New"/>
-          <w:sz w:val="15"/>
-        </w:rPr>
-        <w:t xml:space="preserve">    return to_json(order)</w:t>
-      </w:r>
-    </w:p>
-    <w:p>
-      <w:pPr>
-        <w:pStyle w:val="CodeListing"/>
-        <w:keepNext w:val="0"/>
-        <w:shd w:val="clear" w:color="auto" w:fill="F2F2F2"/>
-      </w:pPr>
-      <w:r>
-        <w:rPr>
-          <w:rFonts w:ascii="Courier New" w:hAnsi="Courier New" w:eastAsia="Courier New" w:cs="Courier New"/>
-          <w:sz w:val="15"/>
-        </w:rPr>
-        <w:t xml:space="preserve"> </w:t>
-      </w:r>
-    </w:p>
-    <w:p>
-      <w:pPr>
-        <w:pStyle w:val="CodeListing"/>
-        <w:keepNext w:val="0"/>
-        <w:shd w:val="clear" w:color="auto" w:fill="F2F2F2"/>
-      </w:pPr>
-      <w:r>
-        <w:rPr>
-          <w:rFonts w:ascii="Courier New" w:hAnsi="Courier New" w:eastAsia="Courier New" w:cs="Courier New"/>
-          <w:sz w:val="15"/>
-        </w:rPr>
-        <w:t xml:space="preserve"> </w:t>
-      </w:r>
-    </w:p>
-    <w:p>
-      <w:pPr>
-        <w:pStyle w:val="CodeListing"/>
-        <w:keepNext w:val="0"/>
-        <w:shd w:val="clear" w:color="auto" w:fill="F2F2F2"/>
-      </w:pPr>
-      <w:r>
-        <w:rPr>
-          <w:rFonts w:ascii="Courier New" w:hAnsi="Courier New" w:eastAsia="Courier New" w:cs="Courier New"/>
-          <w:sz w:val="15"/>
-        </w:rPr>
-        <w:t>@app.get("/orders/{order_id}")</w:t>
-      </w:r>
-    </w:p>
-    <w:p>
-      <w:pPr>
-        <w:pStyle w:val="CodeListing"/>
-        <w:keepNext w:val="0"/>
-        <w:shd w:val="clear" w:color="auto" w:fill="F2F2F2"/>
-      </w:pPr>
-      <w:r>
-        <w:rPr>
-          <w:rFonts w:ascii="Courier New" w:hAnsi="Courier New" w:eastAsia="Courier New" w:cs="Courier New"/>
-          <w:sz w:val="15"/>
-        </w:rPr>
-        <w:t>def get_order(order_id: UUID) -&gt; dict:</w:t>
-      </w:r>
-    </w:p>
-    <w:p>
-      <w:pPr>
-        <w:pStyle w:val="CodeListing"/>
-        <w:keepNext w:val="0"/>
-        <w:shd w:val="clear" w:color="auto" w:fill="F2F2F2"/>
-      </w:pPr>
-      <w:r>
-        <w:rPr>
-          <w:rFonts w:ascii="Courier New" w:hAnsi="Courier New" w:eastAsia="Courier New" w:cs="Courier New"/>
-          <w:sz w:val="15"/>
-        </w:rPr>
-        <w:t xml:space="preserve">    order = db.get_order(str(order_id))</w:t>
-      </w:r>
-    </w:p>
-    <w:p>
-      <w:pPr>
-        <w:pStyle w:val="CodeListing"/>
-        <w:keepNext w:val="0"/>
-        <w:shd w:val="clear" w:color="auto" w:fill="F2F2F2"/>
-      </w:pPr>
-      <w:r>
-        <w:rPr>
-          <w:rFonts w:ascii="Courier New" w:hAnsi="Courier New" w:eastAsia="Courier New" w:cs="Courier New"/>
-          <w:sz w:val="15"/>
-        </w:rPr>
-        <w:t xml:space="preserve">    if order is None:</w:t>
-      </w:r>
-    </w:p>
-    <w:p>
-      <w:pPr>
-        <w:pStyle w:val="CodeListing"/>
-        <w:keepNext w:val="0"/>
-        <w:shd w:val="clear" w:color="auto" w:fill="F2F2F2"/>
-      </w:pPr>
-      <w:r>
-        <w:rPr>
-          <w:rFonts w:ascii="Courier New" w:hAnsi="Courier New" w:eastAsia="Courier New" w:cs="Courier New"/>
-          <w:sz w:val="15"/>
-        </w:rPr>
-        <w:t xml:space="preserve">        raise HTTPException(status_code=404, detail="order not found")</w:t>
-      </w:r>
-    </w:p>
-    <w:p>
-      <w:pPr>
-        <w:pStyle w:val="CodeListing"/>
-        <w:keepNext w:val="0"/>
-        <w:shd w:val="clear" w:color="auto" w:fill="F2F2F2"/>
-      </w:pPr>
-      <w:r>
-        <w:rPr>
-          <w:rFonts w:ascii="Courier New" w:hAnsi="Courier New" w:eastAsia="Courier New" w:cs="Courier New"/>
-          <w:sz w:val="15"/>
-        </w:rPr>
-        <w:t xml:space="preserve">    return to_json(order)</w:t>
-      </w:r>
-    </w:p>
-    <w:p>
-      <w:pPr>
-        <w:pStyle w:val="CodeListing"/>
-        <w:keepNext w:val="0"/>
-        <w:shd w:val="clear" w:color="auto" w:fill="F2F2F2"/>
-      </w:pPr>
-      <w:r>
-        <w:rPr>
-          <w:rFonts w:ascii="Courier New" w:hAnsi="Courier New" w:eastAsia="Courier New" w:cs="Courier New"/>
-          <w:sz w:val="15"/>
-        </w:rPr>
-        <w:t xml:space="preserve"> </w:t>
-      </w:r>
-    </w:p>
-    <w:p>
-      <w:pPr>
-        <w:pStyle w:val="CodeListing"/>
-        <w:keepNext w:val="0"/>
-        <w:shd w:val="clear" w:color="auto" w:fill="F2F2F2"/>
-      </w:pPr>
-      <w:r>
-        <w:rPr>
-          <w:rFonts w:ascii="Courier New" w:hAnsi="Courier New" w:eastAsia="Courier New" w:cs="Courier New"/>
-          <w:sz w:val="15"/>
-        </w:rPr>
-        <w:t xml:space="preserve"> </w:t>
-      </w:r>
-    </w:p>
-    <w:p>
-      <w:pPr>
-        <w:pStyle w:val="CodeListing"/>
-        <w:keepNext w:val="0"/>
-        <w:shd w:val="clear" w:color="auto" w:fill="F2F2F2"/>
-      </w:pPr>
-      <w:r>
-        <w:rPr>
-          <w:rFonts w:ascii="Courier New" w:hAnsi="Courier New" w:eastAsia="Courier New" w:cs="Courier New"/>
-          <w:sz w:val="15"/>
-        </w:rPr>
-        <w:t>@app.get("/health/live")</w:t>
-      </w:r>
-    </w:p>
-    <w:p>
-      <w:pPr>
-        <w:pStyle w:val="CodeListing"/>
-        <w:keepNext w:val="0"/>
-        <w:shd w:val="clear" w:color="auto" w:fill="F2F2F2"/>
-      </w:pPr>
-      <w:r>
-        <w:rPr>
-          <w:rFonts w:ascii="Courier New" w:hAnsi="Courier New" w:eastAsia="Courier New" w:cs="Courier New"/>
-          <w:sz w:val="15"/>
-        </w:rPr>
-        <w:t>def live() -&gt; dict:</w:t>
-      </w:r>
-    </w:p>
-    <w:p>
-      <w:pPr>
-        <w:pStyle w:val="CodeListing"/>
-        <w:keepNext w:val="0"/>
-        <w:shd w:val="clear" w:color="auto" w:fill="F2F2F2"/>
-      </w:pPr>
-      <w:r>
-        <w:rPr>
-          <w:rFonts w:ascii="Courier New" w:hAnsi="Courier New" w:eastAsia="Courier New" w:cs="Courier New"/>
-          <w:sz w:val="15"/>
-        </w:rPr>
-        <w:t xml:space="preserve">    return {"status": "ok"}</w:t>
-      </w:r>
-    </w:p>
-    <w:p>
-      <w:pPr>
-        <w:pStyle w:val="CodeListing"/>
-        <w:keepNext w:val="0"/>
-        <w:shd w:val="clear" w:color="auto" w:fill="F2F2F2"/>
-      </w:pPr>
-      <w:r>
-        <w:rPr>
-          <w:rFonts w:ascii="Courier New" w:hAnsi="Courier New" w:eastAsia="Courier New" w:cs="Courier New"/>
-          <w:sz w:val="15"/>
-        </w:rPr>
-        <w:t xml:space="preserve"> </w:t>
-      </w:r>
-    </w:p>
-    <w:p>
-      <w:pPr>
-        <w:pStyle w:val="CodeListing"/>
-        <w:keepNext w:val="0"/>
-        <w:shd w:val="clear" w:color="auto" w:fill="F2F2F2"/>
-      </w:pPr>
-      <w:r>
-        <w:rPr>
-          <w:rFonts w:ascii="Courier New" w:hAnsi="Courier New" w:eastAsia="Courier New" w:cs="Courier New"/>
-          <w:sz w:val="15"/>
-        </w:rPr>
-        <w:t xml:space="preserve"> </w:t>
-      </w:r>
-    </w:p>
-    <w:p>
-      <w:pPr>
-        <w:pStyle w:val="CodeListing"/>
-        <w:keepNext w:val="0"/>
-        <w:shd w:val="clear" w:color="auto" w:fill="F2F2F2"/>
-      </w:pPr>
-      <w:r>
-        <w:rPr>
-          <w:rFonts w:ascii="Courier New" w:hAnsi="Courier New" w:eastAsia="Courier New" w:cs="Courier New"/>
-          <w:sz w:val="15"/>
-        </w:rPr>
-        <w:t>@app.get("/health/ready")</w:t>
-      </w:r>
-    </w:p>
-    <w:p>
-      <w:pPr>
-        <w:pStyle w:val="CodeListing"/>
-        <w:keepNext w:val="0"/>
-        <w:shd w:val="clear" w:color="auto" w:fill="F2F2F2"/>
-      </w:pPr>
-      <w:r>
-        <w:rPr>
-          <w:rFonts w:ascii="Courier New" w:hAnsi="Courier New" w:eastAsia="Courier New" w:cs="Courier New"/>
-          <w:sz w:val="15"/>
-        </w:rPr>
-        <w:t>def ready() -&gt; dict:</w:t>
-      </w:r>
-    </w:p>
-    <w:p>
-      <w:pPr>
-        <w:pStyle w:val="CodeListing"/>
-        <w:keepNext w:val="0"/>
-        <w:shd w:val="clear" w:color="auto" w:fill="F2F2F2"/>
-      </w:pPr>
-      <w:r>
-        <w:rPr>
-          <w:rFonts w:ascii="Courier New" w:hAnsi="Courier New" w:eastAsia="Courier New" w:cs="Courier New"/>
-          <w:sz w:val="15"/>
-        </w:rPr>
-        <w:t xml:space="preserve">    # Ready means "can take orders": that needs the database. A broker outage does not</w:t>
-      </w:r>
-    </w:p>
-    <w:p>
-      <w:pPr>
-        <w:pStyle w:val="CodeListing"/>
-        <w:keepNext w:val="0"/>
-        <w:shd w:val="clear" w:color="auto" w:fill="F2F2F2"/>
-      </w:pPr>
-      <w:r>
-        <w:rPr>
-          <w:rFonts w:ascii="Courier New" w:hAnsi="Courier New" w:eastAsia="Courier New" w:cs="Courier New"/>
-          <w:sz w:val="15"/>
-        </w:rPr>
-        <w:t xml:space="preserve">    # make the service unready, because new events wait safely in the outbox table.</w:t>
-      </w:r>
-    </w:p>
-    <w:p>
-      <w:pPr>
-        <w:pStyle w:val="CodeListing"/>
-        <w:keepNext w:val="0"/>
-        <w:shd w:val="clear" w:color="auto" w:fill="F2F2F2"/>
-      </w:pPr>
-      <w:r>
-        <w:rPr>
-          <w:rFonts w:ascii="Courier New" w:hAnsi="Courier New" w:eastAsia="Courier New" w:cs="Courier New"/>
-          <w:sz w:val="15"/>
-        </w:rPr>
-        <w:t xml:space="preserve">    try:</w:t>
-      </w:r>
-    </w:p>
-    <w:p>
-      <w:pPr>
-        <w:pStyle w:val="CodeListing"/>
-        <w:keepNext w:val="0"/>
-        <w:shd w:val="clear" w:color="auto" w:fill="F2F2F2"/>
-      </w:pPr>
-      <w:r>
-        <w:rPr>
-          <w:rFonts w:ascii="Courier New" w:hAnsi="Courier New" w:eastAsia="Courier New" w:cs="Courier New"/>
-          <w:sz w:val="15"/>
-        </w:rPr>
-        <w:t xml:space="preserve">        db.ping()</w:t>
-      </w:r>
-    </w:p>
-    <w:p>
-      <w:pPr>
-        <w:pStyle w:val="CodeListing"/>
-        <w:keepNext w:val="0"/>
-        <w:shd w:val="clear" w:color="auto" w:fill="F2F2F2"/>
-      </w:pPr>
-      <w:r>
-        <w:rPr>
-          <w:rFonts w:ascii="Courier New" w:hAnsi="Courier New" w:eastAsia="Courier New" w:cs="Courier New"/>
-          <w:sz w:val="15"/>
-        </w:rPr>
-        <w:t xml:space="preserve">    except Exception as error:</w:t>
-      </w:r>
-    </w:p>
-    <w:p>
-      <w:pPr>
-        <w:pStyle w:val="CodeListing"/>
-        <w:keepNext w:val="0"/>
-        <w:shd w:val="clear" w:color="auto" w:fill="F2F2F2"/>
-      </w:pPr>
-      <w:r>
-        <w:rPr>
-          <w:rFonts w:ascii="Courier New" w:hAnsi="Courier New" w:eastAsia="Courier New" w:cs="Courier New"/>
-          <w:sz w:val="15"/>
-        </w:rPr>
-        <w:t xml:space="preserve">        raise HTTPException(status_code=503, detail="database unavailable") from error</w:t>
-      </w:r>
-    </w:p>
-    <w:p>
-      <w:pPr>
-        <w:pStyle w:val="CodeListing"/>
-        <w:keepNext w:val="0"/>
-        <w:shd w:val="clear" w:color="auto" w:fill="F2F2F2"/>
-      </w:pPr>
-      <w:r>
-        <w:rPr>
-          <w:rFonts w:ascii="Courier New" w:hAnsi="Courier New" w:eastAsia="Courier New" w:cs="Courier New"/>
-          <w:sz w:val="15"/>
-        </w:rPr>
-        <w:t xml:space="preserve">    return {"status": "ready"}</w:t>
-      </w:r>
-    </w:p>
-    <w:p>
-      <w:pPr>
-        <w:spacing w:after="0"/>
-      </w:pPr>
-    </w:p>
-    <w:p>
-      <w:pPr>
-        <w:pStyle w:val="Heading2"/>
-      </w:pPr>
-      <w:bookmarkStart w:id="30" w:name="_Toc030"/>
-      <w:r>
-        <w:rPr>
-          <w:rFonts w:ascii="Times New Roman" w:hAnsi="Times New Roman" w:eastAsia="Times New Roman" w:cs="Times New Roman"/>
-          <w:b/>
-          <w:i w:val="0"/>
-          <w:sz w:val="28"/>
-        </w:rPr>
-        <w:t>B.3 order-service/app/db.py</w:t>
-      </w:r>
-      <w:bookmarkEnd w:id="30"/>
-    </w:p>
-    <w:p>
-      <w:pPr>
-        <w:pStyle w:val="CodeListing"/>
-        <w:keepNext w:val="0"/>
-        <w:shd w:val="clear" w:color="auto" w:fill="F2F2F2"/>
-      </w:pPr>
-      <w:r>
-        <w:rPr>
-          <w:rFonts w:ascii="Courier New" w:hAnsi="Courier New" w:eastAsia="Courier New" w:cs="Courier New"/>
-          <w:sz w:val="15"/>
-        </w:rPr>
-        <w:t>"""The Order service's own PostgreSQL database. No other service connects to it."""</w:t>
-      </w:r>
-    </w:p>
-    <w:p>
-      <w:pPr>
-        <w:pStyle w:val="CodeListing"/>
-        <w:keepNext w:val="0"/>
-        <w:shd w:val="clear" w:color="auto" w:fill="F2F2F2"/>
-      </w:pPr>
-      <w:r>
-        <w:rPr>
-          <w:rFonts w:ascii="Courier New" w:hAnsi="Courier New" w:eastAsia="Courier New" w:cs="Courier New"/>
-          <w:sz w:val="15"/>
-        </w:rPr>
-        <w:t>import psycopg</w:t>
-      </w:r>
-    </w:p>
-    <w:p>
-      <w:pPr>
-        <w:pStyle w:val="CodeListing"/>
-        <w:keepNext w:val="0"/>
-        <w:shd w:val="clear" w:color="auto" w:fill="F2F2F2"/>
-      </w:pPr>
-      <w:r>
-        <w:rPr>
-          <w:rFonts w:ascii="Courier New" w:hAnsi="Courier New" w:eastAsia="Courier New" w:cs="Courier New"/>
-          <w:sz w:val="15"/>
-        </w:rPr>
-        <w:t>from psycopg.rows import dict_row</w:t>
-      </w:r>
-    </w:p>
-    <w:p>
-      <w:pPr>
-        <w:pStyle w:val="CodeListing"/>
-        <w:keepNext w:val="0"/>
-        <w:shd w:val="clear" w:color="auto" w:fill="F2F2F2"/>
-      </w:pPr>
-      <w:r>
-        <w:rPr>
-          <w:rFonts w:ascii="Courier New" w:hAnsi="Courier New" w:eastAsia="Courier New" w:cs="Courier New"/>
-          <w:sz w:val="15"/>
-        </w:rPr>
-        <w:t>from psycopg.types.json import Jsonb</w:t>
-      </w:r>
-    </w:p>
-    <w:p>
-      <w:pPr>
-        <w:pStyle w:val="CodeListing"/>
-        <w:keepNext w:val="0"/>
-        <w:shd w:val="clear" w:color="auto" w:fill="F2F2F2"/>
-      </w:pPr>
-      <w:r>
-        <w:rPr>
-          <w:rFonts w:ascii="Courier New" w:hAnsi="Courier New" w:eastAsia="Courier New" w:cs="Courier New"/>
-          <w:sz w:val="15"/>
-        </w:rPr>
-        <w:t xml:space="preserve"> </w:t>
-      </w:r>
-    </w:p>
-    <w:p>
-      <w:pPr>
-        <w:pStyle w:val="CodeListing"/>
-        <w:keepNext w:val="0"/>
-        <w:shd w:val="clear" w:color="auto" w:fill="F2F2F2"/>
-      </w:pPr>
-      <w:r>
-        <w:rPr>
-          <w:rFonts w:ascii="Courier New" w:hAnsi="Courier New" w:eastAsia="Courier New" w:cs="Courier New"/>
-          <w:sz w:val="15"/>
-        </w:rPr>
-        <w:t>from . import config</w:t>
-      </w:r>
-    </w:p>
-    <w:p>
-      <w:pPr>
-        <w:pStyle w:val="CodeListing"/>
-        <w:keepNext w:val="0"/>
-        <w:shd w:val="clear" w:color="auto" w:fill="F2F2F2"/>
-      </w:pPr>
-      <w:r>
-        <w:rPr>
-          <w:rFonts w:ascii="Courier New" w:hAnsi="Courier New" w:eastAsia="Courier New" w:cs="Courier New"/>
-          <w:sz w:val="15"/>
-        </w:rPr>
-        <w:t>from .domain import CURRENCY, PlaceOrderRequest, order_placed_event, order_total, price_lines</w:t>
-      </w:r>
-    </w:p>
-    <w:p>
-      <w:pPr>
-        <w:pStyle w:val="CodeListing"/>
-        <w:keepNext w:val="0"/>
-        <w:shd w:val="clear" w:color="auto" w:fill="F2F2F2"/>
-      </w:pPr>
-      <w:r>
-        <w:rPr>
-          <w:rFonts w:ascii="Courier New" w:hAnsi="Courier New" w:eastAsia="Courier New" w:cs="Courier New"/>
-          <w:sz w:val="15"/>
-        </w:rPr>
-        <w:t xml:space="preserve"> </w:t>
-      </w:r>
-    </w:p>
-    <w:p>
-      <w:pPr>
-        <w:pStyle w:val="CodeListing"/>
-        <w:keepNext w:val="0"/>
-        <w:shd w:val="clear" w:color="auto" w:fill="F2F2F2"/>
-      </w:pPr>
-      <w:r>
-        <w:rPr>
-          <w:rFonts w:ascii="Courier New" w:hAnsi="Courier New" w:eastAsia="Courier New" w:cs="Courier New"/>
-          <w:sz w:val="15"/>
-        </w:rPr>
-        <w:t>SCHEMA = """</w:t>
-      </w:r>
-    </w:p>
-    <w:p>
-      <w:pPr>
-        <w:pStyle w:val="CodeListing"/>
-        <w:keepNext w:val="0"/>
-        <w:shd w:val="clear" w:color="auto" w:fill="F2F2F2"/>
-      </w:pPr>
-      <w:r>
-        <w:rPr>
-          <w:rFonts w:ascii="Courier New" w:hAnsi="Courier New" w:eastAsia="Courier New" w:cs="Courier New"/>
-          <w:sz w:val="15"/>
-        </w:rPr>
-        <w:t>CREATE TABLE IF NOT EXISTS orders (</w:t>
-      </w:r>
-    </w:p>
-    <w:p>
-      <w:pPr>
-        <w:pStyle w:val="CodeListing"/>
-        <w:keepNext w:val="0"/>
-        <w:shd w:val="clear" w:color="auto" w:fill="F2F2F2"/>
-      </w:pPr>
-      <w:r>
-        <w:rPr>
-          <w:rFonts w:ascii="Courier New" w:hAnsi="Courier New" w:eastAsia="Courier New" w:cs="Courier New"/>
-          <w:sz w:val="15"/>
-        </w:rPr>
-        <w:t xml:space="preserve">    order_id        UUID PRIMARY KEY,</w:t>
-      </w:r>
-    </w:p>
-    <w:p>
-      <w:pPr>
-        <w:pStyle w:val="CodeListing"/>
-        <w:keepNext w:val="0"/>
-        <w:shd w:val="clear" w:color="auto" w:fill="F2F2F2"/>
-      </w:pPr>
-      <w:r>
-        <w:rPr>
-          <w:rFonts w:ascii="Courier New" w:hAnsi="Courier New" w:eastAsia="Courier New" w:cs="Courier New"/>
-          <w:sz w:val="15"/>
-        </w:rPr>
-        <w:t xml:space="preserve">    idempotency_key TEXT NOT NULL UNIQUE,</w:t>
-      </w:r>
-    </w:p>
-    <w:p>
-      <w:pPr>
-        <w:pStyle w:val="CodeListing"/>
-        <w:keepNext w:val="0"/>
-        <w:shd w:val="clear" w:color="auto" w:fill="F2F2F2"/>
-      </w:pPr>
-      <w:r>
-        <w:rPr>
-          <w:rFonts w:ascii="Courier New" w:hAnsi="Courier New" w:eastAsia="Courier New" w:cs="Courier New"/>
-          <w:sz w:val="15"/>
-        </w:rPr>
-        <w:t xml:space="preserve">    customer_id     TEXT NOT NULL,</w:t>
-      </w:r>
-    </w:p>
-    <w:p>
-      <w:pPr>
-        <w:pStyle w:val="CodeListing"/>
-        <w:keepNext w:val="0"/>
-        <w:shd w:val="clear" w:color="auto" w:fill="F2F2F2"/>
-      </w:pPr>
-      <w:r>
-        <w:rPr>
-          <w:rFonts w:ascii="Courier New" w:hAnsi="Courier New" w:eastAsia="Courier New" w:cs="Courier New"/>
-          <w:sz w:val="15"/>
-        </w:rPr>
-        <w:t xml:space="preserve">    status          TEXT NOT NULL CHECK (status IN ('PENDING', 'CONFIRMED', 'CANCELLED')),</w:t>
-      </w:r>
-    </w:p>
-    <w:p>
-      <w:pPr>
-        <w:pStyle w:val="CodeListing"/>
-        <w:keepNext w:val="0"/>
-        <w:shd w:val="clear" w:color="auto" w:fill="F2F2F2"/>
-      </w:pPr>
-      <w:r>
-        <w:rPr>
-          <w:rFonts w:ascii="Courier New" w:hAnsi="Courier New" w:eastAsia="Courier New" w:cs="Courier New"/>
-          <w:sz w:val="15"/>
-        </w:rPr>
-        <w:t xml:space="preserve">    total_amount    NUMERIC(10, 2) NOT NULL,</w:t>
-      </w:r>
-    </w:p>
-    <w:p>
-      <w:pPr>
-        <w:pStyle w:val="CodeListing"/>
-        <w:keepNext w:val="0"/>
-        <w:shd w:val="clear" w:color="auto" w:fill="F2F2F2"/>
-      </w:pPr>
-      <w:r>
-        <w:rPr>
-          <w:rFonts w:ascii="Courier New" w:hAnsi="Courier New" w:eastAsia="Courier New" w:cs="Courier New"/>
-          <w:sz w:val="15"/>
-        </w:rPr>
-        <w:t xml:space="preserve">    currency        CHAR(3) NOT NULL,</w:t>
-      </w:r>
-    </w:p>
-    <w:p>
-      <w:pPr>
-        <w:pStyle w:val="CodeListing"/>
-        <w:keepNext w:val="0"/>
-        <w:shd w:val="clear" w:color="auto" w:fill="F2F2F2"/>
-      </w:pPr>
-      <w:r>
-        <w:rPr>
-          <w:rFonts w:ascii="Courier New" w:hAnsi="Courier New" w:eastAsia="Courier New" w:cs="Courier New"/>
-          <w:sz w:val="15"/>
-        </w:rPr>
-        <w:t xml:space="preserve">    items           JSONB NOT NULL,</w:t>
-      </w:r>
-    </w:p>
-    <w:p>
-      <w:pPr>
-        <w:pStyle w:val="CodeListing"/>
-        <w:keepNext w:val="0"/>
-        <w:shd w:val="clear" w:color="auto" w:fill="F2F2F2"/>
-      </w:pPr>
-      <w:r>
-        <w:rPr>
-          <w:rFonts w:ascii="Courier New" w:hAnsi="Courier New" w:eastAsia="Courier New" w:cs="Courier New"/>
-          <w:sz w:val="15"/>
-        </w:rPr>
-        <w:t xml:space="preserve">    correlation_id  TEXT NOT NULL,</w:t>
-      </w:r>
-    </w:p>
-    <w:p>
-      <w:pPr>
-        <w:pStyle w:val="CodeListing"/>
-        <w:keepNext w:val="0"/>
-        <w:shd w:val="clear" w:color="auto" w:fill="F2F2F2"/>
-      </w:pPr>
-      <w:r>
-        <w:rPr>
-          <w:rFonts w:ascii="Courier New" w:hAnsi="Courier New" w:eastAsia="Courier New" w:cs="Courier New"/>
-          <w:sz w:val="15"/>
-        </w:rPr>
-        <w:t xml:space="preserve">    created_at      TIMESTAMPTZ NOT NULL DEFAULT now()</w:t>
-      </w:r>
-    </w:p>
-    <w:p>
-      <w:pPr>
-        <w:pStyle w:val="CodeListing"/>
-        <w:keepNext w:val="0"/>
-        <w:shd w:val="clear" w:color="auto" w:fill="F2F2F2"/>
-      </w:pPr>
-      <w:r>
-        <w:rPr>
-          <w:rFonts w:ascii="Courier New" w:hAnsi="Courier New" w:eastAsia="Courier New" w:cs="Courier New"/>
-          <w:sz w:val="15"/>
-        </w:rPr>
-        <w:t>);</w:t>
-      </w:r>
-    </w:p>
-    <w:p>
-      <w:pPr>
-        <w:pStyle w:val="CodeListing"/>
-        <w:keepNext w:val="0"/>
-        <w:shd w:val="clear" w:color="auto" w:fill="F2F2F2"/>
-      </w:pPr>
-      <w:r>
-        <w:rPr>
-          <w:rFonts w:ascii="Courier New" w:hAnsi="Courier New" w:eastAsia="Courier New" w:cs="Courier New"/>
-          <w:sz w:val="15"/>
-        </w:rPr>
-        <w:t>CREATE TABLE IF NOT EXISTS outbox (</w:t>
-      </w:r>
-    </w:p>
-    <w:p>
-      <w:pPr>
-        <w:pStyle w:val="CodeListing"/>
-        <w:keepNext w:val="0"/>
-        <w:shd w:val="clear" w:color="auto" w:fill="F2F2F2"/>
-      </w:pPr>
-      <w:r>
-        <w:rPr>
-          <w:rFonts w:ascii="Courier New" w:hAnsi="Courier New" w:eastAsia="Courier New" w:cs="Courier New"/>
-          <w:sz w:val="15"/>
-        </w:rPr>
-        <w:t xml:space="preserve">    event_id      UUID PRIMARY KEY,</w:t>
-      </w:r>
-    </w:p>
-    <w:p>
-      <w:pPr>
-        <w:pStyle w:val="CodeListing"/>
-        <w:keepNext w:val="0"/>
-        <w:shd w:val="clear" w:color="auto" w:fill="F2F2F2"/>
-      </w:pPr>
-      <w:r>
-        <w:rPr>
-          <w:rFonts w:ascii="Courier New" w:hAnsi="Courier New" w:eastAsia="Courier New" w:cs="Courier New"/>
-          <w:sz w:val="15"/>
-        </w:rPr>
-        <w:t xml:space="preserve">    event_type    TEXT NOT NULL,</w:t>
-      </w:r>
-    </w:p>
-    <w:p>
-      <w:pPr>
-        <w:pStyle w:val="CodeListing"/>
-        <w:keepNext w:val="0"/>
-        <w:shd w:val="clear" w:color="auto" w:fill="F2F2F2"/>
-      </w:pPr>
-      <w:r>
-        <w:rPr>
-          <w:rFonts w:ascii="Courier New" w:hAnsi="Courier New" w:eastAsia="Courier New" w:cs="Courier New"/>
-          <w:sz w:val="15"/>
-        </w:rPr>
-        <w:t xml:space="preserve">    routing_key   TEXT NOT NULL,</w:t>
-      </w:r>
-    </w:p>
-    <w:p>
-      <w:pPr>
-        <w:pStyle w:val="CodeListing"/>
-        <w:keepNext w:val="0"/>
-        <w:shd w:val="clear" w:color="auto" w:fill="F2F2F2"/>
-      </w:pPr>
-      <w:r>
-        <w:rPr>
-          <w:rFonts w:ascii="Courier New" w:hAnsi="Courier New" w:eastAsia="Courier New" w:cs="Courier New"/>
-          <w:sz w:val="15"/>
-        </w:rPr>
-        <w:t xml:space="preserve">    payload       JSONB NOT NULL,</w:t>
-      </w:r>
-    </w:p>
-    <w:p>
-      <w:pPr>
-        <w:pStyle w:val="CodeListing"/>
-        <w:keepNext w:val="0"/>
-        <w:shd w:val="clear" w:color="auto" w:fill="F2F2F2"/>
-      </w:pPr>
-      <w:r>
-        <w:rPr>
-          <w:rFonts w:ascii="Courier New" w:hAnsi="Courier New" w:eastAsia="Courier New" w:cs="Courier New"/>
-          <w:sz w:val="15"/>
-        </w:rPr>
-        <w:t xml:space="preserve">    created_at    TIMESTAMPTZ NOT NULL DEFAULT now(),</w:t>
-      </w:r>
-    </w:p>
-    <w:p>
-      <w:pPr>
-        <w:pStyle w:val="CodeListing"/>
-        <w:keepNext w:val="0"/>
-        <w:shd w:val="clear" w:color="auto" w:fill="F2F2F2"/>
-      </w:pPr>
-      <w:r>
-        <w:rPr>
-          <w:rFonts w:ascii="Courier New" w:hAnsi="Courier New" w:eastAsia="Courier New" w:cs="Courier New"/>
-          <w:sz w:val="15"/>
-        </w:rPr>
-        <w:t xml:space="preserve">    published_at  TIMESTAMPTZ</w:t>
-      </w:r>
-    </w:p>
-    <w:p>
-      <w:pPr>
-        <w:pStyle w:val="CodeListing"/>
-        <w:keepNext w:val="0"/>
-        <w:shd w:val="clear" w:color="auto" w:fill="F2F2F2"/>
-      </w:pPr>
-      <w:r>
-        <w:rPr>
-          <w:rFonts w:ascii="Courier New" w:hAnsi="Courier New" w:eastAsia="Courier New" w:cs="Courier New"/>
-          <w:sz w:val="15"/>
-        </w:rPr>
-        <w:t>);</w:t>
-      </w:r>
-    </w:p>
-    <w:p>
-      <w:pPr>
-        <w:pStyle w:val="CodeListing"/>
-        <w:keepNext w:val="0"/>
-        <w:shd w:val="clear" w:color="auto" w:fill="F2F2F2"/>
-      </w:pPr>
-      <w:r>
-        <w:rPr>
-          <w:rFonts w:ascii="Courier New" w:hAnsi="Courier New" w:eastAsia="Courier New" w:cs="Courier New"/>
-          <w:sz w:val="15"/>
-        </w:rPr>
-        <w:t>CREATE INDEX IF NOT EXISTS outbox_unpublished ON outbox (created_at) WHERE published_at IS NULL;</w:t>
-      </w:r>
-    </w:p>
-    <w:p>
-      <w:pPr>
-        <w:pStyle w:val="CodeListing"/>
-        <w:keepNext w:val="0"/>
-        <w:shd w:val="clear" w:color="auto" w:fill="F2F2F2"/>
-      </w:pPr>
-      <w:r>
-        <w:rPr>
-          <w:rFonts w:ascii="Courier New" w:hAnsi="Courier New" w:eastAsia="Courier New" w:cs="Courier New"/>
-          <w:sz w:val="15"/>
-        </w:rPr>
-        <w:t>"""</w:t>
-      </w:r>
-    </w:p>
-    <w:p>
-      <w:pPr>
-        <w:pStyle w:val="CodeListing"/>
-        <w:keepNext w:val="0"/>
-        <w:shd w:val="clear" w:color="auto" w:fill="F2F2F2"/>
-      </w:pPr>
-      <w:r>
-        <w:rPr>
-          <w:rFonts w:ascii="Courier New" w:hAnsi="Courier New" w:eastAsia="Courier New" w:cs="Courier New"/>
-          <w:sz w:val="15"/>
-        </w:rPr>
-        <w:t xml:space="preserve"> </w:t>
-      </w:r>
-    </w:p>
-    <w:p>
-      <w:pPr>
-        <w:pStyle w:val="CodeListing"/>
-        <w:keepNext w:val="0"/>
-        <w:shd w:val="clear" w:color="auto" w:fill="F2F2F2"/>
-      </w:pPr>
-      <w:r>
-        <w:rPr>
-          <w:rFonts w:ascii="Courier New" w:hAnsi="Courier New" w:eastAsia="Courier New" w:cs="Courier New"/>
-          <w:sz w:val="15"/>
-        </w:rPr>
-        <w:t xml:space="preserve"> </w:t>
-      </w:r>
-    </w:p>
-    <w:p>
-      <w:pPr>
-        <w:pStyle w:val="CodeListing"/>
-        <w:keepNext w:val="0"/>
-        <w:shd w:val="clear" w:color="auto" w:fill="F2F2F2"/>
-      </w:pPr>
-      <w:r>
-        <w:rPr>
-          <w:rFonts w:ascii="Courier New" w:hAnsi="Courier New" w:eastAsia="Courier New" w:cs="Courier New"/>
-          <w:sz w:val="15"/>
-        </w:rPr>
-        <w:t>def connect() -&gt; psycopg.Connection:</w:t>
-      </w:r>
-    </w:p>
-    <w:p>
-      <w:pPr>
-        <w:pStyle w:val="CodeListing"/>
-        <w:keepNext w:val="0"/>
-        <w:shd w:val="clear" w:color="auto" w:fill="F2F2F2"/>
-      </w:pPr>
-      <w:r>
-        <w:rPr>
-          <w:rFonts w:ascii="Courier New" w:hAnsi="Courier New" w:eastAsia="Courier New" w:cs="Courier New"/>
-          <w:sz w:val="15"/>
-        </w:rPr>
-        <w:t xml:space="preserve">    return psycopg.connect(config.DATABASE_URL, row_factory=dict_row, connect_timeout=5)</w:t>
-      </w:r>
-    </w:p>
-    <w:p>
-      <w:pPr>
-        <w:pStyle w:val="CodeListing"/>
-        <w:keepNext w:val="0"/>
-        <w:shd w:val="clear" w:color="auto" w:fill="F2F2F2"/>
-      </w:pPr>
-      <w:r>
-        <w:rPr>
-          <w:rFonts w:ascii="Courier New" w:hAnsi="Courier New" w:eastAsia="Courier New" w:cs="Courier New"/>
-          <w:sz w:val="15"/>
-        </w:rPr>
-        <w:t xml:space="preserve"> </w:t>
-      </w:r>
-    </w:p>
-    <w:p>
-      <w:pPr>
-        <w:pStyle w:val="CodeListing"/>
-        <w:keepNext w:val="0"/>
-        <w:shd w:val="clear" w:color="auto" w:fill="F2F2F2"/>
-      </w:pPr>
-      <w:r>
-        <w:rPr>
-          <w:rFonts w:ascii="Courier New" w:hAnsi="Courier New" w:eastAsia="Courier New" w:cs="Courier New"/>
-          <w:sz w:val="15"/>
-        </w:rPr>
-        <w:t xml:space="preserve"> </w:t>
-      </w:r>
-    </w:p>
-    <w:p>
-      <w:pPr>
-        <w:pStyle w:val="CodeListing"/>
-        <w:keepNext w:val="0"/>
-        <w:shd w:val="clear" w:color="auto" w:fill="F2F2F2"/>
-      </w:pPr>
-      <w:r>
-        <w:rPr>
-          <w:rFonts w:ascii="Courier New" w:hAnsi="Courier New" w:eastAsia="Courier New" w:cs="Courier New"/>
-          <w:sz w:val="15"/>
-        </w:rPr>
-        <w:t>def create_schema() -&gt; None:</w:t>
-      </w:r>
-    </w:p>
-    <w:p>
-      <w:pPr>
-        <w:pStyle w:val="CodeListing"/>
-        <w:keepNext w:val="0"/>
-        <w:shd w:val="clear" w:color="auto" w:fill="F2F2F2"/>
-      </w:pPr>
-      <w:r>
-        <w:rPr>
-          <w:rFonts w:ascii="Courier New" w:hAnsi="Courier New" w:eastAsia="Courier New" w:cs="Courier New"/>
-          <w:sz w:val="15"/>
-        </w:rPr>
-        <w:t xml:space="preserve">    with connect() as conn:</w:t>
-      </w:r>
-    </w:p>
-    <w:p>
-      <w:pPr>
-        <w:pStyle w:val="CodeListing"/>
-        <w:keepNext w:val="0"/>
-        <w:shd w:val="clear" w:color="auto" w:fill="F2F2F2"/>
-      </w:pPr>
-      <w:r>
-        <w:rPr>
-          <w:rFonts w:ascii="Courier New" w:hAnsi="Courier New" w:eastAsia="Courier New" w:cs="Courier New"/>
-          <w:sz w:val="15"/>
-        </w:rPr>
-        <w:t xml:space="preserve">        conn.execute(SCHEMA)</w:t>
-      </w:r>
-    </w:p>
-    <w:p>
-      <w:pPr>
-        <w:pStyle w:val="CodeListing"/>
-        <w:keepNext w:val="0"/>
-        <w:shd w:val="clear" w:color="auto" w:fill="F2F2F2"/>
-      </w:pPr>
-      <w:r>
-        <w:rPr>
-          <w:rFonts w:ascii="Courier New" w:hAnsi="Courier New" w:eastAsia="Courier New" w:cs="Courier New"/>
-          <w:sz w:val="15"/>
-        </w:rPr>
-        <w:t xml:space="preserve"> </w:t>
-      </w:r>
-    </w:p>
-    <w:p>
-      <w:pPr>
-        <w:pStyle w:val="CodeListing"/>
-        <w:keepNext w:val="0"/>
-        <w:shd w:val="clear" w:color="auto" w:fill="F2F2F2"/>
-      </w:pPr>
-      <w:r>
-        <w:rPr>
-          <w:rFonts w:ascii="Courier New" w:hAnsi="Courier New" w:eastAsia="Courier New" w:cs="Courier New"/>
-          <w:sz w:val="15"/>
-        </w:rPr>
-        <w:t xml:space="preserve"> </w:t>
-      </w:r>
-    </w:p>
-    <w:p>
-      <w:pPr>
-        <w:pStyle w:val="CodeListing"/>
-        <w:keepNext w:val="0"/>
-        <w:shd w:val="clear" w:color="auto" w:fill="F2F2F2"/>
-      </w:pPr>
-      <w:r>
-        <w:rPr>
-          <w:rFonts w:ascii="Courier New" w:hAnsi="Courier New" w:eastAsia="Courier New" w:cs="Courier New"/>
-          <w:sz w:val="15"/>
-        </w:rPr>
-        <w:t>def ping() -&gt; None:</w:t>
-      </w:r>
-    </w:p>
-    <w:p>
-      <w:pPr>
-        <w:pStyle w:val="CodeListing"/>
-        <w:keepNext w:val="0"/>
-        <w:shd w:val="clear" w:color="auto" w:fill="F2F2F2"/>
-      </w:pPr>
-      <w:r>
-        <w:rPr>
-          <w:rFonts w:ascii="Courier New" w:hAnsi="Courier New" w:eastAsia="Courier New" w:cs="Courier New"/>
-          <w:sz w:val="15"/>
-        </w:rPr>
-        <w:t xml:space="preserve">    with connect() as conn:</w:t>
-      </w:r>
-    </w:p>
-    <w:p>
-      <w:pPr>
-        <w:pStyle w:val="CodeListing"/>
-        <w:keepNext w:val="0"/>
-        <w:shd w:val="clear" w:color="auto" w:fill="F2F2F2"/>
-      </w:pPr>
-      <w:r>
-        <w:rPr>
-          <w:rFonts w:ascii="Courier New" w:hAnsi="Courier New" w:eastAsia="Courier New" w:cs="Courier New"/>
-          <w:sz w:val="15"/>
-        </w:rPr>
-        <w:t xml:space="preserve">        conn.execute("SELECT 1")</w:t>
-      </w:r>
-    </w:p>
-    <w:p>
-      <w:pPr>
-        <w:pStyle w:val="CodeListing"/>
-        <w:keepNext w:val="0"/>
-        <w:shd w:val="clear" w:color="auto" w:fill="F2F2F2"/>
-      </w:pPr>
-      <w:r>
-        <w:rPr>
-          <w:rFonts w:ascii="Courier New" w:hAnsi="Courier New" w:eastAsia="Courier New" w:cs="Courier New"/>
-          <w:sz w:val="15"/>
-        </w:rPr>
-        <w:t xml:space="preserve"> </w:t>
-      </w:r>
-    </w:p>
-    <w:p>
-      <w:pPr>
-        <w:pStyle w:val="CodeListing"/>
-        <w:keepNext w:val="0"/>
-        <w:shd w:val="clear" w:color="auto" w:fill="F2F2F2"/>
-      </w:pPr>
-      <w:r>
-        <w:rPr>
-          <w:rFonts w:ascii="Courier New" w:hAnsi="Courier New" w:eastAsia="Courier New" w:cs="Courier New"/>
-          <w:sz w:val="15"/>
-        </w:rPr>
-        <w:t xml:space="preserve"> </w:t>
-      </w:r>
-    </w:p>
-    <w:p>
-      <w:pPr>
-        <w:pStyle w:val="CodeListing"/>
-        <w:keepNext w:val="0"/>
-        <w:shd w:val="clear" w:color="auto" w:fill="F2F2F2"/>
-      </w:pPr>
-      <w:r>
-        <w:rPr>
-          <w:rFonts w:ascii="Courier New" w:hAnsi="Courier New" w:eastAsia="Courier New" w:cs="Courier New"/>
-          <w:sz w:val="15"/>
-        </w:rPr>
-        <w:t>def place_order(request: PlaceOrderRequest, idempotency_key: str, correlation_id: str) -&gt; tuple[dict, bool]:</w:t>
-      </w:r>
-    </w:p>
-    <w:p>
-      <w:pPr>
-        <w:pStyle w:val="CodeListing"/>
-        <w:keepNext w:val="0"/>
-        <w:shd w:val="clear" w:color="auto" w:fill="F2F2F2"/>
-      </w:pPr>
-      <w:r>
-        <w:rPr>
-          <w:rFonts w:ascii="Courier New" w:hAnsi="Courier New" w:eastAsia="Courier New" w:cs="Courier New"/>
-          <w:sz w:val="15"/>
-        </w:rPr>
-        <w:t xml:space="preserve">    """Saves a PENDING order and its OrderPlaced event in ONE local transaction (transactional outbox).</w:t>
-      </w:r>
-    </w:p>
-    <w:p>
-      <w:pPr>
-        <w:pStyle w:val="CodeListing"/>
-        <w:keepNext w:val="0"/>
-        <w:shd w:val="clear" w:color="auto" w:fill="F2F2F2"/>
-      </w:pPr>
-      <w:r>
-        <w:rPr>
-          <w:rFonts w:ascii="Courier New" w:hAnsi="Courier New" w:eastAsia="Courier New" w:cs="Courier New"/>
-          <w:sz w:val="15"/>
-        </w:rPr>
-        <w:t xml:space="preserve"> </w:t>
-      </w:r>
-    </w:p>
-    <w:p>
-      <w:pPr>
-        <w:pStyle w:val="CodeListing"/>
-        <w:keepNext w:val="0"/>
-        <w:shd w:val="clear" w:color="auto" w:fill="F2F2F2"/>
-      </w:pPr>
-      <w:r>
-        <w:rPr>
-          <w:rFonts w:ascii="Courier New" w:hAnsi="Courier New" w:eastAsia="Courier New" w:cs="Courier New"/>
-          <w:sz w:val="15"/>
-        </w:rPr>
-        <w:t xml:space="preserve">    Returns (order, created). If the idempotency key was seen before, the original order is</w:t>
-      </w:r>
-    </w:p>
-    <w:p>
-      <w:pPr>
-        <w:pStyle w:val="CodeListing"/>
-        <w:keepNext w:val="0"/>
-        <w:shd w:val="clear" w:color="auto" w:fill="F2F2F2"/>
-      </w:pPr>
-      <w:r>
-        <w:rPr>
-          <w:rFonts w:ascii="Courier New" w:hAnsi="Courier New" w:eastAsia="Courier New" w:cs="Courier New"/>
-          <w:sz w:val="15"/>
-        </w:rPr>
-        <w:t xml:space="preserve">    returned with created=False and nothing new is written, so a retried request is harmless.</w:t>
-      </w:r>
-    </w:p>
-    <w:p>
-      <w:pPr>
-        <w:pStyle w:val="CodeListing"/>
-        <w:keepNext w:val="0"/>
-        <w:shd w:val="clear" w:color="auto" w:fill="F2F2F2"/>
-      </w:pPr>
-      <w:r>
-        <w:rPr>
-          <w:rFonts w:ascii="Courier New" w:hAnsi="Courier New" w:eastAsia="Courier New" w:cs="Courier New"/>
-          <w:sz w:val="15"/>
-        </w:rPr>
-        <w:t xml:space="preserve">    """</w:t>
-      </w:r>
-    </w:p>
-    <w:p>
-      <w:pPr>
-        <w:pStyle w:val="CodeListing"/>
-        <w:keepNext w:val="0"/>
-        <w:shd w:val="clear" w:color="auto" w:fill="F2F2F2"/>
-      </w:pPr>
-      <w:r>
-        <w:rPr>
-          <w:rFonts w:ascii="Courier New" w:hAnsi="Courier New" w:eastAsia="Courier New" w:cs="Courier New"/>
-          <w:sz w:val="15"/>
-        </w:rPr>
-        <w:t xml:space="preserve">    with connect() as conn, conn.transaction():</w:t>
-      </w:r>
-    </w:p>
-    <w:p>
-      <w:pPr>
-        <w:pStyle w:val="CodeListing"/>
-        <w:keepNext w:val="0"/>
-        <w:shd w:val="clear" w:color="auto" w:fill="F2F2F2"/>
-      </w:pPr>
-      <w:r>
-        <w:rPr>
-          <w:rFonts w:ascii="Courier New" w:hAnsi="Courier New" w:eastAsia="Courier New" w:cs="Courier New"/>
-          <w:sz w:val="15"/>
-        </w:rPr>
-        <w:t xml:space="preserve">        order = conn.execute(</w:t>
-      </w:r>
-    </w:p>
-    <w:p>
-      <w:pPr>
-        <w:pStyle w:val="CodeListing"/>
-        <w:keepNext w:val="0"/>
-        <w:shd w:val="clear" w:color="auto" w:fill="F2F2F2"/>
-      </w:pPr>
-      <w:r>
-        <w:rPr>
-          <w:rFonts w:ascii="Courier New" w:hAnsi="Courier New" w:eastAsia="Courier New" w:cs="Courier New"/>
-          <w:sz w:val="15"/>
-        </w:rPr>
-        <w:t xml:space="preserve">            """INSERT INTO orders (order_id, idempotency_key, customer_id, status,</w:t>
-      </w:r>
-    </w:p>
-    <w:p>
-      <w:pPr>
-        <w:pStyle w:val="CodeListing"/>
-        <w:keepNext w:val="0"/>
-        <w:shd w:val="clear" w:color="auto" w:fill="F2F2F2"/>
-      </w:pPr>
-      <w:r>
-        <w:rPr>
-          <w:rFonts w:ascii="Courier New" w:hAnsi="Courier New" w:eastAsia="Courier New" w:cs="Courier New"/>
-          <w:sz w:val="15"/>
-        </w:rPr>
-        <w:t xml:space="preserve">                                   total_amount, currency, items, correlation_id)</w:t>
-      </w:r>
-    </w:p>
-    <w:p>
-      <w:pPr>
-        <w:pStyle w:val="CodeListing"/>
-        <w:keepNext w:val="0"/>
-        <w:shd w:val="clear" w:color="auto" w:fill="F2F2F2"/>
-      </w:pPr>
-      <w:r>
-        <w:rPr>
-          <w:rFonts w:ascii="Courier New" w:hAnsi="Courier New" w:eastAsia="Courier New" w:cs="Courier New"/>
-          <w:sz w:val="15"/>
-        </w:rPr>
-        <w:t xml:space="preserve">               VALUES (gen_random_uuid(), %s, %s, 'PENDING', %s, %s, %s, %s)</w:t>
-      </w:r>
-    </w:p>
-    <w:p>
-      <w:pPr>
-        <w:pStyle w:val="CodeListing"/>
-        <w:keepNext w:val="0"/>
-        <w:shd w:val="clear" w:color="auto" w:fill="F2F2F2"/>
-      </w:pPr>
-      <w:r>
-        <w:rPr>
-          <w:rFonts w:ascii="Courier New" w:hAnsi="Courier New" w:eastAsia="Courier New" w:cs="Courier New"/>
-          <w:sz w:val="15"/>
-        </w:rPr>
-        <w:t xml:space="preserve">               ON CONFLICT (idempotency_key) DO NOTHING</w:t>
-      </w:r>
-    </w:p>
-    <w:p>
-      <w:pPr>
-        <w:pStyle w:val="CodeListing"/>
-        <w:keepNext w:val="0"/>
-        <w:shd w:val="clear" w:color="auto" w:fill="F2F2F2"/>
-      </w:pPr>
-      <w:r>
-        <w:rPr>
-          <w:rFonts w:ascii="Courier New" w:hAnsi="Courier New" w:eastAsia="Courier New" w:cs="Courier New"/>
-          <w:sz w:val="15"/>
-        </w:rPr>
-        <w:t xml:space="preserve">               RETURNING *""",</w:t>
-      </w:r>
-    </w:p>
-    <w:p>
-      <w:pPr>
-        <w:pStyle w:val="CodeListing"/>
-        <w:keepNext w:val="0"/>
-        <w:shd w:val="clear" w:color="auto" w:fill="F2F2F2"/>
-      </w:pPr>
-      <w:r>
-        <w:rPr>
-          <w:rFonts w:ascii="Courier New" w:hAnsi="Courier New" w:eastAsia="Courier New" w:cs="Courier New"/>
-          <w:sz w:val="15"/>
-        </w:rPr>
-        <w:t xml:space="preserve">            (idempotency_key, request.customer_id, order_total(request.items),</w:t>
-      </w:r>
-    </w:p>
-    <w:p>
-      <w:pPr>
-        <w:pStyle w:val="CodeListing"/>
-        <w:keepNext w:val="0"/>
-        <w:shd w:val="clear" w:color="auto" w:fill="F2F2F2"/>
-      </w:pPr>
-      <w:r>
-        <w:rPr>
-          <w:rFonts w:ascii="Courier New" w:hAnsi="Courier New" w:eastAsia="Courier New" w:cs="Courier New"/>
-          <w:sz w:val="15"/>
-        </w:rPr>
-        <w:t xml:space="preserve">             CURRENCY, Jsonb(price_lines(request.items)), correlation_id),</w:t>
-      </w:r>
-    </w:p>
-    <w:p>
-      <w:pPr>
-        <w:pStyle w:val="CodeListing"/>
-        <w:keepNext w:val="0"/>
-        <w:shd w:val="clear" w:color="auto" w:fill="F2F2F2"/>
-      </w:pPr>
-      <w:r>
-        <w:rPr>
-          <w:rFonts w:ascii="Courier New" w:hAnsi="Courier New" w:eastAsia="Courier New" w:cs="Courier New"/>
-          <w:sz w:val="15"/>
-        </w:rPr>
-        <w:t xml:space="preserve">        ).fetchone()</w:t>
-      </w:r>
-    </w:p>
-    <w:p>
-      <w:pPr>
-        <w:pStyle w:val="CodeListing"/>
-        <w:keepNext w:val="0"/>
-        <w:shd w:val="clear" w:color="auto" w:fill="F2F2F2"/>
-      </w:pPr>
-      <w:r>
-        <w:rPr>
-          <w:rFonts w:ascii="Courier New" w:hAnsi="Courier New" w:eastAsia="Courier New" w:cs="Courier New"/>
-          <w:sz w:val="15"/>
-        </w:rPr>
-        <w:t xml:space="preserve">        if order is None:  # a retry of a request that was already handled</w:t>
-      </w:r>
-    </w:p>
-    <w:p>
-      <w:pPr>
-        <w:pStyle w:val="CodeListing"/>
-        <w:keepNext w:val="0"/>
-        <w:shd w:val="clear" w:color="auto" w:fill="F2F2F2"/>
-      </w:pPr>
-      <w:r>
-        <w:rPr>
-          <w:rFonts w:ascii="Courier New" w:hAnsi="Courier New" w:eastAsia="Courier New" w:cs="Courier New"/>
-          <w:sz w:val="15"/>
-        </w:rPr>
-        <w:t xml:space="preserve">            existing = conn.execute("SELECT * FROM orders WHERE idempotency_key = %s",</w:t>
-      </w:r>
-    </w:p>
-    <w:p>
-      <w:pPr>
-        <w:pStyle w:val="CodeListing"/>
-        <w:keepNext w:val="0"/>
-        <w:shd w:val="clear" w:color="auto" w:fill="F2F2F2"/>
-      </w:pPr>
-      <w:r>
-        <w:rPr>
-          <w:rFonts w:ascii="Courier New" w:hAnsi="Courier New" w:eastAsia="Courier New" w:cs="Courier New"/>
-          <w:sz w:val="15"/>
-        </w:rPr>
-        <w:t xml:space="preserve">                                    (idempotency_key,)).fetchone()</w:t>
-      </w:r>
-    </w:p>
-    <w:p>
-      <w:pPr>
-        <w:pStyle w:val="CodeListing"/>
-        <w:keepNext w:val="0"/>
-        <w:shd w:val="clear" w:color="auto" w:fill="F2F2F2"/>
-      </w:pPr>
-      <w:r>
-        <w:rPr>
-          <w:rFonts w:ascii="Courier New" w:hAnsi="Courier New" w:eastAsia="Courier New" w:cs="Courier New"/>
-          <w:sz w:val="15"/>
-        </w:rPr>
-        <w:t xml:space="preserve">            return existing, False</w:t>
-      </w:r>
-    </w:p>
-    <w:p>
-      <w:pPr>
-        <w:pStyle w:val="CodeListing"/>
-        <w:keepNext w:val="0"/>
-        <w:shd w:val="clear" w:color="auto" w:fill="F2F2F2"/>
-      </w:pPr>
-      <w:r>
-        <w:rPr>
-          <w:rFonts w:ascii="Courier New" w:hAnsi="Courier New" w:eastAsia="Courier New" w:cs="Courier New"/>
-          <w:sz w:val="15"/>
-        </w:rPr>
-        <w:t xml:space="preserve"> </w:t>
-      </w:r>
-    </w:p>
-    <w:p>
-      <w:pPr>
-        <w:pStyle w:val="CodeListing"/>
-        <w:keepNext w:val="0"/>
-        <w:shd w:val="clear" w:color="auto" w:fill="F2F2F2"/>
-      </w:pPr>
-      <w:r>
-        <w:rPr>
-          <w:rFonts w:ascii="Courier New" w:hAnsi="Courier New" w:eastAsia="Courier New" w:cs="Courier New"/>
-          <w:sz w:val="15"/>
-        </w:rPr>
-        <w:t xml:space="preserve">        event = order_placed_event(order, correlation_id)</w:t>
-      </w:r>
-    </w:p>
-    <w:p>
-      <w:pPr>
-        <w:pStyle w:val="CodeListing"/>
-        <w:keepNext w:val="0"/>
-        <w:shd w:val="clear" w:color="auto" w:fill="F2F2F2"/>
-      </w:pPr>
-      <w:r>
-        <w:rPr>
-          <w:rFonts w:ascii="Courier New" w:hAnsi="Courier New" w:eastAsia="Courier New" w:cs="Courier New"/>
-          <w:sz w:val="15"/>
-        </w:rPr>
-        <w:t xml:space="preserve">        conn.execute(</w:t>
-      </w:r>
-    </w:p>
-    <w:p>
-      <w:pPr>
-        <w:pStyle w:val="CodeListing"/>
-        <w:keepNext w:val="0"/>
-        <w:shd w:val="clear" w:color="auto" w:fill="F2F2F2"/>
-      </w:pPr>
-      <w:r>
-        <w:rPr>
-          <w:rFonts w:ascii="Courier New" w:hAnsi="Courier New" w:eastAsia="Courier New" w:cs="Courier New"/>
-          <w:sz w:val="15"/>
-        </w:rPr>
-        <w:t xml:space="preserve">            "INSERT INTO outbox (event_id, event_type, routing_key, payload) "</w:t>
-      </w:r>
-    </w:p>
-    <w:p>
-      <w:pPr>
-        <w:pStyle w:val="CodeListing"/>
-        <w:keepNext w:val="0"/>
-        <w:shd w:val="clear" w:color="auto" w:fill="F2F2F2"/>
-      </w:pPr>
-      <w:r>
-        <w:rPr>
-          <w:rFonts w:ascii="Courier New" w:hAnsi="Courier New" w:eastAsia="Courier New" w:cs="Courier New"/>
-          <w:sz w:val="15"/>
-        </w:rPr>
-        <w:t xml:space="preserve">            "VALUES (%s, %s, %s, %s)",</w:t>
-      </w:r>
-    </w:p>
-    <w:p>
-      <w:pPr>
-        <w:pStyle w:val="CodeListing"/>
-        <w:keepNext w:val="0"/>
-        <w:shd w:val="clear" w:color="auto" w:fill="F2F2F2"/>
-      </w:pPr>
-      <w:r>
-        <w:rPr>
-          <w:rFonts w:ascii="Courier New" w:hAnsi="Courier New" w:eastAsia="Courier New" w:cs="Courier New"/>
-          <w:sz w:val="15"/>
-        </w:rPr>
-        <w:t xml:space="preserve">            (event["event_id"], event["event_type"], "order.placed", Jsonb(event)),</w:t>
-      </w:r>
-    </w:p>
-    <w:p>
-      <w:pPr>
-        <w:pStyle w:val="CodeListing"/>
-        <w:keepNext w:val="0"/>
-        <w:shd w:val="clear" w:color="auto" w:fill="F2F2F2"/>
-      </w:pPr>
-      <w:r>
-        <w:rPr>
-          <w:rFonts w:ascii="Courier New" w:hAnsi="Courier New" w:eastAsia="Courier New" w:cs="Courier New"/>
-          <w:sz w:val="15"/>
-        </w:rPr>
-        <w:t xml:space="preserve">        )</w:t>
-      </w:r>
-    </w:p>
-    <w:p>
-      <w:pPr>
-        <w:pStyle w:val="CodeListing"/>
-        <w:keepNext w:val="0"/>
-        <w:shd w:val="clear" w:color="auto" w:fill="F2F2F2"/>
-      </w:pPr>
-      <w:r>
-        <w:rPr>
-          <w:rFonts w:ascii="Courier New" w:hAnsi="Courier New" w:eastAsia="Courier New" w:cs="Courier New"/>
-          <w:sz w:val="15"/>
-        </w:rPr>
-        <w:t xml:space="preserve">        return order, True</w:t>
-      </w:r>
-    </w:p>
-    <w:p>
-      <w:pPr>
-        <w:pStyle w:val="CodeListing"/>
-        <w:keepNext w:val="0"/>
-        <w:shd w:val="clear" w:color="auto" w:fill="F2F2F2"/>
-      </w:pPr>
-      <w:r>
-        <w:rPr>
-          <w:rFonts w:ascii="Courier New" w:hAnsi="Courier New" w:eastAsia="Courier New" w:cs="Courier New"/>
-          <w:sz w:val="15"/>
-        </w:rPr>
-        <w:t xml:space="preserve"> </w:t>
-      </w:r>
-    </w:p>
-    <w:p>
-      <w:pPr>
-        <w:pStyle w:val="CodeListing"/>
-        <w:keepNext w:val="0"/>
-        <w:shd w:val="clear" w:color="auto" w:fill="F2F2F2"/>
-      </w:pPr>
-      <w:r>
-        <w:rPr>
-          <w:rFonts w:ascii="Courier New" w:hAnsi="Courier New" w:eastAsia="Courier New" w:cs="Courier New"/>
-          <w:sz w:val="15"/>
-        </w:rPr>
-        <w:t xml:space="preserve"> </w:t>
-      </w:r>
-    </w:p>
-    <w:p>
-      <w:pPr>
-        <w:pStyle w:val="CodeListing"/>
-        <w:keepNext w:val="0"/>
-        <w:shd w:val="clear" w:color="auto" w:fill="F2F2F2"/>
-      </w:pPr>
-      <w:r>
-        <w:rPr>
-          <w:rFonts w:ascii="Courier New" w:hAnsi="Courier New" w:eastAsia="Courier New" w:cs="Courier New"/>
-          <w:sz w:val="15"/>
-        </w:rPr>
-        <w:t>def get_order(order_id: str) -&gt; dict | None:</w:t>
-      </w:r>
-    </w:p>
-    <w:p>
-      <w:pPr>
-        <w:pStyle w:val="CodeListing"/>
-        <w:keepNext w:val="0"/>
-        <w:shd w:val="clear" w:color="auto" w:fill="F2F2F2"/>
-      </w:pPr>
-      <w:r>
-        <w:rPr>
-          <w:rFonts w:ascii="Courier New" w:hAnsi="Courier New" w:eastAsia="Courier New" w:cs="Courier New"/>
-          <w:sz w:val="15"/>
-        </w:rPr>
-        <w:t xml:space="preserve">    with connect() as conn:</w:t>
-      </w:r>
-    </w:p>
-    <w:p>
-      <w:pPr>
-        <w:pStyle w:val="CodeListing"/>
-        <w:keepNext w:val="0"/>
-        <w:shd w:val="clear" w:color="auto" w:fill="F2F2F2"/>
-      </w:pPr>
-      <w:r>
-        <w:rPr>
-          <w:rFonts w:ascii="Courier New" w:hAnsi="Courier New" w:eastAsia="Courier New" w:cs="Courier New"/>
-          <w:sz w:val="15"/>
-        </w:rPr>
-        <w:t xml:space="preserve">        return conn.execute("SELECT * FROM orders WHERE order_id = %s", (order_id,)).fetchone()</w:t>
-      </w:r>
-    </w:p>
-    <w:p>
-      <w:pPr>
-        <w:spacing w:after="0"/>
-      </w:pPr>
-    </w:p>
-    <w:p>
-      <w:pPr>
-        <w:pStyle w:val="Heading2"/>
-      </w:pPr>
-      <w:bookmarkStart w:id="31" w:name="_Toc031"/>
-      <w:r>
-        <w:rPr>
-          <w:rFonts w:ascii="Times New Roman" w:hAnsi="Times New Roman" w:eastAsia="Times New Roman" w:cs="Times New Roman"/>
-          <w:b/>
-          <w:i w:val="0"/>
-          <w:sz w:val="28"/>
-        </w:rPr>
-        <w:t>B.4 order-service/app/outbox.py</w:t>
-      </w:r>
-      <w:bookmarkEnd w:id="31"/>
-    </w:p>
-    <w:p>
-      <w:pPr>
-        <w:pStyle w:val="CodeListing"/>
-        <w:keepNext w:val="0"/>
-        <w:shd w:val="clear" w:color="auto" w:fill="F2F2F2"/>
-      </w:pPr>
-      <w:r>
-        <w:rPr>
-          <w:rFonts w:ascii="Courier New" w:hAnsi="Courier New" w:eastAsia="Courier New" w:cs="Courier New"/>
-          <w:sz w:val="15"/>
-        </w:rPr>
-        <w:t>"""Outbox relay: publishes the events that place_order() saved, then marks them as sent.</w:t>
-      </w:r>
-    </w:p>
-    <w:p>
-      <w:pPr>
-        <w:pStyle w:val="CodeListing"/>
-        <w:keepNext w:val="0"/>
-        <w:shd w:val="clear" w:color="auto" w:fill="F2F2F2"/>
-      </w:pPr>
-      <w:r>
-        <w:rPr>
-          <w:rFonts w:ascii="Courier New" w:hAnsi="Courier New" w:eastAsia="Courier New" w:cs="Courier New"/>
-          <w:sz w:val="15"/>
-        </w:rPr>
-        <w:t xml:space="preserve"> </w:t>
-      </w:r>
-    </w:p>
-    <w:p>
-      <w:pPr>
-        <w:pStyle w:val="CodeListing"/>
-        <w:keepNext w:val="0"/>
-        <w:shd w:val="clear" w:color="auto" w:fill="F2F2F2"/>
-      </w:pPr>
-      <w:r>
-        <w:rPr>
-          <w:rFonts w:ascii="Courier New" w:hAnsi="Courier New" w:eastAsia="Courier New" w:cs="Courier New"/>
-          <w:sz w:val="15"/>
-        </w:rPr>
-        <w:t>Runs as a background thread. A row is marked as published only after RabbitMQ has</w:t>
-      </w:r>
-    </w:p>
-    <w:p>
-      <w:pPr>
-        <w:pStyle w:val="CodeListing"/>
-        <w:keepNext w:val="0"/>
-        <w:shd w:val="clear" w:color="auto" w:fill="F2F2F2"/>
-      </w:pPr>
-      <w:r>
-        <w:rPr>
-          <w:rFonts w:ascii="Courier New" w:hAnsi="Courier New" w:eastAsia="Courier New" w:cs="Courier New"/>
-          <w:sz w:val="15"/>
-        </w:rPr>
-        <w:t>confirmed the message, so a crash can cause a repeat but never a loss (at-least-once</w:t>
-      </w:r>
-    </w:p>
-    <w:p>
-      <w:pPr>
-        <w:pStyle w:val="CodeListing"/>
-        <w:keepNext w:val="0"/>
-        <w:shd w:val="clear" w:color="auto" w:fill="F2F2F2"/>
-      </w:pPr>
-      <w:r>
-        <w:rPr>
-          <w:rFonts w:ascii="Courier New" w:hAnsi="Courier New" w:eastAsia="Courier New" w:cs="Courier New"/>
-          <w:sz w:val="15"/>
-        </w:rPr>
-        <w:t>delivery). Consumers therefore ignore an event_id they have already processed.</w:t>
-      </w:r>
-    </w:p>
-    <w:p>
-      <w:pPr>
-        <w:pStyle w:val="CodeListing"/>
-        <w:keepNext w:val="0"/>
-        <w:shd w:val="clear" w:color="auto" w:fill="F2F2F2"/>
-      </w:pPr>
-      <w:r>
-        <w:rPr>
-          <w:rFonts w:ascii="Courier New" w:hAnsi="Courier New" w:eastAsia="Courier New" w:cs="Courier New"/>
-          <w:sz w:val="15"/>
-        </w:rPr>
-        <w:t>"""</w:t>
-      </w:r>
-    </w:p>
-    <w:p>
-      <w:pPr>
-        <w:pStyle w:val="CodeListing"/>
-        <w:keepNext w:val="0"/>
-        <w:shd w:val="clear" w:color="auto" w:fill="F2F2F2"/>
-      </w:pPr>
-      <w:r>
-        <w:rPr>
-          <w:rFonts w:ascii="Courier New" w:hAnsi="Courier New" w:eastAsia="Courier New" w:cs="Courier New"/>
-          <w:sz w:val="15"/>
-        </w:rPr>
-        <w:t>import json</w:t>
-      </w:r>
-    </w:p>
-    <w:p>
-      <w:pPr>
-        <w:pStyle w:val="CodeListing"/>
-        <w:keepNext w:val="0"/>
-        <w:shd w:val="clear" w:color="auto" w:fill="F2F2F2"/>
-      </w:pPr>
-      <w:r>
-        <w:rPr>
-          <w:rFonts w:ascii="Courier New" w:hAnsi="Courier New" w:eastAsia="Courier New" w:cs="Courier New"/>
-          <w:sz w:val="15"/>
-        </w:rPr>
-        <w:t>import logging</w:t>
-      </w:r>
-    </w:p>
-    <w:p>
-      <w:pPr>
-        <w:pStyle w:val="CodeListing"/>
-        <w:keepNext w:val="0"/>
-        <w:shd w:val="clear" w:color="auto" w:fill="F2F2F2"/>
-      </w:pPr>
-      <w:r>
-        <w:rPr>
-          <w:rFonts w:ascii="Courier New" w:hAnsi="Courier New" w:eastAsia="Courier New" w:cs="Courier New"/>
-          <w:sz w:val="15"/>
-        </w:rPr>
-        <w:t>import threading</w:t>
-      </w:r>
-    </w:p>
-    <w:p>
-      <w:pPr>
-        <w:pStyle w:val="CodeListing"/>
-        <w:keepNext w:val="0"/>
-        <w:shd w:val="clear" w:color="auto" w:fill="F2F2F2"/>
-      </w:pPr>
-      <w:r>
-        <w:rPr>
-          <w:rFonts w:ascii="Courier New" w:hAnsi="Courier New" w:eastAsia="Courier New" w:cs="Courier New"/>
-          <w:sz w:val="15"/>
-        </w:rPr>
-        <w:t xml:space="preserve"> </w:t>
-      </w:r>
-    </w:p>
-    <w:p>
-      <w:pPr>
-        <w:pStyle w:val="CodeListing"/>
-        <w:keepNext w:val="0"/>
-        <w:shd w:val="clear" w:color="auto" w:fill="F2F2F2"/>
-      </w:pPr>
-      <w:r>
-        <w:rPr>
-          <w:rFonts w:ascii="Courier New" w:hAnsi="Courier New" w:eastAsia="Courier New" w:cs="Courier New"/>
-          <w:sz w:val="15"/>
-        </w:rPr>
-        <w:t>import pika</w:t>
-      </w:r>
-    </w:p>
-    <w:p>
-      <w:pPr>
-        <w:pStyle w:val="CodeListing"/>
-        <w:keepNext w:val="0"/>
-        <w:shd w:val="clear" w:color="auto" w:fill="F2F2F2"/>
-      </w:pPr>
-      <w:r>
-        <w:rPr>
-          <w:rFonts w:ascii="Courier New" w:hAnsi="Courier New" w:eastAsia="Courier New" w:cs="Courier New"/>
-          <w:sz w:val="15"/>
-        </w:rPr>
-        <w:t xml:space="preserve"> </w:t>
-      </w:r>
-    </w:p>
-    <w:p>
-      <w:pPr>
-        <w:pStyle w:val="CodeListing"/>
-        <w:keepNext w:val="0"/>
-        <w:shd w:val="clear" w:color="auto" w:fill="F2F2F2"/>
-      </w:pPr>
-      <w:r>
-        <w:rPr>
-          <w:rFonts w:ascii="Courier New" w:hAnsi="Courier New" w:eastAsia="Courier New" w:cs="Courier New"/>
-          <w:sz w:val="15"/>
-        </w:rPr>
-        <w:t>from . import config, db</w:t>
-      </w:r>
-    </w:p>
-    <w:p>
-      <w:pPr>
-        <w:pStyle w:val="CodeListing"/>
-        <w:keepNext w:val="0"/>
-        <w:shd w:val="clear" w:color="auto" w:fill="F2F2F2"/>
-      </w:pPr>
-      <w:r>
-        <w:rPr>
-          <w:rFonts w:ascii="Courier New" w:hAnsi="Courier New" w:eastAsia="Courier New" w:cs="Courier New"/>
-          <w:sz w:val="15"/>
-        </w:rPr>
-        <w:t>from .logging_setup import correlation_id, log_event</w:t>
-      </w:r>
-    </w:p>
-    <w:p>
-      <w:pPr>
-        <w:pStyle w:val="CodeListing"/>
-        <w:keepNext w:val="0"/>
-        <w:shd w:val="clear" w:color="auto" w:fill="F2F2F2"/>
-      </w:pPr>
-      <w:r>
-        <w:rPr>
-          <w:rFonts w:ascii="Courier New" w:hAnsi="Courier New" w:eastAsia="Courier New" w:cs="Courier New"/>
-          <w:sz w:val="15"/>
-        </w:rPr>
-        <w:t xml:space="preserve"> </w:t>
-      </w:r>
-    </w:p>
-    <w:p>
-      <w:pPr>
-        <w:pStyle w:val="CodeListing"/>
-        <w:keepNext w:val="0"/>
-        <w:shd w:val="clear" w:color="auto" w:fill="F2F2F2"/>
-      </w:pPr>
-      <w:r>
-        <w:rPr>
-          <w:rFonts w:ascii="Courier New" w:hAnsi="Courier New" w:eastAsia="Courier New" w:cs="Courier New"/>
-          <w:sz w:val="15"/>
-        </w:rPr>
-        <w:t>log = logging.getLogger("order.outbox")</w:t>
-      </w:r>
-    </w:p>
-    <w:p>
-      <w:pPr>
-        <w:pStyle w:val="CodeListing"/>
-        <w:keepNext w:val="0"/>
-        <w:shd w:val="clear" w:color="auto" w:fill="F2F2F2"/>
-      </w:pPr>
-      <w:r>
-        <w:rPr>
-          <w:rFonts w:ascii="Courier New" w:hAnsi="Courier New" w:eastAsia="Courier New" w:cs="Courier New"/>
-          <w:sz w:val="15"/>
-        </w:rPr>
-        <w:t xml:space="preserve"> </w:t>
-      </w:r>
-    </w:p>
-    <w:p>
-      <w:pPr>
-        <w:pStyle w:val="CodeListing"/>
-        <w:keepNext w:val="0"/>
-        <w:shd w:val="clear" w:color="auto" w:fill="F2F2F2"/>
-      </w:pPr>
-      <w:r>
-        <w:rPr>
-          <w:rFonts w:ascii="Courier New" w:hAnsi="Courier New" w:eastAsia="Courier New" w:cs="Courier New"/>
-          <w:sz w:val="15"/>
-        </w:rPr>
-        <w:t xml:space="preserve"> </w:t>
-      </w:r>
-    </w:p>
-    <w:p>
-      <w:pPr>
-        <w:pStyle w:val="CodeListing"/>
-        <w:keepNext w:val="0"/>
-        <w:shd w:val="clear" w:color="auto" w:fill="F2F2F2"/>
-      </w:pPr>
-      <w:r>
-        <w:rPr>
-          <w:rFonts w:ascii="Courier New" w:hAnsi="Courier New" w:eastAsia="Courier New" w:cs="Courier New"/>
-          <w:sz w:val="15"/>
-        </w:rPr>
-        <w:t>class OutboxRelay(threading.Thread):</w:t>
-      </w:r>
-    </w:p>
-    <w:p>
-      <w:pPr>
-        <w:pStyle w:val="CodeListing"/>
-        <w:keepNext w:val="0"/>
-        <w:shd w:val="clear" w:color="auto" w:fill="F2F2F2"/>
-      </w:pPr>
-      <w:r>
-        <w:rPr>
-          <w:rFonts w:ascii="Courier New" w:hAnsi="Courier New" w:eastAsia="Courier New" w:cs="Courier New"/>
-          <w:sz w:val="15"/>
-        </w:rPr>
-        <w:t xml:space="preserve">    def __init__(self) -&gt; None:</w:t>
-      </w:r>
-    </w:p>
-    <w:p>
-      <w:pPr>
-        <w:pStyle w:val="CodeListing"/>
-        <w:keepNext w:val="0"/>
-        <w:shd w:val="clear" w:color="auto" w:fill="F2F2F2"/>
-      </w:pPr>
-      <w:r>
-        <w:rPr>
-          <w:rFonts w:ascii="Courier New" w:hAnsi="Courier New" w:eastAsia="Courier New" w:cs="Courier New"/>
-          <w:sz w:val="15"/>
-        </w:rPr>
-        <w:t xml:space="preserve">        super().__init__(name="outbox-relay", daemon=True)</w:t>
-      </w:r>
-    </w:p>
-    <w:p>
-      <w:pPr>
-        <w:pStyle w:val="CodeListing"/>
-        <w:keepNext w:val="0"/>
-        <w:shd w:val="clear" w:color="auto" w:fill="F2F2F2"/>
-      </w:pPr>
-      <w:r>
-        <w:rPr>
-          <w:rFonts w:ascii="Courier New" w:hAnsi="Courier New" w:eastAsia="Courier New" w:cs="Courier New"/>
-          <w:sz w:val="15"/>
-        </w:rPr>
-        <w:t xml:space="preserve">        self._stopping = threading.Event()</w:t>
-      </w:r>
-    </w:p>
-    <w:p>
-      <w:pPr>
-        <w:pStyle w:val="CodeListing"/>
-        <w:keepNext w:val="0"/>
-        <w:shd w:val="clear" w:color="auto" w:fill="F2F2F2"/>
-      </w:pPr>
-      <w:r>
-        <w:rPr>
-          <w:rFonts w:ascii="Courier New" w:hAnsi="Courier New" w:eastAsia="Courier New" w:cs="Courier New"/>
-          <w:sz w:val="15"/>
-        </w:rPr>
-        <w:t xml:space="preserve">        self._connection: pika.BlockingConnection | None = None</w:t>
-      </w:r>
-    </w:p>
-    <w:p>
-      <w:pPr>
-        <w:pStyle w:val="CodeListing"/>
-        <w:keepNext w:val="0"/>
-        <w:shd w:val="clear" w:color="auto" w:fill="F2F2F2"/>
-      </w:pPr>
-      <w:r>
-        <w:rPr>
-          <w:rFonts w:ascii="Courier New" w:hAnsi="Courier New" w:eastAsia="Courier New" w:cs="Courier New"/>
-          <w:sz w:val="15"/>
-        </w:rPr>
-        <w:t xml:space="preserve">        self._channel = None</w:t>
-      </w:r>
-    </w:p>
-    <w:p>
-      <w:pPr>
-        <w:pStyle w:val="CodeListing"/>
-        <w:keepNext w:val="0"/>
-        <w:shd w:val="clear" w:color="auto" w:fill="F2F2F2"/>
-      </w:pPr>
-      <w:r>
-        <w:rPr>
-          <w:rFonts w:ascii="Courier New" w:hAnsi="Courier New" w:eastAsia="Courier New" w:cs="Courier New"/>
-          <w:sz w:val="15"/>
-        </w:rPr>
-        <w:t xml:space="preserve"> </w:t>
-      </w:r>
-    </w:p>
-    <w:p>
-      <w:pPr>
-        <w:pStyle w:val="CodeListing"/>
-        <w:keepNext w:val="0"/>
-        <w:shd w:val="clear" w:color="auto" w:fill="F2F2F2"/>
-      </w:pPr>
-      <w:r>
-        <w:rPr>
-          <w:rFonts w:ascii="Courier New" w:hAnsi="Courier New" w:eastAsia="Courier New" w:cs="Courier New"/>
-          <w:sz w:val="15"/>
-        </w:rPr>
-        <w:t xml:space="preserve">    def stop(self) -&gt; None:</w:t>
-      </w:r>
-    </w:p>
-    <w:p>
-      <w:pPr>
-        <w:pStyle w:val="CodeListing"/>
-        <w:keepNext w:val="0"/>
-        <w:shd w:val="clear" w:color="auto" w:fill="F2F2F2"/>
-      </w:pPr>
-      <w:r>
-        <w:rPr>
-          <w:rFonts w:ascii="Courier New" w:hAnsi="Courier New" w:eastAsia="Courier New" w:cs="Courier New"/>
-          <w:sz w:val="15"/>
-        </w:rPr>
-        <w:t xml:space="preserve">        self._stopping.set()</w:t>
-      </w:r>
-    </w:p>
-    <w:p>
-      <w:pPr>
-        <w:pStyle w:val="CodeListing"/>
-        <w:keepNext w:val="0"/>
-        <w:shd w:val="clear" w:color="auto" w:fill="F2F2F2"/>
-      </w:pPr>
-      <w:r>
-        <w:rPr>
-          <w:rFonts w:ascii="Courier New" w:hAnsi="Courier New" w:eastAsia="Courier New" w:cs="Courier New"/>
-          <w:sz w:val="15"/>
-        </w:rPr>
-        <w:t xml:space="preserve"> </w:t>
-      </w:r>
-    </w:p>
-    <w:p>
-      <w:pPr>
-        <w:pStyle w:val="CodeListing"/>
-        <w:keepNext w:val="0"/>
-        <w:shd w:val="clear" w:color="auto" w:fill="F2F2F2"/>
-      </w:pPr>
-      <w:r>
-        <w:rPr>
-          <w:rFonts w:ascii="Courier New" w:hAnsi="Courier New" w:eastAsia="Courier New" w:cs="Courier New"/>
-          <w:sz w:val="15"/>
-        </w:rPr>
-        <w:t xml:space="preserve">    def run(self) -&gt; None:</w:t>
-      </w:r>
-    </w:p>
-    <w:p>
-      <w:pPr>
-        <w:pStyle w:val="CodeListing"/>
-        <w:keepNext w:val="0"/>
-        <w:shd w:val="clear" w:color="auto" w:fill="F2F2F2"/>
-      </w:pPr>
-      <w:r>
-        <w:rPr>
-          <w:rFonts w:ascii="Courier New" w:hAnsi="Courier New" w:eastAsia="Courier New" w:cs="Courier New"/>
-          <w:sz w:val="15"/>
-        </w:rPr>
-        <w:t xml:space="preserve">        while not self._stopping.is_set():</w:t>
-      </w:r>
-    </w:p>
-    <w:p>
-      <w:pPr>
-        <w:pStyle w:val="CodeListing"/>
-        <w:keepNext w:val="0"/>
-        <w:shd w:val="clear" w:color="auto" w:fill="F2F2F2"/>
-      </w:pPr>
-      <w:r>
-        <w:rPr>
-          <w:rFonts w:ascii="Courier New" w:hAnsi="Courier New" w:eastAsia="Courier New" w:cs="Courier New"/>
-          <w:sz w:val="15"/>
-        </w:rPr>
-        <w:t xml:space="preserve">            try:</w:t>
-      </w:r>
-    </w:p>
-    <w:p>
-      <w:pPr>
-        <w:pStyle w:val="CodeListing"/>
-        <w:keepNext w:val="0"/>
-        <w:shd w:val="clear" w:color="auto" w:fill="F2F2F2"/>
-      </w:pPr>
-      <w:r>
-        <w:rPr>
-          <w:rFonts w:ascii="Courier New" w:hAnsi="Courier New" w:eastAsia="Courier New" w:cs="Courier New"/>
-          <w:sz w:val="15"/>
-        </w:rPr>
-        <w:t xml:space="preserve">                self.publish_pending()</w:t>
-      </w:r>
-    </w:p>
-    <w:p>
-      <w:pPr>
-        <w:pStyle w:val="CodeListing"/>
-        <w:keepNext w:val="0"/>
-        <w:shd w:val="clear" w:color="auto" w:fill="F2F2F2"/>
-      </w:pPr>
-      <w:r>
-        <w:rPr>
-          <w:rFonts w:ascii="Courier New" w:hAnsi="Courier New" w:eastAsia="Courier New" w:cs="Courier New"/>
-          <w:sz w:val="15"/>
-        </w:rPr>
-        <w:t xml:space="preserve">            except Exception as error:  # broker or database down: events stay in the outbox</w:t>
-      </w:r>
-    </w:p>
-    <w:p>
-      <w:pPr>
-        <w:pStyle w:val="CodeListing"/>
-        <w:keepNext w:val="0"/>
-        <w:shd w:val="clear" w:color="auto" w:fill="F2F2F2"/>
-      </w:pPr>
-      <w:r>
-        <w:rPr>
-          <w:rFonts w:ascii="Courier New" w:hAnsi="Courier New" w:eastAsia="Courier New" w:cs="Courier New"/>
-          <w:sz w:val="15"/>
-        </w:rPr>
-        <w:t xml:space="preserve">                log_event(log, logging.WARNING, "outbox.retry", f"Publish failed, will retry: {error!r}")</w:t>
-      </w:r>
-    </w:p>
-    <w:p>
-      <w:pPr>
-        <w:pStyle w:val="CodeListing"/>
-        <w:keepNext w:val="0"/>
-        <w:shd w:val="clear" w:color="auto" w:fill="F2F2F2"/>
-      </w:pPr>
-      <w:r>
-        <w:rPr>
-          <w:rFonts w:ascii="Courier New" w:hAnsi="Courier New" w:eastAsia="Courier New" w:cs="Courier New"/>
-          <w:sz w:val="15"/>
-        </w:rPr>
-        <w:t xml:space="preserve">                self._disconnect()</w:t>
-      </w:r>
-    </w:p>
-    <w:p>
-      <w:pPr>
-        <w:pStyle w:val="CodeListing"/>
-        <w:keepNext w:val="0"/>
-        <w:shd w:val="clear" w:color="auto" w:fill="F2F2F2"/>
-      </w:pPr>
-      <w:r>
-        <w:rPr>
-          <w:rFonts w:ascii="Courier New" w:hAnsi="Courier New" w:eastAsia="Courier New" w:cs="Courier New"/>
-          <w:sz w:val="15"/>
-        </w:rPr>
-        <w:t xml:space="preserve">            self._stopping.wait(config.OUTBOX_POLL_SECONDS)</w:t>
-      </w:r>
-    </w:p>
-    <w:p>
-      <w:pPr>
-        <w:pStyle w:val="CodeListing"/>
-        <w:keepNext w:val="0"/>
-        <w:shd w:val="clear" w:color="auto" w:fill="F2F2F2"/>
-      </w:pPr>
-      <w:r>
-        <w:rPr>
-          <w:rFonts w:ascii="Courier New" w:hAnsi="Courier New" w:eastAsia="Courier New" w:cs="Courier New"/>
-          <w:sz w:val="15"/>
-        </w:rPr>
-        <w:t xml:space="preserve">        self._disconnect()</w:t>
-      </w:r>
-    </w:p>
-    <w:p>
-      <w:pPr>
-        <w:pStyle w:val="CodeListing"/>
-        <w:keepNext w:val="0"/>
-        <w:shd w:val="clear" w:color="auto" w:fill="F2F2F2"/>
-      </w:pPr>
-      <w:r>
-        <w:rPr>
-          <w:rFonts w:ascii="Courier New" w:hAnsi="Courier New" w:eastAsia="Courier New" w:cs="Courier New"/>
-          <w:sz w:val="15"/>
-        </w:rPr>
-        <w:t xml:space="preserve"> </w:t>
-      </w:r>
-    </w:p>
-    <w:p>
-      <w:pPr>
-        <w:pStyle w:val="CodeListing"/>
-        <w:keepNext w:val="0"/>
-        <w:shd w:val="clear" w:color="auto" w:fill="F2F2F2"/>
-      </w:pPr>
-      <w:r>
-        <w:rPr>
-          <w:rFonts w:ascii="Courier New" w:hAnsi="Courier New" w:eastAsia="Courier New" w:cs="Courier New"/>
-          <w:sz w:val="15"/>
-        </w:rPr>
-        <w:t xml:space="preserve">    def publish_pending(self) -&gt; None:</w:t>
-      </w:r>
-    </w:p>
-    <w:p>
-      <w:pPr>
-        <w:pStyle w:val="CodeListing"/>
-        <w:keepNext w:val="0"/>
-        <w:shd w:val="clear" w:color="auto" w:fill="F2F2F2"/>
-      </w:pPr>
-      <w:r>
-        <w:rPr>
-          <w:rFonts w:ascii="Courier New" w:hAnsi="Courier New" w:eastAsia="Courier New" w:cs="Courier New"/>
-          <w:sz w:val="15"/>
-        </w:rPr>
-        <w:t xml:space="preserve">        channel = self._get_channel()</w:t>
-      </w:r>
-    </w:p>
-    <w:p>
-      <w:pPr>
-        <w:pStyle w:val="CodeListing"/>
-        <w:keepNext w:val="0"/>
-        <w:shd w:val="clear" w:color="auto" w:fill="F2F2F2"/>
-      </w:pPr>
-      <w:r>
-        <w:rPr>
-          <w:rFonts w:ascii="Courier New" w:hAnsi="Courier New" w:eastAsia="Courier New" w:cs="Courier New"/>
-          <w:sz w:val="15"/>
-        </w:rPr>
-        <w:t xml:space="preserve">        with db.connect() as conn, conn.transaction():</w:t>
-      </w:r>
-    </w:p>
-    <w:p>
-      <w:pPr>
-        <w:pStyle w:val="CodeListing"/>
-        <w:keepNext w:val="0"/>
-        <w:shd w:val="clear" w:color="auto" w:fill="F2F2F2"/>
-      </w:pPr>
-      <w:r>
-        <w:rPr>
-          <w:rFonts w:ascii="Courier New" w:hAnsi="Courier New" w:eastAsia="Courier New" w:cs="Courier New"/>
-          <w:sz w:val="15"/>
-        </w:rPr>
-        <w:t xml:space="preserve">            rows = conn.execute(</w:t>
-      </w:r>
-    </w:p>
-    <w:p>
-      <w:pPr>
-        <w:pStyle w:val="CodeListing"/>
-        <w:keepNext w:val="0"/>
-        <w:shd w:val="clear" w:color="auto" w:fill="F2F2F2"/>
-      </w:pPr>
-      <w:r>
-        <w:rPr>
-          <w:rFonts w:ascii="Courier New" w:hAnsi="Courier New" w:eastAsia="Courier New" w:cs="Courier New"/>
-          <w:sz w:val="15"/>
-        </w:rPr>
-        <w:t xml:space="preserve">                """SELECT event_id, event_type, routing_key, payload FROM outbox</w:t>
-      </w:r>
-    </w:p>
-    <w:p>
-      <w:pPr>
-        <w:pStyle w:val="CodeListing"/>
-        <w:keepNext w:val="0"/>
-        <w:shd w:val="clear" w:color="auto" w:fill="F2F2F2"/>
-      </w:pPr>
-      <w:r>
-        <w:rPr>
-          <w:rFonts w:ascii="Courier New" w:hAnsi="Courier New" w:eastAsia="Courier New" w:cs="Courier New"/>
-          <w:sz w:val="15"/>
-        </w:rPr>
-        <w:t xml:space="preserve">                   WHERE published_at IS NULL ORDER BY created_at LIMIT 50</w:t>
-      </w:r>
-    </w:p>
-    <w:p>
-      <w:pPr>
-        <w:pStyle w:val="CodeListing"/>
-        <w:keepNext w:val="0"/>
-        <w:shd w:val="clear" w:color="auto" w:fill="F2F2F2"/>
-      </w:pPr>
-      <w:r>
-        <w:rPr>
-          <w:rFonts w:ascii="Courier New" w:hAnsi="Courier New" w:eastAsia="Courier New" w:cs="Courier New"/>
-          <w:sz w:val="15"/>
-        </w:rPr>
-        <w:t xml:space="preserve">                   FOR UPDATE SKIP LOCKED"""</w:t>
-      </w:r>
-    </w:p>
-    <w:p>
-      <w:pPr>
-        <w:pStyle w:val="CodeListing"/>
-        <w:keepNext w:val="0"/>
-        <w:shd w:val="clear" w:color="auto" w:fill="F2F2F2"/>
-      </w:pPr>
-      <w:r>
-        <w:rPr>
-          <w:rFonts w:ascii="Courier New" w:hAnsi="Courier New" w:eastAsia="Courier New" w:cs="Courier New"/>
-          <w:sz w:val="15"/>
-        </w:rPr>
-        <w:t xml:space="preserve">            ).fetchall()</w:t>
-      </w:r>
-    </w:p>
-    <w:p>
-      <w:pPr>
-        <w:pStyle w:val="CodeListing"/>
-        <w:keepNext w:val="0"/>
-        <w:shd w:val="clear" w:color="auto" w:fill="F2F2F2"/>
-      </w:pPr>
-      <w:r>
-        <w:rPr>
-          <w:rFonts w:ascii="Courier New" w:hAnsi="Courier New" w:eastAsia="Courier New" w:cs="Courier New"/>
-          <w:sz w:val="15"/>
-        </w:rPr>
-        <w:t xml:space="preserve">            for row in rows:</w:t>
-      </w:r>
-    </w:p>
-    <w:p>
-      <w:pPr>
-        <w:pStyle w:val="CodeListing"/>
-        <w:keepNext w:val="0"/>
-        <w:shd w:val="clear" w:color="auto" w:fill="F2F2F2"/>
-      </w:pPr>
-      <w:r>
-        <w:rPr>
-          <w:rFonts w:ascii="Courier New" w:hAnsi="Courier New" w:eastAsia="Courier New" w:cs="Courier New"/>
-          <w:sz w:val="15"/>
-        </w:rPr>
-        <w:t xml:space="preserve">                event = row["payload"]</w:t>
-      </w:r>
-    </w:p>
-    <w:p>
-      <w:pPr>
-        <w:pStyle w:val="CodeListing"/>
-        <w:keepNext w:val="0"/>
-        <w:shd w:val="clear" w:color="auto" w:fill="F2F2F2"/>
-      </w:pPr>
-      <w:r>
-        <w:rPr>
-          <w:rFonts w:ascii="Courier New" w:hAnsi="Courier New" w:eastAsia="Courier New" w:cs="Courier New"/>
-          <w:sz w:val="15"/>
-        </w:rPr>
-        <w:t xml:space="preserve">                token = correlation_id.set(event["correlation_id"])</w:t>
-      </w:r>
-    </w:p>
-    <w:p>
-      <w:pPr>
-        <w:pStyle w:val="CodeListing"/>
-        <w:keepNext w:val="0"/>
-        <w:shd w:val="clear" w:color="auto" w:fill="F2F2F2"/>
-      </w:pPr>
-      <w:r>
-        <w:rPr>
-          <w:rFonts w:ascii="Courier New" w:hAnsi="Courier New" w:eastAsia="Courier New" w:cs="Courier New"/>
-          <w:sz w:val="15"/>
-        </w:rPr>
-        <w:t xml:space="preserve">                try:</w:t>
-      </w:r>
-    </w:p>
-    <w:p>
-      <w:pPr>
-        <w:pStyle w:val="CodeListing"/>
-        <w:keepNext w:val="0"/>
-        <w:shd w:val="clear" w:color="auto" w:fill="F2F2F2"/>
-      </w:pPr>
-      <w:r>
-        <w:rPr>
-          <w:rFonts w:ascii="Courier New" w:hAnsi="Courier New" w:eastAsia="Courier New" w:cs="Courier New"/>
-          <w:sz w:val="15"/>
-        </w:rPr>
-        <w:t xml:space="preserve">                    channel.basic_publish(</w:t>
-      </w:r>
-    </w:p>
-    <w:p>
-      <w:pPr>
-        <w:pStyle w:val="CodeListing"/>
-        <w:keepNext w:val="0"/>
-        <w:shd w:val="clear" w:color="auto" w:fill="F2F2F2"/>
-      </w:pPr>
-      <w:r>
-        <w:rPr>
-          <w:rFonts w:ascii="Courier New" w:hAnsi="Courier New" w:eastAsia="Courier New" w:cs="Courier New"/>
-          <w:sz w:val="15"/>
-        </w:rPr>
-        <w:t xml:space="preserve">                        exchange=config.EVENTS_EXCHANGE,</w:t>
-      </w:r>
-    </w:p>
-    <w:p>
-      <w:pPr>
-        <w:pStyle w:val="CodeListing"/>
-        <w:keepNext w:val="0"/>
-        <w:shd w:val="clear" w:color="auto" w:fill="F2F2F2"/>
-      </w:pPr>
-      <w:r>
-        <w:rPr>
-          <w:rFonts w:ascii="Courier New" w:hAnsi="Courier New" w:eastAsia="Courier New" w:cs="Courier New"/>
-          <w:sz w:val="15"/>
-        </w:rPr>
-        <w:t xml:space="preserve">                        routing_key=row["routing_key"],</w:t>
-      </w:r>
-    </w:p>
-    <w:p>
-      <w:pPr>
-        <w:pStyle w:val="CodeListing"/>
-        <w:keepNext w:val="0"/>
-        <w:shd w:val="clear" w:color="auto" w:fill="F2F2F2"/>
-      </w:pPr>
-      <w:r>
-        <w:rPr>
-          <w:rFonts w:ascii="Courier New" w:hAnsi="Courier New" w:eastAsia="Courier New" w:cs="Courier New"/>
-          <w:sz w:val="15"/>
-        </w:rPr>
-        <w:t xml:space="preserve">                        body=json.dumps(event).encode(),</w:t>
-      </w:r>
-    </w:p>
-    <w:p>
-      <w:pPr>
-        <w:pStyle w:val="CodeListing"/>
-        <w:keepNext w:val="0"/>
-        <w:shd w:val="clear" w:color="auto" w:fill="F2F2F2"/>
-      </w:pPr>
-      <w:r>
-        <w:rPr>
-          <w:rFonts w:ascii="Courier New" w:hAnsi="Courier New" w:eastAsia="Courier New" w:cs="Courier New"/>
-          <w:sz w:val="15"/>
-        </w:rPr>
-        <w:t xml:space="preserve">                        properties=pika.BasicProperties(</w:t>
-      </w:r>
-    </w:p>
-    <w:p>
-      <w:pPr>
-        <w:pStyle w:val="CodeListing"/>
-        <w:keepNext w:val="0"/>
-        <w:shd w:val="clear" w:color="auto" w:fill="F2F2F2"/>
-      </w:pPr>
-      <w:r>
-        <w:rPr>
-          <w:rFonts w:ascii="Courier New" w:hAnsi="Courier New" w:eastAsia="Courier New" w:cs="Courier New"/>
-          <w:sz w:val="15"/>
-        </w:rPr>
-        <w:t xml:space="preserve">                            content_type="application/json",</w:t>
-      </w:r>
-    </w:p>
-    <w:p>
-      <w:pPr>
-        <w:pStyle w:val="CodeListing"/>
-        <w:keepNext w:val="0"/>
-        <w:shd w:val="clear" w:color="auto" w:fill="F2F2F2"/>
-      </w:pPr>
-      <w:r>
-        <w:rPr>
-          <w:rFonts w:ascii="Courier New" w:hAnsi="Courier New" w:eastAsia="Courier New" w:cs="Courier New"/>
-          <w:sz w:val="15"/>
-        </w:rPr>
-        <w:t xml:space="preserve">                            delivery_mode=pika.DeliveryMode.Persistent,  # survives a broker restart</w:t>
-      </w:r>
-    </w:p>
-    <w:p>
-      <w:pPr>
-        <w:pStyle w:val="CodeListing"/>
-        <w:keepNext w:val="0"/>
-        <w:shd w:val="clear" w:color="auto" w:fill="F2F2F2"/>
-      </w:pPr>
-      <w:r>
-        <w:rPr>
-          <w:rFonts w:ascii="Courier New" w:hAnsi="Courier New" w:eastAsia="Courier New" w:cs="Courier New"/>
-          <w:sz w:val="15"/>
-        </w:rPr>
-        <w:t xml:space="preserve">                            message_id=str(row["event_id"]),</w:t>
-      </w:r>
-    </w:p>
-    <w:p>
-      <w:pPr>
-        <w:pStyle w:val="CodeListing"/>
-        <w:keepNext w:val="0"/>
-        <w:shd w:val="clear" w:color="auto" w:fill="F2F2F2"/>
-      </w:pPr>
-      <w:r>
-        <w:rPr>
-          <w:rFonts w:ascii="Courier New" w:hAnsi="Courier New" w:eastAsia="Courier New" w:cs="Courier New"/>
-          <w:sz w:val="15"/>
-        </w:rPr>
-        <w:t xml:space="preserve">                            correlation_id=event["correlation_id"],</w:t>
-      </w:r>
-    </w:p>
-    <w:p>
-      <w:pPr>
-        <w:pStyle w:val="CodeListing"/>
-        <w:keepNext w:val="0"/>
-        <w:shd w:val="clear" w:color="auto" w:fill="F2F2F2"/>
-      </w:pPr>
-      <w:r>
-        <w:rPr>
-          <w:rFonts w:ascii="Courier New" w:hAnsi="Courier New" w:eastAsia="Courier New" w:cs="Courier New"/>
-          <w:sz w:val="15"/>
-        </w:rPr>
-        <w:t xml:space="preserve">                            type=row["event_type"],</w:t>
-      </w:r>
-    </w:p>
-    <w:p>
-      <w:pPr>
-        <w:pStyle w:val="CodeListing"/>
-        <w:keepNext w:val="0"/>
-        <w:shd w:val="clear" w:color="auto" w:fill="F2F2F2"/>
-      </w:pPr>
-      <w:r>
-        <w:rPr>
-          <w:rFonts w:ascii="Courier New" w:hAnsi="Courier New" w:eastAsia="Courier New" w:cs="Courier New"/>
-          <w:sz w:val="15"/>
-        </w:rPr>
-        <w:t xml:space="preserve">                        ),</w:t>
-      </w:r>
-    </w:p>
-    <w:p>
-      <w:pPr>
-        <w:pStyle w:val="CodeListing"/>
-        <w:keepNext w:val="0"/>
-        <w:shd w:val="clear" w:color="auto" w:fill="F2F2F2"/>
-      </w:pPr>
-      <w:r>
-        <w:rPr>
-          <w:rFonts w:ascii="Courier New" w:hAnsi="Courier New" w:eastAsia="Courier New" w:cs="Courier New"/>
-          <w:sz w:val="15"/>
-        </w:rPr>
-        <w:t xml:space="preserve">                        mandatory=True,  # fail if no queue is bound, rather than drop the event</w:t>
-      </w:r>
-    </w:p>
-    <w:p>
-      <w:pPr>
-        <w:pStyle w:val="CodeListing"/>
-        <w:keepNext w:val="0"/>
-        <w:shd w:val="clear" w:color="auto" w:fill="F2F2F2"/>
-      </w:pPr>
-      <w:r>
-        <w:rPr>
-          <w:rFonts w:ascii="Courier New" w:hAnsi="Courier New" w:eastAsia="Courier New" w:cs="Courier New"/>
-          <w:sz w:val="15"/>
-        </w:rPr>
-        <w:t xml:space="preserve">                    )  # with publisher confirms on, this returns only once the broker has the message</w:t>
-      </w:r>
-    </w:p>
-    <w:p>
-      <w:pPr>
-        <w:pStyle w:val="CodeListing"/>
-        <w:keepNext w:val="0"/>
-        <w:shd w:val="clear" w:color="auto" w:fill="F2F2F2"/>
-      </w:pPr>
-      <w:r>
-        <w:rPr>
-          <w:rFonts w:ascii="Courier New" w:hAnsi="Courier New" w:eastAsia="Courier New" w:cs="Courier New"/>
-          <w:sz w:val="15"/>
-        </w:rPr>
-        <w:t xml:space="preserve">                    conn.execute("UPDATE outbox SET published_at = now() WHERE event_id = %s",</w:t>
-      </w:r>
-    </w:p>
-    <w:p>
-      <w:pPr>
-        <w:pStyle w:val="CodeListing"/>
-        <w:keepNext w:val="0"/>
-        <w:shd w:val="clear" w:color="auto" w:fill="F2F2F2"/>
-      </w:pPr>
-      <w:r>
-        <w:rPr>
-          <w:rFonts w:ascii="Courier New" w:hAnsi="Courier New" w:eastAsia="Courier New" w:cs="Courier New"/>
-          <w:sz w:val="15"/>
-        </w:rPr>
-        <w:t xml:space="preserve">                                 (row["event_id"],))</w:t>
-      </w:r>
-    </w:p>
-    <w:p>
-      <w:pPr>
-        <w:pStyle w:val="CodeListing"/>
-        <w:keepNext w:val="0"/>
-        <w:shd w:val="clear" w:color="auto" w:fill="F2F2F2"/>
-      </w:pPr>
-      <w:r>
-        <w:rPr>
-          <w:rFonts w:ascii="Courier New" w:hAnsi="Courier New" w:eastAsia="Courier New" w:cs="Courier New"/>
-          <w:sz w:val="15"/>
-        </w:rPr>
-        <w:t xml:space="preserve">                    log_event(log, logging.INFO, "event.published",</w:t>
-      </w:r>
-    </w:p>
-    <w:p>
-      <w:pPr>
-        <w:pStyle w:val="CodeListing"/>
-        <w:keepNext w:val="0"/>
-        <w:shd w:val="clear" w:color="auto" w:fill="F2F2F2"/>
-      </w:pPr>
-      <w:r>
-        <w:rPr>
-          <w:rFonts w:ascii="Courier New" w:hAnsi="Courier New" w:eastAsia="Courier New" w:cs="Courier New"/>
-          <w:sz w:val="15"/>
-        </w:rPr>
-        <w:t xml:space="preserve">                              f"Published {row['event_type']} to {config.EVENTS_EXCHANGE}",</w:t>
-      </w:r>
-    </w:p>
-    <w:p>
-      <w:pPr>
-        <w:pStyle w:val="CodeListing"/>
-        <w:keepNext w:val="0"/>
-        <w:shd w:val="clear" w:color="auto" w:fill="F2F2F2"/>
-      </w:pPr>
-      <w:r>
-        <w:rPr>
-          <w:rFonts w:ascii="Courier New" w:hAnsi="Courier New" w:eastAsia="Courier New" w:cs="Courier New"/>
-          <w:sz w:val="15"/>
-        </w:rPr>
-        <w:t xml:space="preserve">                              event_id=str(row["event_id"]), order_id=event["data"]["order_id"],</w:t>
-      </w:r>
-    </w:p>
-    <w:p>
-      <w:pPr>
-        <w:pStyle w:val="CodeListing"/>
-        <w:keepNext w:val="0"/>
-        <w:shd w:val="clear" w:color="auto" w:fill="F2F2F2"/>
-      </w:pPr>
-      <w:r>
-        <w:rPr>
-          <w:rFonts w:ascii="Courier New" w:hAnsi="Courier New" w:eastAsia="Courier New" w:cs="Courier New"/>
-          <w:sz w:val="15"/>
-        </w:rPr>
-        <w:t xml:space="preserve">                              routing_key=row["routing_key"])</w:t>
-      </w:r>
-    </w:p>
-    <w:p>
-      <w:pPr>
-        <w:pStyle w:val="CodeListing"/>
-        <w:keepNext w:val="0"/>
-        <w:shd w:val="clear" w:color="auto" w:fill="F2F2F2"/>
-      </w:pPr>
-      <w:r>
-        <w:rPr>
-          <w:rFonts w:ascii="Courier New" w:hAnsi="Courier New" w:eastAsia="Courier New" w:cs="Courier New"/>
-          <w:sz w:val="15"/>
-        </w:rPr>
-        <w:t xml:space="preserve">                finally:</w:t>
-      </w:r>
-    </w:p>
-    <w:p>
-      <w:pPr>
-        <w:pStyle w:val="CodeListing"/>
-        <w:keepNext w:val="0"/>
-        <w:shd w:val="clear" w:color="auto" w:fill="F2F2F2"/>
-      </w:pPr>
-      <w:r>
-        <w:rPr>
-          <w:rFonts w:ascii="Courier New" w:hAnsi="Courier New" w:eastAsia="Courier New" w:cs="Courier New"/>
-          <w:sz w:val="15"/>
-        </w:rPr>
-        <w:t xml:space="preserve">                    correlation_id.reset(token)</w:t>
-      </w:r>
-    </w:p>
-    <w:p>
-      <w:pPr>
-        <w:pStyle w:val="CodeListing"/>
-        <w:keepNext w:val="0"/>
-        <w:shd w:val="clear" w:color="auto" w:fill="F2F2F2"/>
-      </w:pPr>
-      <w:r>
-        <w:rPr>
-          <w:rFonts w:ascii="Courier New" w:hAnsi="Courier New" w:eastAsia="Courier New" w:cs="Courier New"/>
-          <w:sz w:val="15"/>
-        </w:rPr>
-        <w:t xml:space="preserve">        self._connection.process_data_events(time_limit=0)  # keeps the AMQP heartbeat alive</w:t>
-      </w:r>
-    </w:p>
-    <w:p>
-      <w:pPr>
-        <w:pStyle w:val="CodeListing"/>
-        <w:keepNext w:val="0"/>
-        <w:shd w:val="clear" w:color="auto" w:fill="F2F2F2"/>
-      </w:pPr>
-      <w:r>
-        <w:rPr>
-          <w:rFonts w:ascii="Courier New" w:hAnsi="Courier New" w:eastAsia="Courier New" w:cs="Courier New"/>
-          <w:sz w:val="15"/>
-        </w:rPr>
-        <w:t xml:space="preserve"> </w:t>
-      </w:r>
-    </w:p>
-    <w:p>
-      <w:pPr>
-        <w:pStyle w:val="CodeListing"/>
-        <w:keepNext w:val="0"/>
-        <w:shd w:val="clear" w:color="auto" w:fill="F2F2F2"/>
-      </w:pPr>
-      <w:r>
-        <w:rPr>
-          <w:rFonts w:ascii="Courier New" w:hAnsi="Courier New" w:eastAsia="Courier New" w:cs="Courier New"/>
-          <w:sz w:val="15"/>
-        </w:rPr>
-        <w:t xml:space="preserve">    def _get_channel(self):</w:t>
-      </w:r>
-    </w:p>
-    <w:p>
-      <w:pPr>
-        <w:pStyle w:val="CodeListing"/>
-        <w:keepNext w:val="0"/>
-        <w:shd w:val="clear" w:color="auto" w:fill="F2F2F2"/>
-      </w:pPr>
-      <w:r>
-        <w:rPr>
-          <w:rFonts w:ascii="Courier New" w:hAnsi="Courier New" w:eastAsia="Courier New" w:cs="Courier New"/>
-          <w:sz w:val="15"/>
-        </w:rPr>
-        <w:t xml:space="preserve">        if self._channel is None or self._channel.is_closed:</w:t>
-      </w:r>
-    </w:p>
-    <w:p>
-      <w:pPr>
-        <w:pStyle w:val="CodeListing"/>
-        <w:keepNext w:val="0"/>
-        <w:shd w:val="clear" w:color="auto" w:fill="F2F2F2"/>
-      </w:pPr>
-      <w:r>
-        <w:rPr>
-          <w:rFonts w:ascii="Courier New" w:hAnsi="Courier New" w:eastAsia="Courier New" w:cs="Courier New"/>
-          <w:sz w:val="15"/>
-        </w:rPr>
-        <w:t xml:space="preserve">            self._connection = pika.BlockingConnection(pika.URLParameters(config.RABBITMQ_URL))</w:t>
-      </w:r>
-    </w:p>
-    <w:p>
-      <w:pPr>
-        <w:pStyle w:val="CodeListing"/>
-        <w:keepNext w:val="0"/>
-        <w:shd w:val="clear" w:color="auto" w:fill="F2F2F2"/>
-      </w:pPr>
-      <w:r>
-        <w:rPr>
-          <w:rFonts w:ascii="Courier New" w:hAnsi="Courier New" w:eastAsia="Courier New" w:cs="Courier New"/>
-          <w:sz w:val="15"/>
-        </w:rPr>
-        <w:t xml:space="preserve">            self._channel = self._connection.channel()</w:t>
-      </w:r>
-    </w:p>
-    <w:p>
-      <w:pPr>
-        <w:pStyle w:val="CodeListing"/>
-        <w:keepNext w:val="0"/>
-        <w:shd w:val="clear" w:color="auto" w:fill="F2F2F2"/>
-      </w:pPr>
-      <w:r>
-        <w:rPr>
-          <w:rFonts w:ascii="Courier New" w:hAnsi="Courier New" w:eastAsia="Courier New" w:cs="Courier New"/>
-          <w:sz w:val="15"/>
-        </w:rPr>
-        <w:t xml:space="preserve">            self._channel.exchange_declare(exchange=config.EVENTS_EXCHANGE, exchange_type="topic",</w:t>
-      </w:r>
-    </w:p>
-    <w:p>
-      <w:pPr>
-        <w:pStyle w:val="CodeListing"/>
-        <w:keepNext w:val="0"/>
-        <w:shd w:val="clear" w:color="auto" w:fill="F2F2F2"/>
-      </w:pPr>
-      <w:r>
-        <w:rPr>
-          <w:rFonts w:ascii="Courier New" w:hAnsi="Courier New" w:eastAsia="Courier New" w:cs="Courier New"/>
-          <w:sz w:val="15"/>
-        </w:rPr>
-        <w:t xml:space="preserve">                                           durable=True)</w:t>
-      </w:r>
-    </w:p>
-    <w:p>
-      <w:pPr>
-        <w:pStyle w:val="CodeListing"/>
-        <w:keepNext w:val="0"/>
-        <w:shd w:val="clear" w:color="auto" w:fill="F2F2F2"/>
-      </w:pPr>
-      <w:r>
-        <w:rPr>
-          <w:rFonts w:ascii="Courier New" w:hAnsi="Courier New" w:eastAsia="Courier New" w:cs="Courier New"/>
-          <w:sz w:val="15"/>
-        </w:rPr>
-        <w:t xml:space="preserve">            self._channel.confirm_delivery()</w:t>
-      </w:r>
-    </w:p>
-    <w:p>
-      <w:pPr>
-        <w:pStyle w:val="CodeListing"/>
-        <w:keepNext w:val="0"/>
-        <w:shd w:val="clear" w:color="auto" w:fill="F2F2F2"/>
-      </w:pPr>
-      <w:r>
-        <w:rPr>
-          <w:rFonts w:ascii="Courier New" w:hAnsi="Courier New" w:eastAsia="Courier New" w:cs="Courier New"/>
-          <w:sz w:val="15"/>
-        </w:rPr>
-        <w:t xml:space="preserve">        return self._channel</w:t>
-      </w:r>
-    </w:p>
-    <w:p>
-      <w:pPr>
-        <w:pStyle w:val="CodeListing"/>
-        <w:keepNext w:val="0"/>
-        <w:shd w:val="clear" w:color="auto" w:fill="F2F2F2"/>
-      </w:pPr>
-      <w:r>
-        <w:rPr>
-          <w:rFonts w:ascii="Courier New" w:hAnsi="Courier New" w:eastAsia="Courier New" w:cs="Courier New"/>
-          <w:sz w:val="15"/>
-        </w:rPr>
-        <w:t xml:space="preserve"> </w:t>
-      </w:r>
-    </w:p>
-    <w:p>
-      <w:pPr>
-        <w:pStyle w:val="CodeListing"/>
-        <w:keepNext w:val="0"/>
-        <w:shd w:val="clear" w:color="auto" w:fill="F2F2F2"/>
-      </w:pPr>
-      <w:r>
-        <w:rPr>
-          <w:rFonts w:ascii="Courier New" w:hAnsi="Courier New" w:eastAsia="Courier New" w:cs="Courier New"/>
-          <w:sz w:val="15"/>
-        </w:rPr>
-        <w:t xml:space="preserve">    def _disconnect(self) -&gt; None:</w:t>
-      </w:r>
-    </w:p>
-    <w:p>
-      <w:pPr>
-        <w:pStyle w:val="CodeListing"/>
-        <w:keepNext w:val="0"/>
-        <w:shd w:val="clear" w:color="auto" w:fill="F2F2F2"/>
-      </w:pPr>
-      <w:r>
-        <w:rPr>
-          <w:rFonts w:ascii="Courier New" w:hAnsi="Courier New" w:eastAsia="Courier New" w:cs="Courier New"/>
-          <w:sz w:val="15"/>
-        </w:rPr>
-        <w:t xml:space="preserve">        try:</w:t>
-      </w:r>
-    </w:p>
-    <w:p>
-      <w:pPr>
-        <w:pStyle w:val="CodeListing"/>
-        <w:keepNext w:val="0"/>
-        <w:shd w:val="clear" w:color="auto" w:fill="F2F2F2"/>
-      </w:pPr>
-      <w:r>
-        <w:rPr>
-          <w:rFonts w:ascii="Courier New" w:hAnsi="Courier New" w:eastAsia="Courier New" w:cs="Courier New"/>
-          <w:sz w:val="15"/>
-        </w:rPr>
-        <w:t xml:space="preserve">            if self._connection is not None and self._connection.is_open:</w:t>
-      </w:r>
-    </w:p>
-    <w:p>
-      <w:pPr>
-        <w:pStyle w:val="CodeListing"/>
-        <w:keepNext w:val="0"/>
-        <w:shd w:val="clear" w:color="auto" w:fill="F2F2F2"/>
-      </w:pPr>
-      <w:r>
-        <w:rPr>
-          <w:rFonts w:ascii="Courier New" w:hAnsi="Courier New" w:eastAsia="Courier New" w:cs="Courier New"/>
-          <w:sz w:val="15"/>
-        </w:rPr>
-        <w:t xml:space="preserve">                self._connection.close()</w:t>
-      </w:r>
-    </w:p>
-    <w:p>
-      <w:pPr>
-        <w:pStyle w:val="CodeListing"/>
-        <w:keepNext w:val="0"/>
-        <w:shd w:val="clear" w:color="auto" w:fill="F2F2F2"/>
-      </w:pPr>
-      <w:r>
-        <w:rPr>
-          <w:rFonts w:ascii="Courier New" w:hAnsi="Courier New" w:eastAsia="Courier New" w:cs="Courier New"/>
-          <w:sz w:val="15"/>
-        </w:rPr>
-        <w:t xml:space="preserve">        except Exception:</w:t>
-      </w:r>
-    </w:p>
-    <w:p>
-      <w:pPr>
-        <w:pStyle w:val="CodeListing"/>
-        <w:keepNext w:val="0"/>
-        <w:shd w:val="clear" w:color="auto" w:fill="F2F2F2"/>
-      </w:pPr>
-      <w:r>
-        <w:rPr>
-          <w:rFonts w:ascii="Courier New" w:hAnsi="Courier New" w:eastAsia="Courier New" w:cs="Courier New"/>
-          <w:sz w:val="15"/>
-        </w:rPr>
-        <w:t xml:space="preserve">            pass</w:t>
-      </w:r>
-    </w:p>
-    <w:p>
-      <w:pPr>
-        <w:pStyle w:val="CodeListing"/>
-        <w:keepNext w:val="0"/>
-        <w:shd w:val="clear" w:color="auto" w:fill="F2F2F2"/>
-      </w:pPr>
-      <w:r>
-        <w:rPr>
-          <w:rFonts w:ascii="Courier New" w:hAnsi="Courier New" w:eastAsia="Courier New" w:cs="Courier New"/>
-          <w:sz w:val="15"/>
-        </w:rPr>
-        <w:t xml:space="preserve">        self._connection = self._channel = None</w:t>
-      </w:r>
-    </w:p>
-    <w:p>
-      <w:pPr>
-        <w:spacing w:after="0"/>
-      </w:pPr>
-    </w:p>
-    <w:p>
-      <w:pPr>
-        <w:pStyle w:val="Heading2"/>
-      </w:pPr>
-      <w:bookmarkStart w:id="32" w:name="_Toc032"/>
-      <w:r>
-        <w:rPr>
-          <w:rFonts w:ascii="Times New Roman" w:hAnsi="Times New Roman" w:eastAsia="Times New Roman" w:cs="Times New Roman"/>
-          <w:b/>
-          <w:i w:val="0"/>
-          <w:sz w:val="28"/>
-        </w:rPr>
-        <w:t>B.5 notification-service/app/consumer.py</w:t>
-      </w:r>
-      <w:bookmarkEnd w:id="32"/>
-    </w:p>
-    <w:p>
-      <w:pPr>
-        <w:pStyle w:val="CodeListing"/>
-        <w:keepNext w:val="0"/>
-        <w:shd w:val="clear" w:color="auto" w:fill="F2F2F2"/>
-      </w:pPr>
-      <w:r>
-        <w:rPr>
-          <w:rFonts w:ascii="Courier New" w:hAnsi="Courier New" w:eastAsia="Courier New" w:cs="Courier New"/>
-          <w:sz w:val="15"/>
-        </w:rPr>
-        <w:t>"""Consumes OrderPlaced events from RabbitMQ in a background thread.</w:t>
-      </w:r>
-    </w:p>
-    <w:p>
-      <w:pPr>
-        <w:pStyle w:val="CodeListing"/>
-        <w:keepNext w:val="0"/>
-        <w:shd w:val="clear" w:color="auto" w:fill="F2F2F2"/>
-      </w:pPr>
-      <w:r>
-        <w:rPr>
-          <w:rFonts w:ascii="Courier New" w:hAnsi="Courier New" w:eastAsia="Courier New" w:cs="Courier New"/>
-          <w:sz w:val="15"/>
-        </w:rPr>
-        <w:t xml:space="preserve"> </w:t>
-      </w:r>
-    </w:p>
-    <w:p>
-      <w:pPr>
-        <w:pStyle w:val="CodeListing"/>
-        <w:keepNext w:val="0"/>
-        <w:shd w:val="clear" w:color="auto" w:fill="F2F2F2"/>
-      </w:pPr>
-      <w:r>
-        <w:rPr>
-          <w:rFonts w:ascii="Courier New" w:hAnsi="Courier New" w:eastAsia="Courier New" w:cs="Courier New"/>
-          <w:sz w:val="15"/>
-        </w:rPr>
-        <w:t>A message is acknowledged only after its notification is stored (manual ack), so if the</w:t>
-      </w:r>
-    </w:p>
-    <w:p>
-      <w:pPr>
-        <w:pStyle w:val="CodeListing"/>
-        <w:keepNext w:val="0"/>
-        <w:shd w:val="clear" w:color="auto" w:fill="F2F2F2"/>
-      </w:pPr>
-      <w:r>
-        <w:rPr>
-          <w:rFonts w:ascii="Courier New" w:hAnsi="Courier New" w:eastAsia="Courier New" w:cs="Courier New"/>
-          <w:sz w:val="15"/>
-        </w:rPr>
-        <w:t>service crashes first, RabbitMQ delivers the message again. Messages that can never be</w:t>
-      </w:r>
-    </w:p>
-    <w:p>
-      <w:pPr>
-        <w:pStyle w:val="CodeListing"/>
-        <w:keepNext w:val="0"/>
-        <w:shd w:val="clear" w:color="auto" w:fill="F2F2F2"/>
-      </w:pPr>
-      <w:r>
-        <w:rPr>
-          <w:rFonts w:ascii="Courier New" w:hAnsi="Courier New" w:eastAsia="Courier New" w:cs="Courier New"/>
-          <w:sz w:val="15"/>
-        </w:rPr>
-        <w:t>processed go to a dead-letter queue instead of being retried for ever.</w:t>
-      </w:r>
-    </w:p>
-    <w:p>
-      <w:pPr>
-        <w:pStyle w:val="CodeListing"/>
-        <w:keepNext w:val="0"/>
-        <w:shd w:val="clear" w:color="auto" w:fill="F2F2F2"/>
-      </w:pPr>
-      <w:r>
-        <w:rPr>
-          <w:rFonts w:ascii="Courier New" w:hAnsi="Courier New" w:eastAsia="Courier New" w:cs="Courier New"/>
-          <w:sz w:val="15"/>
-        </w:rPr>
-        <w:t>"""</w:t>
-      </w:r>
-    </w:p>
-    <w:p>
-      <w:pPr>
-        <w:pStyle w:val="CodeListing"/>
-        <w:keepNext w:val="0"/>
-        <w:shd w:val="clear" w:color="auto" w:fill="F2F2F2"/>
-      </w:pPr>
-      <w:r>
-        <w:rPr>
-          <w:rFonts w:ascii="Courier New" w:hAnsi="Courier New" w:eastAsia="Courier New" w:cs="Courier New"/>
-          <w:sz w:val="15"/>
-        </w:rPr>
-        <w:t>import json</w:t>
-      </w:r>
-    </w:p>
-    <w:p>
-      <w:pPr>
-        <w:pStyle w:val="CodeListing"/>
-        <w:keepNext w:val="0"/>
-        <w:shd w:val="clear" w:color="auto" w:fill="F2F2F2"/>
-      </w:pPr>
-      <w:r>
-        <w:rPr>
-          <w:rFonts w:ascii="Courier New" w:hAnsi="Courier New" w:eastAsia="Courier New" w:cs="Courier New"/>
-          <w:sz w:val="15"/>
-        </w:rPr>
-        <w:t>import logging</w:t>
-      </w:r>
-    </w:p>
-    <w:p>
-      <w:pPr>
-        <w:pStyle w:val="CodeListing"/>
-        <w:keepNext w:val="0"/>
-        <w:shd w:val="clear" w:color="auto" w:fill="F2F2F2"/>
-      </w:pPr>
-      <w:r>
-        <w:rPr>
-          <w:rFonts w:ascii="Courier New" w:hAnsi="Courier New" w:eastAsia="Courier New" w:cs="Courier New"/>
-          <w:sz w:val="15"/>
-        </w:rPr>
-        <w:t>import threading</w:t>
-      </w:r>
-    </w:p>
-    <w:p>
-      <w:pPr>
-        <w:pStyle w:val="CodeListing"/>
-        <w:keepNext w:val="0"/>
-        <w:shd w:val="clear" w:color="auto" w:fill="F2F2F2"/>
-      </w:pPr>
-      <w:r>
-        <w:rPr>
-          <w:rFonts w:ascii="Courier New" w:hAnsi="Courier New" w:eastAsia="Courier New" w:cs="Courier New"/>
-          <w:sz w:val="15"/>
-        </w:rPr>
-        <w:t>import time</w:t>
-      </w:r>
-    </w:p>
-    <w:p>
-      <w:pPr>
-        <w:pStyle w:val="CodeListing"/>
-        <w:keepNext w:val="0"/>
-        <w:shd w:val="clear" w:color="auto" w:fill="F2F2F2"/>
-      </w:pPr>
-      <w:r>
-        <w:rPr>
-          <w:rFonts w:ascii="Courier New" w:hAnsi="Courier New" w:eastAsia="Courier New" w:cs="Courier New"/>
-          <w:sz w:val="15"/>
-        </w:rPr>
-        <w:t xml:space="preserve"> </w:t>
-      </w:r>
-    </w:p>
-    <w:p>
-      <w:pPr>
-        <w:pStyle w:val="CodeListing"/>
-        <w:keepNext w:val="0"/>
-        <w:shd w:val="clear" w:color="auto" w:fill="F2F2F2"/>
-      </w:pPr>
-      <w:r>
-        <w:rPr>
-          <w:rFonts w:ascii="Courier New" w:hAnsi="Courier New" w:eastAsia="Courier New" w:cs="Courier New"/>
-          <w:sz w:val="15"/>
-        </w:rPr>
-        <w:t>import pika</w:t>
-      </w:r>
-    </w:p>
-    <w:p>
-      <w:pPr>
-        <w:pStyle w:val="CodeListing"/>
-        <w:keepNext w:val="0"/>
-        <w:shd w:val="clear" w:color="auto" w:fill="F2F2F2"/>
-      </w:pPr>
-      <w:r>
-        <w:rPr>
-          <w:rFonts w:ascii="Courier New" w:hAnsi="Courier New" w:eastAsia="Courier New" w:cs="Courier New"/>
-          <w:sz w:val="15"/>
-        </w:rPr>
-        <w:t>from pymongo.errors import PyMongoError</w:t>
-      </w:r>
-    </w:p>
-    <w:p>
-      <w:pPr>
-        <w:pStyle w:val="CodeListing"/>
-        <w:keepNext w:val="0"/>
-        <w:shd w:val="clear" w:color="auto" w:fill="F2F2F2"/>
-      </w:pPr>
-      <w:r>
-        <w:rPr>
-          <w:rFonts w:ascii="Courier New" w:hAnsi="Courier New" w:eastAsia="Courier New" w:cs="Courier New"/>
-          <w:sz w:val="15"/>
-        </w:rPr>
-        <w:t xml:space="preserve"> </w:t>
-      </w:r>
-    </w:p>
-    <w:p>
-      <w:pPr>
-        <w:pStyle w:val="CodeListing"/>
-        <w:keepNext w:val="0"/>
-        <w:shd w:val="clear" w:color="auto" w:fill="F2F2F2"/>
-      </w:pPr>
-      <w:r>
-        <w:rPr>
-          <w:rFonts w:ascii="Courier New" w:hAnsi="Courier New" w:eastAsia="Courier New" w:cs="Courier New"/>
-          <w:sz w:val="15"/>
-        </w:rPr>
-        <w:t>from . import config, store</w:t>
-      </w:r>
-    </w:p>
-    <w:p>
-      <w:pPr>
-        <w:pStyle w:val="CodeListing"/>
-        <w:keepNext w:val="0"/>
-        <w:shd w:val="clear" w:color="auto" w:fill="F2F2F2"/>
-      </w:pPr>
-      <w:r>
-        <w:rPr>
-          <w:rFonts w:ascii="Courier New" w:hAnsi="Courier New" w:eastAsia="Courier New" w:cs="Courier New"/>
-          <w:sz w:val="15"/>
-        </w:rPr>
-        <w:t>from .handlers import MalformedEvent, build_notification</w:t>
-      </w:r>
-    </w:p>
-    <w:p>
-      <w:pPr>
-        <w:pStyle w:val="CodeListing"/>
-        <w:keepNext w:val="0"/>
-        <w:shd w:val="clear" w:color="auto" w:fill="F2F2F2"/>
-      </w:pPr>
-      <w:r>
-        <w:rPr>
-          <w:rFonts w:ascii="Courier New" w:hAnsi="Courier New" w:eastAsia="Courier New" w:cs="Courier New"/>
-          <w:sz w:val="15"/>
-        </w:rPr>
-        <w:t>from .logging_setup import correlation_id, log_event</w:t>
-      </w:r>
-    </w:p>
-    <w:p>
-      <w:pPr>
-        <w:pStyle w:val="CodeListing"/>
-        <w:keepNext w:val="0"/>
-        <w:shd w:val="clear" w:color="auto" w:fill="F2F2F2"/>
-      </w:pPr>
-      <w:r>
-        <w:rPr>
-          <w:rFonts w:ascii="Courier New" w:hAnsi="Courier New" w:eastAsia="Courier New" w:cs="Courier New"/>
-          <w:sz w:val="15"/>
-        </w:rPr>
-        <w:t xml:space="preserve"> </w:t>
-      </w:r>
-    </w:p>
-    <w:p>
-      <w:pPr>
-        <w:pStyle w:val="CodeListing"/>
-        <w:keepNext w:val="0"/>
-        <w:shd w:val="clear" w:color="auto" w:fill="F2F2F2"/>
-      </w:pPr>
-      <w:r>
-        <w:rPr>
-          <w:rFonts w:ascii="Courier New" w:hAnsi="Courier New" w:eastAsia="Courier New" w:cs="Courier New"/>
-          <w:sz w:val="15"/>
-        </w:rPr>
-        <w:t>log = logging.getLogger("notification.consumer")</w:t>
-      </w:r>
-    </w:p>
-    <w:p>
-      <w:pPr>
-        <w:pStyle w:val="CodeListing"/>
-        <w:keepNext w:val="0"/>
-        <w:shd w:val="clear" w:color="auto" w:fill="F2F2F2"/>
-      </w:pPr>
-      <w:r>
-        <w:rPr>
-          <w:rFonts w:ascii="Courier New" w:hAnsi="Courier New" w:eastAsia="Courier New" w:cs="Courier New"/>
-          <w:sz w:val="15"/>
-        </w:rPr>
-        <w:t>DEAD_LETTER_EXCHANGE = f"{config.EVENTS_EXCHANGE}.dlx"</w:t>
-      </w:r>
-    </w:p>
-    <w:p>
-      <w:pPr>
-        <w:pStyle w:val="CodeListing"/>
-        <w:keepNext w:val="0"/>
-        <w:shd w:val="clear" w:color="auto" w:fill="F2F2F2"/>
-      </w:pPr>
-      <w:r>
-        <w:rPr>
-          <w:rFonts w:ascii="Courier New" w:hAnsi="Courier New" w:eastAsia="Courier New" w:cs="Courier New"/>
-          <w:sz w:val="15"/>
-        </w:rPr>
-        <w:t>DEAD_LETTER_QUEUE = f"{config.QUEUE_NAME}.dlq"</w:t>
-      </w:r>
-    </w:p>
-    <w:p>
-      <w:pPr>
-        <w:pStyle w:val="CodeListing"/>
-        <w:keepNext w:val="0"/>
-        <w:shd w:val="clear" w:color="auto" w:fill="F2F2F2"/>
-      </w:pPr>
-      <w:r>
-        <w:rPr>
-          <w:rFonts w:ascii="Courier New" w:hAnsi="Courier New" w:eastAsia="Courier New" w:cs="Courier New"/>
-          <w:sz w:val="15"/>
-        </w:rPr>
-        <w:t xml:space="preserve"> </w:t>
-      </w:r>
-    </w:p>
-    <w:p>
-      <w:pPr>
-        <w:pStyle w:val="CodeListing"/>
-        <w:keepNext w:val="0"/>
-        <w:shd w:val="clear" w:color="auto" w:fill="F2F2F2"/>
-      </w:pPr>
-      <w:r>
-        <w:rPr>
-          <w:rFonts w:ascii="Courier New" w:hAnsi="Courier New" w:eastAsia="Courier New" w:cs="Courier New"/>
-          <w:sz w:val="15"/>
-        </w:rPr>
-        <w:t xml:space="preserve"> </w:t>
-      </w:r>
-    </w:p>
-    <w:p>
-      <w:pPr>
-        <w:pStyle w:val="CodeListing"/>
-        <w:keepNext w:val="0"/>
-        <w:shd w:val="clear" w:color="auto" w:fill="F2F2F2"/>
-      </w:pPr>
-      <w:r>
-        <w:rPr>
-          <w:rFonts w:ascii="Courier New" w:hAnsi="Courier New" w:eastAsia="Courier New" w:cs="Courier New"/>
-          <w:sz w:val="15"/>
-        </w:rPr>
-        <w:t>class OrderPlacedConsumer(threading.Thread):</w:t>
-      </w:r>
-    </w:p>
-    <w:p>
-      <w:pPr>
-        <w:pStyle w:val="CodeListing"/>
-        <w:keepNext w:val="0"/>
-        <w:shd w:val="clear" w:color="auto" w:fill="F2F2F2"/>
-      </w:pPr>
-      <w:r>
-        <w:rPr>
-          <w:rFonts w:ascii="Courier New" w:hAnsi="Courier New" w:eastAsia="Courier New" w:cs="Courier New"/>
-          <w:sz w:val="15"/>
-        </w:rPr>
-        <w:t xml:space="preserve">    def __init__(self) -&gt; None:</w:t>
-      </w:r>
-    </w:p>
-    <w:p>
-      <w:pPr>
-        <w:pStyle w:val="CodeListing"/>
-        <w:keepNext w:val="0"/>
-        <w:shd w:val="clear" w:color="auto" w:fill="F2F2F2"/>
-      </w:pPr>
-      <w:r>
-        <w:rPr>
-          <w:rFonts w:ascii="Courier New" w:hAnsi="Courier New" w:eastAsia="Courier New" w:cs="Courier New"/>
-          <w:sz w:val="15"/>
-        </w:rPr>
-        <w:t xml:space="preserve">        super().__init__(name="order-placed-consumer", daemon=True)</w:t>
-      </w:r>
-    </w:p>
-    <w:p>
-      <w:pPr>
-        <w:pStyle w:val="CodeListing"/>
-        <w:keepNext w:val="0"/>
-        <w:shd w:val="clear" w:color="auto" w:fill="F2F2F2"/>
-      </w:pPr>
-      <w:r>
-        <w:rPr>
-          <w:rFonts w:ascii="Courier New" w:hAnsi="Courier New" w:eastAsia="Courier New" w:cs="Courier New"/>
-          <w:sz w:val="15"/>
-        </w:rPr>
-        <w:t xml:space="preserve">        self.connected = False</w:t>
-      </w:r>
-    </w:p>
-    <w:p>
-      <w:pPr>
-        <w:pStyle w:val="CodeListing"/>
-        <w:keepNext w:val="0"/>
-        <w:shd w:val="clear" w:color="auto" w:fill="F2F2F2"/>
-      </w:pPr>
-      <w:r>
-        <w:rPr>
-          <w:rFonts w:ascii="Courier New" w:hAnsi="Courier New" w:eastAsia="Courier New" w:cs="Courier New"/>
-          <w:sz w:val="15"/>
-        </w:rPr>
-        <w:t xml:space="preserve"> </w:t>
-      </w:r>
-    </w:p>
-    <w:p>
-      <w:pPr>
-        <w:pStyle w:val="CodeListing"/>
-        <w:keepNext w:val="0"/>
-        <w:shd w:val="clear" w:color="auto" w:fill="F2F2F2"/>
-      </w:pPr>
-      <w:r>
-        <w:rPr>
-          <w:rFonts w:ascii="Courier New" w:hAnsi="Courier New" w:eastAsia="Courier New" w:cs="Courier New"/>
-          <w:sz w:val="15"/>
-        </w:rPr>
-        <w:t xml:space="preserve">    def run(self) -&gt; None:</w:t>
-      </w:r>
-    </w:p>
-    <w:p>
-      <w:pPr>
-        <w:pStyle w:val="CodeListing"/>
-        <w:keepNext w:val="0"/>
-        <w:shd w:val="clear" w:color="auto" w:fill="F2F2F2"/>
-      </w:pPr>
-      <w:r>
-        <w:rPr>
-          <w:rFonts w:ascii="Courier New" w:hAnsi="Courier New" w:eastAsia="Courier New" w:cs="Courier New"/>
-          <w:sz w:val="15"/>
-        </w:rPr>
-        <w:t xml:space="preserve">        while True:</w:t>
-      </w:r>
-    </w:p>
-    <w:p>
-      <w:pPr>
-        <w:pStyle w:val="CodeListing"/>
-        <w:keepNext w:val="0"/>
-        <w:shd w:val="clear" w:color="auto" w:fill="F2F2F2"/>
-      </w:pPr>
-      <w:r>
-        <w:rPr>
-          <w:rFonts w:ascii="Courier New" w:hAnsi="Courier New" w:eastAsia="Courier New" w:cs="Courier New"/>
-          <w:sz w:val="15"/>
-        </w:rPr>
-        <w:t xml:space="preserve">            try:</w:t>
-      </w:r>
-    </w:p>
-    <w:p>
-      <w:pPr>
-        <w:pStyle w:val="CodeListing"/>
-        <w:keepNext w:val="0"/>
-        <w:shd w:val="clear" w:color="auto" w:fill="F2F2F2"/>
-      </w:pPr>
-      <w:r>
-        <w:rPr>
-          <w:rFonts w:ascii="Courier New" w:hAnsi="Courier New" w:eastAsia="Courier New" w:cs="Courier New"/>
-          <w:sz w:val="15"/>
-        </w:rPr>
-        <w:t xml:space="preserve">                connection = pika.BlockingConnection(pika.URLParameters(config.RABBITMQ_URL))</w:t>
-      </w:r>
-    </w:p>
-    <w:p>
-      <w:pPr>
-        <w:pStyle w:val="CodeListing"/>
-        <w:keepNext w:val="0"/>
-        <w:shd w:val="clear" w:color="auto" w:fill="F2F2F2"/>
-      </w:pPr>
-      <w:r>
-        <w:rPr>
-          <w:rFonts w:ascii="Courier New" w:hAnsi="Courier New" w:eastAsia="Courier New" w:cs="Courier New"/>
-          <w:sz w:val="15"/>
-        </w:rPr>
-        <w:t xml:space="preserve">                channel = connection.channel()</w:t>
-      </w:r>
-    </w:p>
-    <w:p>
-      <w:pPr>
-        <w:pStyle w:val="CodeListing"/>
-        <w:keepNext w:val="0"/>
-        <w:shd w:val="clear" w:color="auto" w:fill="F2F2F2"/>
-      </w:pPr>
-      <w:r>
-        <w:rPr>
-          <w:rFonts w:ascii="Courier New" w:hAnsi="Courier New" w:eastAsia="Courier New" w:cs="Courier New"/>
-          <w:sz w:val="15"/>
-        </w:rPr>
-        <w:t xml:space="preserve">                self.declare_topology(channel)</w:t>
-      </w:r>
-    </w:p>
-    <w:p>
-      <w:pPr>
-        <w:pStyle w:val="CodeListing"/>
-        <w:keepNext w:val="0"/>
-        <w:shd w:val="clear" w:color="auto" w:fill="F2F2F2"/>
-      </w:pPr>
-      <w:r>
-        <w:rPr>
-          <w:rFonts w:ascii="Courier New" w:hAnsi="Courier New" w:eastAsia="Courier New" w:cs="Courier New"/>
-          <w:sz w:val="15"/>
-        </w:rPr>
-        <w:t xml:space="preserve">                channel.basic_qos(prefetch_count=10)  # at most 10 unacknowledged messages at a time</w:t>
-      </w:r>
-    </w:p>
-    <w:p>
-      <w:pPr>
-        <w:pStyle w:val="CodeListing"/>
-        <w:keepNext w:val="0"/>
-        <w:shd w:val="clear" w:color="auto" w:fill="F2F2F2"/>
-      </w:pPr>
-      <w:r>
-        <w:rPr>
-          <w:rFonts w:ascii="Courier New" w:hAnsi="Courier New" w:eastAsia="Courier New" w:cs="Courier New"/>
-          <w:sz w:val="15"/>
-        </w:rPr>
-        <w:t xml:space="preserve">                channel.basic_consume(queue=config.QUEUE_NAME, on_message_callback=self.on_message)</w:t>
-      </w:r>
-    </w:p>
-    <w:p>
-      <w:pPr>
-        <w:pStyle w:val="CodeListing"/>
-        <w:keepNext w:val="0"/>
-        <w:shd w:val="clear" w:color="auto" w:fill="F2F2F2"/>
-      </w:pPr>
-      <w:r>
-        <w:rPr>
-          <w:rFonts w:ascii="Courier New" w:hAnsi="Courier New" w:eastAsia="Courier New" w:cs="Courier New"/>
-          <w:sz w:val="15"/>
-        </w:rPr>
-        <w:t xml:space="preserve">                self.connected = True</w:t>
-      </w:r>
-    </w:p>
-    <w:p>
-      <w:pPr>
-        <w:pStyle w:val="CodeListing"/>
-        <w:keepNext w:val="0"/>
-        <w:shd w:val="clear" w:color="auto" w:fill="F2F2F2"/>
-      </w:pPr>
-      <w:r>
-        <w:rPr>
-          <w:rFonts w:ascii="Courier New" w:hAnsi="Courier New" w:eastAsia="Courier New" w:cs="Courier New"/>
-          <w:sz w:val="15"/>
-        </w:rPr>
-        <w:t xml:space="preserve">                log_event(log, logging.INFO, "consumer.started", f"Consuming from {config.QUEUE_NAME}")</w:t>
-      </w:r>
-    </w:p>
-    <w:p>
-      <w:pPr>
-        <w:pStyle w:val="CodeListing"/>
-        <w:keepNext w:val="0"/>
-        <w:shd w:val="clear" w:color="auto" w:fill="F2F2F2"/>
-      </w:pPr>
-      <w:r>
-        <w:rPr>
-          <w:rFonts w:ascii="Courier New" w:hAnsi="Courier New" w:eastAsia="Courier New" w:cs="Courier New"/>
-          <w:sz w:val="15"/>
-        </w:rPr>
-        <w:t xml:space="preserve">                channel.start_consuming()</w:t>
-      </w:r>
-    </w:p>
-    <w:p>
-      <w:pPr>
-        <w:pStyle w:val="CodeListing"/>
-        <w:keepNext w:val="0"/>
-        <w:shd w:val="clear" w:color="auto" w:fill="F2F2F2"/>
-      </w:pPr>
-      <w:r>
-        <w:rPr>
-          <w:rFonts w:ascii="Courier New" w:hAnsi="Courier New" w:eastAsia="Courier New" w:cs="Courier New"/>
-          <w:sz w:val="15"/>
-        </w:rPr>
-        <w:t xml:space="preserve">            except pika.exceptions.AMQPError as error:</w:t>
-      </w:r>
-    </w:p>
-    <w:p>
-      <w:pPr>
-        <w:pStyle w:val="CodeListing"/>
-        <w:keepNext w:val="0"/>
-        <w:shd w:val="clear" w:color="auto" w:fill="F2F2F2"/>
-      </w:pPr>
-      <w:r>
-        <w:rPr>
-          <w:rFonts w:ascii="Courier New" w:hAnsi="Courier New" w:eastAsia="Courier New" w:cs="Courier New"/>
-          <w:sz w:val="15"/>
-        </w:rPr>
-        <w:t xml:space="preserve">                self.connected = False</w:t>
-      </w:r>
-    </w:p>
-    <w:p>
-      <w:pPr>
-        <w:pStyle w:val="CodeListing"/>
-        <w:keepNext w:val="0"/>
-        <w:shd w:val="clear" w:color="auto" w:fill="F2F2F2"/>
-      </w:pPr>
-      <w:r>
-        <w:rPr>
-          <w:rFonts w:ascii="Courier New" w:hAnsi="Courier New" w:eastAsia="Courier New" w:cs="Courier New"/>
-          <w:sz w:val="15"/>
-        </w:rPr>
-        <w:t xml:space="preserve">                log_event(log, logging.WARNING, "consumer.reconnect",</w:t>
-      </w:r>
-    </w:p>
-    <w:p>
-      <w:pPr>
-        <w:pStyle w:val="CodeListing"/>
-        <w:keepNext w:val="0"/>
-        <w:shd w:val="clear" w:color="auto" w:fill="F2F2F2"/>
-      </w:pPr>
-      <w:r>
-        <w:rPr>
-          <w:rFonts w:ascii="Courier New" w:hAnsi="Courier New" w:eastAsia="Courier New" w:cs="Courier New"/>
-          <w:sz w:val="15"/>
-        </w:rPr>
-        <w:t xml:space="preserve">                          f"Broker connection lost, retrying in 3 s: {error!r}")</w:t>
-      </w:r>
-    </w:p>
-    <w:p>
-      <w:pPr>
-        <w:pStyle w:val="CodeListing"/>
-        <w:keepNext w:val="0"/>
-        <w:shd w:val="clear" w:color="auto" w:fill="F2F2F2"/>
-      </w:pPr>
-      <w:r>
-        <w:rPr>
-          <w:rFonts w:ascii="Courier New" w:hAnsi="Courier New" w:eastAsia="Courier New" w:cs="Courier New"/>
-          <w:sz w:val="15"/>
-        </w:rPr>
-        <w:t xml:space="preserve">                time.sleep(3)</w:t>
-      </w:r>
-    </w:p>
-    <w:p>
-      <w:pPr>
-        <w:pStyle w:val="CodeListing"/>
-        <w:keepNext w:val="0"/>
-        <w:shd w:val="clear" w:color="auto" w:fill="F2F2F2"/>
-      </w:pPr>
-      <w:r>
-        <w:rPr>
-          <w:rFonts w:ascii="Courier New" w:hAnsi="Courier New" w:eastAsia="Courier New" w:cs="Courier New"/>
-          <w:sz w:val="15"/>
-        </w:rPr>
-        <w:t xml:space="preserve"> </w:t>
-      </w:r>
-    </w:p>
-    <w:p>
-      <w:pPr>
-        <w:pStyle w:val="CodeListing"/>
-        <w:keepNext w:val="0"/>
-        <w:shd w:val="clear" w:color="auto" w:fill="F2F2F2"/>
-      </w:pPr>
-      <w:r>
-        <w:rPr>
-          <w:rFonts w:ascii="Courier New" w:hAnsi="Courier New" w:eastAsia="Courier New" w:cs="Courier New"/>
-          <w:sz w:val="15"/>
-        </w:rPr>
-        <w:t xml:space="preserve">    @staticmethod</w:t>
-      </w:r>
-    </w:p>
-    <w:p>
-      <w:pPr>
-        <w:pStyle w:val="CodeListing"/>
-        <w:keepNext w:val="0"/>
-        <w:shd w:val="clear" w:color="auto" w:fill="F2F2F2"/>
-      </w:pPr>
-      <w:r>
-        <w:rPr>
-          <w:rFonts w:ascii="Courier New" w:hAnsi="Courier New" w:eastAsia="Courier New" w:cs="Courier New"/>
-          <w:sz w:val="15"/>
-        </w:rPr>
-        <w:t xml:space="preserve">    def declare_topology(channel) -&gt; None:</w:t>
-      </w:r>
-    </w:p>
-    <w:p>
-      <w:pPr>
-        <w:pStyle w:val="CodeListing"/>
-        <w:keepNext w:val="0"/>
-        <w:shd w:val="clear" w:color="auto" w:fill="F2F2F2"/>
-      </w:pPr>
-      <w:r>
-        <w:rPr>
-          <w:rFonts w:ascii="Courier New" w:hAnsi="Courier New" w:eastAsia="Courier New" w:cs="Courier New"/>
-          <w:sz w:val="15"/>
-        </w:rPr>
-        <w:t xml:space="preserve">        """The consumer owns its queue: durable, bound to order.placed, with a dead-letter queue."""</w:t>
-      </w:r>
-    </w:p>
-    <w:p>
-      <w:pPr>
-        <w:pStyle w:val="CodeListing"/>
-        <w:keepNext w:val="0"/>
-        <w:shd w:val="clear" w:color="auto" w:fill="F2F2F2"/>
-      </w:pPr>
-      <w:r>
-        <w:rPr>
-          <w:rFonts w:ascii="Courier New" w:hAnsi="Courier New" w:eastAsia="Courier New" w:cs="Courier New"/>
-          <w:sz w:val="15"/>
-        </w:rPr>
-        <w:t xml:space="preserve">        channel.exchange_declare(config.EVENTS_EXCHANGE, exchange_type="topic", durable=True)</w:t>
-      </w:r>
-    </w:p>
-    <w:p>
-      <w:pPr>
-        <w:pStyle w:val="CodeListing"/>
-        <w:keepNext w:val="0"/>
-        <w:shd w:val="clear" w:color="auto" w:fill="F2F2F2"/>
-      </w:pPr>
-      <w:r>
-        <w:rPr>
-          <w:rFonts w:ascii="Courier New" w:hAnsi="Courier New" w:eastAsia="Courier New" w:cs="Courier New"/>
-          <w:sz w:val="15"/>
-        </w:rPr>
-        <w:t xml:space="preserve">        channel.exchange_declare(DEAD_LETTER_EXCHANGE, exchange_type="fanout", durable=True)</w:t>
-      </w:r>
-    </w:p>
-    <w:p>
-      <w:pPr>
-        <w:pStyle w:val="CodeListing"/>
-        <w:keepNext w:val="0"/>
-        <w:shd w:val="clear" w:color="auto" w:fill="F2F2F2"/>
-      </w:pPr>
-      <w:r>
-        <w:rPr>
-          <w:rFonts w:ascii="Courier New" w:hAnsi="Courier New" w:eastAsia="Courier New" w:cs="Courier New"/>
-          <w:sz w:val="15"/>
-        </w:rPr>
-        <w:t xml:space="preserve">        channel.queue_declare(DEAD_LETTER_QUEUE, durable=True)</w:t>
-      </w:r>
-    </w:p>
-    <w:p>
-      <w:pPr>
-        <w:pStyle w:val="CodeListing"/>
-        <w:keepNext w:val="0"/>
-        <w:shd w:val="clear" w:color="auto" w:fill="F2F2F2"/>
-      </w:pPr>
-      <w:r>
-        <w:rPr>
-          <w:rFonts w:ascii="Courier New" w:hAnsi="Courier New" w:eastAsia="Courier New" w:cs="Courier New"/>
-          <w:sz w:val="15"/>
-        </w:rPr>
-        <w:t xml:space="preserve">        channel.queue_bind(DEAD_LETTER_QUEUE, DEAD_LETTER_EXCHANGE)</w:t>
-      </w:r>
-    </w:p>
-    <w:p>
-      <w:pPr>
-        <w:pStyle w:val="CodeListing"/>
-        <w:keepNext w:val="0"/>
-        <w:shd w:val="clear" w:color="auto" w:fill="F2F2F2"/>
-      </w:pPr>
-      <w:r>
-        <w:rPr>
-          <w:rFonts w:ascii="Courier New" w:hAnsi="Courier New" w:eastAsia="Courier New" w:cs="Courier New"/>
-          <w:sz w:val="15"/>
-        </w:rPr>
-        <w:t xml:space="preserve">        channel.queue_declare(config.QUEUE_NAME, durable=True,</w:t>
-      </w:r>
-    </w:p>
-    <w:p>
-      <w:pPr>
-        <w:pStyle w:val="CodeListing"/>
-        <w:keepNext w:val="0"/>
-        <w:shd w:val="clear" w:color="auto" w:fill="F2F2F2"/>
-      </w:pPr>
-      <w:r>
-        <w:rPr>
-          <w:rFonts w:ascii="Courier New" w:hAnsi="Courier New" w:eastAsia="Courier New" w:cs="Courier New"/>
-          <w:sz w:val="15"/>
-        </w:rPr>
-        <w:t xml:space="preserve">                              arguments={"x-dead-letter-exchange": DEAD_LETTER_EXCHANGE})</w:t>
-      </w:r>
-    </w:p>
-    <w:p>
-      <w:pPr>
-        <w:pStyle w:val="CodeListing"/>
-        <w:keepNext w:val="0"/>
-        <w:shd w:val="clear" w:color="auto" w:fill="F2F2F2"/>
-      </w:pPr>
-      <w:r>
-        <w:rPr>
-          <w:rFonts w:ascii="Courier New" w:hAnsi="Courier New" w:eastAsia="Courier New" w:cs="Courier New"/>
-          <w:sz w:val="15"/>
-        </w:rPr>
-        <w:t xml:space="preserve">        channel.queue_bind(config.QUEUE_NAME, config.EVENTS_EXCHANGE, routing_key="order.placed")</w:t>
-      </w:r>
-    </w:p>
-    <w:p>
-      <w:pPr>
-        <w:pStyle w:val="CodeListing"/>
-        <w:keepNext w:val="0"/>
-        <w:shd w:val="clear" w:color="auto" w:fill="F2F2F2"/>
-      </w:pPr>
-      <w:r>
-        <w:rPr>
-          <w:rFonts w:ascii="Courier New" w:hAnsi="Courier New" w:eastAsia="Courier New" w:cs="Courier New"/>
-          <w:sz w:val="15"/>
-        </w:rPr>
-        <w:t xml:space="preserve"> </w:t>
-      </w:r>
-    </w:p>
-    <w:p>
-      <w:pPr>
-        <w:pStyle w:val="CodeListing"/>
-        <w:keepNext w:val="0"/>
-        <w:shd w:val="clear" w:color="auto" w:fill="F2F2F2"/>
-      </w:pPr>
-      <w:r>
-        <w:rPr>
-          <w:rFonts w:ascii="Courier New" w:hAnsi="Courier New" w:eastAsia="Courier New" w:cs="Courier New"/>
-          <w:sz w:val="15"/>
-        </w:rPr>
-        <w:t xml:space="preserve">    def on_message(self, channel, method, properties, body) -&gt; None:</w:t>
-      </w:r>
-    </w:p>
-    <w:p>
-      <w:pPr>
-        <w:pStyle w:val="CodeListing"/>
-        <w:keepNext w:val="0"/>
-        <w:shd w:val="clear" w:color="auto" w:fill="F2F2F2"/>
-      </w:pPr>
-      <w:r>
-        <w:rPr>
-          <w:rFonts w:ascii="Courier New" w:hAnsi="Courier New" w:eastAsia="Courier New" w:cs="Courier New"/>
-          <w:sz w:val="15"/>
-        </w:rPr>
-        <w:t xml:space="preserve">        token = correlation_id.set(properties.correlation_id)  # same ID the Order service logged</w:t>
-      </w:r>
-    </w:p>
-    <w:p>
-      <w:pPr>
-        <w:pStyle w:val="CodeListing"/>
-        <w:keepNext w:val="0"/>
-        <w:shd w:val="clear" w:color="auto" w:fill="F2F2F2"/>
-      </w:pPr>
-      <w:r>
-        <w:rPr>
-          <w:rFonts w:ascii="Courier New" w:hAnsi="Courier New" w:eastAsia="Courier New" w:cs="Courier New"/>
-          <w:sz w:val="15"/>
-        </w:rPr>
-        <w:t xml:space="preserve">        try:</w:t>
-      </w:r>
-    </w:p>
-    <w:p>
-      <w:pPr>
-        <w:pStyle w:val="CodeListing"/>
-        <w:keepNext w:val="0"/>
-        <w:shd w:val="clear" w:color="auto" w:fill="F2F2F2"/>
-      </w:pPr>
-      <w:r>
-        <w:rPr>
-          <w:rFonts w:ascii="Courier New" w:hAnsi="Courier New" w:eastAsia="Courier New" w:cs="Courier New"/>
-          <w:sz w:val="15"/>
-        </w:rPr>
-        <w:t xml:space="preserve">            event = json.loads(body)</w:t>
-      </w:r>
-    </w:p>
-    <w:p>
-      <w:pPr>
-        <w:pStyle w:val="CodeListing"/>
-        <w:keepNext w:val="0"/>
-        <w:shd w:val="clear" w:color="auto" w:fill="F2F2F2"/>
-      </w:pPr>
-      <w:r>
-        <w:rPr>
-          <w:rFonts w:ascii="Courier New" w:hAnsi="Courier New" w:eastAsia="Courier New" w:cs="Courier New"/>
-          <w:sz w:val="15"/>
-        </w:rPr>
-        <w:t xml:space="preserve">            log_event(log, logging.INFO, "event.received", f"Received {event.get('event_type')}",</w:t>
-      </w:r>
-    </w:p>
-    <w:p>
-      <w:pPr>
-        <w:pStyle w:val="CodeListing"/>
-        <w:keepNext w:val="0"/>
-        <w:shd w:val="clear" w:color="auto" w:fill="F2F2F2"/>
-      </w:pPr>
-      <w:r>
-        <w:rPr>
-          <w:rFonts w:ascii="Courier New" w:hAnsi="Courier New" w:eastAsia="Courier New" w:cs="Courier New"/>
-          <w:sz w:val="15"/>
-        </w:rPr>
-        <w:t xml:space="preserve">                      event_id=event.get("event_id"), order_id=event.get("data", {}).get("order_id"))</w:t>
-      </w:r>
-    </w:p>
-    <w:p>
-      <w:pPr>
-        <w:pStyle w:val="CodeListing"/>
-        <w:keepNext w:val="0"/>
-        <w:shd w:val="clear" w:color="auto" w:fill="F2F2F2"/>
-      </w:pPr>
-      <w:r>
-        <w:rPr>
-          <w:rFonts w:ascii="Courier New" w:hAnsi="Courier New" w:eastAsia="Courier New" w:cs="Courier New"/>
-          <w:sz w:val="15"/>
-        </w:rPr>
-        <w:t xml:space="preserve">            notification = build_notification(event)</w:t>
-      </w:r>
-    </w:p>
-    <w:p>
-      <w:pPr>
-        <w:pStyle w:val="CodeListing"/>
-        <w:keepNext w:val="0"/>
-        <w:shd w:val="clear" w:color="auto" w:fill="F2F2F2"/>
-      </w:pPr>
-      <w:r>
-        <w:rPr>
-          <w:rFonts w:ascii="Courier New" w:hAnsi="Courier New" w:eastAsia="Courier New" w:cs="Courier New"/>
-          <w:sz w:val="15"/>
-        </w:rPr>
-        <w:t xml:space="preserve">            if store.save(notification):</w:t>
-      </w:r>
-    </w:p>
-    <w:p>
-      <w:pPr>
-        <w:pStyle w:val="CodeListing"/>
-        <w:keepNext w:val="0"/>
-        <w:shd w:val="clear" w:color="auto" w:fill="F2F2F2"/>
-      </w:pPr>
-      <w:r>
-        <w:rPr>
-          <w:rFonts w:ascii="Courier New" w:hAnsi="Courier New" w:eastAsia="Courier New" w:cs="Courier New"/>
-          <w:sz w:val="15"/>
-        </w:rPr>
-        <w:t xml:space="preserve">                log_event(log, logging.INFO, "notification.sent",</w:t>
-      </w:r>
-    </w:p>
-    <w:p>
-      <w:pPr>
-        <w:pStyle w:val="CodeListing"/>
-        <w:keepNext w:val="0"/>
-        <w:shd w:val="clear" w:color="auto" w:fill="F2F2F2"/>
-      </w:pPr>
-      <w:r>
-        <w:rPr>
-          <w:rFonts w:ascii="Courier New" w:hAnsi="Courier New" w:eastAsia="Courier New" w:cs="Courier New"/>
-          <w:sz w:val="15"/>
-        </w:rPr>
-        <w:t xml:space="preserve">                          f"Order confirmation recorded for customer {notification['customer_id']}",</w:t>
-      </w:r>
-    </w:p>
-    <w:p>
-      <w:pPr>
-        <w:pStyle w:val="CodeListing"/>
-        <w:keepNext w:val="0"/>
-        <w:shd w:val="clear" w:color="auto" w:fill="F2F2F2"/>
-      </w:pPr>
-      <w:r>
-        <w:rPr>
-          <w:rFonts w:ascii="Courier New" w:hAnsi="Courier New" w:eastAsia="Courier New" w:cs="Courier New"/>
-          <w:sz w:val="15"/>
-        </w:rPr>
-        <w:t xml:space="preserve">                          order_id=notification["order_id"], event_id=notification["event_id"])</w:t>
-      </w:r>
-    </w:p>
-    <w:p>
-      <w:pPr>
-        <w:pStyle w:val="CodeListing"/>
-        <w:keepNext w:val="0"/>
-        <w:shd w:val="clear" w:color="auto" w:fill="F2F2F2"/>
-      </w:pPr>
-      <w:r>
-        <w:rPr>
-          <w:rFonts w:ascii="Courier New" w:hAnsi="Courier New" w:eastAsia="Courier New" w:cs="Courier New"/>
-          <w:sz w:val="15"/>
-        </w:rPr>
-        <w:t xml:space="preserve">            else:</w:t>
-      </w:r>
-    </w:p>
-    <w:p>
-      <w:pPr>
-        <w:pStyle w:val="CodeListing"/>
-        <w:keepNext w:val="0"/>
-        <w:shd w:val="clear" w:color="auto" w:fill="F2F2F2"/>
-      </w:pPr>
-      <w:r>
-        <w:rPr>
-          <w:rFonts w:ascii="Courier New" w:hAnsi="Courier New" w:eastAsia="Courier New" w:cs="Courier New"/>
-          <w:sz w:val="15"/>
-        </w:rPr>
-        <w:t xml:space="preserve">                log_event(log, logging.INFO, "event.duplicate",</w:t>
-      </w:r>
-    </w:p>
-    <w:p>
-      <w:pPr>
-        <w:pStyle w:val="CodeListing"/>
-        <w:keepNext w:val="0"/>
-        <w:shd w:val="clear" w:color="auto" w:fill="F2F2F2"/>
-      </w:pPr>
-      <w:r>
-        <w:rPr>
-          <w:rFonts w:ascii="Courier New" w:hAnsi="Courier New" w:eastAsia="Courier New" w:cs="Courier New"/>
-          <w:sz w:val="15"/>
-        </w:rPr>
-        <w:t xml:space="preserve">                          "Event already processed, ignored (idempotent consumer)",</w:t>
-      </w:r>
-    </w:p>
-    <w:p>
-      <w:pPr>
-        <w:pStyle w:val="CodeListing"/>
-        <w:keepNext w:val="0"/>
-        <w:shd w:val="clear" w:color="auto" w:fill="F2F2F2"/>
-      </w:pPr>
-      <w:r>
-        <w:rPr>
-          <w:rFonts w:ascii="Courier New" w:hAnsi="Courier New" w:eastAsia="Courier New" w:cs="Courier New"/>
-          <w:sz w:val="15"/>
-        </w:rPr>
-        <w:t xml:space="preserve">                          event_id=notification["event_id"])</w:t>
-      </w:r>
-    </w:p>
-    <w:p>
-      <w:pPr>
-        <w:pStyle w:val="CodeListing"/>
-        <w:keepNext w:val="0"/>
-        <w:shd w:val="clear" w:color="auto" w:fill="F2F2F2"/>
-      </w:pPr>
-      <w:r>
-        <w:rPr>
-          <w:rFonts w:ascii="Courier New" w:hAnsi="Courier New" w:eastAsia="Courier New" w:cs="Courier New"/>
-          <w:sz w:val="15"/>
-        </w:rPr>
-        <w:t xml:space="preserve">            channel.basic_ack(method.delivery_tag)</w:t>
-      </w:r>
-    </w:p>
-    <w:p>
-      <w:pPr>
-        <w:pStyle w:val="CodeListing"/>
-        <w:keepNext w:val="0"/>
-        <w:shd w:val="clear" w:color="auto" w:fill="F2F2F2"/>
-      </w:pPr>
-      <w:r>
-        <w:rPr>
-          <w:rFonts w:ascii="Courier New" w:hAnsi="Courier New" w:eastAsia="Courier New" w:cs="Courier New"/>
-          <w:sz w:val="15"/>
-        </w:rPr>
-        <w:t xml:space="preserve">        except (ValueError, MalformedEvent) as bad:  # bad JSON or missing fields: never retry</w:t>
-      </w:r>
-    </w:p>
-    <w:p>
-      <w:pPr>
-        <w:pStyle w:val="CodeListing"/>
-        <w:keepNext w:val="0"/>
-        <w:shd w:val="clear" w:color="auto" w:fill="F2F2F2"/>
-      </w:pPr>
-      <w:r>
-        <w:rPr>
-          <w:rFonts w:ascii="Courier New" w:hAnsi="Courier New" w:eastAsia="Courier New" w:cs="Courier New"/>
-          <w:sz w:val="15"/>
-        </w:rPr>
-        <w:t xml:space="preserve">            log_event(log, logging.ERROR, "event.rejected", f"Sent to dead-letter queue: {bad}")</w:t>
-      </w:r>
-    </w:p>
-    <w:p>
-      <w:pPr>
-        <w:pStyle w:val="CodeListing"/>
-        <w:keepNext w:val="0"/>
-        <w:shd w:val="clear" w:color="auto" w:fill="F2F2F2"/>
-      </w:pPr>
-      <w:r>
-        <w:rPr>
-          <w:rFonts w:ascii="Courier New" w:hAnsi="Courier New" w:eastAsia="Courier New" w:cs="Courier New"/>
-          <w:sz w:val="15"/>
-        </w:rPr>
-        <w:t xml:space="preserve">            channel.basic_nack(method.delivery_tag, requeue=False)</w:t>
-      </w:r>
-    </w:p>
-    <w:p>
-      <w:pPr>
-        <w:pStyle w:val="CodeListing"/>
-        <w:keepNext w:val="0"/>
-        <w:shd w:val="clear" w:color="auto" w:fill="F2F2F2"/>
-      </w:pPr>
-      <w:r>
-        <w:rPr>
-          <w:rFonts w:ascii="Courier New" w:hAnsi="Courier New" w:eastAsia="Courier New" w:cs="Courier New"/>
-          <w:sz w:val="15"/>
-        </w:rPr>
-        <w:t xml:space="preserve">        except PyMongoError as error:  # temporary: put it back and try again shortly</w:t>
-      </w:r>
-    </w:p>
-    <w:p>
-      <w:pPr>
-        <w:pStyle w:val="CodeListing"/>
-        <w:keepNext w:val="0"/>
-        <w:shd w:val="clear" w:color="auto" w:fill="F2F2F2"/>
-      </w:pPr>
-      <w:r>
-        <w:rPr>
-          <w:rFonts w:ascii="Courier New" w:hAnsi="Courier New" w:eastAsia="Courier New" w:cs="Courier New"/>
-          <w:sz w:val="15"/>
-        </w:rPr>
-        <w:t xml:space="preserve">            log_event(log, logging.WARNING, "store.unavailable", f"Will be redelivered: {error!r}")</w:t>
-      </w:r>
-    </w:p>
-    <w:p>
-      <w:pPr>
-        <w:pStyle w:val="CodeListing"/>
-        <w:keepNext w:val="0"/>
-        <w:shd w:val="clear" w:color="auto" w:fill="F2F2F2"/>
-      </w:pPr>
-      <w:r>
-        <w:rPr>
-          <w:rFonts w:ascii="Courier New" w:hAnsi="Courier New" w:eastAsia="Courier New" w:cs="Courier New"/>
-          <w:sz w:val="15"/>
-        </w:rPr>
-        <w:t xml:space="preserve">            time.sleep(2)</w:t>
-      </w:r>
-    </w:p>
-    <w:p>
-      <w:pPr>
-        <w:pStyle w:val="CodeListing"/>
-        <w:keepNext w:val="0"/>
-        <w:shd w:val="clear" w:color="auto" w:fill="F2F2F2"/>
-      </w:pPr>
-      <w:r>
-        <w:rPr>
-          <w:rFonts w:ascii="Courier New" w:hAnsi="Courier New" w:eastAsia="Courier New" w:cs="Courier New"/>
-          <w:sz w:val="15"/>
-        </w:rPr>
-        <w:t xml:space="preserve">            channel.basic_nack(method.delivery_tag, requeue=True)</w:t>
-      </w:r>
-    </w:p>
-    <w:p>
-      <w:pPr>
-        <w:pStyle w:val="CodeListing"/>
-        <w:keepNext w:val="0"/>
-        <w:shd w:val="clear" w:color="auto" w:fill="F2F2F2"/>
-      </w:pPr>
-      <w:r>
-        <w:rPr>
-          <w:rFonts w:ascii="Courier New" w:hAnsi="Courier New" w:eastAsia="Courier New" w:cs="Courier New"/>
-          <w:sz w:val="15"/>
-        </w:rPr>
-        <w:t xml:space="preserve">        finally:</w:t>
-      </w:r>
-    </w:p>
-    <w:p>
-      <w:pPr>
-        <w:pStyle w:val="CodeListing"/>
-        <w:keepNext w:val="0"/>
-        <w:shd w:val="clear" w:color="auto" w:fill="F2F2F2"/>
-      </w:pPr>
-      <w:r>
-        <w:rPr>
-          <w:rFonts w:ascii="Courier New" w:hAnsi="Courier New" w:eastAsia="Courier New" w:cs="Courier New"/>
-          <w:sz w:val="15"/>
-        </w:rPr>
-        <w:t xml:space="preserve">            correlation_id.reset(token)</w:t>
+        <w:t xml:space="preserve">  rabbitmq-data:</w:t>
       </w:r>
     </w:p>
     <w:p>
@@ -26540,8 +21613,8 @@
     <w:pPr>
       <w:keepNext/>
       <w:keepLines/>
-      <w:pageBreakBefore/>
-      <w:spacing w:before="0" w:after="240" w:line="360" w:lineRule="auto"/>
+      <w:pageBreakBefore w:val="0"/>
+      <w:spacing w:before="360" w:after="240" w:line="360" w:lineRule="auto"/>
       <w:jc w:val="left"/>
       <w:outlineLvl w:val="0"/>
     </w:pPr>
